--- a/TP3/2026_RI_TP3_TP_Modelos.docx
+++ b/TP3/2026_RI_TP3_TP_Modelos.docx
@@ -221,7 +221,25 @@
           <w:sz w:val="24"/>
           <w:szCs w:val="24"/>
         </w:rPr>
-        <w:t>Josue Leonel Gatica Odato 178921</w:t>
+        <w:t xml:space="preserve">Josue Leonel Gatica </w:t>
+      </w:r>
+      <w:proofErr w:type="spellStart"/>
+      <w:r>
+        <w:rPr>
+          <w:color w:val="000000"/>
+          <w:sz w:val="24"/>
+          <w:szCs w:val="24"/>
+        </w:rPr>
+        <w:t>Odato</w:t>
+      </w:r>
+      <w:proofErr w:type="spellEnd"/>
+      <w:r>
+        <w:rPr>
+          <w:color w:val="000000"/>
+          <w:sz w:val="24"/>
+          <w:szCs w:val="24"/>
+        </w:rPr>
+        <w:t xml:space="preserve"> 178921</w:t>
       </w:r>
     </w:p>
     <w:p>
@@ -408,7 +426,23 @@
           <w:sz w:val="24"/>
           <w:szCs w:val="24"/>
         </w:rPr>
-        <w:t>Para un correcto manejo de las colecciones en cada ejercicio, los archivos .py tomando las colecciones por defecto en una carpeta llamada “Colecciones”, ubicada a la par con todas las carpetas de los ejercicios.</w:t>
+        <w:t>Para un correcto manejo de las colecciones en cada ejercicio, los archivos .</w:t>
+      </w:r>
+      <w:proofErr w:type="spellStart"/>
+      <w:r>
+        <w:rPr>
+          <w:sz w:val="24"/>
+          <w:szCs w:val="24"/>
+        </w:rPr>
+        <w:t>py</w:t>
+      </w:r>
+      <w:proofErr w:type="spellEnd"/>
+      <w:r>
+        <w:rPr>
+          <w:sz w:val="24"/>
+          <w:szCs w:val="24"/>
+        </w:rPr>
+        <w:t xml:space="preserve"> tomando las colecciones por defecto en una carpeta llamada “Colecciones”, ubicada a la par con todas las carpetas de los ejercicios.</w:t>
       </w:r>
     </w:p>
     <w:p>
@@ -496,7 +530,23 @@
           <w:sz w:val="24"/>
           <w:szCs w:val="24"/>
         </w:rPr>
-        <w:t xml:space="preserve">El modelo de lenguaje de inteligencia artificial utilizado para el trabajo fue ChatGPT </w:t>
+        <w:t xml:space="preserve">El modelo de lenguaje de inteligencia artificial utilizado para el trabajo fue </w:t>
+      </w:r>
+      <w:proofErr w:type="spellStart"/>
+      <w:r>
+        <w:rPr>
+          <w:sz w:val="24"/>
+          <w:szCs w:val="24"/>
+        </w:rPr>
+        <w:t>ChatGPT</w:t>
+      </w:r>
+      <w:proofErr w:type="spellEnd"/>
+      <w:r>
+        <w:rPr>
+          <w:sz w:val="24"/>
+          <w:szCs w:val="24"/>
+        </w:rPr>
+        <w:t xml:space="preserve"> </w:t>
       </w:r>
       <w:r>
         <w:rPr>
@@ -543,7 +593,67 @@
           <w:szCs w:val="24"/>
           <w:lang w:val="es-AR"/>
         </w:rPr>
-        <w:t>Retome el TP de ”Modelos de RI” y calcule el modelo de lenguaje (unigramas) para los documentos del ejercicio 2. Utilizando el modelo de Query Likelihood calcule los rankings para las siguiente consultas:</w:t>
+        <w:t>Retome el TP de ”Modelos de RI” y calcule el modelo de lenguaje (</w:t>
+      </w:r>
+      <w:proofErr w:type="spellStart"/>
+      <w:r>
+        <w:rPr>
+          <w:color w:val="FABF8F" w:themeColor="accent6" w:themeTint="99"/>
+          <w:sz w:val="24"/>
+          <w:szCs w:val="24"/>
+          <w:lang w:val="es-AR"/>
+        </w:rPr>
+        <w:t>unigramas</w:t>
+      </w:r>
+      <w:proofErr w:type="spellEnd"/>
+      <w:r>
+        <w:rPr>
+          <w:color w:val="FABF8F" w:themeColor="accent6" w:themeTint="99"/>
+          <w:sz w:val="24"/>
+          <w:szCs w:val="24"/>
+          <w:lang w:val="es-AR"/>
+        </w:rPr>
+        <w:t xml:space="preserve">) para los documentos del ejercicio 2. Utilizando el modelo de </w:t>
+      </w:r>
+      <w:proofErr w:type="spellStart"/>
+      <w:r>
+        <w:rPr>
+          <w:color w:val="FABF8F" w:themeColor="accent6" w:themeTint="99"/>
+          <w:sz w:val="24"/>
+          <w:szCs w:val="24"/>
+          <w:lang w:val="es-AR"/>
+        </w:rPr>
+        <w:t>Query</w:t>
+      </w:r>
+      <w:proofErr w:type="spellEnd"/>
+      <w:r>
+        <w:rPr>
+          <w:color w:val="FABF8F" w:themeColor="accent6" w:themeTint="99"/>
+          <w:sz w:val="24"/>
+          <w:szCs w:val="24"/>
+          <w:lang w:val="es-AR"/>
+        </w:rPr>
+        <w:t xml:space="preserve"> </w:t>
+      </w:r>
+      <w:proofErr w:type="spellStart"/>
+      <w:r>
+        <w:rPr>
+          <w:color w:val="FABF8F" w:themeColor="accent6" w:themeTint="99"/>
+          <w:sz w:val="24"/>
+          <w:szCs w:val="24"/>
+          <w:lang w:val="es-AR"/>
+        </w:rPr>
+        <w:t>Likelihood</w:t>
+      </w:r>
+      <w:proofErr w:type="spellEnd"/>
+      <w:r>
+        <w:rPr>
+          <w:color w:val="FABF8F" w:themeColor="accent6" w:themeTint="99"/>
+          <w:sz w:val="24"/>
+          <w:szCs w:val="24"/>
+          <w:lang w:val="es-AR"/>
+        </w:rPr>
+        <w:t xml:space="preserve"> calcule los rankings para las siguiente consultas:</w:t>
       </w:r>
     </w:p>
     <w:p>
@@ -648,13 +758,33 @@
           <w:szCs w:val="24"/>
           <w:lang w:val="es-AR"/>
         </w:rPr>
-        <w:t xml:space="preserve">¿Qué problemas encuentra? Luego, calcule las probabilidades de los términos utilizando una combinación con el ML de la colección (suavizado Jelinek-Mercer, </w:t>
-      </w:r>
+        <w:t xml:space="preserve">¿Qué problemas encuentra? Luego, calcule las probabilidades de los términos utilizando una combinación con el ML de la colección (suavizado </w:t>
+      </w:r>
+      <w:proofErr w:type="spellStart"/>
       <w:r>
         <w:rPr>
           <w:color w:val="FABF8F" w:themeColor="accent6" w:themeTint="99"/>
           <w:sz w:val="24"/>
           <w:szCs w:val="24"/>
+          <w:lang w:val="es-AR"/>
+        </w:rPr>
+        <w:t>Jelinek</w:t>
+      </w:r>
+      <w:proofErr w:type="spellEnd"/>
+      <w:r>
+        <w:rPr>
+          <w:color w:val="FABF8F" w:themeColor="accent6" w:themeTint="99"/>
+          <w:sz w:val="24"/>
+          <w:szCs w:val="24"/>
+          <w:lang w:val="es-AR"/>
+        </w:rPr>
+        <w:t xml:space="preserve">-Mercer, </w:t>
+      </w:r>
+      <w:r>
+        <w:rPr>
+          <w:color w:val="FABF8F" w:themeColor="accent6" w:themeTint="99"/>
+          <w:sz w:val="24"/>
+          <w:szCs w:val="24"/>
           <w:lang w:val="en-US"/>
         </w:rPr>
         <w:t>λ</w:t>
@@ -699,7 +829,55 @@
           <w:sz w:val="24"/>
           <w:szCs w:val="24"/>
         </w:rPr>
-        <w:t>Utilizando la planilla de calculo del ejercicio 2, se construyo el modelo de lenguaje (unigrama) para los documentos</w:t>
+        <w:t xml:space="preserve">Utilizando la planilla de </w:t>
+      </w:r>
+      <w:proofErr w:type="spellStart"/>
+      <w:r>
+        <w:rPr>
+          <w:sz w:val="24"/>
+          <w:szCs w:val="24"/>
+        </w:rPr>
+        <w:t>calculo</w:t>
+      </w:r>
+      <w:proofErr w:type="spellEnd"/>
+      <w:r>
+        <w:rPr>
+          <w:sz w:val="24"/>
+          <w:szCs w:val="24"/>
+        </w:rPr>
+        <w:t xml:space="preserve"> del ejercicio 2, se </w:t>
+      </w:r>
+      <w:proofErr w:type="spellStart"/>
+      <w:r>
+        <w:rPr>
+          <w:sz w:val="24"/>
+          <w:szCs w:val="24"/>
+        </w:rPr>
+        <w:t>construyo</w:t>
+      </w:r>
+      <w:proofErr w:type="spellEnd"/>
+      <w:r>
+        <w:rPr>
+          <w:sz w:val="24"/>
+          <w:szCs w:val="24"/>
+        </w:rPr>
+        <w:t xml:space="preserve"> el modelo de lenguaje (</w:t>
+      </w:r>
+      <w:proofErr w:type="spellStart"/>
+      <w:r>
+        <w:rPr>
+          <w:sz w:val="24"/>
+          <w:szCs w:val="24"/>
+        </w:rPr>
+        <w:t>unigrama</w:t>
+      </w:r>
+      <w:proofErr w:type="spellEnd"/>
+      <w:r>
+        <w:rPr>
+          <w:sz w:val="24"/>
+          <w:szCs w:val="24"/>
+        </w:rPr>
+        <w:t>) para los documentos</w:t>
       </w:r>
     </w:p>
     <w:p>
@@ -1162,7 +1340,39 @@
           <w:sz w:val="24"/>
           <w:szCs w:val="24"/>
         </w:rPr>
-        <w:t>Para utilizar el modelo de Query Likelihood, fue necesaria la construcción de una nueva matriz termino-documento de MLE, indicando cual es la probabilidad de ocurrencia del término en ese documento. La fórmula es la siguiente:</w:t>
+        <w:t xml:space="preserve">Para utilizar el modelo de </w:t>
+      </w:r>
+      <w:proofErr w:type="spellStart"/>
+      <w:r>
+        <w:rPr>
+          <w:sz w:val="24"/>
+          <w:szCs w:val="24"/>
+        </w:rPr>
+        <w:t>Query</w:t>
+      </w:r>
+      <w:proofErr w:type="spellEnd"/>
+      <w:r>
+        <w:rPr>
+          <w:sz w:val="24"/>
+          <w:szCs w:val="24"/>
+        </w:rPr>
+        <w:t xml:space="preserve"> </w:t>
+      </w:r>
+      <w:proofErr w:type="spellStart"/>
+      <w:r>
+        <w:rPr>
+          <w:sz w:val="24"/>
+          <w:szCs w:val="24"/>
+        </w:rPr>
+        <w:t>Likelihood</w:t>
+      </w:r>
+      <w:proofErr w:type="spellEnd"/>
+      <w:r>
+        <w:rPr>
+          <w:sz w:val="24"/>
+          <w:szCs w:val="24"/>
+        </w:rPr>
+        <w:t>, fue necesaria la construcción de una nueva matriz termino-documento de MLE, indicando cual es la probabilidad de ocurrencia del término en ese documento. La fórmula es la siguiente:</w:t>
       </w:r>
     </w:p>
     <w:p>
@@ -1175,6 +1385,7 @@
       </w:pPr>
       <w:r>
         <w:rPr>
+          <w:noProof/>
           <w:sz w:val="24"/>
           <w:szCs w:val="24"/>
         </w:rPr>
@@ -1454,6 +1665,7 @@
                 <w:szCs w:val="24"/>
               </w:rPr>
             </w:pPr>
+            <w:proofErr w:type="spellStart"/>
             <w:r>
               <w:rPr>
                 <w:b/>
@@ -1463,6 +1675,7 @@
               </w:rPr>
               <w:t>pais</w:t>
             </w:r>
+            <w:proofErr w:type="spellEnd"/>
           </w:p>
         </w:tc>
         <w:tc>
@@ -1629,15 +1842,87 @@
           <w:szCs w:val="24"/>
           <w:lang w:val="es-AR"/>
         </w:rPr>
-        <w:t>El modelo Query likelihood propone, da</w:t>
-      </w:r>
+        <w:t xml:space="preserve">El modelo </w:t>
+      </w:r>
+      <w:proofErr w:type="spellStart"/>
       <w:r>
         <w:rPr>
           <w:sz w:val="24"/>
           <w:szCs w:val="24"/>
           <w:lang w:val="es-AR"/>
         </w:rPr>
-        <w:t>da una consulta, rankear los documentos acorde a la probabilidad de que cada documento genere la query. La fórmula es:</w:t>
+        <w:t>Query</w:t>
+      </w:r>
+      <w:proofErr w:type="spellEnd"/>
+      <w:r>
+        <w:rPr>
+          <w:sz w:val="24"/>
+          <w:szCs w:val="24"/>
+          <w:lang w:val="es-AR"/>
+        </w:rPr>
+        <w:t xml:space="preserve"> </w:t>
+      </w:r>
+      <w:proofErr w:type="spellStart"/>
+      <w:r>
+        <w:rPr>
+          <w:sz w:val="24"/>
+          <w:szCs w:val="24"/>
+          <w:lang w:val="es-AR"/>
+        </w:rPr>
+        <w:t>likelihood</w:t>
+      </w:r>
+      <w:proofErr w:type="spellEnd"/>
+      <w:r>
+        <w:rPr>
+          <w:sz w:val="24"/>
+          <w:szCs w:val="24"/>
+          <w:lang w:val="es-AR"/>
+        </w:rPr>
+        <w:t xml:space="preserve"> propone, da</w:t>
+      </w:r>
+      <w:r>
+        <w:rPr>
+          <w:sz w:val="24"/>
+          <w:szCs w:val="24"/>
+          <w:lang w:val="es-AR"/>
+        </w:rPr>
+        <w:t xml:space="preserve">da una consulta, </w:t>
+      </w:r>
+      <w:proofErr w:type="spellStart"/>
+      <w:r>
+        <w:rPr>
+          <w:sz w:val="24"/>
+          <w:szCs w:val="24"/>
+          <w:lang w:val="es-AR"/>
+        </w:rPr>
+        <w:t>rankear</w:t>
+      </w:r>
+      <w:proofErr w:type="spellEnd"/>
+      <w:r>
+        <w:rPr>
+          <w:sz w:val="24"/>
+          <w:szCs w:val="24"/>
+          <w:lang w:val="es-AR"/>
+        </w:rPr>
+        <w:t xml:space="preserve"> los documentos acorde a la probabilidad de que cada documento genere la </w:t>
+      </w:r>
+      <w:proofErr w:type="spellStart"/>
+      <w:r>
+        <w:rPr>
+          <w:sz w:val="24"/>
+          <w:szCs w:val="24"/>
+          <w:lang w:val="es-AR"/>
+        </w:rPr>
+        <w:t>query</w:t>
+      </w:r>
+      <w:proofErr w:type="spellEnd"/>
+      <w:r>
+        <w:rPr>
+          <w:sz w:val="24"/>
+          <w:szCs w:val="24"/>
+          <w:lang w:val="es-AR"/>
+        </w:rPr>
+        <w:t>. La fórmula es:</w:t>
       </w:r>
     </w:p>
     <w:p>
@@ -1651,6 +1936,7 @@
       </w:pPr>
       <w:r>
         <w:rPr>
+          <w:noProof/>
           <w:sz w:val="24"/>
           <w:szCs w:val="24"/>
           <w:lang w:val="es-AR"/>
@@ -1798,6 +2084,7 @@
                 <w:szCs w:val="24"/>
               </w:rPr>
             </w:pPr>
+            <w:proofErr w:type="spellStart"/>
             <w:r>
               <w:rPr>
                 <w:b/>
@@ -1807,6 +2094,7 @@
               </w:rPr>
               <w:t>doc</w:t>
             </w:r>
+            <w:proofErr w:type="spellEnd"/>
           </w:p>
         </w:tc>
         <w:tc>
@@ -2198,37 +2486,14 @@
           <w:sz w:val="24"/>
           <w:szCs w:val="24"/>
         </w:rPr>
-        <w:t>B</w:t>
-      </w:r>
-      <w:r>
-        <w:rPr>
-          <w:b/>
-          <w:bCs/>
-          <w:sz w:val="24"/>
-          <w:szCs w:val="24"/>
-        </w:rPr>
-        <w:t>) Consulta</w:t>
-      </w:r>
-      <w:r>
-        <w:rPr>
-          <w:sz w:val="24"/>
-          <w:szCs w:val="24"/>
-        </w:rPr>
-        <w:t xml:space="preserve">: país </w:t>
-      </w:r>
-      <w:r>
-        <w:rPr>
-          <w:sz w:val="24"/>
-          <w:szCs w:val="24"/>
-        </w:rPr>
-        <w:t xml:space="preserve">libre </w:t>
-      </w:r>
-      <w:r>
-        <w:rPr>
-          <w:sz w:val="24"/>
-          <w:szCs w:val="24"/>
-        </w:rPr>
-        <w:t>cultura</w:t>
+        <w:t>B) Consulta</w:t>
+      </w:r>
+      <w:r>
+        <w:rPr>
+          <w:sz w:val="24"/>
+          <w:szCs w:val="24"/>
+        </w:rPr>
+        <w:t>: país libre cultura</w:t>
       </w:r>
     </w:p>
     <w:p>
@@ -2615,6 +2880,7 @@
                 <w:szCs w:val="24"/>
               </w:rPr>
             </w:pPr>
+            <w:proofErr w:type="spellStart"/>
             <w:r>
               <w:rPr>
                 <w:b/>
@@ -2624,6 +2890,7 @@
               </w:rPr>
               <w:t>pais</w:t>
             </w:r>
+            <w:proofErr w:type="spellEnd"/>
           </w:p>
         </w:tc>
         <w:tc>
@@ -2791,23 +3058,7 @@
           <w:szCs w:val="24"/>
           <w:lang w:val="es-AR"/>
         </w:rPr>
-        <w:t>E</w:t>
-      </w:r>
-      <w:r>
-        <w:rPr>
-          <w:sz w:val="24"/>
-          <w:szCs w:val="24"/>
-          <w:lang w:val="es-AR"/>
-        </w:rPr>
-        <w:t>l</w:t>
-      </w:r>
-      <w:r>
-        <w:rPr>
-          <w:sz w:val="24"/>
-          <w:szCs w:val="24"/>
-          <w:lang w:val="es-AR"/>
-        </w:rPr>
-        <w:t xml:space="preserve"> ranking de documento</w:t>
+        <w:t>El ranking de documento</w:t>
       </w:r>
       <w:r>
         <w:rPr>
@@ -2869,6 +3120,7 @@
                 <w:szCs w:val="24"/>
               </w:rPr>
             </w:pPr>
+            <w:proofErr w:type="spellStart"/>
             <w:r>
               <w:rPr>
                 <w:b/>
@@ -2878,6 +3130,7 @@
               </w:rPr>
               <w:t>doc</w:t>
             </w:r>
+            <w:proofErr w:type="spellEnd"/>
           </w:p>
         </w:tc>
         <w:tc>
@@ -3281,39 +3534,23 @@
           <w:sz w:val="24"/>
           <w:szCs w:val="24"/>
         </w:rPr>
-        <w:t>C</w:t>
-      </w:r>
-      <w:r>
+        <w:t>C) Consulta</w:t>
+      </w:r>
+      <w:r>
+        <w:rPr>
+          <w:sz w:val="24"/>
+          <w:szCs w:val="24"/>
+        </w:rPr>
+        <w:t>: software propietario licencia</w:t>
+      </w:r>
+    </w:p>
+    <w:p>
+      <w:pPr>
         <w:rPr>
           <w:b/>
           <w:bCs/>
           <w:sz w:val="24"/>
           <w:szCs w:val="24"/>
-        </w:rPr>
-        <w:t>) Consulta</w:t>
-      </w:r>
-      <w:r>
-        <w:rPr>
-          <w:sz w:val="24"/>
-          <w:szCs w:val="24"/>
-        </w:rPr>
-        <w:t xml:space="preserve">: </w:t>
-      </w:r>
-      <w:r>
-        <w:rPr>
-          <w:sz w:val="24"/>
-          <w:szCs w:val="24"/>
-        </w:rPr>
-        <w:t>software propietario licencia</w:t>
-      </w:r>
-    </w:p>
-    <w:p>
-      <w:pPr>
-        <w:rPr>
-          <w:b/>
-          <w:bCs/>
-          <w:sz w:val="24"/>
-          <w:szCs w:val="24"/>
           <w:u w:val="single"/>
         </w:rPr>
       </w:pPr>
@@ -3351,7 +3588,23 @@
           <w:sz w:val="24"/>
           <w:szCs w:val="24"/>
         </w:rPr>
-        <w:t>en la matriz, y tampoco en ninguno de los documentos. Es interesante recalcarlo para deducir el porque de los resultados del score.</w:t>
+        <w:t xml:space="preserve">en la matriz, y tampoco en ninguno de los documentos. Es interesante recalcarlo para deducir el </w:t>
+      </w:r>
+      <w:proofErr w:type="spellStart"/>
+      <w:r>
+        <w:rPr>
+          <w:sz w:val="24"/>
+          <w:szCs w:val="24"/>
+        </w:rPr>
+        <w:t>porque</w:t>
+      </w:r>
+      <w:proofErr w:type="spellEnd"/>
+      <w:r>
+        <w:rPr>
+          <w:sz w:val="24"/>
+          <w:szCs w:val="24"/>
+        </w:rPr>
+        <w:t xml:space="preserve"> de los resultados del score.</w:t>
       </w:r>
     </w:p>
     <w:p>
@@ -3964,23 +4217,7 @@
           <w:szCs w:val="24"/>
           <w:lang w:val="es-AR"/>
         </w:rPr>
-        <w:t>El ranking de documento</w:t>
-      </w:r>
-      <w:r>
-        <w:rPr>
-          <w:sz w:val="24"/>
-          <w:szCs w:val="24"/>
-          <w:lang w:val="es-AR"/>
-        </w:rPr>
-        <w:t>s</w:t>
-      </w:r>
-      <w:r>
-        <w:rPr>
-          <w:sz w:val="24"/>
-          <w:szCs w:val="24"/>
-          <w:lang w:val="es-AR"/>
-        </w:rPr>
-        <w:t xml:space="preserve"> quedo de la siguiente manera:</w:t>
+        <w:t>El ranking de documentos quedo de la siguiente manera:</w:t>
       </w:r>
     </w:p>
     <w:p>
@@ -4028,6 +4265,7 @@
                 <w:szCs w:val="24"/>
               </w:rPr>
             </w:pPr>
+            <w:proofErr w:type="spellStart"/>
             <w:r>
               <w:rPr>
                 <w:b/>
@@ -4037,6 +4275,7 @@
               </w:rPr>
               <w:t>doc</w:t>
             </w:r>
+            <w:proofErr w:type="spellEnd"/>
           </w:p>
         </w:tc>
         <w:tc>
@@ -4417,30 +4656,126 @@
           <w:sz w:val="24"/>
           <w:szCs w:val="24"/>
         </w:rPr>
-        <w:t>Esto se explica ya que, como se menciono anteriormente, dos términos no aparecen en ningún documento, y a la hora de hacer el calculo del ranking, la no presencia de por lo menos un termino dentro del documento hace que el score sea 0, eliminando al documento como relevante.</w:t>
-      </w:r>
-    </w:p>
-    <w:p>
-      <w:pPr>
-        <w:rPr>
-          <w:sz w:val="24"/>
-          <w:szCs w:val="24"/>
-        </w:rPr>
-      </w:pPr>
-    </w:p>
-    <w:p>
-      <w:pPr>
-        <w:rPr>
-          <w:sz w:val="24"/>
-          <w:szCs w:val="24"/>
-        </w:rPr>
-      </w:pPr>
-      <w:r>
-        <w:rPr>
-          <w:sz w:val="24"/>
-          <w:szCs w:val="24"/>
-        </w:rPr>
-        <w:t>Por lo tanto, el modelo de Quey likelihood no puede rankear si hay términos fuera del vocabulario</w:t>
+        <w:t xml:space="preserve">Esto se explica ya que, como se </w:t>
+      </w:r>
+      <w:proofErr w:type="spellStart"/>
+      <w:r>
+        <w:rPr>
+          <w:sz w:val="24"/>
+          <w:szCs w:val="24"/>
+        </w:rPr>
+        <w:t>menciono</w:t>
+      </w:r>
+      <w:proofErr w:type="spellEnd"/>
+      <w:r>
+        <w:rPr>
+          <w:sz w:val="24"/>
+          <w:szCs w:val="24"/>
+        </w:rPr>
+        <w:t xml:space="preserve"> anteriormente, dos términos no aparecen en ningún documento, y a la hora de hacer el </w:t>
+      </w:r>
+      <w:proofErr w:type="spellStart"/>
+      <w:r>
+        <w:rPr>
+          <w:sz w:val="24"/>
+          <w:szCs w:val="24"/>
+        </w:rPr>
+        <w:t>calculo</w:t>
+      </w:r>
+      <w:proofErr w:type="spellEnd"/>
+      <w:r>
+        <w:rPr>
+          <w:sz w:val="24"/>
+          <w:szCs w:val="24"/>
+        </w:rPr>
+        <w:t xml:space="preserve"> del ranking, la no presencia de por lo menos un </w:t>
+      </w:r>
+      <w:proofErr w:type="spellStart"/>
+      <w:r>
+        <w:rPr>
+          <w:sz w:val="24"/>
+          <w:szCs w:val="24"/>
+        </w:rPr>
+        <w:t>termino</w:t>
+      </w:r>
+      <w:proofErr w:type="spellEnd"/>
+      <w:r>
+        <w:rPr>
+          <w:sz w:val="24"/>
+          <w:szCs w:val="24"/>
+        </w:rPr>
+        <w:t xml:space="preserve"> dentro del documento hace que el score sea 0, eliminando al documento como relevante.</w:t>
+      </w:r>
+    </w:p>
+    <w:p>
+      <w:pPr>
+        <w:rPr>
+          <w:sz w:val="24"/>
+          <w:szCs w:val="24"/>
+        </w:rPr>
+      </w:pPr>
+    </w:p>
+    <w:p>
+      <w:pPr>
+        <w:rPr>
+          <w:sz w:val="24"/>
+          <w:szCs w:val="24"/>
+        </w:rPr>
+      </w:pPr>
+      <w:r>
+        <w:rPr>
+          <w:sz w:val="24"/>
+          <w:szCs w:val="24"/>
+        </w:rPr>
+        <w:t xml:space="preserve">Por lo tanto, el modelo de </w:t>
+      </w:r>
+      <w:proofErr w:type="spellStart"/>
+      <w:r>
+        <w:rPr>
+          <w:sz w:val="24"/>
+          <w:szCs w:val="24"/>
+        </w:rPr>
+        <w:t>Quey</w:t>
+      </w:r>
+      <w:proofErr w:type="spellEnd"/>
+      <w:r>
+        <w:rPr>
+          <w:sz w:val="24"/>
+          <w:szCs w:val="24"/>
+        </w:rPr>
+        <w:t xml:space="preserve"> </w:t>
+      </w:r>
+      <w:proofErr w:type="spellStart"/>
+      <w:r>
+        <w:rPr>
+          <w:sz w:val="24"/>
+          <w:szCs w:val="24"/>
+        </w:rPr>
+        <w:t>likelihood</w:t>
+      </w:r>
+      <w:proofErr w:type="spellEnd"/>
+      <w:r>
+        <w:rPr>
+          <w:sz w:val="24"/>
+          <w:szCs w:val="24"/>
+        </w:rPr>
+        <w:t xml:space="preserve"> no puede </w:t>
+      </w:r>
+      <w:proofErr w:type="spellStart"/>
+      <w:r>
+        <w:rPr>
+          <w:sz w:val="24"/>
+          <w:szCs w:val="24"/>
+        </w:rPr>
+        <w:t>rankear</w:t>
+      </w:r>
+      <w:proofErr w:type="spellEnd"/>
+      <w:r>
+        <w:rPr>
+          <w:sz w:val="24"/>
+          <w:szCs w:val="24"/>
+        </w:rPr>
+        <w:t xml:space="preserve"> si hay términos fuera del vocabulario</w:t>
       </w:r>
       <w:r>
         <w:rPr>
@@ -4489,11 +4824,10 @@
           <w:szCs w:val="24"/>
           <w:lang w:val="es-AR"/>
         </w:rPr>
-        <w:t>uavizado Jelinek-Mercer</w:t>
-      </w:r>
-    </w:p>
-    <w:p>
-      <w:pPr>
+        <w:t xml:space="preserve">uavizado </w:t>
+      </w:r>
+      <w:proofErr w:type="spellStart"/>
+      <w:r>
         <w:rPr>
           <w:b/>
           <w:bCs/>
@@ -4501,6 +4835,29 @@
           <w:szCs w:val="24"/>
           <w:lang w:val="es-AR"/>
         </w:rPr>
+        <w:t>Jelinek</w:t>
+      </w:r>
+      <w:proofErr w:type="spellEnd"/>
+      <w:r>
+        <w:rPr>
+          <w:b/>
+          <w:bCs/>
+          <w:sz w:val="24"/>
+          <w:szCs w:val="24"/>
+          <w:lang w:val="es-AR"/>
+        </w:rPr>
+        <w:t>-Mercer</w:t>
+      </w:r>
+    </w:p>
+    <w:p>
+      <w:pPr>
+        <w:rPr>
+          <w:b/>
+          <w:bCs/>
+          <w:sz w:val="24"/>
+          <w:szCs w:val="24"/>
+          <w:lang w:val="es-AR"/>
+        </w:rPr>
       </w:pPr>
     </w:p>
     <w:p>
@@ -4537,6 +4894,7 @@
       </w:pPr>
       <w:r>
         <w:rPr>
+          <w:noProof/>
           <w:color w:val="FABF8F" w:themeColor="accent6" w:themeTint="99"/>
           <w:sz w:val="24"/>
           <w:szCs w:val="24"/>
@@ -4600,7 +4958,23 @@
           <w:sz w:val="24"/>
           <w:szCs w:val="24"/>
         </w:rPr>
-        <w:t>En este caso, es necesario estimar la probabilidad de cada termino en la colección, que es el segundo termino de la ecuación. Este se calcula de la siguiente manera:</w:t>
+        <w:t xml:space="preserve">En este caso, es necesario estimar la probabilidad de cada termino en la colección, que es el segundo </w:t>
+      </w:r>
+      <w:proofErr w:type="spellStart"/>
+      <w:r>
+        <w:rPr>
+          <w:sz w:val="24"/>
+          <w:szCs w:val="24"/>
+        </w:rPr>
+        <w:t>termino</w:t>
+      </w:r>
+      <w:proofErr w:type="spellEnd"/>
+      <w:r>
+        <w:rPr>
+          <w:sz w:val="24"/>
+          <w:szCs w:val="24"/>
+        </w:rPr>
+        <w:t xml:space="preserve"> de la ecuación. Este se calcula de la siguiente manera:</w:t>
       </w:r>
     </w:p>
     <w:p>
@@ -4622,6 +4996,7 @@
       </w:pPr>
       <w:r>
         <w:rPr>
+          <w:noProof/>
           <w:color w:val="FABF8F" w:themeColor="accent6" w:themeTint="99"/>
           <w:sz w:val="24"/>
           <w:szCs w:val="24"/>
@@ -4761,7 +5136,39 @@
           <w:sz w:val="24"/>
           <w:szCs w:val="24"/>
         </w:rPr>
-        <w:t>distinto al modelo de unigramas, ya que solo considera la probabilidad de aparición del termino o no dentro del documento, siendo cero siempre que no esté presente.</w:t>
+        <w:t xml:space="preserve">distinto al modelo de </w:t>
+      </w:r>
+      <w:proofErr w:type="spellStart"/>
+      <w:r>
+        <w:rPr>
+          <w:sz w:val="24"/>
+          <w:szCs w:val="24"/>
+        </w:rPr>
+        <w:t>unigramas</w:t>
+      </w:r>
+      <w:proofErr w:type="spellEnd"/>
+      <w:r>
+        <w:rPr>
+          <w:sz w:val="24"/>
+          <w:szCs w:val="24"/>
+        </w:rPr>
+        <w:t xml:space="preserve">, ya que solo considera la probabilidad de aparición del </w:t>
+      </w:r>
+      <w:proofErr w:type="spellStart"/>
+      <w:r>
+        <w:rPr>
+          <w:sz w:val="24"/>
+          <w:szCs w:val="24"/>
+        </w:rPr>
+        <w:t>termino</w:t>
+      </w:r>
+      <w:proofErr w:type="spellEnd"/>
+      <w:r>
+        <w:rPr>
+          <w:sz w:val="24"/>
+          <w:szCs w:val="24"/>
+        </w:rPr>
+        <w:t xml:space="preserve"> o no dentro del documento, siendo cero siempre que no esté presente.</w:t>
       </w:r>
     </w:p>
     <w:p>
@@ -5025,7 +5432,27 @@
                 <w:sz w:val="24"/>
                 <w:szCs w:val="24"/>
               </w:rPr>
-              <w:t>P(Term|Coleccion)</w:t>
+              <w:t>P(</w:t>
+            </w:r>
+            <w:proofErr w:type="spellStart"/>
+            <w:r>
+              <w:rPr>
+                <w:b/>
+                <w:bCs/>
+                <w:sz w:val="24"/>
+                <w:szCs w:val="24"/>
+              </w:rPr>
+              <w:t>Term|Coleccion</w:t>
+            </w:r>
+            <w:proofErr w:type="spellEnd"/>
+            <w:r>
+              <w:rPr>
+                <w:b/>
+                <w:bCs/>
+                <w:sz w:val="24"/>
+                <w:szCs w:val="24"/>
+              </w:rPr>
+              <w:t>)</w:t>
             </w:r>
           </w:p>
         </w:tc>
@@ -5234,6 +5661,7 @@
                 <w:szCs w:val="24"/>
               </w:rPr>
             </w:pPr>
+            <w:proofErr w:type="spellStart"/>
             <w:r>
               <w:rPr>
                 <w:b/>
@@ -5243,6 +5671,7 @@
               </w:rPr>
               <w:t>pais</w:t>
             </w:r>
+            <w:proofErr w:type="spellEnd"/>
           </w:p>
         </w:tc>
         <w:tc>
@@ -5491,6 +5920,7 @@
                 <w:szCs w:val="24"/>
               </w:rPr>
             </w:pPr>
+            <w:proofErr w:type="spellStart"/>
             <w:r>
               <w:rPr>
                 <w:b/>
@@ -5500,6 +5930,7 @@
               </w:rPr>
               <w:t>doc</w:t>
             </w:r>
+            <w:proofErr w:type="spellEnd"/>
           </w:p>
         </w:tc>
         <w:tc>
@@ -6108,7 +6539,27 @@
                 <w:sz w:val="24"/>
                 <w:szCs w:val="24"/>
               </w:rPr>
-              <w:t>P(Term|Coleccion)</w:t>
+              <w:t>P(</w:t>
+            </w:r>
+            <w:proofErr w:type="spellStart"/>
+            <w:r>
+              <w:rPr>
+                <w:b/>
+                <w:bCs/>
+                <w:sz w:val="24"/>
+                <w:szCs w:val="24"/>
+              </w:rPr>
+              <w:t>Term|Coleccion</w:t>
+            </w:r>
+            <w:proofErr w:type="spellEnd"/>
+            <w:r>
+              <w:rPr>
+                <w:b/>
+                <w:bCs/>
+                <w:sz w:val="24"/>
+                <w:szCs w:val="24"/>
+              </w:rPr>
+              <w:t>)</w:t>
             </w:r>
           </w:p>
         </w:tc>
@@ -6502,6 +6953,7 @@
                 <w:szCs w:val="24"/>
               </w:rPr>
             </w:pPr>
+            <w:proofErr w:type="spellStart"/>
             <w:r>
               <w:rPr>
                 <w:b/>
@@ -6511,6 +6963,7 @@
               </w:rPr>
               <w:t>pais</w:t>
             </w:r>
+            <w:proofErr w:type="spellEnd"/>
           </w:p>
         </w:tc>
         <w:tc>
@@ -6738,6 +7191,7 @@
                 <w:szCs w:val="24"/>
               </w:rPr>
             </w:pPr>
+            <w:proofErr w:type="spellStart"/>
             <w:r>
               <w:rPr>
                 <w:b/>
@@ -6747,6 +7201,7 @@
               </w:rPr>
               <w:t>doc</w:t>
             </w:r>
+            <w:proofErr w:type="spellEnd"/>
           </w:p>
         </w:tc>
         <w:tc>
@@ -7091,7 +7546,23 @@
           <w:sz w:val="24"/>
           <w:szCs w:val="24"/>
         </w:rPr>
-        <w:t>Todos los documentos tienen un score asociado. Los dos documentos que no eran cero en el modelo anterior (D2 y D4),ahora tienen un score mas bajo debido al suavizado aplicado, distribuyendo la probabilidad en los demás documentos.</w:t>
+        <w:t xml:space="preserve">Todos los documentos tienen un score asociado. Los dos documentos que no eran cero en el modelo anterior (D2 y D4),ahora tienen un score </w:t>
+      </w:r>
+      <w:proofErr w:type="spellStart"/>
+      <w:r>
+        <w:rPr>
+          <w:sz w:val="24"/>
+          <w:szCs w:val="24"/>
+        </w:rPr>
+        <w:t>mas</w:t>
+      </w:r>
+      <w:proofErr w:type="spellEnd"/>
+      <w:r>
+        <w:rPr>
+          <w:sz w:val="24"/>
+          <w:szCs w:val="24"/>
+        </w:rPr>
+        <w:t xml:space="preserve"> bajo debido al suavizado aplicado, distribuyendo la probabilidad en los demás documentos.</w:t>
       </w:r>
     </w:p>
     <w:p>
@@ -7380,7 +7851,27 @@
                 <w:sz w:val="24"/>
                 <w:szCs w:val="24"/>
               </w:rPr>
-              <w:t>P(Term|Coleccion)</w:t>
+              <w:t>P(</w:t>
+            </w:r>
+            <w:proofErr w:type="spellStart"/>
+            <w:r>
+              <w:rPr>
+                <w:b/>
+                <w:bCs/>
+                <w:sz w:val="24"/>
+                <w:szCs w:val="24"/>
+              </w:rPr>
+              <w:t>Term|Coleccion</w:t>
+            </w:r>
+            <w:proofErr w:type="spellEnd"/>
+            <w:r>
+              <w:rPr>
+                <w:b/>
+                <w:bCs/>
+                <w:sz w:val="24"/>
+                <w:szCs w:val="24"/>
+              </w:rPr>
+              <w:t>)</w:t>
             </w:r>
           </w:p>
         </w:tc>
@@ -7964,7 +8455,15 @@
           <w:szCs w:val="24"/>
           <w:lang w:val="es-AR"/>
         </w:rPr>
-        <w:t>El ranking de documentos quedo de la siguiente manera:</w:t>
+        <w:t>Por lo tanto, e</w:t>
+      </w:r>
+      <w:r>
+        <w:rPr>
+          <w:sz w:val="24"/>
+          <w:szCs w:val="24"/>
+          <w:lang w:val="es-AR"/>
+        </w:rPr>
+        <w:t>l ranking de documentos quedo de la siguiente manera:</w:t>
       </w:r>
     </w:p>
     <w:p>
@@ -8016,6 +8515,7 @@
                 <w:szCs w:val="24"/>
               </w:rPr>
             </w:pPr>
+            <w:proofErr w:type="spellStart"/>
             <w:r>
               <w:rPr>
                 <w:b/>
@@ -8025,6 +8525,7 @@
               </w:rPr>
               <w:t>doc</w:t>
             </w:r>
+            <w:proofErr w:type="spellEnd"/>
           </w:p>
         </w:tc>
         <w:tc>
@@ -8368,7 +8869,53 @@
           <w:sz w:val="24"/>
           <w:szCs w:val="24"/>
         </w:rPr>
-        <w:t>Al seguir usando Query Likelihood, el suavizado no soluciona el problema de los términos fuera del vocabulario, teniendo el mismo problema que con MLE. Como resultado, los score de todos los documentos es cero.</w:t>
+        <w:t xml:space="preserve">Al seguir usando </w:t>
+      </w:r>
+      <w:proofErr w:type="spellStart"/>
+      <w:r>
+        <w:rPr>
+          <w:sz w:val="24"/>
+          <w:szCs w:val="24"/>
+        </w:rPr>
+        <w:t>Query</w:t>
+      </w:r>
+      <w:proofErr w:type="spellEnd"/>
+      <w:r>
+        <w:rPr>
+          <w:sz w:val="24"/>
+          <w:szCs w:val="24"/>
+        </w:rPr>
+        <w:t xml:space="preserve"> </w:t>
+      </w:r>
+      <w:proofErr w:type="spellStart"/>
+      <w:r>
+        <w:rPr>
+          <w:sz w:val="24"/>
+          <w:szCs w:val="24"/>
+        </w:rPr>
+        <w:t>Likelihood</w:t>
+      </w:r>
+      <w:proofErr w:type="spellEnd"/>
+      <w:r>
+        <w:rPr>
+          <w:sz w:val="24"/>
+          <w:szCs w:val="24"/>
+        </w:rPr>
+        <w:t xml:space="preserve">, el suavizado no soluciona el problema de los términos fuera del vocabulario, teniendo el mismo problema que con MLE. Como resultado, los score de todos los documentos </w:t>
+      </w:r>
+      <w:r>
+        <w:rPr>
+          <w:sz w:val="24"/>
+          <w:szCs w:val="24"/>
+        </w:rPr>
+        <w:t>son</w:t>
+      </w:r>
+      <w:r>
+        <w:rPr>
+          <w:sz w:val="24"/>
+          <w:szCs w:val="24"/>
+        </w:rPr>
+        <w:t xml:space="preserve"> cero.</w:t>
       </w:r>
       <w:r>
         <w:rPr>
@@ -8377,6 +8924,96 @@
         </w:rPr>
         <w:br w:type="page"/>
       </w:r>
+    </w:p>
+    <w:p>
+      <w:pPr>
+        <w:jc w:val="both"/>
+        <w:rPr>
+          <w:color w:val="FABF8F" w:themeColor="accent6" w:themeTint="99"/>
+          <w:sz w:val="24"/>
+          <w:szCs w:val="24"/>
+          <w:lang w:val="es-AR"/>
+        </w:rPr>
+      </w:pPr>
+      <w:r>
+        <w:rPr>
+          <w:color w:val="FABF8F" w:themeColor="accent6" w:themeTint="99"/>
+          <w:sz w:val="24"/>
+          <w:szCs w:val="24"/>
+          <w:lang w:val="es-AR"/>
+        </w:rPr>
+        <w:lastRenderedPageBreak/>
+        <w:t>2)</w:t>
+      </w:r>
+      <w:r>
+        <w:rPr>
+          <w:color w:val="FABF8F" w:themeColor="accent6" w:themeTint="99"/>
+          <w:sz w:val="24"/>
+          <w:szCs w:val="24"/>
+          <w:lang w:val="es-AR"/>
+        </w:rPr>
+        <w:t xml:space="preserve"> </w:t>
+      </w:r>
+      <w:r>
+        <w:rPr>
+          <w:color w:val="FABF8F" w:themeColor="accent6" w:themeTint="99"/>
+          <w:sz w:val="24"/>
+          <w:szCs w:val="24"/>
+          <w:lang w:val="es-AR"/>
+        </w:rPr>
+        <w:t xml:space="preserve">Repita el ejercicio pero esta vez utilice la divergencia de </w:t>
+      </w:r>
+      <w:proofErr w:type="spellStart"/>
+      <w:r>
+        <w:rPr>
+          <w:color w:val="FABF8F" w:themeColor="accent6" w:themeTint="99"/>
+          <w:sz w:val="24"/>
+          <w:szCs w:val="24"/>
+          <w:lang w:val="es-AR"/>
+        </w:rPr>
+        <w:t>Kullbak-Leiber</w:t>
+      </w:r>
+      <w:proofErr w:type="spellEnd"/>
+      <w:r>
+        <w:rPr>
+          <w:color w:val="FABF8F" w:themeColor="accent6" w:themeTint="99"/>
+          <w:sz w:val="24"/>
+          <w:szCs w:val="24"/>
+          <w:lang w:val="es-AR"/>
+        </w:rPr>
+        <w:t xml:space="preserve"> y un suavizado por Dirichlet-</w:t>
+      </w:r>
+      <w:proofErr w:type="spellStart"/>
+      <w:r>
+        <w:rPr>
+          <w:color w:val="FABF8F" w:themeColor="accent6" w:themeTint="99"/>
+          <w:sz w:val="24"/>
+          <w:szCs w:val="24"/>
+          <w:lang w:val="es-AR"/>
+        </w:rPr>
+        <w:t>Priors</w:t>
+      </w:r>
+      <w:proofErr w:type="spellEnd"/>
+      <w:r>
+        <w:rPr>
+          <w:color w:val="FABF8F" w:themeColor="accent6" w:themeTint="99"/>
+          <w:sz w:val="24"/>
+          <w:szCs w:val="24"/>
+          <w:lang w:val="es-AR"/>
+        </w:rPr>
+        <w:t xml:space="preserve"> utilizando para los parámetros los valores sugeridos en la literatura.</w:t>
+      </w:r>
+    </w:p>
+    <w:p>
+      <w:pPr>
+        <w:jc w:val="both"/>
+        <w:rPr>
+          <w:color w:val="FABF8F" w:themeColor="accent6" w:themeTint="99"/>
+          <w:sz w:val="24"/>
+          <w:szCs w:val="24"/>
+          <w:lang w:val="es-AR"/>
+        </w:rPr>
+      </w:pPr>
     </w:p>
     <w:p>
       <w:pPr>
@@ -8384,55 +9021,371 @@
         <w:rPr>
           <w:b/>
           <w:bCs/>
-        </w:rPr>
-      </w:pPr>
-      <w:r>
-        <w:rPr>
-          <w:color w:val="FABF8F" w:themeColor="accent6" w:themeTint="99"/>
           <w:sz w:val="24"/>
           <w:szCs w:val="24"/>
           <w:lang w:val="es-AR"/>
         </w:rPr>
-        <w:lastRenderedPageBreak/>
-        <w:t>2)</w:t>
-      </w:r>
-      <w:r>
-        <w:rPr>
-          <w:color w:val="FABF8F" w:themeColor="accent6" w:themeTint="99"/>
-          <w:sz w:val="24"/>
-          <w:szCs w:val="24"/>
-          <w:lang w:val="es-AR"/>
-        </w:rPr>
-        <w:t xml:space="preserve"> </w:t>
-      </w:r>
-      <w:r>
-        <w:rPr>
-          <w:color w:val="FABF8F" w:themeColor="accent6" w:themeTint="99"/>
-          <w:sz w:val="24"/>
-          <w:szCs w:val="24"/>
-          <w:lang w:val="es-AR"/>
-        </w:rPr>
-        <w:t>Repita el ejercicio pero esta vez utilice la divergencia de Kullbak-Leiber y un suavizado por Dirichlet-Priors utilizando para los parámetros los valores sugeridos en la literatura.</w:t>
-      </w:r>
+      </w:pPr>
       <w:r>
         <w:rPr>
           <w:b/>
           <w:bCs/>
-        </w:rPr>
-        <w:br w:type="page"/>
-      </w:r>
-    </w:p>
-    <w:p>
-      <w:pPr>
+          <w:sz w:val="24"/>
+          <w:szCs w:val="24"/>
+          <w:lang w:val="es-AR"/>
+        </w:rPr>
+        <w:t xml:space="preserve">Divergencia de </w:t>
+      </w:r>
+      <w:proofErr w:type="spellStart"/>
+      <w:r>
         <w:rPr>
           <w:b/>
           <w:bCs/>
-        </w:rPr>
-      </w:pPr>
+          <w:sz w:val="24"/>
+          <w:szCs w:val="24"/>
+          <w:lang w:val="es-AR"/>
+        </w:rPr>
+        <w:t>Kullba</w:t>
+      </w:r>
       <w:r>
         <w:rPr>
           <w:b/>
           <w:bCs/>
+          <w:sz w:val="24"/>
+          <w:szCs w:val="24"/>
+          <w:lang w:val="es-AR"/>
+        </w:rPr>
+        <w:t>c</w:t>
+      </w:r>
+      <w:r>
+        <w:rPr>
+          <w:b/>
+          <w:bCs/>
+          <w:sz w:val="24"/>
+          <w:szCs w:val="24"/>
+          <w:lang w:val="es-AR"/>
+        </w:rPr>
+        <w:t>k-Leibler</w:t>
+      </w:r>
+      <w:proofErr w:type="spellEnd"/>
+      <w:r>
+        <w:rPr>
+          <w:b/>
+          <w:bCs/>
+          <w:sz w:val="24"/>
+          <w:szCs w:val="24"/>
+          <w:lang w:val="es-AR"/>
+        </w:rPr>
+        <w:t xml:space="preserve"> (KL)</w:t>
+      </w:r>
+    </w:p>
+    <w:p>
+      <w:pPr>
+        <w:jc w:val="both"/>
+        <w:rPr>
+          <w:b/>
+          <w:bCs/>
+          <w:sz w:val="24"/>
+          <w:szCs w:val="24"/>
+          <w:lang w:val="es-AR"/>
+        </w:rPr>
+      </w:pPr>
+    </w:p>
+    <w:p>
+      <w:pPr>
+        <w:jc w:val="both"/>
+        <w:rPr>
+          <w:b/>
+          <w:bCs/>
+          <w:sz w:val="24"/>
+          <w:szCs w:val="24"/>
+          <w:lang w:val="es-AR"/>
+        </w:rPr>
+      </w:pPr>
+      <w:r>
+        <w:rPr>
+          <w:b/>
+          <w:bCs/>
+          <w:sz w:val="24"/>
+          <w:szCs w:val="24"/>
+          <w:lang w:val="es-AR"/>
+        </w:rPr>
+        <w:drawing>
+          <wp:inline distT="0" distB="0" distL="0" distR="0" wp14:anchorId="68679332" wp14:editId="4F5B0CC6">
+            <wp:extent cx="2676525" cy="666644"/>
+            <wp:effectExtent l="0" t="0" r="0" b="635"/>
+            <wp:docPr id="3" name="Imagen 3"/>
+            <wp:cNvGraphicFramePr>
+              <a:graphicFrameLocks xmlns:a="http://schemas.openxmlformats.org/drawingml/2006/main" noChangeAspect="1"/>
+            </wp:cNvGraphicFramePr>
+            <a:graphic xmlns:a="http://schemas.openxmlformats.org/drawingml/2006/main">
+              <a:graphicData uri="http://schemas.openxmlformats.org/drawingml/2006/picture">
+                <pic:pic xmlns:pic="http://schemas.openxmlformats.org/drawingml/2006/picture">
+                  <pic:nvPicPr>
+                    <pic:cNvPr id="1" name=""/>
+                    <pic:cNvPicPr/>
+                  </pic:nvPicPr>
+                  <pic:blipFill>
+                    <a:blip r:embed="rId15"/>
+                    <a:stretch>
+                      <a:fillRect/>
+                    </a:stretch>
+                  </pic:blipFill>
+                  <pic:spPr>
+                    <a:xfrm>
+                      <a:off x="0" y="0"/>
+                      <a:ext cx="2680640" cy="667669"/>
+                    </a:xfrm>
+                    <a:prstGeom prst="rect">
+                      <a:avLst/>
+                    </a:prstGeom>
+                  </pic:spPr>
+                </pic:pic>
+              </a:graphicData>
+            </a:graphic>
+          </wp:inline>
+        </w:drawing>
+      </w:r>
+    </w:p>
+    <w:p>
+      <w:pPr>
+        <w:jc w:val="both"/>
+        <w:rPr>
+          <w:b/>
+          <w:bCs/>
+          <w:sz w:val="24"/>
+          <w:szCs w:val="24"/>
+          <w:lang w:val="es-AR"/>
+        </w:rPr>
+      </w:pPr>
+    </w:p>
+    <w:p>
+      <w:pPr>
+        <w:jc w:val="both"/>
+        <w:rPr>
+          <w:b/>
+          <w:bCs/>
+          <w:sz w:val="24"/>
+          <w:szCs w:val="24"/>
+          <w:lang w:val="es-AR"/>
+        </w:rPr>
+      </w:pPr>
+      <w:r>
+        <w:rPr>
+          <w:b/>
+          <w:bCs/>
+          <w:sz w:val="24"/>
+          <w:szCs w:val="24"/>
+          <w:lang w:val="es-AR"/>
+        </w:rPr>
+        <w:t xml:space="preserve">Suavizado Dirichlet </w:t>
+      </w:r>
+      <w:proofErr w:type="spellStart"/>
+      <w:r>
+        <w:rPr>
+          <w:b/>
+          <w:bCs/>
+          <w:sz w:val="24"/>
+          <w:szCs w:val="24"/>
+          <w:lang w:val="es-AR"/>
+        </w:rPr>
+        <w:t>Priors</w:t>
+      </w:r>
+      <w:proofErr w:type="spellEnd"/>
+    </w:p>
+    <w:p>
+      <w:pPr>
+        <w:jc w:val="both"/>
+        <w:rPr>
+          <w:b/>
+          <w:bCs/>
+          <w:sz w:val="24"/>
+          <w:szCs w:val="24"/>
+          <w:lang w:val="es-AR"/>
+        </w:rPr>
+      </w:pPr>
+    </w:p>
+    <w:p>
+      <w:pPr>
+        <w:jc w:val="both"/>
+        <w:rPr>
+          <w:b/>
+          <w:bCs/>
+        </w:rPr>
+      </w:pPr>
+      <w:r>
+        <w:rPr>
+          <w:b/>
+          <w:bCs/>
+        </w:rPr>
+        <w:drawing>
+          <wp:inline distT="0" distB="0" distL="0" distR="0" wp14:anchorId="40B3687E" wp14:editId="4BB88C17">
+            <wp:extent cx="2698002" cy="590550"/>
+            <wp:effectExtent l="0" t="0" r="7620" b="0"/>
+            <wp:docPr id="2" name="Imagen 2"/>
+            <wp:cNvGraphicFramePr>
+              <a:graphicFrameLocks xmlns:a="http://schemas.openxmlformats.org/drawingml/2006/main" noChangeAspect="1"/>
+            </wp:cNvGraphicFramePr>
+            <a:graphic xmlns:a="http://schemas.openxmlformats.org/drawingml/2006/main">
+              <a:graphicData uri="http://schemas.openxmlformats.org/drawingml/2006/picture">
+                <pic:pic xmlns:pic="http://schemas.openxmlformats.org/drawingml/2006/picture">
+                  <pic:nvPicPr>
+                    <pic:cNvPr id="1" name=""/>
+                    <pic:cNvPicPr/>
+                  </pic:nvPicPr>
+                  <pic:blipFill>
+                    <a:blip r:embed="rId16"/>
+                    <a:stretch>
+                      <a:fillRect/>
+                    </a:stretch>
+                  </pic:blipFill>
+                  <pic:spPr>
+                    <a:xfrm>
+                      <a:off x="0" y="0"/>
+                      <a:ext cx="2700501" cy="591097"/>
+                    </a:xfrm>
+                    <a:prstGeom prst="rect">
+                      <a:avLst/>
+                    </a:prstGeom>
+                  </pic:spPr>
+                </pic:pic>
+              </a:graphicData>
+            </a:graphic>
+          </wp:inline>
+        </w:drawing>
+      </w:r>
+      <w:r>
+        <w:rPr>
+          <w:b/>
+          <w:bCs/>
+        </w:rPr>
+        <w:t xml:space="preserve"> </w:t>
+      </w:r>
+    </w:p>
+    <w:p>
+      <w:pPr>
+        <w:jc w:val="both"/>
+        <w:rPr>
+          <w:b/>
+          <w:bCs/>
+        </w:rPr>
+      </w:pPr>
+    </w:p>
+    <w:p>
+      <w:pPr>
+        <w:rPr>
+          <w:color w:val="FABF8F" w:themeColor="accent6" w:themeTint="99"/>
+          <w:sz w:val="24"/>
+          <w:szCs w:val="24"/>
+          <w:lang w:val="es-AR"/>
+        </w:rPr>
+      </w:pPr>
+      <w:r>
+        <w:rPr>
+          <w:color w:val="FABF8F" w:themeColor="accent6" w:themeTint="99"/>
+          <w:sz w:val="24"/>
+          <w:szCs w:val="24"/>
+          <w:lang w:val="es-AR"/>
+        </w:rPr>
+        <w:br w:type="page"/>
+      </w:r>
+    </w:p>
+    <w:p>
+      <w:pPr>
+        <w:jc w:val="both"/>
+        <w:rPr>
+          <w:color w:val="FABF8F" w:themeColor="accent6" w:themeTint="99"/>
+          <w:sz w:val="24"/>
+          <w:szCs w:val="24"/>
+        </w:rPr>
+      </w:pPr>
+      <w:r>
+        <w:rPr>
+          <w:color w:val="FABF8F" w:themeColor="accent6" w:themeTint="99"/>
+          <w:sz w:val="24"/>
+          <w:szCs w:val="24"/>
+          <w:lang w:val="es-AR"/>
+        </w:rPr>
+        <w:lastRenderedPageBreak/>
+        <w:t>3)</w:t>
+      </w:r>
+      <w:r>
+        <w:rPr>
+          <w:color w:val="FABF8F" w:themeColor="accent6" w:themeTint="99"/>
+          <w:sz w:val="24"/>
+          <w:szCs w:val="24"/>
+          <w:lang w:val="es-AR"/>
+        </w:rPr>
+        <w:t xml:space="preserve"> </w:t>
+      </w:r>
+      <w:r>
+        <w:rPr>
+          <w:color w:val="FABF8F" w:themeColor="accent6" w:themeTint="99"/>
+          <w:sz w:val="24"/>
+          <w:szCs w:val="24"/>
+          <w:lang w:val="es-AR"/>
+        </w:rPr>
+        <w:t xml:space="preserve">Utilizando modelos de lenguaje en </w:t>
+      </w:r>
+      <w:proofErr w:type="spellStart"/>
+      <w:r>
+        <w:rPr>
+          <w:color w:val="FABF8F" w:themeColor="accent6" w:themeTint="99"/>
+          <w:sz w:val="24"/>
+          <w:szCs w:val="24"/>
+          <w:lang w:val="es-AR"/>
+        </w:rPr>
+        <w:t>pyTerrier</w:t>
+      </w:r>
+      <w:proofErr w:type="spellEnd"/>
+      <w:r>
+        <w:rPr>
+          <w:color w:val="FABF8F" w:themeColor="accent6" w:themeTint="99"/>
+          <w:sz w:val="24"/>
+          <w:szCs w:val="24"/>
+          <w:lang w:val="es-AR"/>
+        </w:rPr>
+        <w:t xml:space="preserve"> repita los experimentos del ejercicio 9 del TP de ”modelos” y compare los resultados con los anteriores. ¿Son consistentes? Calcule las métricas apropiadas para comparar los diferentes sistemas y configuraciones.</w:t>
+      </w:r>
+    </w:p>
+    <w:p>
+      <w:pPr>
+        <w:jc w:val="both"/>
+        <w:rPr>
+          <w:color w:val="FABF8F" w:themeColor="accent6" w:themeTint="99"/>
+          <w:sz w:val="24"/>
+          <w:szCs w:val="24"/>
+          <w:lang w:val="es-AR"/>
+        </w:rPr>
+      </w:pPr>
+    </w:p>
+    <w:p>
+      <w:pPr>
+        <w:jc w:val="both"/>
+        <w:rPr>
+          <w:b/>
+          <w:bCs/>
+        </w:rPr>
+      </w:pPr>
+      <w:r>
+        <w:rPr>
+          <w:b/>
+          <w:bCs/>
+        </w:rPr>
+        <w:br w:type="page"/>
+      </w:r>
+    </w:p>
+    <w:p>
+      <w:pPr>
+        <w:rPr>
+          <w:b/>
+          <w:bCs/>
+        </w:rPr>
+      </w:pPr>
+      <w:r>
+        <w:rPr>
+          <w:b/>
+          <w:bCs/>
         </w:rPr>
         <w:lastRenderedPageBreak/>
         <w:t>Bibliografía</w:t>
@@ -8457,7 +9410,21 @@
         <w:rPr>
           <w:lang w:val="es-AR"/>
         </w:rPr>
-        <w:t xml:space="preserve">[1] Ricardo Baeza-Yates and Berthier Ribeiro-Neto. </w:t>
+        <w:t xml:space="preserve">[1] Ricardo Baeza-Yates and </w:t>
+      </w:r>
+      <w:proofErr w:type="spellStart"/>
+      <w:r>
+        <w:rPr>
+          <w:lang w:val="es-AR"/>
+        </w:rPr>
+        <w:t>Berthier</w:t>
+      </w:r>
+      <w:proofErr w:type="spellEnd"/>
+      <w:r>
+        <w:rPr>
+          <w:lang w:val="es-AR"/>
+        </w:rPr>
+        <w:t xml:space="preserve"> Ribeiro-Neto. </w:t>
       </w:r>
       <w:r>
         <w:rPr>
@@ -8485,11 +9452,25 @@
         <w:rPr>
           <w:lang w:val="en-US"/>
         </w:rPr>
-        <w:t>[2] Christopher D. Manning, Prabhakar Raghavan, and Hinrich Sch ̈utze. Introduction to Information Retrieval. Cambridge University Press, New York, NY, USA, 2008.</w:t>
+        <w:t>[2] Christopher D. Manning, Prabhakar Raghavan, and Hinrich Sch ̈</w:t>
+      </w:r>
+      <w:proofErr w:type="spellStart"/>
+      <w:r>
+        <w:rPr>
+          <w:lang w:val="en-US"/>
+        </w:rPr>
+        <w:t>utze</w:t>
+      </w:r>
+      <w:proofErr w:type="spellEnd"/>
+      <w:r>
+        <w:rPr>
+          <w:lang w:val="en-US"/>
+        </w:rPr>
+        <w:t>. Introduction to Information Retrieval. Cambridge University Press, New York, NY, USA, 2008.</w:t>
       </w:r>
     </w:p>
     <w:sectPr>
-      <w:headerReference w:type="default" r:id="rId15"/>
+      <w:headerReference w:type="default" r:id="rId17"/>
       <w:pgSz w:w="11906" w:h="16838"/>
       <w:pgMar w:top="1133" w:right="1133" w:bottom="1133" w:left="1133" w:header="850" w:footer="850" w:gutter="0"/>
       <w:pgNumType w:start="1"/>
@@ -11001,7 +11982,7 @@
   <w:style w:type="paragraph" w:default="1" w:styleId="Normal">
     <w:name w:val="Normal"/>
     <w:qFormat/>
-    <w:rsid w:val="00315CA9"/>
+    <w:rsid w:val="007853CF"/>
   </w:style>
   <w:style w:type="paragraph" w:styleId="Ttulo1">
     <w:name w:val="heading 1"/>
@@ -11120,6 +12101,7 @@
   <w:style w:type="character" w:default="1" w:styleId="Fuentedeprrafopredeter">
     <w:name w:val="Default Paragraph Font"/>
     <w:uiPriority w:val="1"/>
+    <w:semiHidden/>
     <w:unhideWhenUsed/>
   </w:style>
   <w:style w:type="table" w:default="1" w:styleId="Tablanormal">

--- a/TP3/2026_RI_TP3_TP_Modelos.docx
+++ b/TP3/2026_RI_TP3_TP_Modelos.docx
@@ -613,27 +613,7 @@
           <w:szCs w:val="24"/>
           <w:lang w:val="es-AR"/>
         </w:rPr>
-        <w:t xml:space="preserve">) para los documentos del ejercicio 2. Utilizando el modelo de </w:t>
-      </w:r>
-      <w:proofErr w:type="spellStart"/>
-      <w:r>
-        <w:rPr>
-          <w:color w:val="FABF8F" w:themeColor="accent6" w:themeTint="99"/>
-          <w:sz w:val="24"/>
-          <w:szCs w:val="24"/>
-          <w:lang w:val="es-AR"/>
-        </w:rPr>
-        <w:t>Query</w:t>
-      </w:r>
-      <w:proofErr w:type="spellEnd"/>
-      <w:r>
-        <w:rPr>
-          <w:color w:val="FABF8F" w:themeColor="accent6" w:themeTint="99"/>
-          <w:sz w:val="24"/>
-          <w:szCs w:val="24"/>
-          <w:lang w:val="es-AR"/>
-        </w:rPr>
-        <w:t xml:space="preserve"> </w:t>
+        <w:t xml:space="preserve">) para los documentos del ejercicio 2. Utilizando el modelo de Query </w:t>
       </w:r>
       <w:proofErr w:type="spellStart"/>
       <w:r>
@@ -758,27 +738,7 @@
           <w:szCs w:val="24"/>
           <w:lang w:val="es-AR"/>
         </w:rPr>
-        <w:t xml:space="preserve">¿Qué problemas encuentra? Luego, calcule las probabilidades de los términos utilizando una combinación con el ML de la colección (suavizado </w:t>
-      </w:r>
-      <w:proofErr w:type="spellStart"/>
-      <w:r>
-        <w:rPr>
-          <w:color w:val="FABF8F" w:themeColor="accent6" w:themeTint="99"/>
-          <w:sz w:val="24"/>
-          <w:szCs w:val="24"/>
-          <w:lang w:val="es-AR"/>
-        </w:rPr>
-        <w:t>Jelinek</w:t>
-      </w:r>
-      <w:proofErr w:type="spellEnd"/>
-      <w:r>
-        <w:rPr>
-          <w:color w:val="FABF8F" w:themeColor="accent6" w:themeTint="99"/>
-          <w:sz w:val="24"/>
-          <w:szCs w:val="24"/>
-          <w:lang w:val="es-AR"/>
-        </w:rPr>
-        <w:t xml:space="preserve">-Mercer, </w:t>
+        <w:t xml:space="preserve">¿Qué problemas encuentra? Luego, calcule las probabilidades de los términos utilizando una combinación con el ML de la colección (suavizado Jelinek-Mercer, </w:t>
       </w:r>
       <w:r>
         <w:rPr>
@@ -831,15 +791,13 @@
         </w:rPr>
         <w:t xml:space="preserve">Utilizando la planilla de </w:t>
       </w:r>
-      <w:proofErr w:type="spellStart"/>
-      <w:r>
-        <w:rPr>
-          <w:sz w:val="24"/>
-          <w:szCs w:val="24"/>
-        </w:rPr>
-        <w:t>calculo</w:t>
-      </w:r>
-      <w:proofErr w:type="spellEnd"/>
+      <w:r>
+        <w:rPr>
+          <w:sz w:val="24"/>
+          <w:szCs w:val="24"/>
+        </w:rPr>
+        <w:t>cálculo</w:t>
+      </w:r>
       <w:r>
         <w:rPr>
           <w:sz w:val="24"/>
@@ -847,37 +805,19 @@
         </w:rPr>
         <w:t xml:space="preserve"> del ejercicio 2, se </w:t>
       </w:r>
-      <w:proofErr w:type="spellStart"/>
-      <w:r>
-        <w:rPr>
-          <w:sz w:val="24"/>
-          <w:szCs w:val="24"/>
-        </w:rPr>
-        <w:t>construyo</w:t>
-      </w:r>
-      <w:proofErr w:type="spellEnd"/>
-      <w:r>
-        <w:rPr>
-          <w:sz w:val="24"/>
-          <w:szCs w:val="24"/>
-        </w:rPr>
-        <w:t xml:space="preserve"> el modelo de lenguaje (</w:t>
-      </w:r>
-      <w:proofErr w:type="spellStart"/>
-      <w:r>
-        <w:rPr>
-          <w:sz w:val="24"/>
-          <w:szCs w:val="24"/>
-        </w:rPr>
-        <w:t>unigrama</w:t>
-      </w:r>
-      <w:proofErr w:type="spellEnd"/>
-      <w:r>
-        <w:rPr>
-          <w:sz w:val="24"/>
-          <w:szCs w:val="24"/>
-        </w:rPr>
-        <w:t>) para los documentos</w:t>
+      <w:r>
+        <w:rPr>
+          <w:sz w:val="24"/>
+          <w:szCs w:val="24"/>
+        </w:rPr>
+        <w:t>construyó</w:t>
+      </w:r>
+      <w:r>
+        <w:rPr>
+          <w:sz w:val="24"/>
+          <w:szCs w:val="24"/>
+        </w:rPr>
+        <w:t xml:space="preserve"> el modelo de lenguaje (unigrama) para los documentos</w:t>
       </w:r>
     </w:p>
     <w:p>
@@ -1340,39 +1280,7 @@
           <w:sz w:val="24"/>
           <w:szCs w:val="24"/>
         </w:rPr>
-        <w:t xml:space="preserve">Para utilizar el modelo de </w:t>
-      </w:r>
-      <w:proofErr w:type="spellStart"/>
-      <w:r>
-        <w:rPr>
-          <w:sz w:val="24"/>
-          <w:szCs w:val="24"/>
-        </w:rPr>
-        <w:t>Query</w:t>
-      </w:r>
-      <w:proofErr w:type="spellEnd"/>
-      <w:r>
-        <w:rPr>
-          <w:sz w:val="24"/>
-          <w:szCs w:val="24"/>
-        </w:rPr>
-        <w:t xml:space="preserve"> </w:t>
-      </w:r>
-      <w:proofErr w:type="spellStart"/>
-      <w:r>
-        <w:rPr>
-          <w:sz w:val="24"/>
-          <w:szCs w:val="24"/>
-        </w:rPr>
-        <w:t>Likelihood</w:t>
-      </w:r>
-      <w:proofErr w:type="spellEnd"/>
-      <w:r>
-        <w:rPr>
-          <w:sz w:val="24"/>
-          <w:szCs w:val="24"/>
-        </w:rPr>
-        <w:t>, fue necesaria la construcción de una nueva matriz termino-documento de MLE, indicando cual es la probabilidad de ocurrencia del término en ese documento. La fórmula es la siguiente:</w:t>
+        <w:t>Para utilizar el modelo de Query Likelihood, fue necesaria la construcción de una nueva matriz termino-documento de MLE, indicando cual es la probabilidad de ocurrencia del término en ese documento. La fórmula es la siguiente:</w:t>
       </w:r>
     </w:p>
     <w:p>
@@ -1842,7 +1750,7 @@
           <w:szCs w:val="24"/>
           <w:lang w:val="es-AR"/>
         </w:rPr>
-        <w:t xml:space="preserve">El modelo </w:t>
+        <w:t xml:space="preserve">El modelo Query </w:t>
       </w:r>
       <w:proofErr w:type="spellStart"/>
       <w:r>
@@ -1851,7 +1759,7 @@
           <w:szCs w:val="24"/>
           <w:lang w:val="es-AR"/>
         </w:rPr>
-        <w:t>Query</w:t>
+        <w:t>likelihood</w:t>
       </w:r>
       <w:proofErr w:type="spellEnd"/>
       <w:r>
@@ -1860,69 +1768,15 @@
           <w:szCs w:val="24"/>
           <w:lang w:val="es-AR"/>
         </w:rPr>
-        <w:t xml:space="preserve"> </w:t>
-      </w:r>
-      <w:proofErr w:type="spellStart"/>
+        <w:t xml:space="preserve"> propone, da</w:t>
+      </w:r>
       <w:r>
         <w:rPr>
           <w:sz w:val="24"/>
           <w:szCs w:val="24"/>
           <w:lang w:val="es-AR"/>
         </w:rPr>
-        <w:t>likelihood</w:t>
-      </w:r>
-      <w:proofErr w:type="spellEnd"/>
-      <w:r>
-        <w:rPr>
-          <w:sz w:val="24"/>
-          <w:szCs w:val="24"/>
-          <w:lang w:val="es-AR"/>
-        </w:rPr>
-        <w:t xml:space="preserve"> propone, da</w:t>
-      </w:r>
-      <w:r>
-        <w:rPr>
-          <w:sz w:val="24"/>
-          <w:szCs w:val="24"/>
-          <w:lang w:val="es-AR"/>
-        </w:rPr>
-        <w:t xml:space="preserve">da una consulta, </w:t>
-      </w:r>
-      <w:proofErr w:type="spellStart"/>
-      <w:r>
-        <w:rPr>
-          <w:sz w:val="24"/>
-          <w:szCs w:val="24"/>
-          <w:lang w:val="es-AR"/>
-        </w:rPr>
-        <w:t>rankear</w:t>
-      </w:r>
-      <w:proofErr w:type="spellEnd"/>
-      <w:r>
-        <w:rPr>
-          <w:sz w:val="24"/>
-          <w:szCs w:val="24"/>
-          <w:lang w:val="es-AR"/>
-        </w:rPr>
-        <w:t xml:space="preserve"> los documentos acorde a la probabilidad de que cada documento genere la </w:t>
-      </w:r>
-      <w:proofErr w:type="spellStart"/>
-      <w:r>
-        <w:rPr>
-          <w:sz w:val="24"/>
-          <w:szCs w:val="24"/>
-          <w:lang w:val="es-AR"/>
-        </w:rPr>
-        <w:t>query</w:t>
-      </w:r>
-      <w:proofErr w:type="spellEnd"/>
-      <w:r>
-        <w:rPr>
-          <w:sz w:val="24"/>
-          <w:szCs w:val="24"/>
-          <w:lang w:val="es-AR"/>
-        </w:rPr>
-        <w:t>. La fórmula es:</w:t>
+        <w:t>da una consulta, rankear los documentos acorde a la probabilidad de que cada documento genere la query. La fórmula es:</w:t>
       </w:r>
     </w:p>
     <w:p>
@@ -2458,7 +2312,39 @@
           <w:szCs w:val="24"/>
           <w:lang w:val="es-AR"/>
         </w:rPr>
-        <w:t>El documento d4 tiene el mejor score por tener país y cultura en su corpus, y supera a d2 porque ambos términos tienen mayor probabilidad. Los demás documentos tienen score 0 por no contener uno de los términos en su corpus.</w:t>
+        <w:t xml:space="preserve">El documento d4 tiene el mejor score por tener país y cultura en su corpus, y supera a d2 porque ambos términos tienen mayor probabilidad. Los demás documentos tienen score </w:t>
+      </w:r>
+      <w:r>
+        <w:rPr>
+          <w:sz w:val="24"/>
+          <w:szCs w:val="24"/>
+          <w:lang w:val="es-AR"/>
+        </w:rPr>
+        <w:t>cero</w:t>
+      </w:r>
+      <w:r>
+        <w:rPr>
+          <w:sz w:val="24"/>
+          <w:szCs w:val="24"/>
+          <w:lang w:val="es-AR"/>
+        </w:rPr>
+        <w:t xml:space="preserve"> por no contener uno </w:t>
+      </w:r>
+      <w:r>
+        <w:rPr>
+          <w:sz w:val="24"/>
+          <w:szCs w:val="24"/>
+          <w:lang w:val="es-AR"/>
+        </w:rPr>
+        <w:t>o ninguno de los dos términos</w:t>
+      </w:r>
+      <w:r>
+        <w:rPr>
+          <w:sz w:val="24"/>
+          <w:szCs w:val="24"/>
+          <w:lang w:val="es-AR"/>
+        </w:rPr>
+        <w:t xml:space="preserve"> en su corpus.</w:t>
       </w:r>
     </w:p>
     <w:p>
@@ -3590,15 +3476,13 @@
         </w:rPr>
         <w:t xml:space="preserve">en la matriz, y tampoco en ninguno de los documentos. Es interesante recalcarlo para deducir el </w:t>
       </w:r>
-      <w:proofErr w:type="spellStart"/>
-      <w:r>
-        <w:rPr>
-          <w:sz w:val="24"/>
-          <w:szCs w:val="24"/>
-        </w:rPr>
-        <w:t>porque</w:t>
-      </w:r>
-      <w:proofErr w:type="spellEnd"/>
+      <w:r>
+        <w:rPr>
+          <w:sz w:val="24"/>
+          <w:szCs w:val="24"/>
+        </w:rPr>
+        <w:t>porqué</w:t>
+      </w:r>
       <w:r>
         <w:rPr>
           <w:sz w:val="24"/>
@@ -4633,7 +4517,21 @@
           <w:szCs w:val="24"/>
         </w:rPr>
         <w:lastRenderedPageBreak/>
-        <w:t>Todos los score dieron 0, haciendo que ningún documento sea relevante para la consulta.</w:t>
+        <w:t xml:space="preserve">Todos los score dieron </w:t>
+      </w:r>
+      <w:r>
+        <w:rPr>
+          <w:sz w:val="24"/>
+          <w:szCs w:val="24"/>
+        </w:rPr>
+        <w:t>cero</w:t>
+      </w:r>
+      <w:r>
+        <w:rPr>
+          <w:sz w:val="24"/>
+          <w:szCs w:val="24"/>
+        </w:rPr>
+        <w:t>, haciendo que ningún documento sea relevante para la consulta.</w:t>
       </w:r>
     </w:p>
     <w:p>
@@ -4658,15 +4556,13 @@
         </w:rPr>
         <w:t xml:space="preserve">Esto se explica ya que, como se </w:t>
       </w:r>
-      <w:proofErr w:type="spellStart"/>
-      <w:r>
-        <w:rPr>
-          <w:sz w:val="24"/>
-          <w:szCs w:val="24"/>
-        </w:rPr>
-        <w:t>menciono</w:t>
-      </w:r>
-      <w:proofErr w:type="spellEnd"/>
+      <w:r>
+        <w:rPr>
+          <w:sz w:val="24"/>
+          <w:szCs w:val="24"/>
+        </w:rPr>
+        <w:t>mencionó</w:t>
+      </w:r>
       <w:r>
         <w:rPr>
           <w:sz w:val="24"/>
@@ -4674,15 +4570,13 @@
         </w:rPr>
         <w:t xml:space="preserve"> anteriormente, dos términos no aparecen en ningún documento, y a la hora de hacer el </w:t>
       </w:r>
-      <w:proofErr w:type="spellStart"/>
-      <w:r>
-        <w:rPr>
-          <w:sz w:val="24"/>
-          <w:szCs w:val="24"/>
-        </w:rPr>
-        <w:t>calculo</w:t>
-      </w:r>
-      <w:proofErr w:type="spellEnd"/>
+      <w:r>
+        <w:rPr>
+          <w:sz w:val="24"/>
+          <w:szCs w:val="24"/>
+        </w:rPr>
+        <w:t>cálculo</w:t>
+      </w:r>
       <w:r>
         <w:rPr>
           <w:sz w:val="24"/>
@@ -4690,21 +4584,33 @@
         </w:rPr>
         <w:t xml:space="preserve"> del ranking, la no presencia de por lo menos un </w:t>
       </w:r>
-      <w:proofErr w:type="spellStart"/>
-      <w:r>
-        <w:rPr>
-          <w:sz w:val="24"/>
-          <w:szCs w:val="24"/>
-        </w:rPr>
-        <w:t>termino</w:t>
-      </w:r>
-      <w:proofErr w:type="spellEnd"/>
-      <w:r>
-        <w:rPr>
-          <w:sz w:val="24"/>
-          <w:szCs w:val="24"/>
-        </w:rPr>
-        <w:t xml:space="preserve"> dentro del documento hace que el score sea 0, eliminando al documento como relevante.</w:t>
+      <w:r>
+        <w:rPr>
+          <w:sz w:val="24"/>
+          <w:szCs w:val="24"/>
+        </w:rPr>
+        <w:t>término</w:t>
+      </w:r>
+      <w:r>
+        <w:rPr>
+          <w:sz w:val="24"/>
+          <w:szCs w:val="24"/>
+        </w:rPr>
+        <w:t xml:space="preserve"> dentro del documento hace que el score sea </w:t>
+      </w:r>
+      <w:r>
+        <w:rPr>
+          <w:sz w:val="24"/>
+          <w:szCs w:val="24"/>
+        </w:rPr>
+        <w:t>cero</w:t>
+      </w:r>
+      <w:r>
+        <w:rPr>
+          <w:sz w:val="24"/>
+          <w:szCs w:val="24"/>
+        </w:rPr>
+        <w:t>, eliminando al documento como relevante.</w:t>
       </w:r>
     </w:p>
     <w:p>
@@ -4727,55 +4633,7 @@
           <w:sz w:val="24"/>
           <w:szCs w:val="24"/>
         </w:rPr>
-        <w:t xml:space="preserve">Por lo tanto, el modelo de </w:t>
-      </w:r>
-      <w:proofErr w:type="spellStart"/>
-      <w:r>
-        <w:rPr>
-          <w:sz w:val="24"/>
-          <w:szCs w:val="24"/>
-        </w:rPr>
-        <w:t>Quey</w:t>
-      </w:r>
-      <w:proofErr w:type="spellEnd"/>
-      <w:r>
-        <w:rPr>
-          <w:sz w:val="24"/>
-          <w:szCs w:val="24"/>
-        </w:rPr>
-        <w:t xml:space="preserve"> </w:t>
-      </w:r>
-      <w:proofErr w:type="spellStart"/>
-      <w:r>
-        <w:rPr>
-          <w:sz w:val="24"/>
-          <w:szCs w:val="24"/>
-        </w:rPr>
-        <w:t>likelihood</w:t>
-      </w:r>
-      <w:proofErr w:type="spellEnd"/>
-      <w:r>
-        <w:rPr>
-          <w:sz w:val="24"/>
-          <w:szCs w:val="24"/>
-        </w:rPr>
-        <w:t xml:space="preserve"> no puede </w:t>
-      </w:r>
-      <w:proofErr w:type="spellStart"/>
-      <w:r>
-        <w:rPr>
-          <w:sz w:val="24"/>
-          <w:szCs w:val="24"/>
-        </w:rPr>
-        <w:t>rankear</w:t>
-      </w:r>
-      <w:proofErr w:type="spellEnd"/>
-      <w:r>
-        <w:rPr>
-          <w:sz w:val="24"/>
-          <w:szCs w:val="24"/>
-        </w:rPr>
-        <w:t xml:space="preserve"> si hay términos fuera del vocabulario</w:t>
+        <w:t>Por lo tanto, el modelo de Quey likelihood no puede rankear si hay términos fuera del vocabulario</w:t>
       </w:r>
       <w:r>
         <w:rPr>
@@ -4824,29 +4682,7 @@
           <w:szCs w:val="24"/>
           <w:lang w:val="es-AR"/>
         </w:rPr>
-        <w:t xml:space="preserve">uavizado </w:t>
-      </w:r>
-      <w:proofErr w:type="spellStart"/>
-      <w:r>
-        <w:rPr>
-          <w:b/>
-          <w:bCs/>
-          <w:sz w:val="24"/>
-          <w:szCs w:val="24"/>
-          <w:lang w:val="es-AR"/>
-        </w:rPr>
-        <w:t>Jelinek</w:t>
-      </w:r>
-      <w:proofErr w:type="spellEnd"/>
-      <w:r>
-        <w:rPr>
-          <w:b/>
-          <w:bCs/>
-          <w:sz w:val="24"/>
-          <w:szCs w:val="24"/>
-          <w:lang w:val="es-AR"/>
-        </w:rPr>
-        <w:t>-Mercer</w:t>
+        <w:t>uavizado Jelinek-Mercer</w:t>
       </w:r>
     </w:p>
     <w:p>
@@ -4960,15 +4796,13 @@
         </w:rPr>
         <w:t xml:space="preserve">En este caso, es necesario estimar la probabilidad de cada termino en la colección, que es el segundo </w:t>
       </w:r>
-      <w:proofErr w:type="spellStart"/>
-      <w:r>
-        <w:rPr>
-          <w:sz w:val="24"/>
-          <w:szCs w:val="24"/>
-        </w:rPr>
-        <w:t>termino</w:t>
-      </w:r>
-      <w:proofErr w:type="spellEnd"/>
+      <w:r>
+        <w:rPr>
+          <w:sz w:val="24"/>
+          <w:szCs w:val="24"/>
+        </w:rPr>
+        <w:t>término</w:t>
+      </w:r>
       <w:r>
         <w:rPr>
           <w:sz w:val="24"/>
@@ -5136,33 +4970,29 @@
           <w:sz w:val="24"/>
           <w:szCs w:val="24"/>
         </w:rPr>
-        <w:t xml:space="preserve">distinto al modelo de </w:t>
-      </w:r>
-      <w:proofErr w:type="spellStart"/>
-      <w:r>
-        <w:rPr>
-          <w:sz w:val="24"/>
-          <w:szCs w:val="24"/>
-        </w:rPr>
-        <w:t>unigramas</w:t>
-      </w:r>
-      <w:proofErr w:type="spellEnd"/>
-      <w:r>
-        <w:rPr>
-          <w:sz w:val="24"/>
-          <w:szCs w:val="24"/>
-        </w:rPr>
-        <w:t xml:space="preserve">, ya que solo considera la probabilidad de aparición del </w:t>
-      </w:r>
-      <w:proofErr w:type="spellStart"/>
-      <w:r>
-        <w:rPr>
-          <w:sz w:val="24"/>
-          <w:szCs w:val="24"/>
-        </w:rPr>
-        <w:t>termino</w:t>
-      </w:r>
-      <w:proofErr w:type="spellEnd"/>
+        <w:t>distinto al modelo de unigramas, ya que solo considera</w:t>
+      </w:r>
+      <w:r>
+        <w:rPr>
+          <w:sz w:val="24"/>
+          <w:szCs w:val="24"/>
+        </w:rPr>
+        <w:t>ba</w:t>
+      </w:r>
+      <w:r>
+        <w:rPr>
+          <w:sz w:val="24"/>
+          <w:szCs w:val="24"/>
+        </w:rPr>
+        <w:t xml:space="preserve"> la probabilidad de aparición del </w:t>
+      </w:r>
+      <w:r>
+        <w:rPr>
+          <w:sz w:val="24"/>
+          <w:szCs w:val="24"/>
+        </w:rPr>
+        <w:t>término</w:t>
+      </w:r>
       <w:r>
         <w:rPr>
           <w:sz w:val="24"/>
@@ -5852,6 +5682,7 @@
           <w:sz w:val="24"/>
           <w:szCs w:val="24"/>
         </w:rPr>
+        <w:lastRenderedPageBreak/>
         <w:t xml:space="preserve">Con este suavizado, ninguna probabilidad es </w:t>
       </w:r>
       <w:r>
@@ -6275,7 +6106,14 @@
           <w:sz w:val="24"/>
           <w:szCs w:val="24"/>
         </w:rPr>
-        <w:t>Comparando con el modelo anterior, el suavizado hace que los documentos que antes eran cero ahora tienen una probabilidad baja asociada. D4 sigue siendo considerado el documento con más rankings</w:t>
+        <w:t xml:space="preserve">Comparando con el modelo anterior, el suavizado hace que los documentos que antes eran cero ahora tienen una probabilidad baja asociada. D4 sigue siendo considerado el documento con más </w:t>
+      </w:r>
+      <w:r>
+        <w:rPr>
+          <w:sz w:val="24"/>
+          <w:szCs w:val="24"/>
+        </w:rPr>
+        <w:t>score.</w:t>
       </w:r>
     </w:p>
     <w:p>
@@ -7548,15 +7386,13 @@
         </w:rPr>
         <w:t xml:space="preserve">Todos los documentos tienen un score asociado. Los dos documentos que no eran cero en el modelo anterior (D2 y D4),ahora tienen un score </w:t>
       </w:r>
-      <w:proofErr w:type="spellStart"/>
-      <w:r>
-        <w:rPr>
-          <w:sz w:val="24"/>
-          <w:szCs w:val="24"/>
-        </w:rPr>
-        <w:t>mas</w:t>
-      </w:r>
-      <w:proofErr w:type="spellEnd"/>
+      <w:r>
+        <w:rPr>
+          <w:sz w:val="24"/>
+          <w:szCs w:val="24"/>
+        </w:rPr>
+        <w:t>más</w:t>
+      </w:r>
       <w:r>
         <w:rPr>
           <w:sz w:val="24"/>
@@ -7634,7 +7470,7 @@
     <w:tbl>
       <w:tblPr>
         <w:tblStyle w:val="Tablaconcuadrcula"/>
-        <w:tblW w:w="0" w:type="auto"/>
+        <w:tblW w:w="9776" w:type="dxa"/>
         <w:tblLook w:val="04A0" w:firstRow="1" w:lastRow="0" w:firstColumn="1" w:lastColumn="0" w:noHBand="0" w:noVBand="1"/>
       </w:tblPr>
       <w:tblGrid>
@@ -7645,7 +7481,7 @@
         <w:gridCol w:w="964"/>
         <w:gridCol w:w="964"/>
         <w:gridCol w:w="964"/>
-        <w:gridCol w:w="2303"/>
+        <w:gridCol w:w="2449"/>
       </w:tblGrid>
       <w:tr>
         <w:trPr>
@@ -7653,7 +7489,7 @@
         </w:trPr>
         <w:tc>
           <w:tcPr>
-            <w:tcW w:w="1564" w:type="dxa"/>
+            <w:tcW w:w="1542" w:type="dxa"/>
             <w:noWrap/>
             <w:hideMark/>
           </w:tcPr>
@@ -7675,7 +7511,7 @@
         </w:tc>
         <w:tc>
           <w:tcPr>
-            <w:tcW w:w="977" w:type="dxa"/>
+            <w:tcW w:w="965" w:type="dxa"/>
             <w:noWrap/>
             <w:hideMark/>
           </w:tcPr>
@@ -7701,7 +7537,7 @@
         </w:tc>
         <w:tc>
           <w:tcPr>
-            <w:tcW w:w="976" w:type="dxa"/>
+            <w:tcW w:w="964" w:type="dxa"/>
             <w:noWrap/>
             <w:hideMark/>
           </w:tcPr>
@@ -7727,7 +7563,7 @@
         </w:tc>
         <w:tc>
           <w:tcPr>
-            <w:tcW w:w="976" w:type="dxa"/>
+            <w:tcW w:w="964" w:type="dxa"/>
             <w:noWrap/>
             <w:hideMark/>
           </w:tcPr>
@@ -7753,7 +7589,7 @@
         </w:tc>
         <w:tc>
           <w:tcPr>
-            <w:tcW w:w="976" w:type="dxa"/>
+            <w:tcW w:w="964" w:type="dxa"/>
             <w:noWrap/>
             <w:hideMark/>
           </w:tcPr>
@@ -7779,7 +7615,7 @@
         </w:tc>
         <w:tc>
           <w:tcPr>
-            <w:tcW w:w="976" w:type="dxa"/>
+            <w:tcW w:w="964" w:type="dxa"/>
             <w:noWrap/>
             <w:hideMark/>
           </w:tcPr>
@@ -7805,7 +7641,7 @@
         </w:tc>
         <w:tc>
           <w:tcPr>
-            <w:tcW w:w="976" w:type="dxa"/>
+            <w:tcW w:w="964" w:type="dxa"/>
             <w:noWrap/>
             <w:hideMark/>
           </w:tcPr>
@@ -7831,7 +7667,7 @@
         </w:tc>
         <w:tc>
           <w:tcPr>
-            <w:tcW w:w="2209" w:type="dxa"/>
+            <w:tcW w:w="2449" w:type="dxa"/>
             <w:noWrap/>
             <w:hideMark/>
           </w:tcPr>
@@ -7882,7 +7718,7 @@
         </w:trPr>
         <w:tc>
           <w:tcPr>
-            <w:tcW w:w="1564" w:type="dxa"/>
+            <w:tcW w:w="1542" w:type="dxa"/>
             <w:noWrap/>
             <w:hideMark/>
           </w:tcPr>
@@ -7908,7 +7744,7 @@
         </w:tc>
         <w:tc>
           <w:tcPr>
-            <w:tcW w:w="977" w:type="dxa"/>
+            <w:tcW w:w="965" w:type="dxa"/>
             <w:noWrap/>
             <w:hideMark/>
           </w:tcPr>
@@ -7930,7 +7766,7 @@
         </w:tc>
         <w:tc>
           <w:tcPr>
-            <w:tcW w:w="976" w:type="dxa"/>
+            <w:tcW w:w="964" w:type="dxa"/>
             <w:noWrap/>
             <w:hideMark/>
           </w:tcPr>
@@ -7952,7 +7788,7 @@
         </w:tc>
         <w:tc>
           <w:tcPr>
-            <w:tcW w:w="976" w:type="dxa"/>
+            <w:tcW w:w="964" w:type="dxa"/>
             <w:noWrap/>
             <w:hideMark/>
           </w:tcPr>
@@ -7974,7 +7810,7 @@
         </w:tc>
         <w:tc>
           <w:tcPr>
-            <w:tcW w:w="976" w:type="dxa"/>
+            <w:tcW w:w="964" w:type="dxa"/>
             <w:noWrap/>
             <w:hideMark/>
           </w:tcPr>
@@ -7996,7 +7832,7 @@
         </w:tc>
         <w:tc>
           <w:tcPr>
-            <w:tcW w:w="976" w:type="dxa"/>
+            <w:tcW w:w="964" w:type="dxa"/>
             <w:noWrap/>
             <w:hideMark/>
           </w:tcPr>
@@ -8018,7 +7854,7 @@
         </w:tc>
         <w:tc>
           <w:tcPr>
-            <w:tcW w:w="976" w:type="dxa"/>
+            <w:tcW w:w="964" w:type="dxa"/>
             <w:noWrap/>
             <w:hideMark/>
           </w:tcPr>
@@ -8040,7 +7876,7 @@
         </w:tc>
         <w:tc>
           <w:tcPr>
-            <w:tcW w:w="2209" w:type="dxa"/>
+            <w:tcW w:w="2449" w:type="dxa"/>
             <w:noWrap/>
             <w:hideMark/>
           </w:tcPr>
@@ -8067,7 +7903,7 @@
         </w:trPr>
         <w:tc>
           <w:tcPr>
-            <w:tcW w:w="1564" w:type="dxa"/>
+            <w:tcW w:w="1542" w:type="dxa"/>
             <w:noWrap/>
             <w:hideMark/>
           </w:tcPr>
@@ -8093,7 +7929,7 @@
         </w:tc>
         <w:tc>
           <w:tcPr>
-            <w:tcW w:w="977" w:type="dxa"/>
+            <w:tcW w:w="965" w:type="dxa"/>
             <w:noWrap/>
             <w:hideMark/>
           </w:tcPr>
@@ -8115,7 +7951,7 @@
         </w:tc>
         <w:tc>
           <w:tcPr>
-            <w:tcW w:w="976" w:type="dxa"/>
+            <w:tcW w:w="964" w:type="dxa"/>
             <w:noWrap/>
             <w:hideMark/>
           </w:tcPr>
@@ -8137,7 +7973,7 @@
         </w:tc>
         <w:tc>
           <w:tcPr>
-            <w:tcW w:w="976" w:type="dxa"/>
+            <w:tcW w:w="964" w:type="dxa"/>
             <w:noWrap/>
             <w:hideMark/>
           </w:tcPr>
@@ -8159,7 +7995,7 @@
         </w:tc>
         <w:tc>
           <w:tcPr>
-            <w:tcW w:w="976" w:type="dxa"/>
+            <w:tcW w:w="964" w:type="dxa"/>
             <w:noWrap/>
             <w:hideMark/>
           </w:tcPr>
@@ -8181,7 +8017,7 @@
         </w:tc>
         <w:tc>
           <w:tcPr>
-            <w:tcW w:w="976" w:type="dxa"/>
+            <w:tcW w:w="964" w:type="dxa"/>
             <w:noWrap/>
             <w:hideMark/>
           </w:tcPr>
@@ -8203,7 +8039,7 @@
         </w:tc>
         <w:tc>
           <w:tcPr>
-            <w:tcW w:w="976" w:type="dxa"/>
+            <w:tcW w:w="964" w:type="dxa"/>
             <w:noWrap/>
             <w:hideMark/>
           </w:tcPr>
@@ -8225,7 +8061,7 @@
         </w:tc>
         <w:tc>
           <w:tcPr>
-            <w:tcW w:w="2209" w:type="dxa"/>
+            <w:tcW w:w="2449" w:type="dxa"/>
             <w:noWrap/>
             <w:hideMark/>
           </w:tcPr>
@@ -8252,7 +8088,7 @@
         </w:trPr>
         <w:tc>
           <w:tcPr>
-            <w:tcW w:w="1564" w:type="dxa"/>
+            <w:tcW w:w="1542" w:type="dxa"/>
             <w:noWrap/>
             <w:hideMark/>
           </w:tcPr>
@@ -8278,7 +8114,7 @@
         </w:tc>
         <w:tc>
           <w:tcPr>
-            <w:tcW w:w="977" w:type="dxa"/>
+            <w:tcW w:w="965" w:type="dxa"/>
             <w:noWrap/>
             <w:hideMark/>
           </w:tcPr>
@@ -8300,7 +8136,7 @@
         </w:tc>
         <w:tc>
           <w:tcPr>
-            <w:tcW w:w="976" w:type="dxa"/>
+            <w:tcW w:w="964" w:type="dxa"/>
             <w:noWrap/>
             <w:hideMark/>
           </w:tcPr>
@@ -8322,7 +8158,7 @@
         </w:tc>
         <w:tc>
           <w:tcPr>
-            <w:tcW w:w="976" w:type="dxa"/>
+            <w:tcW w:w="964" w:type="dxa"/>
             <w:noWrap/>
             <w:hideMark/>
           </w:tcPr>
@@ -8344,7 +8180,7 @@
         </w:tc>
         <w:tc>
           <w:tcPr>
-            <w:tcW w:w="976" w:type="dxa"/>
+            <w:tcW w:w="964" w:type="dxa"/>
             <w:noWrap/>
             <w:hideMark/>
           </w:tcPr>
@@ -8366,7 +8202,7 @@
         </w:tc>
         <w:tc>
           <w:tcPr>
-            <w:tcW w:w="976" w:type="dxa"/>
+            <w:tcW w:w="964" w:type="dxa"/>
             <w:noWrap/>
             <w:hideMark/>
           </w:tcPr>
@@ -8388,7 +8224,7 @@
         </w:tc>
         <w:tc>
           <w:tcPr>
-            <w:tcW w:w="976" w:type="dxa"/>
+            <w:tcW w:w="964" w:type="dxa"/>
             <w:noWrap/>
             <w:hideMark/>
           </w:tcPr>
@@ -8410,7 +8246,7 @@
         </w:tc>
         <w:tc>
           <w:tcPr>
-            <w:tcW w:w="2209" w:type="dxa"/>
+            <w:tcW w:w="2449" w:type="dxa"/>
             <w:noWrap/>
             <w:hideMark/>
           </w:tcPr>
@@ -8869,7 +8705,14 @@
           <w:sz w:val="24"/>
           <w:szCs w:val="24"/>
         </w:rPr>
-        <w:t xml:space="preserve">Al seguir usando </w:t>
+        <w:t xml:space="preserve">Al seguir usando Query Likelihood, el suavizado no soluciona </w:t>
+      </w:r>
+      <w:r>
+        <w:rPr>
+          <w:sz w:val="24"/>
+          <w:szCs w:val="24"/>
+        </w:rPr>
+        <w:t xml:space="preserve">la </w:t>
       </w:r>
       <w:proofErr w:type="spellStart"/>
       <w:r>
@@ -8877,7 +8720,7 @@
           <w:sz w:val="24"/>
           <w:szCs w:val="24"/>
         </w:rPr>
-        <w:t>Query</w:t>
+        <w:t>problematica</w:t>
       </w:r>
       <w:proofErr w:type="spellEnd"/>
       <w:r>
@@ -8885,23 +8728,7 @@
           <w:sz w:val="24"/>
           <w:szCs w:val="24"/>
         </w:rPr>
-        <w:t xml:space="preserve"> </w:t>
-      </w:r>
-      <w:proofErr w:type="spellStart"/>
-      <w:r>
-        <w:rPr>
-          <w:sz w:val="24"/>
-          <w:szCs w:val="24"/>
-        </w:rPr>
-        <w:t>Likelihood</w:t>
-      </w:r>
-      <w:proofErr w:type="spellEnd"/>
-      <w:r>
-        <w:rPr>
-          <w:sz w:val="24"/>
-          <w:szCs w:val="24"/>
-        </w:rPr>
-        <w:t xml:space="preserve">, el suavizado no soluciona el problema de los términos fuera del vocabulario, teniendo el mismo problema que con MLE. Como resultado, los score de todos los documentos </w:t>
+        <w:t xml:space="preserve"> de los términos fuera del vocabulario, teniendo el mismo problema que con MLE. Como resultado, los score de todos los documentos </w:t>
       </w:r>
       <w:r>
         <w:rPr>
@@ -8981,34 +8808,15 @@
           <w:szCs w:val="24"/>
           <w:lang w:val="es-AR"/>
         </w:rPr>
-        <w:t xml:space="preserve"> y un suavizado por Dirichlet-</w:t>
-      </w:r>
-      <w:proofErr w:type="spellStart"/>
-      <w:r>
-        <w:rPr>
-          <w:color w:val="FABF8F" w:themeColor="accent6" w:themeTint="99"/>
-          <w:sz w:val="24"/>
-          <w:szCs w:val="24"/>
-          <w:lang w:val="es-AR"/>
-        </w:rPr>
-        <w:t>Priors</w:t>
-      </w:r>
-      <w:proofErr w:type="spellEnd"/>
-      <w:r>
-        <w:rPr>
-          <w:color w:val="FABF8F" w:themeColor="accent6" w:themeTint="99"/>
-          <w:sz w:val="24"/>
-          <w:szCs w:val="24"/>
-          <w:lang w:val="es-AR"/>
-        </w:rPr>
-        <w:t xml:space="preserve"> utilizando para los parámetros los valores sugeridos en la literatura.</w:t>
+        <w:t xml:space="preserve"> y un suavizado por Dirichlet-Priors utilizando para los parámetros los valores sugeridos en la literatura.</w:t>
       </w:r>
     </w:p>
     <w:p>
       <w:pPr>
         <w:jc w:val="both"/>
         <w:rPr>
-          <w:color w:val="FABF8F" w:themeColor="accent6" w:themeTint="99"/>
+          <w:b/>
+          <w:bCs/>
           <w:sz w:val="24"/>
           <w:szCs w:val="24"/>
           <w:lang w:val="es-AR"/>
@@ -9034,10 +8842,12 @@
           <w:szCs w:val="24"/>
           <w:lang w:val="es-AR"/>
         </w:rPr>
-        <w:t xml:space="preserve">Divergencia de </w:t>
-      </w:r>
-      <w:proofErr w:type="spellStart"/>
-      <w:r>
+        <w:t>Suavizado Dirichlet Priors</w:t>
+      </w:r>
+    </w:p>
+    <w:p>
+      <w:pPr>
+        <w:jc w:val="both"/>
         <w:rPr>
           <w:b/>
           <w:bCs/>
@@ -9045,76 +8855,63 @@
           <w:szCs w:val="24"/>
           <w:lang w:val="es-AR"/>
         </w:rPr>
-        <w:t>Kullba</w:t>
-      </w:r>
-      <w:r>
+      </w:pPr>
+    </w:p>
+    <w:p>
+      <w:pPr>
+        <w:jc w:val="both"/>
+        <w:rPr>
+          <w:sz w:val="24"/>
+          <w:szCs w:val="24"/>
+          <w:lang w:val="es-AR"/>
+        </w:rPr>
+      </w:pPr>
+      <w:r>
+        <w:rPr>
+          <w:sz w:val="24"/>
+          <w:szCs w:val="24"/>
+          <w:lang w:val="es-AR"/>
+        </w:rPr>
+        <w:t xml:space="preserve">Construimos la matriz termino-documento con el suavizado Dirichlet </w:t>
+      </w:r>
+      <w:proofErr w:type="spellStart"/>
+      <w:r>
+        <w:rPr>
+          <w:sz w:val="24"/>
+          <w:szCs w:val="24"/>
+          <w:lang w:val="es-AR"/>
+        </w:rPr>
+        <w:t>Prioris</w:t>
+      </w:r>
+      <w:proofErr w:type="spellEnd"/>
+      <w:r>
+        <w:rPr>
+          <w:sz w:val="24"/>
+          <w:szCs w:val="24"/>
+          <w:lang w:val="es-AR"/>
+        </w:rPr>
+        <w:t>, aplicando la siguiente fórmula para cada intersección.</w:t>
+      </w:r>
+    </w:p>
+    <w:p>
+      <w:pPr>
+        <w:jc w:val="center"/>
         <w:rPr>
           <w:b/>
           <w:bCs/>
-          <w:sz w:val="24"/>
-          <w:szCs w:val="24"/>
-          <w:lang w:val="es-AR"/>
-        </w:rPr>
-        <w:t>c</w:t>
-      </w:r>
+        </w:rPr>
+      </w:pPr>
       <w:r>
         <w:rPr>
           <w:b/>
           <w:bCs/>
-          <w:sz w:val="24"/>
-          <w:szCs w:val="24"/>
-          <w:lang w:val="es-AR"/>
-        </w:rPr>
-        <w:t>k-Leibler</w:t>
-      </w:r>
-      <w:proofErr w:type="spellEnd"/>
-      <w:r>
-        <w:rPr>
-          <w:b/>
-          <w:bCs/>
-          <w:sz w:val="24"/>
-          <w:szCs w:val="24"/>
-          <w:lang w:val="es-AR"/>
-        </w:rPr>
-        <w:t xml:space="preserve"> (KL)</w:t>
-      </w:r>
-    </w:p>
-    <w:p>
-      <w:pPr>
-        <w:jc w:val="both"/>
-        <w:rPr>
-          <w:b/>
-          <w:bCs/>
-          <w:sz w:val="24"/>
-          <w:szCs w:val="24"/>
-          <w:lang w:val="es-AR"/>
-        </w:rPr>
-      </w:pPr>
-    </w:p>
-    <w:p>
-      <w:pPr>
-        <w:jc w:val="both"/>
-        <w:rPr>
-          <w:b/>
-          <w:bCs/>
-          <w:sz w:val="24"/>
-          <w:szCs w:val="24"/>
-          <w:lang w:val="es-AR"/>
-        </w:rPr>
-      </w:pPr>
-      <w:r>
-        <w:rPr>
-          <w:b/>
-          <w:bCs/>
-          <w:sz w:val="24"/>
-          <w:szCs w:val="24"/>
-          <w:lang w:val="es-AR"/>
+          <w:noProof/>
         </w:rPr>
         <w:drawing>
-          <wp:inline distT="0" distB="0" distL="0" distR="0" wp14:anchorId="68679332" wp14:editId="4F5B0CC6">
-            <wp:extent cx="2676525" cy="666644"/>
-            <wp:effectExtent l="0" t="0" r="0" b="635"/>
-            <wp:docPr id="3" name="Imagen 3"/>
+          <wp:inline distT="0" distB="0" distL="0" distR="0" wp14:anchorId="6EBF115A" wp14:editId="33098B67">
+            <wp:extent cx="2698002" cy="590550"/>
+            <wp:effectExtent l="0" t="0" r="7620" b="0"/>
+            <wp:docPr id="2" name="Imagen 2"/>
             <wp:cNvGraphicFramePr>
               <a:graphicFrameLocks xmlns:a="http://schemas.openxmlformats.org/drawingml/2006/main" noChangeAspect="1"/>
             </wp:cNvGraphicFramePr>
@@ -9134,7 +8931,7 @@
                   <pic:spPr>
                     <a:xfrm>
                       <a:off x="0" y="0"/>
-                      <a:ext cx="2680640" cy="667669"/>
+                      <a:ext cx="2700501" cy="591097"/>
                     </a:xfrm>
                     <a:prstGeom prst="rect">
                       <a:avLst/>
@@ -9149,19 +8946,27 @@
     </w:p>
     <w:p>
       <w:pPr>
-        <w:jc w:val="both"/>
+        <w:jc w:val="center"/>
         <w:rPr>
           <w:b/>
           <w:bCs/>
-          <w:sz w:val="24"/>
-          <w:szCs w:val="24"/>
-          <w:lang w:val="es-AR"/>
         </w:rPr>
       </w:pPr>
     </w:p>
     <w:p>
       <w:pPr>
         <w:jc w:val="both"/>
+      </w:pPr>
+      <w:r>
+        <w:t>El mu utilizado para llevar a cabo el suavizado es 1000, sugerido en la literatura.</w:t>
+      </w:r>
+      <w:r>
+        <w:t xml:space="preserve"> Este nos garantiza un balance entre el documento y la colección. </w:t>
+      </w:r>
+    </w:p>
+    <w:p>
+      <w:pPr>
+        <w:jc w:val="both"/>
         <w:rPr>
           <w:b/>
           <w:bCs/>
@@ -9170,7 +8975,10 @@
           <w:lang w:val="es-AR"/>
         </w:rPr>
       </w:pPr>
-      <w:r>
+    </w:p>
+    <w:p>
+      <w:pPr>
+        <w:jc w:val="both"/>
         <w:rPr>
           <w:b/>
           <w:bCs/>
@@ -9178,9 +8986,7 @@
           <w:szCs w:val="24"/>
           <w:lang w:val="es-AR"/>
         </w:rPr>
-        <w:t xml:space="preserve">Suavizado Dirichlet </w:t>
-      </w:r>
-      <w:proofErr w:type="spellStart"/>
+      </w:pPr>
       <w:r>
         <w:rPr>
           <w:b/>
@@ -9189,9 +8995,28 @@
           <w:szCs w:val="24"/>
           <w:lang w:val="es-AR"/>
         </w:rPr>
-        <w:t>Priors</w:t>
-      </w:r>
-      <w:proofErr w:type="spellEnd"/>
+        <w:t>Divergencia de Kullba</w:t>
+      </w:r>
+      <w:r>
+        <w:rPr>
+          <w:b/>
+          <w:bCs/>
+          <w:sz w:val="24"/>
+          <w:szCs w:val="24"/>
+          <w:lang w:val="es-AR"/>
+        </w:rPr>
+        <w:t>c</w:t>
+      </w:r>
+      <w:r>
+        <w:rPr>
+          <w:b/>
+          <w:bCs/>
+          <w:sz w:val="24"/>
+          <w:szCs w:val="24"/>
+          <w:lang w:val="es-AR"/>
+        </w:rPr>
+        <w:t>k-Leibler (KL)</w:t>
+      </w:r>
     </w:p>
     <w:p>
       <w:pPr>
@@ -9209,20 +9034,61 @@
       <w:pPr>
         <w:jc w:val="both"/>
         <w:rPr>
+          <w:sz w:val="24"/>
+          <w:szCs w:val="24"/>
+          <w:lang w:val="es-AR"/>
+        </w:rPr>
+      </w:pPr>
+      <w:r>
+        <w:rPr>
+          <w:sz w:val="24"/>
+          <w:szCs w:val="24"/>
+          <w:lang w:val="es-AR"/>
+        </w:rPr>
+        <w:t xml:space="preserve">Con la nueva matriz, calculamos el KL, que nos dará la distancia entre las distribuciones de la query y el documento. La </w:t>
+      </w:r>
+      <w:r>
+        <w:rPr>
+          <w:sz w:val="24"/>
+          <w:szCs w:val="24"/>
+          <w:lang w:val="es-AR"/>
+        </w:rPr>
+        <w:t>fórmula</w:t>
+      </w:r>
+      <w:r>
+        <w:rPr>
+          <w:sz w:val="24"/>
+          <w:szCs w:val="24"/>
+          <w:lang w:val="es-AR"/>
+        </w:rPr>
+        <w:t xml:space="preserve"> es la siguiente:</w:t>
+      </w:r>
+    </w:p>
+    <w:p>
+      <w:pPr>
+        <w:jc w:val="center"/>
+        <w:rPr>
           <w:b/>
           <w:bCs/>
+          <w:sz w:val="24"/>
+          <w:szCs w:val="24"/>
+          <w:lang w:val="es-AR"/>
         </w:rPr>
       </w:pPr>
       <w:r>
         <w:rPr>
           <w:b/>
           <w:bCs/>
+          <w:noProof/>
+          <w:sz w:val="24"/>
+          <w:szCs w:val="24"/>
+          <w:lang w:val="es-AR"/>
         </w:rPr>
         <w:drawing>
-          <wp:inline distT="0" distB="0" distL="0" distR="0" wp14:anchorId="40B3687E" wp14:editId="4BB88C17">
-            <wp:extent cx="2698002" cy="590550"/>
-            <wp:effectExtent l="0" t="0" r="7620" b="0"/>
-            <wp:docPr id="2" name="Imagen 2"/>
+          <wp:inline distT="0" distB="0" distL="0" distR="0" wp14:anchorId="68679332" wp14:editId="4F5B0CC6">
+            <wp:extent cx="2676525" cy="666644"/>
+            <wp:effectExtent l="0" t="0" r="0" b="635"/>
+            <wp:docPr id="3" name="Imagen 3"/>
             <wp:cNvGraphicFramePr>
               <a:graphicFrameLocks xmlns:a="http://schemas.openxmlformats.org/drawingml/2006/main" noChangeAspect="1"/>
             </wp:cNvGraphicFramePr>
@@ -9242,7 +9108,7 @@
                   <pic:spPr>
                     <a:xfrm>
                       <a:off x="0" y="0"/>
-                      <a:ext cx="2700501" cy="591097"/>
+                      <a:ext cx="2680640" cy="667669"/>
                     </a:xfrm>
                     <a:prstGeom prst="rect">
                       <a:avLst/>
@@ -9254,46 +9120,5344 @@
           </wp:inline>
         </w:drawing>
       </w:r>
+    </w:p>
+    <w:p>
+      <w:pPr>
+        <w:jc w:val="both"/>
+        <w:rPr>
+          <w:sz w:val="24"/>
+          <w:szCs w:val="24"/>
+          <w:lang w:val="es-AR"/>
+        </w:rPr>
+      </w:pPr>
+      <w:r>
+        <w:rPr>
+          <w:sz w:val="24"/>
+          <w:szCs w:val="24"/>
+          <w:lang w:val="es-AR"/>
+        </w:rPr>
+        <w:t>Aclaración: Es necesario también aplicar el suavizado de DP a las querys.</w:t>
+      </w:r>
+    </w:p>
+    <w:p>
+      <w:pPr>
+        <w:jc w:val="both"/>
+        <w:rPr>
+          <w:sz w:val="24"/>
+          <w:szCs w:val="24"/>
+          <w:lang w:val="es-AR"/>
+        </w:rPr>
+      </w:pPr>
+    </w:p>
+    <w:p>
+      <w:pPr>
+        <w:jc w:val="both"/>
+        <w:rPr>
+          <w:sz w:val="24"/>
+          <w:szCs w:val="24"/>
+        </w:rPr>
+      </w:pPr>
       <w:r>
         <w:rPr>
           <w:b/>
           <w:bCs/>
-        </w:rPr>
-        <w:t xml:space="preserve"> </w:t>
+          <w:sz w:val="24"/>
+          <w:szCs w:val="24"/>
+        </w:rPr>
+        <w:t>A) Consulta</w:t>
+      </w:r>
+      <w:r>
+        <w:rPr>
+          <w:sz w:val="24"/>
+          <w:szCs w:val="24"/>
+        </w:rPr>
+        <w:t>: país cultura</w:t>
       </w:r>
     </w:p>
     <w:p>
       <w:pPr>
         <w:jc w:val="both"/>
         <w:rPr>
+          <w:sz w:val="24"/>
+          <w:szCs w:val="24"/>
+        </w:rPr>
+      </w:pPr>
+    </w:p>
+    <w:p>
+      <w:pPr>
+        <w:jc w:val="both"/>
+        <w:rPr>
+          <w:sz w:val="24"/>
+          <w:szCs w:val="24"/>
+        </w:rPr>
+      </w:pPr>
+      <w:r>
+        <w:rPr>
+          <w:sz w:val="24"/>
+          <w:szCs w:val="24"/>
+        </w:rPr>
+        <w:t>El suavizado queda de la siguiente manera</w:t>
+      </w:r>
+    </w:p>
+    <w:p>
+      <w:pPr>
+        <w:jc w:val="both"/>
+        <w:rPr>
+          <w:sz w:val="24"/>
+          <w:szCs w:val="24"/>
+        </w:rPr>
+      </w:pPr>
+    </w:p>
+    <w:tbl>
+      <w:tblPr>
+        <w:tblStyle w:val="Tablaconcuadrcula"/>
+        <w:tblW w:w="0" w:type="auto"/>
+        <w:tblLook w:val="04A0" w:firstRow="1" w:lastRow="0" w:firstColumn="1" w:lastColumn="0" w:noHBand="0" w:noVBand="1"/>
+      </w:tblPr>
+      <w:tblGrid>
+        <w:gridCol w:w="1963"/>
+        <w:gridCol w:w="1070"/>
+        <w:gridCol w:w="1070"/>
+        <w:gridCol w:w="1070"/>
+        <w:gridCol w:w="1070"/>
+        <w:gridCol w:w="1070"/>
+        <w:gridCol w:w="1070"/>
+        <w:gridCol w:w="1247"/>
+      </w:tblGrid>
+      <w:tr>
+        <w:trPr>
+          <w:trHeight w:val="285"/>
+        </w:trPr>
+        <w:tc>
+          <w:tcPr>
+            <w:tcW w:w="1963" w:type="dxa"/>
+            <w:noWrap/>
+            <w:hideMark/>
+          </w:tcPr>
+          <w:p>
+            <w:pPr>
+              <w:jc w:val="both"/>
+              <w:rPr>
+                <w:sz w:val="24"/>
+                <w:szCs w:val="24"/>
+              </w:rPr>
+            </w:pPr>
+            <w:r>
+              <w:rPr>
+                <w:sz w:val="24"/>
+                <w:szCs w:val="24"/>
+              </w:rPr>
+              <w:t> </w:t>
+            </w:r>
+          </w:p>
+        </w:tc>
+        <w:tc>
+          <w:tcPr>
+            <w:tcW w:w="1070" w:type="dxa"/>
+            <w:noWrap/>
+            <w:hideMark/>
+          </w:tcPr>
+          <w:p>
+            <w:pPr>
+              <w:jc w:val="both"/>
+              <w:rPr>
+                <w:b/>
+                <w:bCs/>
+                <w:sz w:val="24"/>
+                <w:szCs w:val="24"/>
+              </w:rPr>
+            </w:pPr>
+            <w:r>
+              <w:rPr>
+                <w:b/>
+                <w:bCs/>
+                <w:sz w:val="24"/>
+                <w:szCs w:val="24"/>
+              </w:rPr>
+              <w:t>d1</w:t>
+            </w:r>
+          </w:p>
+        </w:tc>
+        <w:tc>
+          <w:tcPr>
+            <w:tcW w:w="1070" w:type="dxa"/>
+            <w:noWrap/>
+            <w:hideMark/>
+          </w:tcPr>
+          <w:p>
+            <w:pPr>
+              <w:jc w:val="both"/>
+              <w:rPr>
+                <w:b/>
+                <w:bCs/>
+                <w:sz w:val="24"/>
+                <w:szCs w:val="24"/>
+              </w:rPr>
+            </w:pPr>
+            <w:r>
+              <w:rPr>
+                <w:b/>
+                <w:bCs/>
+                <w:sz w:val="24"/>
+                <w:szCs w:val="24"/>
+              </w:rPr>
+              <w:t>d2</w:t>
+            </w:r>
+          </w:p>
+        </w:tc>
+        <w:tc>
+          <w:tcPr>
+            <w:tcW w:w="1070" w:type="dxa"/>
+            <w:noWrap/>
+            <w:hideMark/>
+          </w:tcPr>
+          <w:p>
+            <w:pPr>
+              <w:jc w:val="both"/>
+              <w:rPr>
+                <w:b/>
+                <w:bCs/>
+                <w:sz w:val="24"/>
+                <w:szCs w:val="24"/>
+              </w:rPr>
+            </w:pPr>
+            <w:r>
+              <w:rPr>
+                <w:b/>
+                <w:bCs/>
+                <w:sz w:val="24"/>
+                <w:szCs w:val="24"/>
+              </w:rPr>
+              <w:t>d3</w:t>
+            </w:r>
+          </w:p>
+        </w:tc>
+        <w:tc>
+          <w:tcPr>
+            <w:tcW w:w="1070" w:type="dxa"/>
+            <w:noWrap/>
+            <w:hideMark/>
+          </w:tcPr>
+          <w:p>
+            <w:pPr>
+              <w:jc w:val="both"/>
+              <w:rPr>
+                <w:b/>
+                <w:bCs/>
+                <w:sz w:val="24"/>
+                <w:szCs w:val="24"/>
+              </w:rPr>
+            </w:pPr>
+            <w:r>
+              <w:rPr>
+                <w:b/>
+                <w:bCs/>
+                <w:sz w:val="24"/>
+                <w:szCs w:val="24"/>
+              </w:rPr>
+              <w:t>d4</w:t>
+            </w:r>
+          </w:p>
+        </w:tc>
+        <w:tc>
+          <w:tcPr>
+            <w:tcW w:w="1070" w:type="dxa"/>
+            <w:noWrap/>
+            <w:hideMark/>
+          </w:tcPr>
+          <w:p>
+            <w:pPr>
+              <w:jc w:val="both"/>
+              <w:rPr>
+                <w:b/>
+                <w:bCs/>
+                <w:sz w:val="24"/>
+                <w:szCs w:val="24"/>
+              </w:rPr>
+            </w:pPr>
+            <w:r>
+              <w:rPr>
+                <w:b/>
+                <w:bCs/>
+                <w:sz w:val="24"/>
+                <w:szCs w:val="24"/>
+              </w:rPr>
+              <w:t>d5</w:t>
+            </w:r>
+          </w:p>
+        </w:tc>
+        <w:tc>
+          <w:tcPr>
+            <w:tcW w:w="1070" w:type="dxa"/>
+            <w:noWrap/>
+            <w:hideMark/>
+          </w:tcPr>
+          <w:p>
+            <w:pPr>
+              <w:jc w:val="both"/>
+              <w:rPr>
+                <w:b/>
+                <w:bCs/>
+                <w:sz w:val="24"/>
+                <w:szCs w:val="24"/>
+              </w:rPr>
+            </w:pPr>
+            <w:r>
+              <w:rPr>
+                <w:b/>
+                <w:bCs/>
+                <w:sz w:val="24"/>
+                <w:szCs w:val="24"/>
+              </w:rPr>
+              <w:t>d6</w:t>
+            </w:r>
+          </w:p>
+        </w:tc>
+        <w:tc>
+          <w:tcPr>
+            <w:tcW w:w="1247" w:type="dxa"/>
+            <w:noWrap/>
+            <w:hideMark/>
+          </w:tcPr>
+          <w:p>
+            <w:pPr>
+              <w:jc w:val="both"/>
+              <w:rPr>
+                <w:b/>
+                <w:bCs/>
+                <w:sz w:val="24"/>
+                <w:szCs w:val="24"/>
+              </w:rPr>
+            </w:pPr>
+            <w:r>
+              <w:rPr>
+                <w:b/>
+                <w:bCs/>
+                <w:sz w:val="24"/>
+                <w:szCs w:val="24"/>
+              </w:rPr>
+              <w:t>MLE</w:t>
+            </w:r>
+          </w:p>
+        </w:tc>
+      </w:tr>
+      <w:tr>
+        <w:trPr>
+          <w:trHeight w:val="285"/>
+        </w:trPr>
+        <w:tc>
+          <w:tcPr>
+            <w:tcW w:w="1963" w:type="dxa"/>
+            <w:noWrap/>
+            <w:hideMark/>
+          </w:tcPr>
+          <w:p>
+            <w:pPr>
+              <w:jc w:val="both"/>
+              <w:rPr>
+                <w:b/>
+                <w:bCs/>
+                <w:sz w:val="24"/>
+                <w:szCs w:val="24"/>
+              </w:rPr>
+            </w:pPr>
+            <w:r>
+              <w:rPr>
+                <w:b/>
+                <w:bCs/>
+                <w:sz w:val="24"/>
+                <w:szCs w:val="24"/>
+              </w:rPr>
+              <w:t>cultura</w:t>
+            </w:r>
+          </w:p>
+        </w:tc>
+        <w:tc>
+          <w:tcPr>
+            <w:tcW w:w="1070" w:type="dxa"/>
+            <w:noWrap/>
+            <w:hideMark/>
+          </w:tcPr>
+          <w:p>
+            <w:pPr>
+              <w:jc w:val="both"/>
+              <w:rPr>
+                <w:sz w:val="24"/>
+                <w:szCs w:val="24"/>
+              </w:rPr>
+            </w:pPr>
+            <w:r>
+              <w:rPr>
+                <w:sz w:val="24"/>
+                <w:szCs w:val="24"/>
+              </w:rPr>
+              <w:t>0,0389</w:t>
+            </w:r>
+          </w:p>
+        </w:tc>
+        <w:tc>
+          <w:tcPr>
+            <w:tcW w:w="1070" w:type="dxa"/>
+            <w:noWrap/>
+            <w:hideMark/>
+          </w:tcPr>
+          <w:p>
+            <w:pPr>
+              <w:jc w:val="both"/>
+              <w:rPr>
+                <w:sz w:val="24"/>
+                <w:szCs w:val="24"/>
+              </w:rPr>
+            </w:pPr>
+            <w:r>
+              <w:rPr>
+                <w:sz w:val="24"/>
+                <w:szCs w:val="24"/>
+              </w:rPr>
+              <w:t>0,0399</w:t>
+            </w:r>
+          </w:p>
+        </w:tc>
+        <w:tc>
+          <w:tcPr>
+            <w:tcW w:w="1070" w:type="dxa"/>
+            <w:noWrap/>
+            <w:hideMark/>
+          </w:tcPr>
+          <w:p>
+            <w:pPr>
+              <w:jc w:val="both"/>
+              <w:rPr>
+                <w:sz w:val="24"/>
+                <w:szCs w:val="24"/>
+              </w:rPr>
+            </w:pPr>
+            <w:r>
+              <w:rPr>
+                <w:sz w:val="24"/>
+                <w:szCs w:val="24"/>
+              </w:rPr>
+              <w:t>0,0390</w:t>
+            </w:r>
+          </w:p>
+        </w:tc>
+        <w:tc>
+          <w:tcPr>
+            <w:tcW w:w="1070" w:type="dxa"/>
+            <w:noWrap/>
+            <w:hideMark/>
+          </w:tcPr>
+          <w:p>
+            <w:pPr>
+              <w:jc w:val="both"/>
+              <w:rPr>
+                <w:sz w:val="24"/>
+                <w:szCs w:val="24"/>
+              </w:rPr>
+            </w:pPr>
+            <w:r>
+              <w:rPr>
+                <w:sz w:val="24"/>
+                <w:szCs w:val="24"/>
+              </w:rPr>
+              <w:t>0,0401</w:t>
+            </w:r>
+          </w:p>
+        </w:tc>
+        <w:tc>
+          <w:tcPr>
+            <w:tcW w:w="1070" w:type="dxa"/>
+            <w:noWrap/>
+            <w:hideMark/>
+          </w:tcPr>
+          <w:p>
+            <w:pPr>
+              <w:jc w:val="both"/>
+              <w:rPr>
+                <w:sz w:val="24"/>
+                <w:szCs w:val="24"/>
+              </w:rPr>
+            </w:pPr>
+            <w:r>
+              <w:rPr>
+                <w:sz w:val="24"/>
+                <w:szCs w:val="24"/>
+              </w:rPr>
+              <w:t>0,0400</w:t>
+            </w:r>
+          </w:p>
+        </w:tc>
+        <w:tc>
+          <w:tcPr>
+            <w:tcW w:w="1070" w:type="dxa"/>
+            <w:noWrap/>
+            <w:hideMark/>
+          </w:tcPr>
+          <w:p>
+            <w:pPr>
+              <w:jc w:val="both"/>
+              <w:rPr>
+                <w:sz w:val="24"/>
+                <w:szCs w:val="24"/>
+              </w:rPr>
+            </w:pPr>
+            <w:r>
+              <w:rPr>
+                <w:sz w:val="24"/>
+                <w:szCs w:val="24"/>
+              </w:rPr>
+              <w:t>0,0390</w:t>
+            </w:r>
+          </w:p>
+        </w:tc>
+        <w:tc>
+          <w:tcPr>
+            <w:tcW w:w="1247" w:type="dxa"/>
+            <w:noWrap/>
+            <w:hideMark/>
+          </w:tcPr>
+          <w:p>
+            <w:pPr>
+              <w:jc w:val="both"/>
+              <w:rPr>
+                <w:sz w:val="24"/>
+                <w:szCs w:val="24"/>
+              </w:rPr>
+            </w:pPr>
+            <w:r>
+              <w:rPr>
+                <w:sz w:val="24"/>
+                <w:szCs w:val="24"/>
+              </w:rPr>
+              <w:t>0,0395</w:t>
+            </w:r>
+          </w:p>
+        </w:tc>
+      </w:tr>
+      <w:tr>
+        <w:trPr>
+          <w:trHeight w:val="285"/>
+        </w:trPr>
+        <w:tc>
+          <w:tcPr>
+            <w:tcW w:w="1963" w:type="dxa"/>
+            <w:noWrap/>
+            <w:hideMark/>
+          </w:tcPr>
+          <w:p>
+            <w:pPr>
+              <w:jc w:val="both"/>
+              <w:rPr>
+                <w:b/>
+                <w:bCs/>
+                <w:sz w:val="24"/>
+                <w:szCs w:val="24"/>
+              </w:rPr>
+            </w:pPr>
+            <w:proofErr w:type="spellStart"/>
+            <w:r>
+              <w:rPr>
+                <w:b/>
+                <w:bCs/>
+                <w:sz w:val="24"/>
+                <w:szCs w:val="24"/>
+              </w:rPr>
+              <w:t>pais</w:t>
+            </w:r>
+            <w:proofErr w:type="spellEnd"/>
+          </w:p>
+        </w:tc>
+        <w:tc>
+          <w:tcPr>
+            <w:tcW w:w="1070" w:type="dxa"/>
+            <w:noWrap/>
+            <w:hideMark/>
+          </w:tcPr>
+          <w:p>
+            <w:pPr>
+              <w:jc w:val="both"/>
+              <w:rPr>
+                <w:sz w:val="24"/>
+                <w:szCs w:val="24"/>
+              </w:rPr>
+            </w:pPr>
+            <w:r>
+              <w:rPr>
+                <w:sz w:val="24"/>
+                <w:szCs w:val="24"/>
+              </w:rPr>
+              <w:t>0,0389</w:t>
+            </w:r>
+          </w:p>
+        </w:tc>
+        <w:tc>
+          <w:tcPr>
+            <w:tcW w:w="1070" w:type="dxa"/>
+            <w:noWrap/>
+            <w:hideMark/>
+          </w:tcPr>
+          <w:p>
+            <w:pPr>
+              <w:jc w:val="both"/>
+              <w:rPr>
+                <w:sz w:val="24"/>
+                <w:szCs w:val="24"/>
+              </w:rPr>
+            </w:pPr>
+            <w:r>
+              <w:rPr>
+                <w:sz w:val="24"/>
+                <w:szCs w:val="24"/>
+              </w:rPr>
+              <w:t>0,0399</w:t>
+            </w:r>
+          </w:p>
+        </w:tc>
+        <w:tc>
+          <w:tcPr>
+            <w:tcW w:w="1070" w:type="dxa"/>
+            <w:noWrap/>
+            <w:hideMark/>
+          </w:tcPr>
+          <w:p>
+            <w:pPr>
+              <w:jc w:val="both"/>
+              <w:rPr>
+                <w:sz w:val="24"/>
+                <w:szCs w:val="24"/>
+              </w:rPr>
+            </w:pPr>
+            <w:r>
+              <w:rPr>
+                <w:sz w:val="24"/>
+                <w:szCs w:val="24"/>
+              </w:rPr>
+              <w:t>0,0400</w:t>
+            </w:r>
+          </w:p>
+        </w:tc>
+        <w:tc>
+          <w:tcPr>
+            <w:tcW w:w="1070" w:type="dxa"/>
+            <w:noWrap/>
+            <w:hideMark/>
+          </w:tcPr>
+          <w:p>
+            <w:pPr>
+              <w:jc w:val="both"/>
+              <w:rPr>
+                <w:sz w:val="24"/>
+                <w:szCs w:val="24"/>
+              </w:rPr>
+            </w:pPr>
+            <w:r>
+              <w:rPr>
+                <w:sz w:val="24"/>
+                <w:szCs w:val="24"/>
+              </w:rPr>
+              <w:t>0,0401</w:t>
+            </w:r>
+          </w:p>
+        </w:tc>
+        <w:tc>
+          <w:tcPr>
+            <w:tcW w:w="1070" w:type="dxa"/>
+            <w:noWrap/>
+            <w:hideMark/>
+          </w:tcPr>
+          <w:p>
+            <w:pPr>
+              <w:jc w:val="both"/>
+              <w:rPr>
+                <w:sz w:val="24"/>
+                <w:szCs w:val="24"/>
+              </w:rPr>
+            </w:pPr>
+            <w:r>
+              <w:rPr>
+                <w:sz w:val="24"/>
+                <w:szCs w:val="24"/>
+              </w:rPr>
+              <w:t>0,0390</w:t>
+            </w:r>
+          </w:p>
+        </w:tc>
+        <w:tc>
+          <w:tcPr>
+            <w:tcW w:w="1070" w:type="dxa"/>
+            <w:noWrap/>
+            <w:hideMark/>
+          </w:tcPr>
+          <w:p>
+            <w:pPr>
+              <w:jc w:val="both"/>
+              <w:rPr>
+                <w:sz w:val="24"/>
+                <w:szCs w:val="24"/>
+              </w:rPr>
+            </w:pPr>
+            <w:r>
+              <w:rPr>
+                <w:sz w:val="24"/>
+                <w:szCs w:val="24"/>
+              </w:rPr>
+              <w:t>0,0390</w:t>
+            </w:r>
+          </w:p>
+        </w:tc>
+        <w:tc>
+          <w:tcPr>
+            <w:tcW w:w="1247" w:type="dxa"/>
+            <w:noWrap/>
+            <w:hideMark/>
+          </w:tcPr>
+          <w:p>
+            <w:pPr>
+              <w:jc w:val="both"/>
+              <w:rPr>
+                <w:sz w:val="24"/>
+                <w:szCs w:val="24"/>
+              </w:rPr>
+            </w:pPr>
+            <w:r>
+              <w:rPr>
+                <w:sz w:val="24"/>
+                <w:szCs w:val="24"/>
+              </w:rPr>
+              <w:t>0,0395</w:t>
+            </w:r>
+          </w:p>
+        </w:tc>
+      </w:tr>
+    </w:tbl>
+    <w:p>
+      <w:pPr>
+        <w:jc w:val="both"/>
+        <w:rPr>
+          <w:sz w:val="24"/>
+          <w:szCs w:val="24"/>
+        </w:rPr>
+      </w:pPr>
+    </w:p>
+    <w:p>
+      <w:pPr>
+        <w:jc w:val="both"/>
+        <w:rPr>
+          <w:sz w:val="24"/>
+          <w:szCs w:val="24"/>
+          <w:lang w:val="es-AR"/>
+        </w:rPr>
+      </w:pPr>
+      <w:r>
+        <w:rPr>
+          <w:sz w:val="24"/>
+          <w:szCs w:val="24"/>
+        </w:rPr>
+        <w:t xml:space="preserve">Las probabilidades entre los términos y documentos </w:t>
+      </w:r>
+      <w:r>
+        <w:rPr>
+          <w:sz w:val="24"/>
+          <w:szCs w:val="24"/>
+        </w:rPr>
+        <w:t>son</w:t>
+      </w:r>
+      <w:r>
+        <w:rPr>
+          <w:sz w:val="24"/>
+          <w:szCs w:val="24"/>
+        </w:rPr>
+        <w:t xml:space="preserve"> muy </w:t>
+      </w:r>
+      <w:r>
+        <w:rPr>
+          <w:sz w:val="24"/>
+          <w:szCs w:val="24"/>
+        </w:rPr>
+        <w:t>similares</w:t>
+      </w:r>
+      <w:r>
+        <w:rPr>
+          <w:sz w:val="24"/>
+          <w:szCs w:val="24"/>
+        </w:rPr>
+        <w:t>, haciendo que el suavizado cumpla un factor importante en el ranking posterior</w:t>
+      </w:r>
+      <w:r>
+        <w:rPr>
+          <w:sz w:val="24"/>
+          <w:szCs w:val="24"/>
+        </w:rPr>
+        <w:t xml:space="preserve"> que</w:t>
+      </w:r>
+      <w:r>
+        <w:rPr>
+          <w:sz w:val="24"/>
+          <w:szCs w:val="24"/>
+          <w:lang w:val="es-AR"/>
+        </w:rPr>
+        <w:t>, calculando el KL correspondiente, fue el siguiente:</w:t>
+      </w:r>
+    </w:p>
+    <w:p>
+      <w:pPr>
+        <w:jc w:val="both"/>
+        <w:rPr>
+          <w:sz w:val="24"/>
+          <w:szCs w:val="24"/>
+          <w:lang w:val="es-AR"/>
+        </w:rPr>
+      </w:pPr>
+    </w:p>
+    <w:tbl>
+      <w:tblPr>
+        <w:tblStyle w:val="Tablaconcuadrcula"/>
+        <w:tblW w:w="0" w:type="auto"/>
+        <w:tblLook w:val="04A0" w:firstRow="1" w:lastRow="0" w:firstColumn="1" w:lastColumn="0" w:noHBand="0" w:noVBand="1"/>
+      </w:tblPr>
+      <w:tblGrid>
+        <w:gridCol w:w="1776"/>
+        <w:gridCol w:w="1096"/>
+        <w:gridCol w:w="1096"/>
+        <w:gridCol w:w="1096"/>
+        <w:gridCol w:w="1096"/>
+        <w:gridCol w:w="1096"/>
+        <w:gridCol w:w="1096"/>
+        <w:gridCol w:w="1278"/>
+      </w:tblGrid>
+      <w:tr>
+        <w:trPr>
+          <w:trHeight w:val="255"/>
+        </w:trPr>
+        <w:tc>
+          <w:tcPr>
+            <w:tcW w:w="2100" w:type="dxa"/>
+            <w:vMerge w:val="restart"/>
+            <w:noWrap/>
+            <w:hideMark/>
+          </w:tcPr>
+          <w:p>
+            <w:pPr>
+              <w:jc w:val="both"/>
+              <w:rPr>
+                <w:b/>
+                <w:bCs/>
+                <w:sz w:val="24"/>
+                <w:szCs w:val="24"/>
+              </w:rPr>
+            </w:pPr>
+            <w:r>
+              <w:rPr>
+                <w:b/>
+                <w:bCs/>
+                <w:sz w:val="24"/>
+                <w:szCs w:val="24"/>
+              </w:rPr>
+              <w:t>Q1</w:t>
+            </w:r>
+          </w:p>
+        </w:tc>
+        <w:tc>
+          <w:tcPr>
+            <w:tcW w:w="1280" w:type="dxa"/>
+            <w:noWrap/>
+            <w:hideMark/>
+          </w:tcPr>
+          <w:p>
+            <w:pPr>
+              <w:jc w:val="both"/>
+              <w:rPr>
+                <w:b/>
+                <w:bCs/>
+                <w:sz w:val="24"/>
+                <w:szCs w:val="24"/>
+              </w:rPr>
+            </w:pPr>
+            <w:proofErr w:type="spellStart"/>
+            <w:r>
+              <w:rPr>
+                <w:b/>
+                <w:bCs/>
+                <w:sz w:val="24"/>
+                <w:szCs w:val="24"/>
+              </w:rPr>
+              <w:t>doc</w:t>
+            </w:r>
+            <w:proofErr w:type="spellEnd"/>
+          </w:p>
+        </w:tc>
+        <w:tc>
+          <w:tcPr>
+            <w:tcW w:w="1280" w:type="dxa"/>
+            <w:noWrap/>
+            <w:hideMark/>
+          </w:tcPr>
+          <w:p>
+            <w:pPr>
+              <w:jc w:val="both"/>
+              <w:rPr>
+                <w:b/>
+                <w:bCs/>
+                <w:sz w:val="24"/>
+                <w:szCs w:val="24"/>
+              </w:rPr>
+            </w:pPr>
+            <w:r>
+              <w:rPr>
+                <w:b/>
+                <w:bCs/>
+                <w:sz w:val="24"/>
+                <w:szCs w:val="24"/>
+              </w:rPr>
+              <w:t>d1</w:t>
+            </w:r>
+          </w:p>
+        </w:tc>
+        <w:tc>
+          <w:tcPr>
+            <w:tcW w:w="1280" w:type="dxa"/>
+            <w:noWrap/>
+            <w:hideMark/>
+          </w:tcPr>
+          <w:p>
+            <w:pPr>
+              <w:jc w:val="both"/>
+              <w:rPr>
+                <w:b/>
+                <w:bCs/>
+                <w:sz w:val="24"/>
+                <w:szCs w:val="24"/>
+              </w:rPr>
+            </w:pPr>
+            <w:r>
+              <w:rPr>
+                <w:b/>
+                <w:bCs/>
+                <w:sz w:val="24"/>
+                <w:szCs w:val="24"/>
+              </w:rPr>
+              <w:t>d2</w:t>
+            </w:r>
+          </w:p>
+        </w:tc>
+        <w:tc>
+          <w:tcPr>
+            <w:tcW w:w="1280" w:type="dxa"/>
+            <w:noWrap/>
+            <w:hideMark/>
+          </w:tcPr>
+          <w:p>
+            <w:pPr>
+              <w:jc w:val="both"/>
+              <w:rPr>
+                <w:b/>
+                <w:bCs/>
+                <w:sz w:val="24"/>
+                <w:szCs w:val="24"/>
+              </w:rPr>
+            </w:pPr>
+            <w:r>
+              <w:rPr>
+                <w:b/>
+                <w:bCs/>
+                <w:sz w:val="24"/>
+                <w:szCs w:val="24"/>
+              </w:rPr>
+              <w:t>d3</w:t>
+            </w:r>
+          </w:p>
+        </w:tc>
+        <w:tc>
+          <w:tcPr>
+            <w:tcW w:w="1280" w:type="dxa"/>
+            <w:noWrap/>
+            <w:hideMark/>
+          </w:tcPr>
+          <w:p>
+            <w:pPr>
+              <w:jc w:val="both"/>
+              <w:rPr>
+                <w:b/>
+                <w:bCs/>
+                <w:sz w:val="24"/>
+                <w:szCs w:val="24"/>
+              </w:rPr>
+            </w:pPr>
+            <w:r>
+              <w:rPr>
+                <w:b/>
+                <w:bCs/>
+                <w:sz w:val="24"/>
+                <w:szCs w:val="24"/>
+              </w:rPr>
+              <w:t>d4</w:t>
+            </w:r>
+          </w:p>
+        </w:tc>
+        <w:tc>
+          <w:tcPr>
+            <w:tcW w:w="1280" w:type="dxa"/>
+            <w:noWrap/>
+            <w:hideMark/>
+          </w:tcPr>
+          <w:p>
+            <w:pPr>
+              <w:jc w:val="both"/>
+              <w:rPr>
+                <w:b/>
+                <w:bCs/>
+                <w:sz w:val="24"/>
+                <w:szCs w:val="24"/>
+              </w:rPr>
+            </w:pPr>
+            <w:r>
+              <w:rPr>
+                <w:b/>
+                <w:bCs/>
+                <w:sz w:val="24"/>
+                <w:szCs w:val="24"/>
+              </w:rPr>
+              <w:t>d5</w:t>
+            </w:r>
+          </w:p>
+        </w:tc>
+        <w:tc>
+          <w:tcPr>
+            <w:tcW w:w="1500" w:type="dxa"/>
+            <w:noWrap/>
+            <w:hideMark/>
+          </w:tcPr>
+          <w:p>
+            <w:pPr>
+              <w:jc w:val="both"/>
+              <w:rPr>
+                <w:b/>
+                <w:bCs/>
+                <w:sz w:val="24"/>
+                <w:szCs w:val="24"/>
+              </w:rPr>
+            </w:pPr>
+            <w:r>
+              <w:rPr>
+                <w:b/>
+                <w:bCs/>
+                <w:sz w:val="24"/>
+                <w:szCs w:val="24"/>
+              </w:rPr>
+              <w:t>d6</w:t>
+            </w:r>
+          </w:p>
+        </w:tc>
+      </w:tr>
+      <w:tr>
+        <w:trPr>
+          <w:trHeight w:val="255"/>
+        </w:trPr>
+        <w:tc>
+          <w:tcPr>
+            <w:tcW w:w="2100" w:type="dxa"/>
+            <w:vMerge/>
+            <w:hideMark/>
+          </w:tcPr>
+          <w:p>
+            <w:pPr>
+              <w:jc w:val="both"/>
+              <w:rPr>
+                <w:b/>
+                <w:bCs/>
+                <w:sz w:val="24"/>
+                <w:szCs w:val="24"/>
+              </w:rPr>
+            </w:pPr>
+          </w:p>
+        </w:tc>
+        <w:tc>
+          <w:tcPr>
+            <w:tcW w:w="1280" w:type="dxa"/>
+            <w:noWrap/>
+            <w:hideMark/>
+          </w:tcPr>
+          <w:p>
+            <w:pPr>
+              <w:jc w:val="both"/>
+              <w:rPr>
+                <w:sz w:val="24"/>
+                <w:szCs w:val="24"/>
+              </w:rPr>
+            </w:pPr>
+            <w:proofErr w:type="spellStart"/>
+            <w:r>
+              <w:rPr>
+                <w:sz w:val="24"/>
+                <w:szCs w:val="24"/>
+              </w:rPr>
+              <w:t>pais</w:t>
+            </w:r>
+            <w:proofErr w:type="spellEnd"/>
+          </w:p>
+        </w:tc>
+        <w:tc>
+          <w:tcPr>
+            <w:tcW w:w="1280" w:type="dxa"/>
+            <w:noWrap/>
+            <w:hideMark/>
+          </w:tcPr>
+          <w:p>
+            <w:pPr>
+              <w:jc w:val="both"/>
+              <w:rPr>
+                <w:sz w:val="24"/>
+                <w:szCs w:val="24"/>
+              </w:rPr>
+            </w:pPr>
+            <w:r>
+              <w:rPr>
+                <w:sz w:val="24"/>
+                <w:szCs w:val="24"/>
+              </w:rPr>
+              <w:t>0,0007</w:t>
+            </w:r>
+          </w:p>
+        </w:tc>
+        <w:tc>
+          <w:tcPr>
+            <w:tcW w:w="1280" w:type="dxa"/>
+            <w:noWrap/>
+            <w:hideMark/>
+          </w:tcPr>
+          <w:p>
+            <w:pPr>
+              <w:jc w:val="both"/>
+              <w:rPr>
+                <w:sz w:val="24"/>
+                <w:szCs w:val="24"/>
+              </w:rPr>
+            </w:pPr>
+            <w:r>
+              <w:rPr>
+                <w:sz w:val="24"/>
+                <w:szCs w:val="24"/>
+              </w:rPr>
+              <w:t>0,0002</w:t>
+            </w:r>
+          </w:p>
+        </w:tc>
+        <w:tc>
+          <w:tcPr>
+            <w:tcW w:w="1280" w:type="dxa"/>
+            <w:noWrap/>
+            <w:hideMark/>
+          </w:tcPr>
+          <w:p>
+            <w:pPr>
+              <w:jc w:val="both"/>
+              <w:rPr>
+                <w:sz w:val="24"/>
+                <w:szCs w:val="24"/>
+              </w:rPr>
+            </w:pPr>
+            <w:r>
+              <w:rPr>
+                <w:sz w:val="24"/>
+                <w:szCs w:val="24"/>
+              </w:rPr>
+              <w:t>0,0002</w:t>
+            </w:r>
+          </w:p>
+        </w:tc>
+        <w:tc>
+          <w:tcPr>
+            <w:tcW w:w="1280" w:type="dxa"/>
+            <w:noWrap/>
+            <w:hideMark/>
+          </w:tcPr>
+          <w:p>
+            <w:pPr>
+              <w:jc w:val="both"/>
+              <w:rPr>
+                <w:sz w:val="24"/>
+                <w:szCs w:val="24"/>
+              </w:rPr>
+            </w:pPr>
+            <w:r>
+              <w:rPr>
+                <w:sz w:val="24"/>
+                <w:szCs w:val="24"/>
+              </w:rPr>
+              <w:t>0,0001</w:t>
+            </w:r>
+          </w:p>
+        </w:tc>
+        <w:tc>
+          <w:tcPr>
+            <w:tcW w:w="1280" w:type="dxa"/>
+            <w:noWrap/>
+            <w:hideMark/>
+          </w:tcPr>
+          <w:p>
+            <w:pPr>
+              <w:jc w:val="both"/>
+              <w:rPr>
+                <w:sz w:val="24"/>
+                <w:szCs w:val="24"/>
+              </w:rPr>
+            </w:pPr>
+            <w:r>
+              <w:rPr>
+                <w:sz w:val="24"/>
+                <w:szCs w:val="24"/>
+              </w:rPr>
+              <w:t>0,0006</w:t>
+            </w:r>
+          </w:p>
+        </w:tc>
+        <w:tc>
+          <w:tcPr>
+            <w:tcW w:w="1500" w:type="dxa"/>
+            <w:noWrap/>
+            <w:hideMark/>
+          </w:tcPr>
+          <w:p>
+            <w:pPr>
+              <w:jc w:val="both"/>
+              <w:rPr>
+                <w:sz w:val="24"/>
+                <w:szCs w:val="24"/>
+              </w:rPr>
+            </w:pPr>
+            <w:r>
+              <w:rPr>
+                <w:sz w:val="24"/>
+                <w:szCs w:val="24"/>
+              </w:rPr>
+              <w:t>0,0006</w:t>
+            </w:r>
+          </w:p>
+        </w:tc>
+      </w:tr>
+      <w:tr>
+        <w:trPr>
+          <w:trHeight w:val="255"/>
+        </w:trPr>
+        <w:tc>
+          <w:tcPr>
+            <w:tcW w:w="2100" w:type="dxa"/>
+            <w:noWrap/>
+            <w:hideMark/>
+          </w:tcPr>
+          <w:p>
+            <w:pPr>
+              <w:jc w:val="both"/>
+              <w:rPr>
+                <w:sz w:val="24"/>
+                <w:szCs w:val="24"/>
+              </w:rPr>
+            </w:pPr>
+          </w:p>
+        </w:tc>
+        <w:tc>
+          <w:tcPr>
+            <w:tcW w:w="1280" w:type="dxa"/>
+            <w:noWrap/>
+            <w:hideMark/>
+          </w:tcPr>
+          <w:p>
+            <w:pPr>
+              <w:jc w:val="both"/>
+              <w:rPr>
+                <w:sz w:val="24"/>
+                <w:szCs w:val="24"/>
+              </w:rPr>
+            </w:pPr>
+            <w:r>
+              <w:rPr>
+                <w:sz w:val="24"/>
+                <w:szCs w:val="24"/>
+              </w:rPr>
+              <w:t>cultura</w:t>
+            </w:r>
+          </w:p>
+        </w:tc>
+        <w:tc>
+          <w:tcPr>
+            <w:tcW w:w="1280" w:type="dxa"/>
+            <w:noWrap/>
+            <w:hideMark/>
+          </w:tcPr>
+          <w:p>
+            <w:pPr>
+              <w:jc w:val="both"/>
+              <w:rPr>
+                <w:sz w:val="24"/>
+                <w:szCs w:val="24"/>
+              </w:rPr>
+            </w:pPr>
+            <w:r>
+              <w:rPr>
+                <w:sz w:val="24"/>
+                <w:szCs w:val="24"/>
+              </w:rPr>
+              <w:t>0,0007</w:t>
+            </w:r>
+          </w:p>
+        </w:tc>
+        <w:tc>
+          <w:tcPr>
+            <w:tcW w:w="1280" w:type="dxa"/>
+            <w:noWrap/>
+            <w:hideMark/>
+          </w:tcPr>
+          <w:p>
+            <w:pPr>
+              <w:jc w:val="both"/>
+              <w:rPr>
+                <w:sz w:val="24"/>
+                <w:szCs w:val="24"/>
+              </w:rPr>
+            </w:pPr>
+            <w:r>
+              <w:rPr>
+                <w:sz w:val="24"/>
+                <w:szCs w:val="24"/>
+              </w:rPr>
+              <w:t>0,0002</w:t>
+            </w:r>
+          </w:p>
+        </w:tc>
+        <w:tc>
+          <w:tcPr>
+            <w:tcW w:w="1280" w:type="dxa"/>
+            <w:noWrap/>
+            <w:hideMark/>
+          </w:tcPr>
+          <w:p>
+            <w:pPr>
+              <w:jc w:val="both"/>
+              <w:rPr>
+                <w:sz w:val="24"/>
+                <w:szCs w:val="24"/>
+              </w:rPr>
+            </w:pPr>
+            <w:r>
+              <w:rPr>
+                <w:sz w:val="24"/>
+                <w:szCs w:val="24"/>
+              </w:rPr>
+              <w:t>0,0006</w:t>
+            </w:r>
+          </w:p>
+        </w:tc>
+        <w:tc>
+          <w:tcPr>
+            <w:tcW w:w="1280" w:type="dxa"/>
+            <w:noWrap/>
+            <w:hideMark/>
+          </w:tcPr>
+          <w:p>
+            <w:pPr>
+              <w:jc w:val="both"/>
+              <w:rPr>
+                <w:sz w:val="24"/>
+                <w:szCs w:val="24"/>
+              </w:rPr>
+            </w:pPr>
+            <w:r>
+              <w:rPr>
+                <w:sz w:val="24"/>
+                <w:szCs w:val="24"/>
+              </w:rPr>
+              <w:t>0,0001</w:t>
+            </w:r>
+          </w:p>
+        </w:tc>
+        <w:tc>
+          <w:tcPr>
+            <w:tcW w:w="1280" w:type="dxa"/>
+            <w:noWrap/>
+            <w:hideMark/>
+          </w:tcPr>
+          <w:p>
+            <w:pPr>
+              <w:jc w:val="both"/>
+              <w:rPr>
+                <w:sz w:val="24"/>
+                <w:szCs w:val="24"/>
+              </w:rPr>
+            </w:pPr>
+            <w:r>
+              <w:rPr>
+                <w:sz w:val="24"/>
+                <w:szCs w:val="24"/>
+              </w:rPr>
+              <w:t>0,0002</w:t>
+            </w:r>
+          </w:p>
+        </w:tc>
+        <w:tc>
+          <w:tcPr>
+            <w:tcW w:w="1500" w:type="dxa"/>
+            <w:noWrap/>
+            <w:hideMark/>
+          </w:tcPr>
+          <w:p>
+            <w:pPr>
+              <w:jc w:val="both"/>
+              <w:rPr>
+                <w:sz w:val="24"/>
+                <w:szCs w:val="24"/>
+              </w:rPr>
+            </w:pPr>
+            <w:r>
+              <w:rPr>
+                <w:sz w:val="24"/>
+                <w:szCs w:val="24"/>
+              </w:rPr>
+              <w:t>0,0006</w:t>
+            </w:r>
+          </w:p>
+        </w:tc>
+      </w:tr>
+      <w:tr>
+        <w:trPr>
+          <w:trHeight w:val="255"/>
+        </w:trPr>
+        <w:tc>
+          <w:tcPr>
+            <w:tcW w:w="2100" w:type="dxa"/>
+            <w:noWrap/>
+            <w:hideMark/>
+          </w:tcPr>
+          <w:p>
+            <w:pPr>
+              <w:jc w:val="both"/>
+              <w:rPr>
+                <w:sz w:val="24"/>
+                <w:szCs w:val="24"/>
+              </w:rPr>
+            </w:pPr>
+          </w:p>
+        </w:tc>
+        <w:tc>
+          <w:tcPr>
+            <w:tcW w:w="1280" w:type="dxa"/>
+            <w:noWrap/>
+            <w:hideMark/>
+          </w:tcPr>
+          <w:p>
+            <w:pPr>
+              <w:jc w:val="both"/>
+              <w:rPr>
+                <w:b/>
+                <w:bCs/>
+                <w:sz w:val="24"/>
+                <w:szCs w:val="24"/>
+              </w:rPr>
+            </w:pPr>
+            <w:r>
+              <w:rPr>
+                <w:b/>
+                <w:bCs/>
+                <w:sz w:val="24"/>
+                <w:szCs w:val="24"/>
+              </w:rPr>
+              <w:t>KL</w:t>
+            </w:r>
+          </w:p>
+        </w:tc>
+        <w:tc>
+          <w:tcPr>
+            <w:tcW w:w="1280" w:type="dxa"/>
+            <w:noWrap/>
+            <w:hideMark/>
+          </w:tcPr>
+          <w:p>
+            <w:pPr>
+              <w:jc w:val="both"/>
+              <w:rPr>
+                <w:sz w:val="24"/>
+                <w:szCs w:val="24"/>
+              </w:rPr>
+            </w:pPr>
+            <w:r>
+              <w:rPr>
+                <w:sz w:val="24"/>
+                <w:szCs w:val="24"/>
+              </w:rPr>
+              <w:t>0,0013</w:t>
+            </w:r>
+          </w:p>
+        </w:tc>
+        <w:tc>
+          <w:tcPr>
+            <w:tcW w:w="1280" w:type="dxa"/>
+            <w:noWrap/>
+            <w:hideMark/>
+          </w:tcPr>
+          <w:p>
+            <w:pPr>
+              <w:jc w:val="both"/>
+              <w:rPr>
+                <w:sz w:val="24"/>
+                <w:szCs w:val="24"/>
+              </w:rPr>
+            </w:pPr>
+            <w:r>
+              <w:rPr>
+                <w:sz w:val="24"/>
+                <w:szCs w:val="24"/>
+              </w:rPr>
+              <w:t>0,0004</w:t>
+            </w:r>
+          </w:p>
+        </w:tc>
+        <w:tc>
+          <w:tcPr>
+            <w:tcW w:w="1280" w:type="dxa"/>
+            <w:noWrap/>
+            <w:hideMark/>
+          </w:tcPr>
+          <w:p>
+            <w:pPr>
+              <w:jc w:val="both"/>
+              <w:rPr>
+                <w:sz w:val="24"/>
+                <w:szCs w:val="24"/>
+              </w:rPr>
+            </w:pPr>
+            <w:r>
+              <w:rPr>
+                <w:sz w:val="24"/>
+                <w:szCs w:val="24"/>
+              </w:rPr>
+              <w:t>0,0008</w:t>
+            </w:r>
+          </w:p>
+        </w:tc>
+        <w:tc>
+          <w:tcPr>
+            <w:tcW w:w="1280" w:type="dxa"/>
+            <w:noWrap/>
+            <w:hideMark/>
+          </w:tcPr>
+          <w:p>
+            <w:pPr>
+              <w:jc w:val="both"/>
+              <w:rPr>
+                <w:sz w:val="24"/>
+                <w:szCs w:val="24"/>
+              </w:rPr>
+            </w:pPr>
+            <w:r>
+              <w:rPr>
+                <w:sz w:val="24"/>
+                <w:szCs w:val="24"/>
+              </w:rPr>
+              <w:t>0,0002</w:t>
+            </w:r>
+          </w:p>
+        </w:tc>
+        <w:tc>
+          <w:tcPr>
+            <w:tcW w:w="1280" w:type="dxa"/>
+            <w:noWrap/>
+            <w:hideMark/>
+          </w:tcPr>
+          <w:p>
+            <w:pPr>
+              <w:jc w:val="both"/>
+              <w:rPr>
+                <w:sz w:val="24"/>
+                <w:szCs w:val="24"/>
+              </w:rPr>
+            </w:pPr>
+            <w:r>
+              <w:rPr>
+                <w:sz w:val="24"/>
+                <w:szCs w:val="24"/>
+              </w:rPr>
+              <w:t>0,0008</w:t>
+            </w:r>
+          </w:p>
+        </w:tc>
+        <w:tc>
+          <w:tcPr>
+            <w:tcW w:w="1500" w:type="dxa"/>
+            <w:noWrap/>
+            <w:hideMark/>
+          </w:tcPr>
+          <w:p>
+            <w:pPr>
+              <w:jc w:val="both"/>
+              <w:rPr>
+                <w:sz w:val="24"/>
+                <w:szCs w:val="24"/>
+              </w:rPr>
+            </w:pPr>
+            <w:r>
+              <w:rPr>
+                <w:sz w:val="24"/>
+                <w:szCs w:val="24"/>
+              </w:rPr>
+              <w:t>0,0013</w:t>
+            </w:r>
+          </w:p>
+        </w:tc>
+      </w:tr>
+    </w:tbl>
+    <w:p>
+      <w:pPr>
+        <w:jc w:val="both"/>
+        <w:rPr>
+          <w:sz w:val="24"/>
+          <w:szCs w:val="24"/>
+          <w:lang w:val="es-AR"/>
+        </w:rPr>
+      </w:pPr>
+    </w:p>
+    <w:p>
+      <w:pPr>
+        <w:jc w:val="both"/>
+        <w:rPr>
+          <w:sz w:val="24"/>
+          <w:szCs w:val="24"/>
+          <w:lang w:val="es-AR"/>
+        </w:rPr>
+      </w:pPr>
+      <w:r>
+        <w:rPr>
+          <w:sz w:val="24"/>
+          <w:szCs w:val="24"/>
+          <w:lang w:val="es-AR"/>
+        </w:rPr>
+        <w:t>D4, al ser el documento con menor valor, es el mas similar a la query.</w:t>
+      </w:r>
+      <w:r>
+        <w:rPr>
+          <w:sz w:val="24"/>
+          <w:szCs w:val="24"/>
+          <w:lang w:val="es-AR"/>
+        </w:rPr>
+        <w:t xml:space="preserve"> Analizando su probabilidad con el suavizado, es el que probabilidad mas alta en ambos términos tiene (0,0401).</w:t>
+      </w:r>
+    </w:p>
+    <w:p>
+      <w:pPr>
+        <w:jc w:val="both"/>
+        <w:rPr>
+          <w:sz w:val="24"/>
+          <w:szCs w:val="24"/>
+          <w:lang w:val="es-AR"/>
+        </w:rPr>
+      </w:pPr>
+      <w:r>
+        <w:rPr>
+          <w:sz w:val="24"/>
+          <w:szCs w:val="24"/>
+          <w:lang w:val="es-AR"/>
+        </w:rPr>
+        <w:lastRenderedPageBreak/>
+        <w:t>De igual manera, los valores de KL son muy similares entre todos los documentos, haciendo que todos ellos sean muy parecidos y relevantes para la query.</w:t>
+      </w:r>
+      <w:r>
+        <w:rPr>
+          <w:sz w:val="24"/>
+          <w:szCs w:val="24"/>
+          <w:lang w:val="es-AR"/>
+        </w:rPr>
+        <w:t xml:space="preserve"> Esto nos hace deducir que el suavizado junto con KL es poco confiable en casos donde los documentos son similares.</w:t>
+      </w:r>
+    </w:p>
+    <w:p>
+      <w:pPr>
+        <w:jc w:val="both"/>
+        <w:rPr>
+          <w:sz w:val="24"/>
+          <w:szCs w:val="24"/>
+          <w:lang w:val="es-AR"/>
+        </w:rPr>
+      </w:pPr>
+    </w:p>
+    <w:p>
+      <w:pPr>
+        <w:jc w:val="both"/>
+        <w:rPr>
+          <w:sz w:val="24"/>
+          <w:szCs w:val="24"/>
+        </w:rPr>
+      </w:pPr>
+      <w:r>
+        <w:rPr>
           <w:b/>
           <w:bCs/>
-        </w:rPr>
-      </w:pPr>
+          <w:sz w:val="24"/>
+          <w:szCs w:val="24"/>
+        </w:rPr>
+        <w:t>B) Consulta</w:t>
+      </w:r>
+      <w:r>
+        <w:rPr>
+          <w:sz w:val="24"/>
+          <w:szCs w:val="24"/>
+        </w:rPr>
+        <w:t>: país libre cultura</w:t>
+      </w:r>
     </w:p>
     <w:p>
       <w:pPr>
-        <w:rPr>
-          <w:color w:val="FABF8F" w:themeColor="accent6" w:themeTint="99"/>
-          <w:sz w:val="24"/>
-          <w:szCs w:val="24"/>
-          <w:lang w:val="es-AR"/>
-        </w:rPr>
-      </w:pPr>
-      <w:r>
-        <w:rPr>
-          <w:color w:val="FABF8F" w:themeColor="accent6" w:themeTint="99"/>
-          <w:sz w:val="24"/>
-          <w:szCs w:val="24"/>
-          <w:lang w:val="es-AR"/>
-        </w:rPr>
-        <w:br w:type="page"/>
-      </w:r>
+        <w:jc w:val="both"/>
+        <w:rPr>
+          <w:sz w:val="24"/>
+          <w:szCs w:val="24"/>
+        </w:rPr>
+      </w:pPr>
     </w:p>
     <w:p>
       <w:pPr>
         <w:jc w:val="both"/>
         <w:rPr>
+          <w:sz w:val="24"/>
+          <w:szCs w:val="24"/>
+        </w:rPr>
+      </w:pPr>
+      <w:r>
+        <w:rPr>
+          <w:sz w:val="24"/>
+          <w:szCs w:val="24"/>
+        </w:rPr>
+        <w:t>El suavizado queda de la siguiente manera</w:t>
+      </w:r>
+    </w:p>
+    <w:p>
+      <w:pPr>
+        <w:jc w:val="both"/>
+        <w:rPr>
+          <w:sz w:val="24"/>
+          <w:szCs w:val="24"/>
+        </w:rPr>
+      </w:pPr>
+    </w:p>
+    <w:tbl>
+      <w:tblPr>
+        <w:tblStyle w:val="Tablaconcuadrcula"/>
+        <w:tblW w:w="0" w:type="auto"/>
+        <w:tblLook w:val="04A0" w:firstRow="1" w:lastRow="0" w:firstColumn="1" w:lastColumn="0" w:noHBand="0" w:noVBand="1"/>
+      </w:tblPr>
+      <w:tblGrid>
+        <w:gridCol w:w="1963"/>
+        <w:gridCol w:w="1070"/>
+        <w:gridCol w:w="1070"/>
+        <w:gridCol w:w="1070"/>
+        <w:gridCol w:w="1070"/>
+        <w:gridCol w:w="1070"/>
+        <w:gridCol w:w="1070"/>
+        <w:gridCol w:w="1247"/>
+      </w:tblGrid>
+      <w:tr>
+        <w:trPr>
+          <w:trHeight w:val="285"/>
+        </w:trPr>
+        <w:tc>
+          <w:tcPr>
+            <w:tcW w:w="1963" w:type="dxa"/>
+            <w:noWrap/>
+            <w:hideMark/>
+          </w:tcPr>
+          <w:p>
+            <w:pPr>
+              <w:jc w:val="both"/>
+              <w:rPr>
+                <w:sz w:val="24"/>
+                <w:szCs w:val="24"/>
+              </w:rPr>
+            </w:pPr>
+            <w:r>
+              <w:rPr>
+                <w:sz w:val="24"/>
+                <w:szCs w:val="24"/>
+              </w:rPr>
+              <w:t> </w:t>
+            </w:r>
+          </w:p>
+        </w:tc>
+        <w:tc>
+          <w:tcPr>
+            <w:tcW w:w="1070" w:type="dxa"/>
+            <w:noWrap/>
+            <w:hideMark/>
+          </w:tcPr>
+          <w:p>
+            <w:pPr>
+              <w:jc w:val="both"/>
+              <w:rPr>
+                <w:b/>
+                <w:bCs/>
+                <w:sz w:val="24"/>
+                <w:szCs w:val="24"/>
+              </w:rPr>
+            </w:pPr>
+            <w:r>
+              <w:rPr>
+                <w:b/>
+                <w:bCs/>
+                <w:sz w:val="24"/>
+                <w:szCs w:val="24"/>
+              </w:rPr>
+              <w:t>d1</w:t>
+            </w:r>
+          </w:p>
+        </w:tc>
+        <w:tc>
+          <w:tcPr>
+            <w:tcW w:w="1070" w:type="dxa"/>
+            <w:noWrap/>
+            <w:hideMark/>
+          </w:tcPr>
+          <w:p>
+            <w:pPr>
+              <w:jc w:val="both"/>
+              <w:rPr>
+                <w:b/>
+                <w:bCs/>
+                <w:sz w:val="24"/>
+                <w:szCs w:val="24"/>
+              </w:rPr>
+            </w:pPr>
+            <w:r>
+              <w:rPr>
+                <w:b/>
+                <w:bCs/>
+                <w:sz w:val="24"/>
+                <w:szCs w:val="24"/>
+              </w:rPr>
+              <w:t>d2</w:t>
+            </w:r>
+          </w:p>
+        </w:tc>
+        <w:tc>
+          <w:tcPr>
+            <w:tcW w:w="1070" w:type="dxa"/>
+            <w:noWrap/>
+            <w:hideMark/>
+          </w:tcPr>
+          <w:p>
+            <w:pPr>
+              <w:jc w:val="both"/>
+              <w:rPr>
+                <w:b/>
+                <w:bCs/>
+                <w:sz w:val="24"/>
+                <w:szCs w:val="24"/>
+              </w:rPr>
+            </w:pPr>
+            <w:r>
+              <w:rPr>
+                <w:b/>
+                <w:bCs/>
+                <w:sz w:val="24"/>
+                <w:szCs w:val="24"/>
+              </w:rPr>
+              <w:t>d3</w:t>
+            </w:r>
+          </w:p>
+        </w:tc>
+        <w:tc>
+          <w:tcPr>
+            <w:tcW w:w="1070" w:type="dxa"/>
+            <w:noWrap/>
+            <w:hideMark/>
+          </w:tcPr>
+          <w:p>
+            <w:pPr>
+              <w:jc w:val="both"/>
+              <w:rPr>
+                <w:b/>
+                <w:bCs/>
+                <w:sz w:val="24"/>
+                <w:szCs w:val="24"/>
+              </w:rPr>
+            </w:pPr>
+            <w:r>
+              <w:rPr>
+                <w:b/>
+                <w:bCs/>
+                <w:sz w:val="24"/>
+                <w:szCs w:val="24"/>
+              </w:rPr>
+              <w:t>d4</w:t>
+            </w:r>
+          </w:p>
+        </w:tc>
+        <w:tc>
+          <w:tcPr>
+            <w:tcW w:w="1070" w:type="dxa"/>
+            <w:noWrap/>
+            <w:hideMark/>
+          </w:tcPr>
+          <w:p>
+            <w:pPr>
+              <w:jc w:val="both"/>
+              <w:rPr>
+                <w:b/>
+                <w:bCs/>
+                <w:sz w:val="24"/>
+                <w:szCs w:val="24"/>
+              </w:rPr>
+            </w:pPr>
+            <w:r>
+              <w:rPr>
+                <w:b/>
+                <w:bCs/>
+                <w:sz w:val="24"/>
+                <w:szCs w:val="24"/>
+              </w:rPr>
+              <w:t>d5</w:t>
+            </w:r>
+          </w:p>
+        </w:tc>
+        <w:tc>
+          <w:tcPr>
+            <w:tcW w:w="1070" w:type="dxa"/>
+            <w:noWrap/>
+            <w:hideMark/>
+          </w:tcPr>
+          <w:p>
+            <w:pPr>
+              <w:jc w:val="both"/>
+              <w:rPr>
+                <w:b/>
+                <w:bCs/>
+                <w:sz w:val="24"/>
+                <w:szCs w:val="24"/>
+              </w:rPr>
+            </w:pPr>
+            <w:r>
+              <w:rPr>
+                <w:b/>
+                <w:bCs/>
+                <w:sz w:val="24"/>
+                <w:szCs w:val="24"/>
+              </w:rPr>
+              <w:t>d6</w:t>
+            </w:r>
+          </w:p>
+        </w:tc>
+        <w:tc>
+          <w:tcPr>
+            <w:tcW w:w="1247" w:type="dxa"/>
+            <w:noWrap/>
+            <w:hideMark/>
+          </w:tcPr>
+          <w:p>
+            <w:pPr>
+              <w:jc w:val="both"/>
+              <w:rPr>
+                <w:b/>
+                <w:bCs/>
+                <w:sz w:val="24"/>
+                <w:szCs w:val="24"/>
+              </w:rPr>
+            </w:pPr>
+            <w:r>
+              <w:rPr>
+                <w:b/>
+                <w:bCs/>
+                <w:sz w:val="24"/>
+                <w:szCs w:val="24"/>
+              </w:rPr>
+              <w:t>MLE</w:t>
+            </w:r>
+          </w:p>
+        </w:tc>
+      </w:tr>
+      <w:tr>
+        <w:trPr>
+          <w:trHeight w:val="285"/>
+        </w:trPr>
+        <w:tc>
+          <w:tcPr>
+            <w:tcW w:w="1963" w:type="dxa"/>
+            <w:noWrap/>
+            <w:hideMark/>
+          </w:tcPr>
+          <w:p>
+            <w:pPr>
+              <w:jc w:val="both"/>
+              <w:rPr>
+                <w:b/>
+                <w:bCs/>
+                <w:sz w:val="24"/>
+                <w:szCs w:val="24"/>
+              </w:rPr>
+            </w:pPr>
+            <w:r>
+              <w:rPr>
+                <w:b/>
+                <w:bCs/>
+                <w:sz w:val="24"/>
+                <w:szCs w:val="24"/>
+              </w:rPr>
+              <w:t>cultura</w:t>
+            </w:r>
+          </w:p>
+        </w:tc>
+        <w:tc>
+          <w:tcPr>
+            <w:tcW w:w="1070" w:type="dxa"/>
+            <w:noWrap/>
+            <w:hideMark/>
+          </w:tcPr>
+          <w:p>
+            <w:pPr>
+              <w:jc w:val="both"/>
+              <w:rPr>
+                <w:sz w:val="24"/>
+                <w:szCs w:val="24"/>
+              </w:rPr>
+            </w:pPr>
+            <w:r>
+              <w:rPr>
+                <w:sz w:val="24"/>
+                <w:szCs w:val="24"/>
+              </w:rPr>
+              <w:t>0,0389</w:t>
+            </w:r>
+          </w:p>
+        </w:tc>
+        <w:tc>
+          <w:tcPr>
+            <w:tcW w:w="1070" w:type="dxa"/>
+            <w:noWrap/>
+            <w:hideMark/>
+          </w:tcPr>
+          <w:p>
+            <w:pPr>
+              <w:jc w:val="both"/>
+              <w:rPr>
+                <w:sz w:val="24"/>
+                <w:szCs w:val="24"/>
+              </w:rPr>
+            </w:pPr>
+            <w:r>
+              <w:rPr>
+                <w:sz w:val="24"/>
+                <w:szCs w:val="24"/>
+              </w:rPr>
+              <w:t>0,0399</w:t>
+            </w:r>
+          </w:p>
+        </w:tc>
+        <w:tc>
+          <w:tcPr>
+            <w:tcW w:w="1070" w:type="dxa"/>
+            <w:noWrap/>
+            <w:hideMark/>
+          </w:tcPr>
+          <w:p>
+            <w:pPr>
+              <w:jc w:val="both"/>
+              <w:rPr>
+                <w:sz w:val="24"/>
+                <w:szCs w:val="24"/>
+              </w:rPr>
+            </w:pPr>
+            <w:r>
+              <w:rPr>
+                <w:sz w:val="24"/>
+                <w:szCs w:val="24"/>
+              </w:rPr>
+              <w:t>0,0390</w:t>
+            </w:r>
+          </w:p>
+        </w:tc>
+        <w:tc>
+          <w:tcPr>
+            <w:tcW w:w="1070" w:type="dxa"/>
+            <w:noWrap/>
+            <w:hideMark/>
+          </w:tcPr>
+          <w:p>
+            <w:pPr>
+              <w:jc w:val="both"/>
+              <w:rPr>
+                <w:sz w:val="24"/>
+                <w:szCs w:val="24"/>
+              </w:rPr>
+            </w:pPr>
+            <w:r>
+              <w:rPr>
+                <w:sz w:val="24"/>
+                <w:szCs w:val="24"/>
+              </w:rPr>
+              <w:t>0,0401</w:t>
+            </w:r>
+          </w:p>
+        </w:tc>
+        <w:tc>
+          <w:tcPr>
+            <w:tcW w:w="1070" w:type="dxa"/>
+            <w:noWrap/>
+            <w:hideMark/>
+          </w:tcPr>
+          <w:p>
+            <w:pPr>
+              <w:jc w:val="both"/>
+              <w:rPr>
+                <w:sz w:val="24"/>
+                <w:szCs w:val="24"/>
+              </w:rPr>
+            </w:pPr>
+            <w:r>
+              <w:rPr>
+                <w:sz w:val="24"/>
+                <w:szCs w:val="24"/>
+              </w:rPr>
+              <w:t>0,0400</w:t>
+            </w:r>
+          </w:p>
+        </w:tc>
+        <w:tc>
+          <w:tcPr>
+            <w:tcW w:w="1070" w:type="dxa"/>
+            <w:noWrap/>
+            <w:hideMark/>
+          </w:tcPr>
+          <w:p>
+            <w:pPr>
+              <w:jc w:val="both"/>
+              <w:rPr>
+                <w:sz w:val="24"/>
+                <w:szCs w:val="24"/>
+              </w:rPr>
+            </w:pPr>
+            <w:r>
+              <w:rPr>
+                <w:sz w:val="24"/>
+                <w:szCs w:val="24"/>
+              </w:rPr>
+              <w:t>0,0390</w:t>
+            </w:r>
+          </w:p>
+        </w:tc>
+        <w:tc>
+          <w:tcPr>
+            <w:tcW w:w="1247" w:type="dxa"/>
+            <w:noWrap/>
+            <w:hideMark/>
+          </w:tcPr>
+          <w:p>
+            <w:pPr>
+              <w:jc w:val="both"/>
+              <w:rPr>
+                <w:sz w:val="24"/>
+                <w:szCs w:val="24"/>
+              </w:rPr>
+            </w:pPr>
+            <w:r>
+              <w:rPr>
+                <w:sz w:val="24"/>
+                <w:szCs w:val="24"/>
+              </w:rPr>
+              <w:t>0,0395</w:t>
+            </w:r>
+          </w:p>
+        </w:tc>
+      </w:tr>
+      <w:tr>
+        <w:trPr>
+          <w:trHeight w:val="285"/>
+        </w:trPr>
+        <w:tc>
+          <w:tcPr>
+            <w:tcW w:w="1963" w:type="dxa"/>
+            <w:noWrap/>
+            <w:hideMark/>
+          </w:tcPr>
+          <w:p>
+            <w:pPr>
+              <w:jc w:val="both"/>
+              <w:rPr>
+                <w:b/>
+                <w:bCs/>
+                <w:sz w:val="24"/>
+                <w:szCs w:val="24"/>
+              </w:rPr>
+            </w:pPr>
+            <w:r>
+              <w:rPr>
+                <w:b/>
+                <w:bCs/>
+                <w:sz w:val="24"/>
+                <w:szCs w:val="24"/>
+              </w:rPr>
+              <w:t>libre</w:t>
+            </w:r>
+          </w:p>
+        </w:tc>
+        <w:tc>
+          <w:tcPr>
+            <w:tcW w:w="1070" w:type="dxa"/>
+            <w:noWrap/>
+            <w:hideMark/>
+          </w:tcPr>
+          <w:p>
+            <w:pPr>
+              <w:jc w:val="both"/>
+              <w:rPr>
+                <w:sz w:val="24"/>
+                <w:szCs w:val="24"/>
+              </w:rPr>
+            </w:pPr>
+            <w:r>
+              <w:rPr>
+                <w:sz w:val="24"/>
+                <w:szCs w:val="24"/>
+              </w:rPr>
+              <w:t>0,0788</w:t>
+            </w:r>
+          </w:p>
+        </w:tc>
+        <w:tc>
+          <w:tcPr>
+            <w:tcW w:w="1070" w:type="dxa"/>
+            <w:noWrap/>
+            <w:hideMark/>
+          </w:tcPr>
+          <w:p>
+            <w:pPr>
+              <w:jc w:val="both"/>
+              <w:rPr>
+                <w:sz w:val="24"/>
+                <w:szCs w:val="24"/>
+              </w:rPr>
+            </w:pPr>
+            <w:r>
+              <w:rPr>
+                <w:sz w:val="24"/>
+                <w:szCs w:val="24"/>
+              </w:rPr>
+              <w:t>0,0788</w:t>
+            </w:r>
+          </w:p>
+        </w:tc>
+        <w:tc>
+          <w:tcPr>
+            <w:tcW w:w="1070" w:type="dxa"/>
+            <w:noWrap/>
+            <w:hideMark/>
+          </w:tcPr>
+          <w:p>
+            <w:pPr>
+              <w:jc w:val="both"/>
+              <w:rPr>
+                <w:sz w:val="24"/>
+                <w:szCs w:val="24"/>
+              </w:rPr>
+            </w:pPr>
+            <w:r>
+              <w:rPr>
+                <w:sz w:val="24"/>
+                <w:szCs w:val="24"/>
+              </w:rPr>
+              <w:t>0,0779</w:t>
+            </w:r>
+          </w:p>
+        </w:tc>
+        <w:tc>
+          <w:tcPr>
+            <w:tcW w:w="1070" w:type="dxa"/>
+            <w:noWrap/>
+            <w:hideMark/>
+          </w:tcPr>
+          <w:p>
+            <w:pPr>
+              <w:jc w:val="both"/>
+              <w:rPr>
+                <w:sz w:val="24"/>
+                <w:szCs w:val="24"/>
+              </w:rPr>
+            </w:pPr>
+            <w:r>
+              <w:rPr>
+                <w:sz w:val="24"/>
+                <w:szCs w:val="24"/>
+              </w:rPr>
+              <w:t>0,0802</w:t>
+            </w:r>
+          </w:p>
+        </w:tc>
+        <w:tc>
+          <w:tcPr>
+            <w:tcW w:w="1070" w:type="dxa"/>
+            <w:noWrap/>
+            <w:hideMark/>
+          </w:tcPr>
+          <w:p>
+            <w:pPr>
+              <w:jc w:val="both"/>
+              <w:rPr>
+                <w:sz w:val="24"/>
+                <w:szCs w:val="24"/>
+              </w:rPr>
+            </w:pPr>
+            <w:r>
+              <w:rPr>
+                <w:sz w:val="24"/>
+                <w:szCs w:val="24"/>
+              </w:rPr>
+              <w:t>0,0790</w:t>
+            </w:r>
+          </w:p>
+        </w:tc>
+        <w:tc>
+          <w:tcPr>
+            <w:tcW w:w="1070" w:type="dxa"/>
+            <w:noWrap/>
+            <w:hideMark/>
+          </w:tcPr>
+          <w:p>
+            <w:pPr>
+              <w:jc w:val="both"/>
+              <w:rPr>
+                <w:sz w:val="24"/>
+                <w:szCs w:val="24"/>
+              </w:rPr>
+            </w:pPr>
+            <w:r>
+              <w:rPr>
+                <w:sz w:val="24"/>
+                <w:szCs w:val="24"/>
+              </w:rPr>
+              <w:t>0,0789</w:t>
+            </w:r>
+          </w:p>
+        </w:tc>
+        <w:tc>
+          <w:tcPr>
+            <w:tcW w:w="1247" w:type="dxa"/>
+            <w:noWrap/>
+            <w:hideMark/>
+          </w:tcPr>
+          <w:p>
+            <w:pPr>
+              <w:jc w:val="both"/>
+              <w:rPr>
+                <w:sz w:val="24"/>
+                <w:szCs w:val="24"/>
+              </w:rPr>
+            </w:pPr>
+            <w:r>
+              <w:rPr>
+                <w:sz w:val="24"/>
+                <w:szCs w:val="24"/>
+              </w:rPr>
+              <w:t>0,0789</w:t>
+            </w:r>
+          </w:p>
+        </w:tc>
+      </w:tr>
+      <w:tr>
+        <w:trPr>
+          <w:trHeight w:val="285"/>
+        </w:trPr>
+        <w:tc>
+          <w:tcPr>
+            <w:tcW w:w="1963" w:type="dxa"/>
+            <w:noWrap/>
+            <w:hideMark/>
+          </w:tcPr>
+          <w:p>
+            <w:pPr>
+              <w:jc w:val="both"/>
+              <w:rPr>
+                <w:b/>
+                <w:bCs/>
+                <w:sz w:val="24"/>
+                <w:szCs w:val="24"/>
+              </w:rPr>
+            </w:pPr>
+            <w:proofErr w:type="spellStart"/>
+            <w:r>
+              <w:rPr>
+                <w:b/>
+                <w:bCs/>
+                <w:sz w:val="24"/>
+                <w:szCs w:val="24"/>
+              </w:rPr>
+              <w:t>pais</w:t>
+            </w:r>
+            <w:proofErr w:type="spellEnd"/>
+          </w:p>
+        </w:tc>
+        <w:tc>
+          <w:tcPr>
+            <w:tcW w:w="1070" w:type="dxa"/>
+            <w:noWrap/>
+            <w:hideMark/>
+          </w:tcPr>
+          <w:p>
+            <w:pPr>
+              <w:jc w:val="both"/>
+              <w:rPr>
+                <w:sz w:val="24"/>
+                <w:szCs w:val="24"/>
+              </w:rPr>
+            </w:pPr>
+            <w:r>
+              <w:rPr>
+                <w:sz w:val="24"/>
+                <w:szCs w:val="24"/>
+              </w:rPr>
+              <w:t>0,0389</w:t>
+            </w:r>
+          </w:p>
+        </w:tc>
+        <w:tc>
+          <w:tcPr>
+            <w:tcW w:w="1070" w:type="dxa"/>
+            <w:noWrap/>
+            <w:hideMark/>
+          </w:tcPr>
+          <w:p>
+            <w:pPr>
+              <w:jc w:val="both"/>
+              <w:rPr>
+                <w:sz w:val="24"/>
+                <w:szCs w:val="24"/>
+              </w:rPr>
+            </w:pPr>
+            <w:r>
+              <w:rPr>
+                <w:sz w:val="24"/>
+                <w:szCs w:val="24"/>
+              </w:rPr>
+              <w:t>0,0399</w:t>
+            </w:r>
+          </w:p>
+        </w:tc>
+        <w:tc>
+          <w:tcPr>
+            <w:tcW w:w="1070" w:type="dxa"/>
+            <w:noWrap/>
+            <w:hideMark/>
+          </w:tcPr>
+          <w:p>
+            <w:pPr>
+              <w:jc w:val="both"/>
+              <w:rPr>
+                <w:sz w:val="24"/>
+                <w:szCs w:val="24"/>
+              </w:rPr>
+            </w:pPr>
+            <w:r>
+              <w:rPr>
+                <w:sz w:val="24"/>
+                <w:szCs w:val="24"/>
+              </w:rPr>
+              <w:t>0,0400</w:t>
+            </w:r>
+          </w:p>
+        </w:tc>
+        <w:tc>
+          <w:tcPr>
+            <w:tcW w:w="1070" w:type="dxa"/>
+            <w:noWrap/>
+            <w:hideMark/>
+          </w:tcPr>
+          <w:p>
+            <w:pPr>
+              <w:jc w:val="both"/>
+              <w:rPr>
+                <w:sz w:val="24"/>
+                <w:szCs w:val="24"/>
+              </w:rPr>
+            </w:pPr>
+            <w:r>
+              <w:rPr>
+                <w:sz w:val="24"/>
+                <w:szCs w:val="24"/>
+              </w:rPr>
+              <w:t>0,0401</w:t>
+            </w:r>
+          </w:p>
+        </w:tc>
+        <w:tc>
+          <w:tcPr>
+            <w:tcW w:w="1070" w:type="dxa"/>
+            <w:noWrap/>
+            <w:hideMark/>
+          </w:tcPr>
+          <w:p>
+            <w:pPr>
+              <w:jc w:val="both"/>
+              <w:rPr>
+                <w:sz w:val="24"/>
+                <w:szCs w:val="24"/>
+              </w:rPr>
+            </w:pPr>
+            <w:r>
+              <w:rPr>
+                <w:sz w:val="24"/>
+                <w:szCs w:val="24"/>
+              </w:rPr>
+              <w:t>0,0390</w:t>
+            </w:r>
+          </w:p>
+        </w:tc>
+        <w:tc>
+          <w:tcPr>
+            <w:tcW w:w="1070" w:type="dxa"/>
+            <w:noWrap/>
+            <w:hideMark/>
+          </w:tcPr>
+          <w:p>
+            <w:pPr>
+              <w:jc w:val="both"/>
+              <w:rPr>
+                <w:sz w:val="24"/>
+                <w:szCs w:val="24"/>
+              </w:rPr>
+            </w:pPr>
+            <w:r>
+              <w:rPr>
+                <w:sz w:val="24"/>
+                <w:szCs w:val="24"/>
+              </w:rPr>
+              <w:t>0,0390</w:t>
+            </w:r>
+          </w:p>
+        </w:tc>
+        <w:tc>
+          <w:tcPr>
+            <w:tcW w:w="1247" w:type="dxa"/>
+            <w:noWrap/>
+            <w:hideMark/>
+          </w:tcPr>
+          <w:p>
+            <w:pPr>
+              <w:jc w:val="both"/>
+              <w:rPr>
+                <w:sz w:val="24"/>
+                <w:szCs w:val="24"/>
+              </w:rPr>
+            </w:pPr>
+            <w:r>
+              <w:rPr>
+                <w:sz w:val="24"/>
+                <w:szCs w:val="24"/>
+              </w:rPr>
+              <w:t>0,0395</w:t>
+            </w:r>
+          </w:p>
+        </w:tc>
+      </w:tr>
+    </w:tbl>
+    <w:p>
+      <w:pPr>
+        <w:jc w:val="both"/>
+        <w:rPr>
+          <w:sz w:val="24"/>
+          <w:szCs w:val="24"/>
+        </w:rPr>
+      </w:pPr>
+    </w:p>
+    <w:p>
+      <w:pPr>
+        <w:jc w:val="both"/>
+        <w:rPr>
+          <w:sz w:val="24"/>
+          <w:szCs w:val="24"/>
+        </w:rPr>
+      </w:pPr>
+      <w:r>
+        <w:rPr>
+          <w:sz w:val="24"/>
+          <w:szCs w:val="24"/>
+        </w:rPr>
+        <w:t xml:space="preserve">El termino “libre” trae consigo probabilidades distintas a los dos términos utilizados en la anterior consulta, siendo el más predominante en la consulta. </w:t>
+      </w:r>
+    </w:p>
+    <w:p>
+      <w:pPr>
+        <w:jc w:val="both"/>
+        <w:rPr>
+          <w:sz w:val="24"/>
+          <w:szCs w:val="24"/>
+        </w:rPr>
+      </w:pPr>
+    </w:p>
+    <w:p>
+      <w:pPr>
+        <w:jc w:val="both"/>
+        <w:rPr>
+          <w:sz w:val="24"/>
+          <w:szCs w:val="24"/>
+        </w:rPr>
+      </w:pPr>
+      <w:r>
+        <w:rPr>
+          <w:sz w:val="24"/>
+          <w:szCs w:val="24"/>
+        </w:rPr>
+        <w:t>El ranking queda de la siguiente manera:</w:t>
+      </w:r>
+    </w:p>
+    <w:p>
+      <w:pPr>
+        <w:jc w:val="both"/>
+        <w:rPr>
+          <w:sz w:val="24"/>
+          <w:szCs w:val="24"/>
+        </w:rPr>
+      </w:pPr>
+    </w:p>
+    <w:tbl>
+      <w:tblPr>
+        <w:tblStyle w:val="Tablaconcuadrcula"/>
+        <w:tblW w:w="0" w:type="auto"/>
+        <w:tblLook w:val="04A0" w:firstRow="1" w:lastRow="0" w:firstColumn="1" w:lastColumn="0" w:noHBand="0" w:noVBand="1"/>
+      </w:tblPr>
+      <w:tblGrid>
+        <w:gridCol w:w="1776"/>
+        <w:gridCol w:w="1096"/>
+        <w:gridCol w:w="1096"/>
+        <w:gridCol w:w="1096"/>
+        <w:gridCol w:w="1096"/>
+        <w:gridCol w:w="1096"/>
+        <w:gridCol w:w="1096"/>
+        <w:gridCol w:w="1278"/>
+      </w:tblGrid>
+      <w:tr>
+        <w:trPr>
+          <w:trHeight w:val="255"/>
+        </w:trPr>
+        <w:tc>
+          <w:tcPr>
+            <w:tcW w:w="2100" w:type="dxa"/>
+            <w:vMerge w:val="restart"/>
+            <w:noWrap/>
+            <w:hideMark/>
+          </w:tcPr>
+          <w:p>
+            <w:pPr>
+              <w:jc w:val="both"/>
+              <w:rPr>
+                <w:b/>
+                <w:bCs/>
+                <w:sz w:val="24"/>
+                <w:szCs w:val="24"/>
+              </w:rPr>
+            </w:pPr>
+            <w:r>
+              <w:rPr>
+                <w:b/>
+                <w:bCs/>
+                <w:sz w:val="24"/>
+                <w:szCs w:val="24"/>
+              </w:rPr>
+              <w:t>Q2</w:t>
+            </w:r>
+          </w:p>
+        </w:tc>
+        <w:tc>
+          <w:tcPr>
+            <w:tcW w:w="1280" w:type="dxa"/>
+            <w:noWrap/>
+            <w:hideMark/>
+          </w:tcPr>
+          <w:p>
+            <w:pPr>
+              <w:jc w:val="both"/>
+              <w:rPr>
+                <w:b/>
+                <w:bCs/>
+                <w:sz w:val="24"/>
+                <w:szCs w:val="24"/>
+              </w:rPr>
+            </w:pPr>
+            <w:proofErr w:type="spellStart"/>
+            <w:r>
+              <w:rPr>
+                <w:b/>
+                <w:bCs/>
+                <w:sz w:val="24"/>
+                <w:szCs w:val="24"/>
+              </w:rPr>
+              <w:t>doc</w:t>
+            </w:r>
+            <w:proofErr w:type="spellEnd"/>
+          </w:p>
+        </w:tc>
+        <w:tc>
+          <w:tcPr>
+            <w:tcW w:w="1280" w:type="dxa"/>
+            <w:noWrap/>
+            <w:hideMark/>
+          </w:tcPr>
+          <w:p>
+            <w:pPr>
+              <w:jc w:val="both"/>
+              <w:rPr>
+                <w:b/>
+                <w:bCs/>
+                <w:sz w:val="24"/>
+                <w:szCs w:val="24"/>
+              </w:rPr>
+            </w:pPr>
+            <w:r>
+              <w:rPr>
+                <w:b/>
+                <w:bCs/>
+                <w:sz w:val="24"/>
+                <w:szCs w:val="24"/>
+              </w:rPr>
+              <w:t>d1</w:t>
+            </w:r>
+          </w:p>
+        </w:tc>
+        <w:tc>
+          <w:tcPr>
+            <w:tcW w:w="1280" w:type="dxa"/>
+            <w:noWrap/>
+            <w:hideMark/>
+          </w:tcPr>
+          <w:p>
+            <w:pPr>
+              <w:jc w:val="both"/>
+              <w:rPr>
+                <w:b/>
+                <w:bCs/>
+                <w:sz w:val="24"/>
+                <w:szCs w:val="24"/>
+              </w:rPr>
+            </w:pPr>
+            <w:r>
+              <w:rPr>
+                <w:b/>
+                <w:bCs/>
+                <w:sz w:val="24"/>
+                <w:szCs w:val="24"/>
+              </w:rPr>
+              <w:t>d2</w:t>
+            </w:r>
+          </w:p>
+        </w:tc>
+        <w:tc>
+          <w:tcPr>
+            <w:tcW w:w="1280" w:type="dxa"/>
+            <w:noWrap/>
+            <w:hideMark/>
+          </w:tcPr>
+          <w:p>
+            <w:pPr>
+              <w:jc w:val="both"/>
+              <w:rPr>
+                <w:b/>
+                <w:bCs/>
+                <w:sz w:val="24"/>
+                <w:szCs w:val="24"/>
+              </w:rPr>
+            </w:pPr>
+            <w:r>
+              <w:rPr>
+                <w:b/>
+                <w:bCs/>
+                <w:sz w:val="24"/>
+                <w:szCs w:val="24"/>
+              </w:rPr>
+              <w:t>d3</w:t>
+            </w:r>
+          </w:p>
+        </w:tc>
+        <w:tc>
+          <w:tcPr>
+            <w:tcW w:w="1280" w:type="dxa"/>
+            <w:noWrap/>
+            <w:hideMark/>
+          </w:tcPr>
+          <w:p>
+            <w:pPr>
+              <w:jc w:val="both"/>
+              <w:rPr>
+                <w:b/>
+                <w:bCs/>
+                <w:sz w:val="24"/>
+                <w:szCs w:val="24"/>
+              </w:rPr>
+            </w:pPr>
+            <w:r>
+              <w:rPr>
+                <w:b/>
+                <w:bCs/>
+                <w:sz w:val="24"/>
+                <w:szCs w:val="24"/>
+              </w:rPr>
+              <w:t>d4</w:t>
+            </w:r>
+          </w:p>
+        </w:tc>
+        <w:tc>
+          <w:tcPr>
+            <w:tcW w:w="1280" w:type="dxa"/>
+            <w:noWrap/>
+            <w:hideMark/>
+          </w:tcPr>
+          <w:p>
+            <w:pPr>
+              <w:jc w:val="both"/>
+              <w:rPr>
+                <w:b/>
+                <w:bCs/>
+                <w:sz w:val="24"/>
+                <w:szCs w:val="24"/>
+              </w:rPr>
+            </w:pPr>
+            <w:r>
+              <w:rPr>
+                <w:b/>
+                <w:bCs/>
+                <w:sz w:val="24"/>
+                <w:szCs w:val="24"/>
+              </w:rPr>
+              <w:t>d5</w:t>
+            </w:r>
+          </w:p>
+        </w:tc>
+        <w:tc>
+          <w:tcPr>
+            <w:tcW w:w="1500" w:type="dxa"/>
+            <w:noWrap/>
+            <w:hideMark/>
+          </w:tcPr>
+          <w:p>
+            <w:pPr>
+              <w:jc w:val="both"/>
+              <w:rPr>
+                <w:b/>
+                <w:bCs/>
+                <w:sz w:val="24"/>
+                <w:szCs w:val="24"/>
+              </w:rPr>
+            </w:pPr>
+            <w:r>
+              <w:rPr>
+                <w:b/>
+                <w:bCs/>
+                <w:sz w:val="24"/>
+                <w:szCs w:val="24"/>
+              </w:rPr>
+              <w:t>d6</w:t>
+            </w:r>
+          </w:p>
+        </w:tc>
+      </w:tr>
+      <w:tr>
+        <w:trPr>
+          <w:trHeight w:val="255"/>
+        </w:trPr>
+        <w:tc>
+          <w:tcPr>
+            <w:tcW w:w="2100" w:type="dxa"/>
+            <w:vMerge/>
+            <w:hideMark/>
+          </w:tcPr>
+          <w:p>
+            <w:pPr>
+              <w:jc w:val="both"/>
+              <w:rPr>
+                <w:b/>
+                <w:bCs/>
+                <w:sz w:val="24"/>
+                <w:szCs w:val="24"/>
+              </w:rPr>
+            </w:pPr>
+          </w:p>
+        </w:tc>
+        <w:tc>
+          <w:tcPr>
+            <w:tcW w:w="1280" w:type="dxa"/>
+            <w:noWrap/>
+            <w:hideMark/>
+          </w:tcPr>
+          <w:p>
+            <w:pPr>
+              <w:jc w:val="both"/>
+              <w:rPr>
+                <w:sz w:val="24"/>
+                <w:szCs w:val="24"/>
+              </w:rPr>
+            </w:pPr>
+            <w:proofErr w:type="spellStart"/>
+            <w:r>
+              <w:rPr>
+                <w:sz w:val="24"/>
+                <w:szCs w:val="24"/>
+              </w:rPr>
+              <w:t>pais</w:t>
+            </w:r>
+            <w:proofErr w:type="spellEnd"/>
+          </w:p>
+        </w:tc>
+        <w:tc>
+          <w:tcPr>
+            <w:tcW w:w="1280" w:type="dxa"/>
+            <w:noWrap/>
+            <w:hideMark/>
+          </w:tcPr>
+          <w:p>
+            <w:pPr>
+              <w:jc w:val="both"/>
+              <w:rPr>
+                <w:sz w:val="24"/>
+                <w:szCs w:val="24"/>
+              </w:rPr>
+            </w:pPr>
+            <w:r>
+              <w:rPr>
+                <w:sz w:val="24"/>
+                <w:szCs w:val="24"/>
+              </w:rPr>
+              <w:t>-0,0006</w:t>
+            </w:r>
+          </w:p>
+        </w:tc>
+        <w:tc>
+          <w:tcPr>
+            <w:tcW w:w="1280" w:type="dxa"/>
+            <w:noWrap/>
+            <w:hideMark/>
+          </w:tcPr>
+          <w:p>
+            <w:pPr>
+              <w:jc w:val="both"/>
+              <w:rPr>
+                <w:sz w:val="24"/>
+                <w:szCs w:val="24"/>
+              </w:rPr>
+            </w:pPr>
+            <w:r>
+              <w:rPr>
+                <w:sz w:val="24"/>
+                <w:szCs w:val="24"/>
+              </w:rPr>
+              <w:t>-0,0002</w:t>
+            </w:r>
+          </w:p>
+        </w:tc>
+        <w:tc>
+          <w:tcPr>
+            <w:tcW w:w="1280" w:type="dxa"/>
+            <w:noWrap/>
+            <w:hideMark/>
+          </w:tcPr>
+          <w:p>
+            <w:pPr>
+              <w:jc w:val="both"/>
+              <w:rPr>
+                <w:sz w:val="24"/>
+                <w:szCs w:val="24"/>
+              </w:rPr>
+            </w:pPr>
+            <w:r>
+              <w:rPr>
+                <w:sz w:val="24"/>
+                <w:szCs w:val="24"/>
+              </w:rPr>
+              <w:t>-0,0002</w:t>
+            </w:r>
+          </w:p>
+        </w:tc>
+        <w:tc>
+          <w:tcPr>
+            <w:tcW w:w="1280" w:type="dxa"/>
+            <w:noWrap/>
+            <w:hideMark/>
+          </w:tcPr>
+          <w:p>
+            <w:pPr>
+              <w:jc w:val="both"/>
+              <w:rPr>
+                <w:sz w:val="24"/>
+                <w:szCs w:val="24"/>
+              </w:rPr>
+            </w:pPr>
+            <w:r>
+              <w:rPr>
+                <w:sz w:val="24"/>
+                <w:szCs w:val="24"/>
+              </w:rPr>
+              <w:t>-0,0001</w:t>
+            </w:r>
+          </w:p>
+        </w:tc>
+        <w:tc>
+          <w:tcPr>
+            <w:tcW w:w="1280" w:type="dxa"/>
+            <w:noWrap/>
+            <w:hideMark/>
+          </w:tcPr>
+          <w:p>
+            <w:pPr>
+              <w:jc w:val="both"/>
+              <w:rPr>
+                <w:sz w:val="24"/>
+                <w:szCs w:val="24"/>
+              </w:rPr>
+            </w:pPr>
+            <w:r>
+              <w:rPr>
+                <w:sz w:val="24"/>
+                <w:szCs w:val="24"/>
+              </w:rPr>
+              <w:t>-0,0006</w:t>
+            </w:r>
+          </w:p>
+        </w:tc>
+        <w:tc>
+          <w:tcPr>
+            <w:tcW w:w="1500" w:type="dxa"/>
+            <w:noWrap/>
+            <w:hideMark/>
+          </w:tcPr>
+          <w:p>
+            <w:pPr>
+              <w:jc w:val="both"/>
+              <w:rPr>
+                <w:sz w:val="24"/>
+                <w:szCs w:val="24"/>
+              </w:rPr>
+            </w:pPr>
+            <w:r>
+              <w:rPr>
+                <w:sz w:val="24"/>
+                <w:szCs w:val="24"/>
+              </w:rPr>
+              <w:t>-0,0006</w:t>
+            </w:r>
+          </w:p>
+        </w:tc>
+      </w:tr>
+      <w:tr>
+        <w:trPr>
+          <w:trHeight w:val="255"/>
+        </w:trPr>
+        <w:tc>
+          <w:tcPr>
+            <w:tcW w:w="2100" w:type="dxa"/>
+            <w:noWrap/>
+            <w:hideMark/>
+          </w:tcPr>
+          <w:p>
+            <w:pPr>
+              <w:jc w:val="both"/>
+              <w:rPr>
+                <w:sz w:val="24"/>
+                <w:szCs w:val="24"/>
+              </w:rPr>
+            </w:pPr>
+          </w:p>
+        </w:tc>
+        <w:tc>
+          <w:tcPr>
+            <w:tcW w:w="1280" w:type="dxa"/>
+            <w:noWrap/>
+            <w:hideMark/>
+          </w:tcPr>
+          <w:p>
+            <w:pPr>
+              <w:jc w:val="both"/>
+              <w:rPr>
+                <w:sz w:val="24"/>
+                <w:szCs w:val="24"/>
+              </w:rPr>
+            </w:pPr>
+            <w:r>
+              <w:rPr>
+                <w:sz w:val="24"/>
+                <w:szCs w:val="24"/>
+              </w:rPr>
+              <w:t>cultura</w:t>
+            </w:r>
+          </w:p>
+        </w:tc>
+        <w:tc>
+          <w:tcPr>
+            <w:tcW w:w="1280" w:type="dxa"/>
+            <w:noWrap/>
+            <w:hideMark/>
+          </w:tcPr>
+          <w:p>
+            <w:pPr>
+              <w:jc w:val="both"/>
+              <w:rPr>
+                <w:sz w:val="24"/>
+                <w:szCs w:val="24"/>
+              </w:rPr>
+            </w:pPr>
+            <w:r>
+              <w:rPr>
+                <w:sz w:val="24"/>
+                <w:szCs w:val="24"/>
+              </w:rPr>
+              <w:t>-0,0006</w:t>
+            </w:r>
+          </w:p>
+        </w:tc>
+        <w:tc>
+          <w:tcPr>
+            <w:tcW w:w="1280" w:type="dxa"/>
+            <w:noWrap/>
+            <w:hideMark/>
+          </w:tcPr>
+          <w:p>
+            <w:pPr>
+              <w:jc w:val="both"/>
+              <w:rPr>
+                <w:sz w:val="24"/>
+                <w:szCs w:val="24"/>
+              </w:rPr>
+            </w:pPr>
+            <w:r>
+              <w:rPr>
+                <w:sz w:val="24"/>
+                <w:szCs w:val="24"/>
+              </w:rPr>
+              <w:t>-0,0002</w:t>
+            </w:r>
+          </w:p>
+        </w:tc>
+        <w:tc>
+          <w:tcPr>
+            <w:tcW w:w="1280" w:type="dxa"/>
+            <w:noWrap/>
+            <w:hideMark/>
+          </w:tcPr>
+          <w:p>
+            <w:pPr>
+              <w:jc w:val="both"/>
+              <w:rPr>
+                <w:sz w:val="24"/>
+                <w:szCs w:val="24"/>
+              </w:rPr>
+            </w:pPr>
+            <w:r>
+              <w:rPr>
+                <w:sz w:val="24"/>
+                <w:szCs w:val="24"/>
+              </w:rPr>
+              <w:t>-0,0006</w:t>
+            </w:r>
+          </w:p>
+        </w:tc>
+        <w:tc>
+          <w:tcPr>
+            <w:tcW w:w="1280" w:type="dxa"/>
+            <w:noWrap/>
+            <w:hideMark/>
+          </w:tcPr>
+          <w:p>
+            <w:pPr>
+              <w:jc w:val="both"/>
+              <w:rPr>
+                <w:sz w:val="24"/>
+                <w:szCs w:val="24"/>
+              </w:rPr>
+            </w:pPr>
+            <w:r>
+              <w:rPr>
+                <w:sz w:val="24"/>
+                <w:szCs w:val="24"/>
+              </w:rPr>
+              <w:t>-0,0001</w:t>
+            </w:r>
+          </w:p>
+        </w:tc>
+        <w:tc>
+          <w:tcPr>
+            <w:tcW w:w="1280" w:type="dxa"/>
+            <w:noWrap/>
+            <w:hideMark/>
+          </w:tcPr>
+          <w:p>
+            <w:pPr>
+              <w:jc w:val="both"/>
+              <w:rPr>
+                <w:sz w:val="24"/>
+                <w:szCs w:val="24"/>
+              </w:rPr>
+            </w:pPr>
+            <w:r>
+              <w:rPr>
+                <w:sz w:val="24"/>
+                <w:szCs w:val="24"/>
+              </w:rPr>
+              <w:t>-0,0002</w:t>
+            </w:r>
+          </w:p>
+        </w:tc>
+        <w:tc>
+          <w:tcPr>
+            <w:tcW w:w="1500" w:type="dxa"/>
+            <w:noWrap/>
+            <w:hideMark/>
+          </w:tcPr>
+          <w:p>
+            <w:pPr>
+              <w:jc w:val="both"/>
+              <w:rPr>
+                <w:sz w:val="24"/>
+                <w:szCs w:val="24"/>
+              </w:rPr>
+            </w:pPr>
+            <w:r>
+              <w:rPr>
+                <w:sz w:val="24"/>
+                <w:szCs w:val="24"/>
+              </w:rPr>
+              <w:t>-0,0006</w:t>
+            </w:r>
+          </w:p>
+        </w:tc>
+      </w:tr>
+      <w:tr>
+        <w:trPr>
+          <w:trHeight w:val="255"/>
+        </w:trPr>
+        <w:tc>
+          <w:tcPr>
+            <w:tcW w:w="2100" w:type="dxa"/>
+            <w:noWrap/>
+            <w:hideMark/>
+          </w:tcPr>
+          <w:p>
+            <w:pPr>
+              <w:jc w:val="both"/>
+              <w:rPr>
+                <w:sz w:val="24"/>
+                <w:szCs w:val="24"/>
+              </w:rPr>
+            </w:pPr>
+          </w:p>
+        </w:tc>
+        <w:tc>
+          <w:tcPr>
+            <w:tcW w:w="1280" w:type="dxa"/>
+            <w:noWrap/>
+            <w:hideMark/>
+          </w:tcPr>
+          <w:p>
+            <w:pPr>
+              <w:jc w:val="both"/>
+              <w:rPr>
+                <w:sz w:val="24"/>
+                <w:szCs w:val="24"/>
+              </w:rPr>
+            </w:pPr>
+            <w:r>
+              <w:rPr>
+                <w:sz w:val="24"/>
+                <w:szCs w:val="24"/>
+              </w:rPr>
+              <w:t>libre</w:t>
+            </w:r>
+          </w:p>
+        </w:tc>
+        <w:tc>
+          <w:tcPr>
+            <w:tcW w:w="1280" w:type="dxa"/>
+            <w:noWrap/>
+            <w:hideMark/>
+          </w:tcPr>
+          <w:p>
+            <w:pPr>
+              <w:jc w:val="both"/>
+              <w:rPr>
+                <w:sz w:val="24"/>
+                <w:szCs w:val="24"/>
+              </w:rPr>
+            </w:pPr>
+            <w:r>
+              <w:rPr>
+                <w:sz w:val="24"/>
+                <w:szCs w:val="24"/>
+              </w:rPr>
+              <w:t>-0,0004</w:t>
+            </w:r>
+          </w:p>
+        </w:tc>
+        <w:tc>
+          <w:tcPr>
+            <w:tcW w:w="1280" w:type="dxa"/>
+            <w:noWrap/>
+            <w:hideMark/>
+          </w:tcPr>
+          <w:p>
+            <w:pPr>
+              <w:jc w:val="both"/>
+              <w:rPr>
+                <w:sz w:val="24"/>
+                <w:szCs w:val="24"/>
+              </w:rPr>
+            </w:pPr>
+            <w:r>
+              <w:rPr>
+                <w:sz w:val="24"/>
+                <w:szCs w:val="24"/>
+              </w:rPr>
+              <w:t>-0,0004</w:t>
+            </w:r>
+          </w:p>
+        </w:tc>
+        <w:tc>
+          <w:tcPr>
+            <w:tcW w:w="1280" w:type="dxa"/>
+            <w:noWrap/>
+            <w:hideMark/>
+          </w:tcPr>
+          <w:p>
+            <w:pPr>
+              <w:jc w:val="both"/>
+              <w:rPr>
+                <w:sz w:val="24"/>
+                <w:szCs w:val="24"/>
+              </w:rPr>
+            </w:pPr>
+            <w:r>
+              <w:rPr>
+                <w:sz w:val="24"/>
+                <w:szCs w:val="24"/>
+              </w:rPr>
+              <w:t>-0,0008</w:t>
+            </w:r>
+          </w:p>
+        </w:tc>
+        <w:tc>
+          <w:tcPr>
+            <w:tcW w:w="1280" w:type="dxa"/>
+            <w:noWrap/>
+            <w:hideMark/>
+          </w:tcPr>
+          <w:p>
+            <w:pPr>
+              <w:jc w:val="both"/>
+              <w:rPr>
+                <w:sz w:val="24"/>
+                <w:szCs w:val="24"/>
+              </w:rPr>
+            </w:pPr>
+            <w:r>
+              <w:rPr>
+                <w:sz w:val="24"/>
+                <w:szCs w:val="24"/>
+              </w:rPr>
+              <w:t>0,0002</w:t>
+            </w:r>
+          </w:p>
+        </w:tc>
+        <w:tc>
+          <w:tcPr>
+            <w:tcW w:w="1280" w:type="dxa"/>
+            <w:noWrap/>
+            <w:hideMark/>
+          </w:tcPr>
+          <w:p>
+            <w:pPr>
+              <w:jc w:val="both"/>
+              <w:rPr>
+                <w:sz w:val="24"/>
+                <w:szCs w:val="24"/>
+              </w:rPr>
+            </w:pPr>
+            <w:r>
+              <w:rPr>
+                <w:sz w:val="24"/>
+                <w:szCs w:val="24"/>
+              </w:rPr>
+              <w:t>-0,0003</w:t>
+            </w:r>
+          </w:p>
+        </w:tc>
+        <w:tc>
+          <w:tcPr>
+            <w:tcW w:w="1500" w:type="dxa"/>
+            <w:noWrap/>
+            <w:hideMark/>
+          </w:tcPr>
+          <w:p>
+            <w:pPr>
+              <w:jc w:val="both"/>
+              <w:rPr>
+                <w:sz w:val="24"/>
+                <w:szCs w:val="24"/>
+              </w:rPr>
+            </w:pPr>
+            <w:r>
+              <w:rPr>
+                <w:sz w:val="24"/>
+                <w:szCs w:val="24"/>
+              </w:rPr>
+              <w:t>-0,0003</w:t>
+            </w:r>
+          </w:p>
+        </w:tc>
+      </w:tr>
+      <w:tr>
+        <w:trPr>
+          <w:trHeight w:val="255"/>
+        </w:trPr>
+        <w:tc>
+          <w:tcPr>
+            <w:tcW w:w="2100" w:type="dxa"/>
+            <w:noWrap/>
+            <w:hideMark/>
+          </w:tcPr>
+          <w:p>
+            <w:pPr>
+              <w:jc w:val="both"/>
+              <w:rPr>
+                <w:sz w:val="24"/>
+                <w:szCs w:val="24"/>
+              </w:rPr>
+            </w:pPr>
+          </w:p>
+        </w:tc>
+        <w:tc>
+          <w:tcPr>
+            <w:tcW w:w="1280" w:type="dxa"/>
+            <w:noWrap/>
+            <w:hideMark/>
+          </w:tcPr>
+          <w:p>
+            <w:pPr>
+              <w:jc w:val="both"/>
+              <w:rPr>
+                <w:sz w:val="24"/>
+                <w:szCs w:val="24"/>
+              </w:rPr>
+            </w:pPr>
+            <w:r>
+              <w:rPr>
+                <w:sz w:val="24"/>
+                <w:szCs w:val="24"/>
+              </w:rPr>
+              <w:t>KL</w:t>
+            </w:r>
+          </w:p>
+        </w:tc>
+        <w:tc>
+          <w:tcPr>
+            <w:tcW w:w="1280" w:type="dxa"/>
+            <w:noWrap/>
+            <w:hideMark/>
+          </w:tcPr>
+          <w:p>
+            <w:pPr>
+              <w:jc w:val="both"/>
+              <w:rPr>
+                <w:sz w:val="24"/>
+                <w:szCs w:val="24"/>
+              </w:rPr>
+            </w:pPr>
+            <w:r>
+              <w:rPr>
+                <w:sz w:val="24"/>
+                <w:szCs w:val="24"/>
+              </w:rPr>
+              <w:t>-0,0017</w:t>
+            </w:r>
+          </w:p>
+        </w:tc>
+        <w:tc>
+          <w:tcPr>
+            <w:tcW w:w="1280" w:type="dxa"/>
+            <w:noWrap/>
+            <w:hideMark/>
+          </w:tcPr>
+          <w:p>
+            <w:pPr>
+              <w:jc w:val="both"/>
+              <w:rPr>
+                <w:sz w:val="24"/>
+                <w:szCs w:val="24"/>
+              </w:rPr>
+            </w:pPr>
+            <w:r>
+              <w:rPr>
+                <w:sz w:val="24"/>
+                <w:szCs w:val="24"/>
+              </w:rPr>
+              <w:t>-0,0008</w:t>
+            </w:r>
+          </w:p>
+        </w:tc>
+        <w:tc>
+          <w:tcPr>
+            <w:tcW w:w="1280" w:type="dxa"/>
+            <w:noWrap/>
+            <w:hideMark/>
+          </w:tcPr>
+          <w:p>
+            <w:pPr>
+              <w:jc w:val="both"/>
+              <w:rPr>
+                <w:sz w:val="24"/>
+                <w:szCs w:val="24"/>
+              </w:rPr>
+            </w:pPr>
+            <w:r>
+              <w:rPr>
+                <w:sz w:val="24"/>
+                <w:szCs w:val="24"/>
+              </w:rPr>
+              <w:t>-0,0016</w:t>
+            </w:r>
+          </w:p>
+        </w:tc>
+        <w:tc>
+          <w:tcPr>
+            <w:tcW w:w="1280" w:type="dxa"/>
+            <w:noWrap/>
+            <w:hideMark/>
+          </w:tcPr>
+          <w:p>
+            <w:pPr>
+              <w:jc w:val="both"/>
+              <w:rPr>
+                <w:sz w:val="24"/>
+                <w:szCs w:val="24"/>
+              </w:rPr>
+            </w:pPr>
+            <w:r>
+              <w:rPr>
+                <w:sz w:val="24"/>
+                <w:szCs w:val="24"/>
+              </w:rPr>
+              <w:t>0,0000</w:t>
+            </w:r>
+          </w:p>
+        </w:tc>
+        <w:tc>
+          <w:tcPr>
+            <w:tcW w:w="1280" w:type="dxa"/>
+            <w:noWrap/>
+            <w:hideMark/>
+          </w:tcPr>
+          <w:p>
+            <w:pPr>
+              <w:jc w:val="both"/>
+              <w:rPr>
+                <w:sz w:val="24"/>
+                <w:szCs w:val="24"/>
+              </w:rPr>
+            </w:pPr>
+            <w:r>
+              <w:rPr>
+                <w:sz w:val="24"/>
+                <w:szCs w:val="24"/>
+              </w:rPr>
+              <w:t>-0,0011</w:t>
+            </w:r>
+          </w:p>
+        </w:tc>
+        <w:tc>
+          <w:tcPr>
+            <w:tcW w:w="1500" w:type="dxa"/>
+            <w:noWrap/>
+            <w:hideMark/>
+          </w:tcPr>
+          <w:p>
+            <w:pPr>
+              <w:jc w:val="both"/>
+              <w:rPr>
+                <w:sz w:val="24"/>
+                <w:szCs w:val="24"/>
+              </w:rPr>
+            </w:pPr>
+            <w:r>
+              <w:rPr>
+                <w:sz w:val="24"/>
+                <w:szCs w:val="24"/>
+              </w:rPr>
+              <w:t>-0,0016</w:t>
+            </w:r>
+          </w:p>
+        </w:tc>
+      </w:tr>
+    </w:tbl>
+    <w:p>
+      <w:pPr>
+        <w:jc w:val="both"/>
+        <w:rPr>
+          <w:sz w:val="24"/>
+          <w:szCs w:val="24"/>
+        </w:rPr>
+      </w:pPr>
+    </w:p>
+    <w:p>
+      <w:pPr>
+        <w:jc w:val="both"/>
+        <w:rPr>
+          <w:sz w:val="24"/>
+          <w:szCs w:val="24"/>
+        </w:rPr>
+      </w:pPr>
+      <w:r>
+        <w:rPr>
+          <w:sz w:val="24"/>
+          <w:szCs w:val="24"/>
+        </w:rPr>
+        <w:t>Como la consulta anterior, D4 sigue siendo el documento mas relevante para la query, ya que tiene la mayor probabilidad del termino “libre”; predominante en la query.</w:t>
+      </w:r>
+    </w:p>
+    <w:p>
+      <w:pPr>
+        <w:jc w:val="both"/>
+        <w:rPr>
+          <w:sz w:val="24"/>
+          <w:szCs w:val="24"/>
+        </w:rPr>
+      </w:pPr>
+    </w:p>
+    <w:p>
+      <w:pPr>
+        <w:jc w:val="both"/>
+        <w:rPr>
+          <w:sz w:val="24"/>
+          <w:szCs w:val="24"/>
+        </w:rPr>
+      </w:pPr>
+      <w:r>
+        <w:rPr>
+          <w:sz w:val="24"/>
+          <w:szCs w:val="24"/>
+        </w:rPr>
+        <w:t>Los demás documentos, al tener probabilidades menores que D4, tiene un KL un poco mas distante pero no tan importante como para no considerarse relevante en el estudio.</w:t>
+      </w:r>
+    </w:p>
+    <w:p>
+      <w:pPr>
+        <w:jc w:val="both"/>
+        <w:rPr>
+          <w:b/>
+          <w:bCs/>
+          <w:sz w:val="24"/>
+          <w:szCs w:val="24"/>
+        </w:rPr>
+      </w:pPr>
+    </w:p>
+    <w:p>
+      <w:pPr>
+        <w:jc w:val="both"/>
+        <w:rPr>
+          <w:sz w:val="24"/>
+          <w:szCs w:val="24"/>
+        </w:rPr>
+      </w:pPr>
+      <w:r>
+        <w:rPr>
+          <w:b/>
+          <w:bCs/>
+          <w:sz w:val="24"/>
+          <w:szCs w:val="24"/>
+        </w:rPr>
+        <w:t>C) Consulta</w:t>
+      </w:r>
+      <w:r>
+        <w:rPr>
+          <w:sz w:val="24"/>
+          <w:szCs w:val="24"/>
+        </w:rPr>
+        <w:t>: software propietario licencia</w:t>
+      </w:r>
+    </w:p>
+    <w:p>
+      <w:pPr>
+        <w:jc w:val="both"/>
+        <w:rPr>
+          <w:b/>
+          <w:bCs/>
+          <w:sz w:val="24"/>
+          <w:szCs w:val="24"/>
+        </w:rPr>
+      </w:pPr>
+    </w:p>
+    <w:tbl>
+      <w:tblPr>
+        <w:tblStyle w:val="Tablaconcuadrcula"/>
+        <w:tblW w:w="0" w:type="auto"/>
+        <w:tblLook w:val="04A0" w:firstRow="1" w:lastRow="0" w:firstColumn="1" w:lastColumn="0" w:noHBand="0" w:noVBand="1"/>
+      </w:tblPr>
+      <w:tblGrid>
+        <w:gridCol w:w="1776"/>
+        <w:gridCol w:w="1096"/>
+        <w:gridCol w:w="1096"/>
+        <w:gridCol w:w="1096"/>
+        <w:gridCol w:w="1096"/>
+        <w:gridCol w:w="1096"/>
+        <w:gridCol w:w="1096"/>
+        <w:gridCol w:w="1278"/>
+      </w:tblGrid>
+      <w:tr>
+        <w:trPr>
+          <w:trHeight w:val="285"/>
+        </w:trPr>
+        <w:tc>
+          <w:tcPr>
+            <w:tcW w:w="1776" w:type="dxa"/>
+            <w:noWrap/>
+            <w:hideMark/>
+          </w:tcPr>
+          <w:p>
+            <w:pPr>
+              <w:jc w:val="both"/>
+              <w:rPr>
+                <w:b/>
+                <w:bCs/>
+              </w:rPr>
+            </w:pPr>
+            <w:r>
+              <w:rPr>
+                <w:b/>
+                <w:bCs/>
+              </w:rPr>
+              <w:t>software</w:t>
+            </w:r>
+          </w:p>
+        </w:tc>
+        <w:tc>
+          <w:tcPr>
+            <w:tcW w:w="1096" w:type="dxa"/>
+            <w:noWrap/>
+            <w:hideMark/>
+          </w:tcPr>
+          <w:p>
+            <w:pPr>
+              <w:jc w:val="both"/>
+              <w:rPr>
+                <w:b/>
+                <w:bCs/>
+              </w:rPr>
+            </w:pPr>
+            <w:r>
+              <w:rPr>
+                <w:b/>
+                <w:bCs/>
+              </w:rPr>
+              <w:t>0,0798</w:t>
+            </w:r>
+          </w:p>
+        </w:tc>
+        <w:tc>
+          <w:tcPr>
+            <w:tcW w:w="1096" w:type="dxa"/>
+            <w:noWrap/>
+            <w:hideMark/>
+          </w:tcPr>
+          <w:p>
+            <w:pPr>
+              <w:jc w:val="both"/>
+              <w:rPr>
+                <w:b/>
+                <w:bCs/>
+              </w:rPr>
+            </w:pPr>
+            <w:r>
+              <w:rPr>
+                <w:b/>
+                <w:bCs/>
+              </w:rPr>
+              <w:t>0,0779</w:t>
+            </w:r>
+          </w:p>
+        </w:tc>
+        <w:tc>
+          <w:tcPr>
+            <w:tcW w:w="1096" w:type="dxa"/>
+            <w:noWrap/>
+            <w:hideMark/>
+          </w:tcPr>
+          <w:p>
+            <w:pPr>
+              <w:jc w:val="both"/>
+              <w:rPr>
+                <w:b/>
+                <w:bCs/>
+              </w:rPr>
+            </w:pPr>
+            <w:r>
+              <w:rPr>
+                <w:b/>
+                <w:bCs/>
+              </w:rPr>
+              <w:t>0,0789</w:t>
+            </w:r>
+          </w:p>
+        </w:tc>
+        <w:tc>
+          <w:tcPr>
+            <w:tcW w:w="1096" w:type="dxa"/>
+            <w:noWrap/>
+            <w:hideMark/>
+          </w:tcPr>
+          <w:p>
+            <w:pPr>
+              <w:jc w:val="both"/>
+              <w:rPr>
+                <w:b/>
+                <w:bCs/>
+              </w:rPr>
+            </w:pPr>
+            <w:r>
+              <w:rPr>
+                <w:b/>
+                <w:bCs/>
+              </w:rPr>
+              <w:t>0,0802</w:t>
+            </w:r>
+          </w:p>
+        </w:tc>
+        <w:tc>
+          <w:tcPr>
+            <w:tcW w:w="1096" w:type="dxa"/>
+            <w:noWrap/>
+            <w:hideMark/>
+          </w:tcPr>
+          <w:p>
+            <w:pPr>
+              <w:jc w:val="both"/>
+              <w:rPr>
+                <w:b/>
+                <w:bCs/>
+              </w:rPr>
+            </w:pPr>
+            <w:r>
+              <w:rPr>
+                <w:b/>
+                <w:bCs/>
+              </w:rPr>
+              <w:t>0,0780</w:t>
+            </w:r>
+          </w:p>
+        </w:tc>
+        <w:tc>
+          <w:tcPr>
+            <w:tcW w:w="1096" w:type="dxa"/>
+            <w:noWrap/>
+            <w:hideMark/>
+          </w:tcPr>
+          <w:p>
+            <w:pPr>
+              <w:jc w:val="both"/>
+              <w:rPr>
+                <w:b/>
+                <w:bCs/>
+              </w:rPr>
+            </w:pPr>
+            <w:r>
+              <w:rPr>
+                <w:b/>
+                <w:bCs/>
+              </w:rPr>
+              <w:t>0,0789</w:t>
+            </w:r>
+          </w:p>
+        </w:tc>
+        <w:tc>
+          <w:tcPr>
+            <w:tcW w:w="1278" w:type="dxa"/>
+            <w:noWrap/>
+            <w:hideMark/>
+          </w:tcPr>
+          <w:p>
+            <w:pPr>
+              <w:jc w:val="both"/>
+              <w:rPr>
+                <w:b/>
+                <w:bCs/>
+              </w:rPr>
+            </w:pPr>
+            <w:r>
+              <w:rPr>
+                <w:b/>
+                <w:bCs/>
+              </w:rPr>
+              <w:t>0,0789</w:t>
+            </w:r>
+          </w:p>
+        </w:tc>
+      </w:tr>
+      <w:tr>
+        <w:trPr>
+          <w:trHeight w:val="285"/>
+        </w:trPr>
+        <w:tc>
+          <w:tcPr>
+            <w:tcW w:w="1776" w:type="dxa"/>
+            <w:noWrap/>
+            <w:hideMark/>
+          </w:tcPr>
+          <w:p>
+            <w:pPr>
+              <w:jc w:val="both"/>
+              <w:rPr>
+                <w:b/>
+                <w:bCs/>
+              </w:rPr>
+            </w:pPr>
+            <w:r>
+              <w:rPr>
+                <w:b/>
+                <w:bCs/>
+              </w:rPr>
+              <w:t>propietario</w:t>
+            </w:r>
+          </w:p>
+        </w:tc>
+        <w:tc>
+          <w:tcPr>
+            <w:tcW w:w="1096" w:type="dxa"/>
+            <w:noWrap/>
+            <w:hideMark/>
+          </w:tcPr>
+          <w:p>
+            <w:pPr>
+              <w:jc w:val="both"/>
+              <w:rPr>
+                <w:b/>
+                <w:bCs/>
+              </w:rPr>
+            </w:pPr>
+            <w:r>
+              <w:rPr>
+                <w:b/>
+                <w:bCs/>
+              </w:rPr>
+              <w:t>0,0000</w:t>
+            </w:r>
+          </w:p>
+        </w:tc>
+        <w:tc>
+          <w:tcPr>
+            <w:tcW w:w="1096" w:type="dxa"/>
+            <w:noWrap/>
+            <w:hideMark/>
+          </w:tcPr>
+          <w:p>
+            <w:pPr>
+              <w:jc w:val="both"/>
+              <w:rPr>
+                <w:b/>
+                <w:bCs/>
+              </w:rPr>
+            </w:pPr>
+            <w:r>
+              <w:rPr>
+                <w:b/>
+                <w:bCs/>
+              </w:rPr>
+              <w:t>0,0000</w:t>
+            </w:r>
+          </w:p>
+        </w:tc>
+        <w:tc>
+          <w:tcPr>
+            <w:tcW w:w="1096" w:type="dxa"/>
+            <w:noWrap/>
+            <w:hideMark/>
+          </w:tcPr>
+          <w:p>
+            <w:pPr>
+              <w:jc w:val="both"/>
+              <w:rPr>
+                <w:b/>
+                <w:bCs/>
+              </w:rPr>
+            </w:pPr>
+            <w:r>
+              <w:rPr>
+                <w:b/>
+                <w:bCs/>
+              </w:rPr>
+              <w:t>0,0000</w:t>
+            </w:r>
+          </w:p>
+        </w:tc>
+        <w:tc>
+          <w:tcPr>
+            <w:tcW w:w="1096" w:type="dxa"/>
+            <w:noWrap/>
+            <w:hideMark/>
+          </w:tcPr>
+          <w:p>
+            <w:pPr>
+              <w:jc w:val="both"/>
+              <w:rPr>
+                <w:b/>
+                <w:bCs/>
+              </w:rPr>
+            </w:pPr>
+            <w:r>
+              <w:rPr>
+                <w:b/>
+                <w:bCs/>
+              </w:rPr>
+              <w:t>0,0000</w:t>
+            </w:r>
+          </w:p>
+        </w:tc>
+        <w:tc>
+          <w:tcPr>
+            <w:tcW w:w="1096" w:type="dxa"/>
+            <w:noWrap/>
+            <w:hideMark/>
+          </w:tcPr>
+          <w:p>
+            <w:pPr>
+              <w:jc w:val="both"/>
+              <w:rPr>
+                <w:b/>
+                <w:bCs/>
+              </w:rPr>
+            </w:pPr>
+            <w:r>
+              <w:rPr>
+                <w:b/>
+                <w:bCs/>
+              </w:rPr>
+              <w:t>0,0000</w:t>
+            </w:r>
+          </w:p>
+        </w:tc>
+        <w:tc>
+          <w:tcPr>
+            <w:tcW w:w="1096" w:type="dxa"/>
+            <w:noWrap/>
+            <w:hideMark/>
+          </w:tcPr>
+          <w:p>
+            <w:pPr>
+              <w:jc w:val="both"/>
+              <w:rPr>
+                <w:b/>
+                <w:bCs/>
+              </w:rPr>
+            </w:pPr>
+            <w:r>
+              <w:rPr>
+                <w:b/>
+                <w:bCs/>
+              </w:rPr>
+              <w:t>0,0000</w:t>
+            </w:r>
+          </w:p>
+        </w:tc>
+        <w:tc>
+          <w:tcPr>
+            <w:tcW w:w="1278" w:type="dxa"/>
+            <w:noWrap/>
+            <w:hideMark/>
+          </w:tcPr>
+          <w:p>
+            <w:pPr>
+              <w:jc w:val="both"/>
+              <w:rPr>
+                <w:b/>
+                <w:bCs/>
+              </w:rPr>
+            </w:pPr>
+            <w:r>
+              <w:rPr>
+                <w:b/>
+                <w:bCs/>
+              </w:rPr>
+              <w:t>0,0000</w:t>
+            </w:r>
+          </w:p>
+        </w:tc>
+      </w:tr>
+      <w:tr>
+        <w:trPr>
+          <w:trHeight w:val="285"/>
+        </w:trPr>
+        <w:tc>
+          <w:tcPr>
+            <w:tcW w:w="1776" w:type="dxa"/>
+            <w:noWrap/>
+            <w:hideMark/>
+          </w:tcPr>
+          <w:p>
+            <w:pPr>
+              <w:jc w:val="both"/>
+              <w:rPr>
+                <w:b/>
+                <w:bCs/>
+              </w:rPr>
+            </w:pPr>
+            <w:r>
+              <w:rPr>
+                <w:b/>
+                <w:bCs/>
+              </w:rPr>
+              <w:t>licencia</w:t>
+            </w:r>
+          </w:p>
+        </w:tc>
+        <w:tc>
+          <w:tcPr>
+            <w:tcW w:w="1096" w:type="dxa"/>
+            <w:noWrap/>
+            <w:hideMark/>
+          </w:tcPr>
+          <w:p>
+            <w:pPr>
+              <w:jc w:val="both"/>
+              <w:rPr>
+                <w:b/>
+                <w:bCs/>
+              </w:rPr>
+            </w:pPr>
+            <w:r>
+              <w:rPr>
+                <w:b/>
+                <w:bCs/>
+              </w:rPr>
+              <w:t>0,0000</w:t>
+            </w:r>
+          </w:p>
+        </w:tc>
+        <w:tc>
+          <w:tcPr>
+            <w:tcW w:w="1096" w:type="dxa"/>
+            <w:noWrap/>
+            <w:hideMark/>
+          </w:tcPr>
+          <w:p>
+            <w:pPr>
+              <w:jc w:val="both"/>
+              <w:rPr>
+                <w:b/>
+                <w:bCs/>
+              </w:rPr>
+            </w:pPr>
+            <w:r>
+              <w:rPr>
+                <w:b/>
+                <w:bCs/>
+              </w:rPr>
+              <w:t>0,0000</w:t>
+            </w:r>
+          </w:p>
+        </w:tc>
+        <w:tc>
+          <w:tcPr>
+            <w:tcW w:w="1096" w:type="dxa"/>
+            <w:noWrap/>
+            <w:hideMark/>
+          </w:tcPr>
+          <w:p>
+            <w:pPr>
+              <w:jc w:val="both"/>
+              <w:rPr>
+                <w:b/>
+                <w:bCs/>
+              </w:rPr>
+            </w:pPr>
+            <w:r>
+              <w:rPr>
+                <w:b/>
+                <w:bCs/>
+              </w:rPr>
+              <w:t>0,0000</w:t>
+            </w:r>
+          </w:p>
+        </w:tc>
+        <w:tc>
+          <w:tcPr>
+            <w:tcW w:w="1096" w:type="dxa"/>
+            <w:noWrap/>
+            <w:hideMark/>
+          </w:tcPr>
+          <w:p>
+            <w:pPr>
+              <w:jc w:val="both"/>
+              <w:rPr>
+                <w:b/>
+                <w:bCs/>
+              </w:rPr>
+            </w:pPr>
+            <w:r>
+              <w:rPr>
+                <w:b/>
+                <w:bCs/>
+              </w:rPr>
+              <w:t>0,0000</w:t>
+            </w:r>
+          </w:p>
+        </w:tc>
+        <w:tc>
+          <w:tcPr>
+            <w:tcW w:w="1096" w:type="dxa"/>
+            <w:noWrap/>
+            <w:hideMark/>
+          </w:tcPr>
+          <w:p>
+            <w:pPr>
+              <w:jc w:val="both"/>
+              <w:rPr>
+                <w:b/>
+                <w:bCs/>
+              </w:rPr>
+            </w:pPr>
+            <w:r>
+              <w:rPr>
+                <w:b/>
+                <w:bCs/>
+              </w:rPr>
+              <w:t>0,0000</w:t>
+            </w:r>
+          </w:p>
+        </w:tc>
+        <w:tc>
+          <w:tcPr>
+            <w:tcW w:w="1096" w:type="dxa"/>
+            <w:noWrap/>
+            <w:hideMark/>
+          </w:tcPr>
+          <w:p>
+            <w:pPr>
+              <w:jc w:val="both"/>
+              <w:rPr>
+                <w:b/>
+                <w:bCs/>
+              </w:rPr>
+            </w:pPr>
+            <w:r>
+              <w:rPr>
+                <w:b/>
+                <w:bCs/>
+              </w:rPr>
+              <w:t>0,0000</w:t>
+            </w:r>
+          </w:p>
+        </w:tc>
+        <w:tc>
+          <w:tcPr>
+            <w:tcW w:w="1278" w:type="dxa"/>
+            <w:noWrap/>
+            <w:hideMark/>
+          </w:tcPr>
+          <w:p>
+            <w:pPr>
+              <w:jc w:val="both"/>
+              <w:rPr>
+                <w:b/>
+                <w:bCs/>
+              </w:rPr>
+            </w:pPr>
+            <w:r>
+              <w:rPr>
+                <w:b/>
+                <w:bCs/>
+              </w:rPr>
+              <w:t>0,0000</w:t>
+            </w:r>
+          </w:p>
+        </w:tc>
+      </w:tr>
+    </w:tbl>
+    <w:p>
+      <w:pPr>
+        <w:jc w:val="both"/>
+        <w:rPr>
+          <w:b/>
+          <w:bCs/>
+        </w:rPr>
+      </w:pPr>
+    </w:p>
+    <w:p>
+      <w:pPr>
+        <w:rPr>
+          <w:sz w:val="24"/>
+          <w:szCs w:val="24"/>
+          <w:lang w:val="es-AR"/>
+        </w:rPr>
+      </w:pPr>
+      <w:r>
+        <w:rPr>
+          <w:sz w:val="24"/>
+          <w:szCs w:val="24"/>
+          <w:lang w:val="es-AR"/>
+        </w:rPr>
+        <w:t xml:space="preserve">A pesar de aplicar un suavizado, los dos </w:t>
+      </w:r>
+      <w:r>
+        <w:rPr>
+          <w:sz w:val="24"/>
+          <w:szCs w:val="24"/>
+          <w:lang w:val="es-AR"/>
+        </w:rPr>
+        <w:t>términos</w:t>
+      </w:r>
+      <w:r>
+        <w:rPr>
+          <w:sz w:val="24"/>
+          <w:szCs w:val="24"/>
+          <w:lang w:val="es-AR"/>
+        </w:rPr>
+        <w:t xml:space="preserve"> que no forman parte del vocabulario siguen sin tener una probabilidad asociada, o es tan pequeña que no puede considerarse para el estudio.</w:t>
+      </w:r>
+    </w:p>
+    <w:p>
+      <w:pPr>
+        <w:rPr>
+          <w:sz w:val="24"/>
+          <w:szCs w:val="24"/>
+          <w:lang w:val="es-AR"/>
+        </w:rPr>
+      </w:pPr>
+    </w:p>
+    <w:tbl>
+      <w:tblPr>
+        <w:tblStyle w:val="Tablaconcuadrcula"/>
+        <w:tblW w:w="0" w:type="auto"/>
+        <w:tblInd w:w="-714" w:type="dxa"/>
+        <w:tblLook w:val="04A0" w:firstRow="1" w:lastRow="0" w:firstColumn="1" w:lastColumn="0" w:noHBand="0" w:noVBand="1"/>
+      </w:tblPr>
+      <w:tblGrid>
+        <w:gridCol w:w="680"/>
+        <w:gridCol w:w="1283"/>
+        <w:gridCol w:w="1341"/>
+        <w:gridCol w:w="1408"/>
+        <w:gridCol w:w="1408"/>
+        <w:gridCol w:w="1408"/>
+        <w:gridCol w:w="1408"/>
+        <w:gridCol w:w="1408"/>
+      </w:tblGrid>
+      <w:tr>
+        <w:trPr>
+          <w:trHeight w:val="255"/>
+        </w:trPr>
+        <w:tc>
+          <w:tcPr>
+            <w:tcW w:w="709" w:type="dxa"/>
+            <w:vMerge w:val="restart"/>
+            <w:noWrap/>
+            <w:hideMark/>
+          </w:tcPr>
+          <w:p>
+            <w:pPr>
+              <w:rPr>
+                <w:b/>
+                <w:bCs/>
+                <w:sz w:val="24"/>
+                <w:szCs w:val="24"/>
+              </w:rPr>
+            </w:pPr>
+            <w:r>
+              <w:rPr>
+                <w:b/>
+                <w:bCs/>
+                <w:sz w:val="24"/>
+                <w:szCs w:val="24"/>
+              </w:rPr>
+              <w:t>Q3</w:t>
+            </w:r>
+          </w:p>
+        </w:tc>
+        <w:tc>
+          <w:tcPr>
+            <w:tcW w:w="1182" w:type="dxa"/>
+            <w:noWrap/>
+            <w:hideMark/>
+          </w:tcPr>
+          <w:p>
+            <w:pPr>
+              <w:rPr>
+                <w:b/>
+                <w:bCs/>
+                <w:sz w:val="24"/>
+                <w:szCs w:val="24"/>
+              </w:rPr>
+            </w:pPr>
+            <w:proofErr w:type="spellStart"/>
+            <w:r>
+              <w:rPr>
+                <w:b/>
+                <w:bCs/>
+                <w:sz w:val="24"/>
+                <w:szCs w:val="24"/>
+              </w:rPr>
+              <w:t>doc</w:t>
+            </w:r>
+            <w:proofErr w:type="spellEnd"/>
+          </w:p>
+        </w:tc>
+        <w:tc>
+          <w:tcPr>
+            <w:tcW w:w="1413" w:type="dxa"/>
+            <w:noWrap/>
+            <w:hideMark/>
+          </w:tcPr>
+          <w:p>
+            <w:pPr>
+              <w:rPr>
+                <w:b/>
+                <w:bCs/>
+                <w:sz w:val="24"/>
+                <w:szCs w:val="24"/>
+              </w:rPr>
+            </w:pPr>
+            <w:r>
+              <w:rPr>
+                <w:b/>
+                <w:bCs/>
+                <w:sz w:val="24"/>
+                <w:szCs w:val="24"/>
+              </w:rPr>
+              <w:t>d1</w:t>
+            </w:r>
+          </w:p>
+        </w:tc>
+        <w:tc>
+          <w:tcPr>
+            <w:tcW w:w="1408" w:type="dxa"/>
+            <w:noWrap/>
+            <w:hideMark/>
+          </w:tcPr>
+          <w:p>
+            <w:pPr>
+              <w:rPr>
+                <w:b/>
+                <w:bCs/>
+                <w:sz w:val="24"/>
+                <w:szCs w:val="24"/>
+              </w:rPr>
+            </w:pPr>
+            <w:r>
+              <w:rPr>
+                <w:b/>
+                <w:bCs/>
+                <w:sz w:val="24"/>
+                <w:szCs w:val="24"/>
+              </w:rPr>
+              <w:t>d2</w:t>
+            </w:r>
+          </w:p>
+        </w:tc>
+        <w:tc>
+          <w:tcPr>
+            <w:tcW w:w="1408" w:type="dxa"/>
+            <w:noWrap/>
+            <w:hideMark/>
+          </w:tcPr>
+          <w:p>
+            <w:pPr>
+              <w:rPr>
+                <w:b/>
+                <w:bCs/>
+                <w:sz w:val="24"/>
+                <w:szCs w:val="24"/>
+              </w:rPr>
+            </w:pPr>
+            <w:r>
+              <w:rPr>
+                <w:b/>
+                <w:bCs/>
+                <w:sz w:val="24"/>
+                <w:szCs w:val="24"/>
+              </w:rPr>
+              <w:t>d3</w:t>
+            </w:r>
+          </w:p>
+        </w:tc>
+        <w:tc>
+          <w:tcPr>
+            <w:tcW w:w="1408" w:type="dxa"/>
+            <w:noWrap/>
+            <w:hideMark/>
+          </w:tcPr>
+          <w:p>
+            <w:pPr>
+              <w:rPr>
+                <w:b/>
+                <w:bCs/>
+                <w:sz w:val="24"/>
+                <w:szCs w:val="24"/>
+              </w:rPr>
+            </w:pPr>
+            <w:r>
+              <w:rPr>
+                <w:b/>
+                <w:bCs/>
+                <w:sz w:val="24"/>
+                <w:szCs w:val="24"/>
+              </w:rPr>
+              <w:t>d4</w:t>
+            </w:r>
+          </w:p>
+        </w:tc>
+        <w:tc>
+          <w:tcPr>
+            <w:tcW w:w="1408" w:type="dxa"/>
+            <w:noWrap/>
+            <w:hideMark/>
+          </w:tcPr>
+          <w:p>
+            <w:pPr>
+              <w:rPr>
+                <w:b/>
+                <w:bCs/>
+                <w:sz w:val="24"/>
+                <w:szCs w:val="24"/>
+              </w:rPr>
+            </w:pPr>
+            <w:r>
+              <w:rPr>
+                <w:b/>
+                <w:bCs/>
+                <w:sz w:val="24"/>
+                <w:szCs w:val="24"/>
+              </w:rPr>
+              <w:t>d5</w:t>
+            </w:r>
+          </w:p>
+        </w:tc>
+        <w:tc>
+          <w:tcPr>
+            <w:tcW w:w="1408" w:type="dxa"/>
+            <w:noWrap/>
+            <w:hideMark/>
+          </w:tcPr>
+          <w:p>
+            <w:pPr>
+              <w:rPr>
+                <w:b/>
+                <w:bCs/>
+                <w:sz w:val="24"/>
+                <w:szCs w:val="24"/>
+              </w:rPr>
+            </w:pPr>
+            <w:r>
+              <w:rPr>
+                <w:b/>
+                <w:bCs/>
+                <w:sz w:val="24"/>
+                <w:szCs w:val="24"/>
+              </w:rPr>
+              <w:t>d6</w:t>
+            </w:r>
+          </w:p>
+        </w:tc>
+      </w:tr>
+      <w:tr>
+        <w:trPr>
+          <w:trHeight w:val="255"/>
+        </w:trPr>
+        <w:tc>
+          <w:tcPr>
+            <w:tcW w:w="709" w:type="dxa"/>
+            <w:vMerge/>
+            <w:hideMark/>
+          </w:tcPr>
+          <w:p>
+            <w:pPr>
+              <w:rPr>
+                <w:b/>
+                <w:bCs/>
+                <w:sz w:val="24"/>
+                <w:szCs w:val="24"/>
+              </w:rPr>
+            </w:pPr>
+          </w:p>
+        </w:tc>
+        <w:tc>
+          <w:tcPr>
+            <w:tcW w:w="1182" w:type="dxa"/>
+            <w:noWrap/>
+            <w:hideMark/>
+          </w:tcPr>
+          <w:p>
+            <w:pPr>
+              <w:rPr>
+                <w:sz w:val="24"/>
+                <w:szCs w:val="24"/>
+              </w:rPr>
+            </w:pPr>
+            <w:r>
+              <w:rPr>
+                <w:sz w:val="24"/>
+                <w:szCs w:val="24"/>
+              </w:rPr>
+              <w:t>software</w:t>
+            </w:r>
+          </w:p>
+        </w:tc>
+        <w:tc>
+          <w:tcPr>
+            <w:tcW w:w="1413" w:type="dxa"/>
+            <w:noWrap/>
+            <w:hideMark/>
+          </w:tcPr>
+          <w:p>
+            <w:pPr>
+              <w:rPr>
+                <w:sz w:val="24"/>
+                <w:szCs w:val="24"/>
+              </w:rPr>
+            </w:pPr>
+            <w:r>
+              <w:rPr>
+                <w:sz w:val="24"/>
+                <w:szCs w:val="24"/>
+              </w:rPr>
+              <w:t>0,0000186</w:t>
+            </w:r>
+          </w:p>
+        </w:tc>
+        <w:tc>
+          <w:tcPr>
+            <w:tcW w:w="1408" w:type="dxa"/>
+            <w:noWrap/>
+            <w:hideMark/>
+          </w:tcPr>
+          <w:p>
+            <w:pPr>
+              <w:rPr>
+                <w:sz w:val="24"/>
+                <w:szCs w:val="24"/>
+              </w:rPr>
+            </w:pPr>
+            <w:r>
+              <w:rPr>
+                <w:sz w:val="24"/>
+                <w:szCs w:val="24"/>
+              </w:rPr>
+              <w:t>-0,00081331</w:t>
+            </w:r>
+          </w:p>
+        </w:tc>
+        <w:tc>
+          <w:tcPr>
+            <w:tcW w:w="1408" w:type="dxa"/>
+            <w:noWrap/>
+            <w:hideMark/>
+          </w:tcPr>
+          <w:p>
+            <w:pPr>
+              <w:rPr>
+                <w:sz w:val="24"/>
+                <w:szCs w:val="24"/>
+              </w:rPr>
+            </w:pPr>
+            <w:r>
+              <w:rPr>
+                <w:sz w:val="24"/>
+                <w:szCs w:val="24"/>
+              </w:rPr>
+              <w:t>-0,00034342</w:t>
+            </w:r>
+          </w:p>
+        </w:tc>
+        <w:tc>
+          <w:tcPr>
+            <w:tcW w:w="1408" w:type="dxa"/>
+            <w:noWrap/>
+            <w:hideMark/>
+          </w:tcPr>
+          <w:p>
+            <w:pPr>
+              <w:rPr>
+                <w:sz w:val="24"/>
+                <w:szCs w:val="24"/>
+              </w:rPr>
+            </w:pPr>
+            <w:r>
+              <w:rPr>
+                <w:sz w:val="24"/>
+                <w:szCs w:val="24"/>
+              </w:rPr>
+              <w:t>0,00022385</w:t>
+            </w:r>
+          </w:p>
+        </w:tc>
+        <w:tc>
+          <w:tcPr>
+            <w:tcW w:w="1408" w:type="dxa"/>
+            <w:noWrap/>
+            <w:hideMark/>
+          </w:tcPr>
+          <w:p>
+            <w:pPr>
+              <w:rPr>
+                <w:sz w:val="24"/>
+                <w:szCs w:val="24"/>
+              </w:rPr>
+            </w:pPr>
+            <w:r>
+              <w:rPr>
+                <w:sz w:val="24"/>
+                <w:szCs w:val="24"/>
+              </w:rPr>
+              <w:t>-0,00074496</w:t>
+            </w:r>
+          </w:p>
+        </w:tc>
+        <w:tc>
+          <w:tcPr>
+            <w:tcW w:w="1408" w:type="dxa"/>
+            <w:noWrap/>
+            <w:hideMark/>
+          </w:tcPr>
+          <w:p>
+            <w:pPr>
+              <w:rPr>
+                <w:sz w:val="24"/>
+                <w:szCs w:val="24"/>
+              </w:rPr>
+            </w:pPr>
+            <w:r>
+              <w:rPr>
+                <w:sz w:val="24"/>
+                <w:szCs w:val="24"/>
+              </w:rPr>
+              <w:t>-0,00034342</w:t>
+            </w:r>
+          </w:p>
+        </w:tc>
+      </w:tr>
+      <w:tr>
+        <w:trPr>
+          <w:trHeight w:val="255"/>
+        </w:trPr>
+        <w:tc>
+          <w:tcPr>
+            <w:tcW w:w="709" w:type="dxa"/>
+            <w:noWrap/>
+            <w:hideMark/>
+          </w:tcPr>
+          <w:p>
+            <w:pPr>
+              <w:rPr>
+                <w:sz w:val="24"/>
+                <w:szCs w:val="24"/>
+              </w:rPr>
+            </w:pPr>
+          </w:p>
+        </w:tc>
+        <w:tc>
+          <w:tcPr>
+            <w:tcW w:w="1182" w:type="dxa"/>
+            <w:noWrap/>
+            <w:hideMark/>
+          </w:tcPr>
+          <w:p>
+            <w:pPr>
+              <w:rPr>
+                <w:sz w:val="24"/>
+                <w:szCs w:val="24"/>
+              </w:rPr>
+            </w:pPr>
+            <w:r>
+              <w:rPr>
+                <w:sz w:val="24"/>
+                <w:szCs w:val="24"/>
+              </w:rPr>
+              <w:t>propietario</w:t>
+            </w:r>
+          </w:p>
+        </w:tc>
+        <w:tc>
+          <w:tcPr>
+            <w:tcW w:w="1413" w:type="dxa"/>
+            <w:noWrap/>
+            <w:hideMark/>
+          </w:tcPr>
+          <w:p>
+            <w:pPr>
+              <w:rPr>
+                <w:sz w:val="24"/>
+                <w:szCs w:val="24"/>
+              </w:rPr>
+            </w:pPr>
+            <w:r>
+              <w:rPr>
+                <w:sz w:val="24"/>
+                <w:szCs w:val="24"/>
+              </w:rPr>
+              <w:t>#¡NUM!</w:t>
+            </w:r>
+          </w:p>
+        </w:tc>
+        <w:tc>
+          <w:tcPr>
+            <w:tcW w:w="1408" w:type="dxa"/>
+            <w:noWrap/>
+            <w:hideMark/>
+          </w:tcPr>
+          <w:p>
+            <w:pPr>
+              <w:rPr>
+                <w:sz w:val="24"/>
+                <w:szCs w:val="24"/>
+              </w:rPr>
+            </w:pPr>
+            <w:r>
+              <w:rPr>
+                <w:sz w:val="24"/>
+                <w:szCs w:val="24"/>
+              </w:rPr>
+              <w:t>#¡NUM!</w:t>
+            </w:r>
+          </w:p>
+        </w:tc>
+        <w:tc>
+          <w:tcPr>
+            <w:tcW w:w="1408" w:type="dxa"/>
+            <w:noWrap/>
+            <w:hideMark/>
+          </w:tcPr>
+          <w:p>
+            <w:pPr>
+              <w:rPr>
+                <w:sz w:val="24"/>
+                <w:szCs w:val="24"/>
+              </w:rPr>
+            </w:pPr>
+            <w:r>
+              <w:rPr>
+                <w:sz w:val="24"/>
+                <w:szCs w:val="24"/>
+              </w:rPr>
+              <w:t>#¡NUM!</w:t>
+            </w:r>
+          </w:p>
+        </w:tc>
+        <w:tc>
+          <w:tcPr>
+            <w:tcW w:w="1408" w:type="dxa"/>
+            <w:noWrap/>
+            <w:hideMark/>
+          </w:tcPr>
+          <w:p>
+            <w:pPr>
+              <w:rPr>
+                <w:sz w:val="24"/>
+                <w:szCs w:val="24"/>
+              </w:rPr>
+            </w:pPr>
+            <w:r>
+              <w:rPr>
+                <w:sz w:val="24"/>
+                <w:szCs w:val="24"/>
+              </w:rPr>
+              <w:t>#¡NUM!</w:t>
+            </w:r>
+          </w:p>
+        </w:tc>
+        <w:tc>
+          <w:tcPr>
+            <w:tcW w:w="1408" w:type="dxa"/>
+            <w:noWrap/>
+            <w:hideMark/>
+          </w:tcPr>
+          <w:p>
+            <w:pPr>
+              <w:rPr>
+                <w:sz w:val="24"/>
+                <w:szCs w:val="24"/>
+              </w:rPr>
+            </w:pPr>
+            <w:r>
+              <w:rPr>
+                <w:sz w:val="24"/>
+                <w:szCs w:val="24"/>
+              </w:rPr>
+              <w:t>#¡NUM!</w:t>
+            </w:r>
+          </w:p>
+        </w:tc>
+        <w:tc>
+          <w:tcPr>
+            <w:tcW w:w="1408" w:type="dxa"/>
+            <w:noWrap/>
+            <w:hideMark/>
+          </w:tcPr>
+          <w:p>
+            <w:pPr>
+              <w:rPr>
+                <w:sz w:val="24"/>
+                <w:szCs w:val="24"/>
+              </w:rPr>
+            </w:pPr>
+            <w:r>
+              <w:rPr>
+                <w:sz w:val="24"/>
+                <w:szCs w:val="24"/>
+              </w:rPr>
+              <w:t>#¡NUM!</w:t>
+            </w:r>
+          </w:p>
+        </w:tc>
+      </w:tr>
+      <w:tr>
+        <w:trPr>
+          <w:trHeight w:val="255"/>
+        </w:trPr>
+        <w:tc>
+          <w:tcPr>
+            <w:tcW w:w="709" w:type="dxa"/>
+            <w:noWrap/>
+            <w:hideMark/>
+          </w:tcPr>
+          <w:p>
+            <w:pPr>
+              <w:rPr>
+                <w:sz w:val="24"/>
+                <w:szCs w:val="24"/>
+              </w:rPr>
+            </w:pPr>
+          </w:p>
+        </w:tc>
+        <w:tc>
+          <w:tcPr>
+            <w:tcW w:w="1182" w:type="dxa"/>
+            <w:noWrap/>
+            <w:hideMark/>
+          </w:tcPr>
+          <w:p>
+            <w:pPr>
+              <w:rPr>
+                <w:sz w:val="24"/>
+                <w:szCs w:val="24"/>
+              </w:rPr>
+            </w:pPr>
+            <w:r>
+              <w:rPr>
+                <w:sz w:val="24"/>
+                <w:szCs w:val="24"/>
+              </w:rPr>
+              <w:t>licencia</w:t>
+            </w:r>
+          </w:p>
+        </w:tc>
+        <w:tc>
+          <w:tcPr>
+            <w:tcW w:w="1413" w:type="dxa"/>
+            <w:noWrap/>
+            <w:hideMark/>
+          </w:tcPr>
+          <w:p>
+            <w:pPr>
+              <w:rPr>
+                <w:sz w:val="24"/>
+                <w:szCs w:val="24"/>
+              </w:rPr>
+            </w:pPr>
+            <w:r>
+              <w:rPr>
+                <w:sz w:val="24"/>
+                <w:szCs w:val="24"/>
+              </w:rPr>
+              <w:t>#¡NUM!</w:t>
+            </w:r>
+          </w:p>
+        </w:tc>
+        <w:tc>
+          <w:tcPr>
+            <w:tcW w:w="1408" w:type="dxa"/>
+            <w:noWrap/>
+            <w:hideMark/>
+          </w:tcPr>
+          <w:p>
+            <w:pPr>
+              <w:rPr>
+                <w:sz w:val="24"/>
+                <w:szCs w:val="24"/>
+              </w:rPr>
+            </w:pPr>
+            <w:r>
+              <w:rPr>
+                <w:sz w:val="24"/>
+                <w:szCs w:val="24"/>
+              </w:rPr>
+              <w:t>#¡NUM!</w:t>
+            </w:r>
+          </w:p>
+        </w:tc>
+        <w:tc>
+          <w:tcPr>
+            <w:tcW w:w="1408" w:type="dxa"/>
+            <w:noWrap/>
+            <w:hideMark/>
+          </w:tcPr>
+          <w:p>
+            <w:pPr>
+              <w:rPr>
+                <w:sz w:val="24"/>
+                <w:szCs w:val="24"/>
+              </w:rPr>
+            </w:pPr>
+            <w:r>
+              <w:rPr>
+                <w:sz w:val="24"/>
+                <w:szCs w:val="24"/>
+              </w:rPr>
+              <w:t>#¡NUM!</w:t>
+            </w:r>
+          </w:p>
+        </w:tc>
+        <w:tc>
+          <w:tcPr>
+            <w:tcW w:w="1408" w:type="dxa"/>
+            <w:noWrap/>
+            <w:hideMark/>
+          </w:tcPr>
+          <w:p>
+            <w:pPr>
+              <w:rPr>
+                <w:sz w:val="24"/>
+                <w:szCs w:val="24"/>
+              </w:rPr>
+            </w:pPr>
+            <w:r>
+              <w:rPr>
+                <w:sz w:val="24"/>
+                <w:szCs w:val="24"/>
+              </w:rPr>
+              <w:t>#¡NUM!</w:t>
+            </w:r>
+          </w:p>
+        </w:tc>
+        <w:tc>
+          <w:tcPr>
+            <w:tcW w:w="1408" w:type="dxa"/>
+            <w:noWrap/>
+            <w:hideMark/>
+          </w:tcPr>
+          <w:p>
+            <w:pPr>
+              <w:rPr>
+                <w:sz w:val="24"/>
+                <w:szCs w:val="24"/>
+              </w:rPr>
+            </w:pPr>
+            <w:r>
+              <w:rPr>
+                <w:sz w:val="24"/>
+                <w:szCs w:val="24"/>
+              </w:rPr>
+              <w:t>#¡NUM!</w:t>
+            </w:r>
+          </w:p>
+        </w:tc>
+        <w:tc>
+          <w:tcPr>
+            <w:tcW w:w="1408" w:type="dxa"/>
+            <w:noWrap/>
+            <w:hideMark/>
+          </w:tcPr>
+          <w:p>
+            <w:pPr>
+              <w:rPr>
+                <w:sz w:val="24"/>
+                <w:szCs w:val="24"/>
+              </w:rPr>
+            </w:pPr>
+            <w:r>
+              <w:rPr>
+                <w:sz w:val="24"/>
+                <w:szCs w:val="24"/>
+              </w:rPr>
+              <w:t>#¡NUM!</w:t>
+            </w:r>
+          </w:p>
+        </w:tc>
+      </w:tr>
+      <w:tr>
+        <w:trPr>
+          <w:trHeight w:val="255"/>
+        </w:trPr>
+        <w:tc>
+          <w:tcPr>
+            <w:tcW w:w="709" w:type="dxa"/>
+            <w:noWrap/>
+            <w:hideMark/>
+          </w:tcPr>
+          <w:p>
+            <w:pPr>
+              <w:rPr>
+                <w:sz w:val="24"/>
+                <w:szCs w:val="24"/>
+              </w:rPr>
+            </w:pPr>
+          </w:p>
+        </w:tc>
+        <w:tc>
+          <w:tcPr>
+            <w:tcW w:w="1182" w:type="dxa"/>
+            <w:noWrap/>
+            <w:hideMark/>
+          </w:tcPr>
+          <w:p>
+            <w:pPr>
+              <w:rPr>
+                <w:sz w:val="24"/>
+                <w:szCs w:val="24"/>
+              </w:rPr>
+            </w:pPr>
+            <w:r>
+              <w:rPr>
+                <w:sz w:val="24"/>
+                <w:szCs w:val="24"/>
+              </w:rPr>
+              <w:t>KL</w:t>
+            </w:r>
+          </w:p>
+        </w:tc>
+        <w:tc>
+          <w:tcPr>
+            <w:tcW w:w="1413" w:type="dxa"/>
+            <w:noWrap/>
+            <w:hideMark/>
+          </w:tcPr>
+          <w:p>
+            <w:pPr>
+              <w:rPr>
+                <w:sz w:val="24"/>
+                <w:szCs w:val="24"/>
+              </w:rPr>
+            </w:pPr>
+            <w:r>
+              <w:rPr>
+                <w:sz w:val="24"/>
+                <w:szCs w:val="24"/>
+              </w:rPr>
+              <w:t>#¡NUM!</w:t>
+            </w:r>
+          </w:p>
+        </w:tc>
+        <w:tc>
+          <w:tcPr>
+            <w:tcW w:w="1408" w:type="dxa"/>
+            <w:noWrap/>
+            <w:hideMark/>
+          </w:tcPr>
+          <w:p>
+            <w:pPr>
+              <w:rPr>
+                <w:sz w:val="24"/>
+                <w:szCs w:val="24"/>
+              </w:rPr>
+            </w:pPr>
+            <w:r>
+              <w:rPr>
+                <w:sz w:val="24"/>
+                <w:szCs w:val="24"/>
+              </w:rPr>
+              <w:t>#¡NUM!</w:t>
+            </w:r>
+          </w:p>
+        </w:tc>
+        <w:tc>
+          <w:tcPr>
+            <w:tcW w:w="1408" w:type="dxa"/>
+            <w:noWrap/>
+            <w:hideMark/>
+          </w:tcPr>
+          <w:p>
+            <w:pPr>
+              <w:rPr>
+                <w:sz w:val="24"/>
+                <w:szCs w:val="24"/>
+              </w:rPr>
+            </w:pPr>
+            <w:r>
+              <w:rPr>
+                <w:sz w:val="24"/>
+                <w:szCs w:val="24"/>
+              </w:rPr>
+              <w:t>#¡NUM!</w:t>
+            </w:r>
+          </w:p>
+        </w:tc>
+        <w:tc>
+          <w:tcPr>
+            <w:tcW w:w="1408" w:type="dxa"/>
+            <w:noWrap/>
+            <w:hideMark/>
+          </w:tcPr>
+          <w:p>
+            <w:pPr>
+              <w:rPr>
+                <w:sz w:val="24"/>
+                <w:szCs w:val="24"/>
+              </w:rPr>
+            </w:pPr>
+            <w:r>
+              <w:rPr>
+                <w:sz w:val="24"/>
+                <w:szCs w:val="24"/>
+              </w:rPr>
+              <w:t>#¡NUM!</w:t>
+            </w:r>
+          </w:p>
+        </w:tc>
+        <w:tc>
+          <w:tcPr>
+            <w:tcW w:w="1408" w:type="dxa"/>
+            <w:noWrap/>
+            <w:hideMark/>
+          </w:tcPr>
+          <w:p>
+            <w:pPr>
+              <w:rPr>
+                <w:sz w:val="24"/>
+                <w:szCs w:val="24"/>
+              </w:rPr>
+            </w:pPr>
+            <w:r>
+              <w:rPr>
+                <w:sz w:val="24"/>
+                <w:szCs w:val="24"/>
+              </w:rPr>
+              <w:t>#¡NUM!</w:t>
+            </w:r>
+          </w:p>
+        </w:tc>
+        <w:tc>
+          <w:tcPr>
+            <w:tcW w:w="1408" w:type="dxa"/>
+            <w:noWrap/>
+            <w:hideMark/>
+          </w:tcPr>
+          <w:p>
+            <w:pPr>
+              <w:rPr>
+                <w:sz w:val="24"/>
+                <w:szCs w:val="24"/>
+              </w:rPr>
+            </w:pPr>
+            <w:r>
+              <w:rPr>
+                <w:sz w:val="24"/>
+                <w:szCs w:val="24"/>
+              </w:rPr>
+              <w:t>#¡NUM!</w:t>
+            </w:r>
+          </w:p>
+        </w:tc>
+      </w:tr>
+    </w:tbl>
+    <w:p>
+      <w:pPr>
+        <w:rPr>
+          <w:color w:val="FABF8F" w:themeColor="accent6" w:themeTint="99"/>
+          <w:sz w:val="24"/>
+          <w:szCs w:val="24"/>
+          <w:lang w:val="es-AR"/>
+        </w:rPr>
+      </w:pPr>
+    </w:p>
+    <w:p>
+      <w:pPr>
+        <w:rPr>
+          <w:sz w:val="24"/>
+          <w:szCs w:val="24"/>
+          <w:lang w:val="es-AR"/>
+        </w:rPr>
+      </w:pPr>
+      <w:r>
+        <w:rPr>
+          <w:sz w:val="24"/>
+          <w:szCs w:val="24"/>
+          <w:lang w:val="es-AR"/>
+        </w:rPr>
+        <w:t>El único valor de KL que puede calcularse en este caso es para el termino “software” porque los dos términos que no pertenecen al vocabulario no permiten realizar el calculo del KL ya que estamos dividiendo por 0.</w:t>
+      </w:r>
+    </w:p>
+    <w:p>
+      <w:pPr>
+        <w:rPr>
+          <w:sz w:val="24"/>
+          <w:szCs w:val="24"/>
+          <w:lang w:val="es-AR"/>
+        </w:rPr>
+      </w:pPr>
+    </w:p>
+    <w:p>
+      <w:pPr>
+        <w:rPr>
+          <w:sz w:val="24"/>
+          <w:szCs w:val="24"/>
+          <w:lang w:val="es-AR"/>
+        </w:rPr>
+      </w:pPr>
+      <w:r>
+        <w:rPr>
+          <w:sz w:val="24"/>
+          <w:szCs w:val="24"/>
+          <w:lang w:val="es-AR"/>
+        </w:rPr>
+        <w:t>Analizando solamente el termino software, obviamente el documento con mayor probabilidad será quien sea considerado mas relevante, en este caso, D4.</w:t>
+      </w:r>
+    </w:p>
+    <w:p>
+      <w:pPr>
+        <w:rPr>
+          <w:sz w:val="24"/>
+          <w:szCs w:val="24"/>
+          <w:lang w:val="es-AR"/>
+        </w:rPr>
+      </w:pPr>
+    </w:p>
+    <w:p>
+      <w:pPr>
+        <w:rPr>
+          <w:color w:val="FABF8F" w:themeColor="accent6" w:themeTint="99"/>
+          <w:sz w:val="24"/>
+          <w:szCs w:val="24"/>
+          <w:lang w:val="es-AR"/>
+        </w:rPr>
+      </w:pPr>
+      <w:r>
+        <w:rPr>
+          <w:sz w:val="24"/>
+          <w:szCs w:val="24"/>
+          <w:lang w:val="es-AR"/>
+        </w:rPr>
+        <w:t xml:space="preserve">Podemos concluir en este caso que el suavizado DF no considera los términos que están fuera del vocabulario, perjudicando el </w:t>
+      </w:r>
+      <w:proofErr w:type="spellStart"/>
+      <w:r>
+        <w:rPr>
+          <w:sz w:val="24"/>
+          <w:szCs w:val="24"/>
+          <w:lang w:val="es-AR"/>
+        </w:rPr>
+        <w:t>calculo</w:t>
+      </w:r>
+      <w:proofErr w:type="spellEnd"/>
+      <w:r>
+        <w:rPr>
+          <w:sz w:val="24"/>
+          <w:szCs w:val="24"/>
+          <w:lang w:val="es-AR"/>
+        </w:rPr>
+        <w:t xml:space="preserve"> del KL.</w:t>
+      </w:r>
+      <w:r>
+        <w:rPr>
+          <w:color w:val="FABF8F" w:themeColor="accent6" w:themeTint="99"/>
+          <w:sz w:val="24"/>
+          <w:szCs w:val="24"/>
+          <w:lang w:val="es-AR"/>
+        </w:rPr>
+        <w:br w:type="page"/>
+      </w:r>
+    </w:p>
+    <w:p>
+      <w:pPr>
+        <w:jc w:val="both"/>
+        <w:rPr>
           <w:color w:val="FABF8F" w:themeColor="accent6" w:themeTint="99"/>
           <w:sz w:val="24"/>
           <w:szCs w:val="24"/>
@@ -9345,7 +14509,28 @@
           <w:szCs w:val="24"/>
           <w:lang w:val="es-AR"/>
         </w:rPr>
-        <w:t xml:space="preserve"> repita los experimentos del ejercicio 9 del TP de ”modelos” y compare los resultados con los anteriores. ¿Son consistentes? Calcule las métricas apropiadas para comparar los diferentes sistemas y configuraciones.</w:t>
+        <w:t xml:space="preserve"> repita los experimentos del ejercicio </w:t>
+      </w:r>
+      <w:r>
+        <w:rPr>
+          <w:b/>
+          <w:bCs/>
+          <w:color w:val="FABF8F" w:themeColor="accent6" w:themeTint="99"/>
+          <w:sz w:val="24"/>
+          <w:szCs w:val="24"/>
+          <w:u w:val="single"/>
+          <w:lang w:val="es-AR"/>
+        </w:rPr>
+        <w:t>7</w:t>
+      </w:r>
+      <w:r>
+        <w:rPr>
+          <w:color w:val="FABF8F" w:themeColor="accent6" w:themeTint="99"/>
+          <w:sz w:val="24"/>
+          <w:szCs w:val="24"/>
+          <w:lang w:val="es-AR"/>
+        </w:rPr>
+        <w:t xml:space="preserve"> del TP de ”modelos” y compare los resultados con los anteriores. ¿Son consistentes? Calcule las métricas apropiadas para comparar los diferentes sistemas y configuraciones.</w:t>
       </w:r>
     </w:p>
     <w:p>
@@ -11982,7 +17167,7 @@
   <w:style w:type="paragraph" w:default="1" w:styleId="Normal">
     <w:name w:val="Normal"/>
     <w:qFormat/>
-    <w:rsid w:val="007853CF"/>
+    <w:rsid w:val="00B24CF4"/>
   </w:style>
   <w:style w:type="paragraph" w:styleId="Ttulo1">
     <w:name w:val="heading 1"/>
@@ -12101,7 +17286,6 @@
   <w:style w:type="character" w:default="1" w:styleId="Fuentedeprrafopredeter">
     <w:name w:val="Default Paragraph Font"/>
     <w:uiPriority w:val="1"/>
-    <w:semiHidden/>
     <w:unhideWhenUsed/>
   </w:style>
   <w:style w:type="table" w:default="1" w:styleId="Tablanormal">

--- a/TP3/2026_RI_TP3_TP_Modelos.docx
+++ b/TP3/2026_RI_TP3_TP_Modelos.docx
@@ -152,7 +152,16 @@
           <w:sz w:val="20"/>
           <w:szCs w:val="20"/>
         </w:rPr>
-        <w:t>07</w:t>
+        <w:t>0</w:t>
+      </w:r>
+      <w:r>
+        <w:rPr>
+          <w:b/>
+          <w:color w:val="000000"/>
+          <w:sz w:val="20"/>
+          <w:szCs w:val="20"/>
+        </w:rPr>
+        <w:t>6</w:t>
       </w:r>
       <w:r>
         <w:rPr>
@@ -221,25 +230,7 @@
           <w:sz w:val="24"/>
           <w:szCs w:val="24"/>
         </w:rPr>
-        <w:t xml:space="preserve">Josue Leonel Gatica </w:t>
-      </w:r>
-      <w:proofErr w:type="spellStart"/>
-      <w:r>
-        <w:rPr>
-          <w:color w:val="000000"/>
-          <w:sz w:val="24"/>
-          <w:szCs w:val="24"/>
-        </w:rPr>
-        <w:t>Odato</w:t>
-      </w:r>
-      <w:proofErr w:type="spellEnd"/>
-      <w:r>
-        <w:rPr>
-          <w:color w:val="000000"/>
-          <w:sz w:val="24"/>
-          <w:szCs w:val="24"/>
-        </w:rPr>
-        <w:t xml:space="preserve"> 178921</w:t>
+        <w:t>Josue Leonel Gatica Odato 178921</w:t>
       </w:r>
     </w:p>
     <w:p>
@@ -426,23 +417,7 @@
           <w:sz w:val="24"/>
           <w:szCs w:val="24"/>
         </w:rPr>
-        <w:t>Para un correcto manejo de las colecciones en cada ejercicio, los archivos .</w:t>
-      </w:r>
-      <w:proofErr w:type="spellStart"/>
-      <w:r>
-        <w:rPr>
-          <w:sz w:val="24"/>
-          <w:szCs w:val="24"/>
-        </w:rPr>
-        <w:t>py</w:t>
-      </w:r>
-      <w:proofErr w:type="spellEnd"/>
-      <w:r>
-        <w:rPr>
-          <w:sz w:val="24"/>
-          <w:szCs w:val="24"/>
-        </w:rPr>
-        <w:t xml:space="preserve"> tomando las colecciones por defecto en una carpeta llamada “Colecciones”, ubicada a la par con todas las carpetas de los ejercicios.</w:t>
+        <w:t>Para un correcto manejo de las colecciones en cada ejercicio, los archivos .py tomando las colecciones por defecto en una carpeta llamada “Colecciones”, ubicada a la par con todas las carpetas de los ejercicios.</w:t>
       </w:r>
     </w:p>
     <w:p>
@@ -530,23 +505,7 @@
           <w:sz w:val="24"/>
           <w:szCs w:val="24"/>
         </w:rPr>
-        <w:t xml:space="preserve">El modelo de lenguaje de inteligencia artificial utilizado para el trabajo fue </w:t>
-      </w:r>
-      <w:proofErr w:type="spellStart"/>
-      <w:r>
-        <w:rPr>
-          <w:sz w:val="24"/>
-          <w:szCs w:val="24"/>
-        </w:rPr>
-        <w:t>ChatGPT</w:t>
-      </w:r>
-      <w:proofErr w:type="spellEnd"/>
-      <w:r>
-        <w:rPr>
-          <w:sz w:val="24"/>
-          <w:szCs w:val="24"/>
-        </w:rPr>
-        <w:t xml:space="preserve"> </w:t>
+        <w:t xml:space="preserve">El modelo de lenguaje de inteligencia artificial utilizado para el trabajo fue ChatGPT </w:t>
       </w:r>
       <w:r>
         <w:rPr>
@@ -593,47 +552,7 @@
           <w:szCs w:val="24"/>
           <w:lang w:val="es-AR"/>
         </w:rPr>
-        <w:t>Retome el TP de ”Modelos de RI” y calcule el modelo de lenguaje (</w:t>
-      </w:r>
-      <w:proofErr w:type="spellStart"/>
-      <w:r>
-        <w:rPr>
-          <w:color w:val="FABF8F" w:themeColor="accent6" w:themeTint="99"/>
-          <w:sz w:val="24"/>
-          <w:szCs w:val="24"/>
-          <w:lang w:val="es-AR"/>
-        </w:rPr>
-        <w:t>unigramas</w:t>
-      </w:r>
-      <w:proofErr w:type="spellEnd"/>
-      <w:r>
-        <w:rPr>
-          <w:color w:val="FABF8F" w:themeColor="accent6" w:themeTint="99"/>
-          <w:sz w:val="24"/>
-          <w:szCs w:val="24"/>
-          <w:lang w:val="es-AR"/>
-        </w:rPr>
-        <w:t xml:space="preserve">) para los documentos del ejercicio 2. Utilizando el modelo de Query </w:t>
-      </w:r>
-      <w:proofErr w:type="spellStart"/>
-      <w:r>
-        <w:rPr>
-          <w:color w:val="FABF8F" w:themeColor="accent6" w:themeTint="99"/>
-          <w:sz w:val="24"/>
-          <w:szCs w:val="24"/>
-          <w:lang w:val="es-AR"/>
-        </w:rPr>
-        <w:t>Likelihood</w:t>
-      </w:r>
-      <w:proofErr w:type="spellEnd"/>
-      <w:r>
-        <w:rPr>
-          <w:color w:val="FABF8F" w:themeColor="accent6" w:themeTint="99"/>
-          <w:sz w:val="24"/>
-          <w:szCs w:val="24"/>
-          <w:lang w:val="es-AR"/>
-        </w:rPr>
-        <w:t xml:space="preserve"> calcule los rankings para las siguiente consultas:</w:t>
+        <w:t>Retome el TP de ”Modelos de RI” y calcule el modelo de lenguaje (unigramas) para los documentos del ejercicio 2. Utilizando el modelo de Query Likelihood calcule los rankings para las siguiente consultas:</w:t>
       </w:r>
     </w:p>
     <w:p>
@@ -1573,7 +1492,6 @@
                 <w:szCs w:val="24"/>
               </w:rPr>
             </w:pPr>
-            <w:proofErr w:type="spellStart"/>
             <w:r>
               <w:rPr>
                 <w:b/>
@@ -1583,7 +1501,6 @@
               </w:rPr>
               <w:t>pais</w:t>
             </w:r>
-            <w:proofErr w:type="spellEnd"/>
           </w:p>
         </w:tc>
         <w:tc>
@@ -1750,25 +1667,7 @@
           <w:szCs w:val="24"/>
           <w:lang w:val="es-AR"/>
         </w:rPr>
-        <w:t xml:space="preserve">El modelo Query </w:t>
-      </w:r>
-      <w:proofErr w:type="spellStart"/>
-      <w:r>
-        <w:rPr>
-          <w:sz w:val="24"/>
-          <w:szCs w:val="24"/>
-          <w:lang w:val="es-AR"/>
-        </w:rPr>
-        <w:t>likelihood</w:t>
-      </w:r>
-      <w:proofErr w:type="spellEnd"/>
-      <w:r>
-        <w:rPr>
-          <w:sz w:val="24"/>
-          <w:szCs w:val="24"/>
-          <w:lang w:val="es-AR"/>
-        </w:rPr>
-        <w:t xml:space="preserve"> propone, da</w:t>
+        <w:t>El modelo Query likelihood propone, da</w:t>
       </w:r>
       <w:r>
         <w:rPr>
@@ -1938,7 +1837,6 @@
                 <w:szCs w:val="24"/>
               </w:rPr>
             </w:pPr>
-            <w:proofErr w:type="spellStart"/>
             <w:r>
               <w:rPr>
                 <w:b/>
@@ -1948,7 +1846,6 @@
               </w:rPr>
               <w:t>doc</w:t>
             </w:r>
-            <w:proofErr w:type="spellEnd"/>
           </w:p>
         </w:tc>
         <w:tc>
@@ -2766,7 +2663,6 @@
                 <w:szCs w:val="24"/>
               </w:rPr>
             </w:pPr>
-            <w:proofErr w:type="spellStart"/>
             <w:r>
               <w:rPr>
                 <w:b/>
@@ -2776,7 +2672,6 @@
               </w:rPr>
               <w:t>pais</w:t>
             </w:r>
-            <w:proofErr w:type="spellEnd"/>
           </w:p>
         </w:tc>
         <w:tc>
@@ -3006,7 +2901,6 @@
                 <w:szCs w:val="24"/>
               </w:rPr>
             </w:pPr>
-            <w:proofErr w:type="spellStart"/>
             <w:r>
               <w:rPr>
                 <w:b/>
@@ -3016,7 +2910,6 @@
               </w:rPr>
               <w:t>doc</w:t>
             </w:r>
-            <w:proofErr w:type="spellEnd"/>
           </w:p>
         </w:tc>
         <w:tc>
@@ -4149,7 +4042,6 @@
                 <w:szCs w:val="24"/>
               </w:rPr>
             </w:pPr>
-            <w:proofErr w:type="spellStart"/>
             <w:r>
               <w:rPr>
                 <w:b/>
@@ -4159,7 +4051,6 @@
               </w:rPr>
               <w:t>doc</w:t>
             </w:r>
-            <w:proofErr w:type="spellEnd"/>
           </w:p>
         </w:tc>
         <w:tc>
@@ -4568,7 +4459,21 @@
           <w:sz w:val="24"/>
           <w:szCs w:val="24"/>
         </w:rPr>
-        <w:t xml:space="preserve"> anteriormente, dos términos no aparecen en ningún documento, y a la hora de hacer el </w:t>
+        <w:t xml:space="preserve"> anteriormente, </w:t>
+      </w:r>
+      <w:r>
+        <w:rPr>
+          <w:sz w:val="24"/>
+          <w:szCs w:val="24"/>
+        </w:rPr>
+        <w:t xml:space="preserve">los </w:t>
+      </w:r>
+      <w:r>
+        <w:rPr>
+          <w:sz w:val="24"/>
+          <w:szCs w:val="24"/>
+        </w:rPr>
+        <w:t xml:space="preserve">dos términos no aparecen en ningún documento, y a la hora de hacer el </w:t>
       </w:r>
       <w:r>
         <w:rPr>
@@ -5262,27 +5167,7 @@
                 <w:sz w:val="24"/>
                 <w:szCs w:val="24"/>
               </w:rPr>
-              <w:t>P(</w:t>
-            </w:r>
-            <w:proofErr w:type="spellStart"/>
-            <w:r>
-              <w:rPr>
-                <w:b/>
-                <w:bCs/>
-                <w:sz w:val="24"/>
-                <w:szCs w:val="24"/>
-              </w:rPr>
-              <w:t>Term|Coleccion</w:t>
-            </w:r>
-            <w:proofErr w:type="spellEnd"/>
-            <w:r>
-              <w:rPr>
-                <w:b/>
-                <w:bCs/>
-                <w:sz w:val="24"/>
-                <w:szCs w:val="24"/>
-              </w:rPr>
-              <w:t>)</w:t>
+              <w:t>P(Term|Coleccion)</w:t>
             </w:r>
           </w:p>
         </w:tc>
@@ -5491,7 +5376,6 @@
                 <w:szCs w:val="24"/>
               </w:rPr>
             </w:pPr>
-            <w:proofErr w:type="spellStart"/>
             <w:r>
               <w:rPr>
                 <w:b/>
@@ -5501,7 +5385,6 @@
               </w:rPr>
               <w:t>pais</w:t>
             </w:r>
-            <w:proofErr w:type="spellEnd"/>
           </w:p>
         </w:tc>
         <w:tc>
@@ -5751,7 +5634,6 @@
                 <w:szCs w:val="24"/>
               </w:rPr>
             </w:pPr>
-            <w:proofErr w:type="spellStart"/>
             <w:r>
               <w:rPr>
                 <w:b/>
@@ -5761,7 +5643,6 @@
               </w:rPr>
               <w:t>doc</w:t>
             </w:r>
-            <w:proofErr w:type="spellEnd"/>
           </w:p>
         </w:tc>
         <w:tc>
@@ -6377,27 +6258,7 @@
                 <w:sz w:val="24"/>
                 <w:szCs w:val="24"/>
               </w:rPr>
-              <w:t>P(</w:t>
-            </w:r>
-            <w:proofErr w:type="spellStart"/>
-            <w:r>
-              <w:rPr>
-                <w:b/>
-                <w:bCs/>
-                <w:sz w:val="24"/>
-                <w:szCs w:val="24"/>
-              </w:rPr>
-              <w:t>Term|Coleccion</w:t>
-            </w:r>
-            <w:proofErr w:type="spellEnd"/>
-            <w:r>
-              <w:rPr>
-                <w:b/>
-                <w:bCs/>
-                <w:sz w:val="24"/>
-                <w:szCs w:val="24"/>
-              </w:rPr>
-              <w:t>)</w:t>
+              <w:t>P(Term|Coleccion)</w:t>
             </w:r>
           </w:p>
         </w:tc>
@@ -6791,7 +6652,6 @@
                 <w:szCs w:val="24"/>
               </w:rPr>
             </w:pPr>
-            <w:proofErr w:type="spellStart"/>
             <w:r>
               <w:rPr>
                 <w:b/>
@@ -6801,7 +6661,6 @@
               </w:rPr>
               <w:t>pais</w:t>
             </w:r>
-            <w:proofErr w:type="spellEnd"/>
           </w:p>
         </w:tc>
         <w:tc>
@@ -7029,7 +6888,6 @@
                 <w:szCs w:val="24"/>
               </w:rPr>
             </w:pPr>
-            <w:proofErr w:type="spellStart"/>
             <w:r>
               <w:rPr>
                 <w:b/>
@@ -7039,7 +6897,6 @@
               </w:rPr>
               <w:t>doc</w:t>
             </w:r>
-            <w:proofErr w:type="spellEnd"/>
           </w:p>
         </w:tc>
         <w:tc>
@@ -7687,27 +7544,7 @@
                 <w:sz w:val="24"/>
                 <w:szCs w:val="24"/>
               </w:rPr>
-              <w:t>P(</w:t>
-            </w:r>
-            <w:proofErr w:type="spellStart"/>
-            <w:r>
-              <w:rPr>
-                <w:b/>
-                <w:bCs/>
-                <w:sz w:val="24"/>
-                <w:szCs w:val="24"/>
-              </w:rPr>
-              <w:t>Term|Coleccion</w:t>
-            </w:r>
-            <w:proofErr w:type="spellEnd"/>
-            <w:r>
-              <w:rPr>
-                <w:b/>
-                <w:bCs/>
-                <w:sz w:val="24"/>
-                <w:szCs w:val="24"/>
-              </w:rPr>
-              <w:t>)</w:t>
+              <w:t>P(Term|Coleccion)</w:t>
             </w:r>
           </w:p>
         </w:tc>
@@ -8351,7 +8188,6 @@
                 <w:szCs w:val="24"/>
               </w:rPr>
             </w:pPr>
-            <w:proofErr w:type="spellStart"/>
             <w:r>
               <w:rPr>
                 <w:b/>
@@ -8361,7 +8197,6 @@
               </w:rPr>
               <w:t>doc</w:t>
             </w:r>
-            <w:proofErr w:type="spellEnd"/>
           </w:p>
         </w:tc>
         <w:tc>
@@ -8714,15 +8549,13 @@
         </w:rPr>
         <w:t xml:space="preserve">la </w:t>
       </w:r>
-      <w:proofErr w:type="spellStart"/>
-      <w:r>
-        <w:rPr>
-          <w:sz w:val="24"/>
-          <w:szCs w:val="24"/>
-        </w:rPr>
-        <w:t>problematica</w:t>
-      </w:r>
-      <w:proofErr w:type="spellEnd"/>
+      <w:r>
+        <w:rPr>
+          <w:sz w:val="24"/>
+          <w:szCs w:val="24"/>
+        </w:rPr>
+        <w:t>problemática</w:t>
+      </w:r>
       <w:r>
         <w:rPr>
           <w:sz w:val="24"/>
@@ -8788,27 +8621,7 @@
           <w:szCs w:val="24"/>
           <w:lang w:val="es-AR"/>
         </w:rPr>
-        <w:t xml:space="preserve">Repita el ejercicio pero esta vez utilice la divergencia de </w:t>
-      </w:r>
-      <w:proofErr w:type="spellStart"/>
-      <w:r>
-        <w:rPr>
-          <w:color w:val="FABF8F" w:themeColor="accent6" w:themeTint="99"/>
-          <w:sz w:val="24"/>
-          <w:szCs w:val="24"/>
-          <w:lang w:val="es-AR"/>
-        </w:rPr>
-        <w:t>Kullbak-Leiber</w:t>
-      </w:r>
-      <w:proofErr w:type="spellEnd"/>
-      <w:r>
-        <w:rPr>
-          <w:color w:val="FABF8F" w:themeColor="accent6" w:themeTint="99"/>
-          <w:sz w:val="24"/>
-          <w:szCs w:val="24"/>
-          <w:lang w:val="es-AR"/>
-        </w:rPr>
-        <w:t xml:space="preserve"> y un suavizado por Dirichlet-Priors utilizando para los parámetros los valores sugeridos en la literatura.</w:t>
+        <w:t>Repita el ejercicio pero esta vez utilice la divergencia de Kullbak-Leiber y un suavizado por Dirichlet-Priors utilizando para los parámetros los valores sugeridos en la literatura.</w:t>
       </w:r>
     </w:p>
     <w:p>
@@ -8872,25 +8685,7 @@
           <w:szCs w:val="24"/>
           <w:lang w:val="es-AR"/>
         </w:rPr>
-        <w:t xml:space="preserve">Construimos la matriz termino-documento con el suavizado Dirichlet </w:t>
-      </w:r>
-      <w:proofErr w:type="spellStart"/>
-      <w:r>
-        <w:rPr>
-          <w:sz w:val="24"/>
-          <w:szCs w:val="24"/>
-          <w:lang w:val="es-AR"/>
-        </w:rPr>
-        <w:t>Prioris</w:t>
-      </w:r>
-      <w:proofErr w:type="spellEnd"/>
-      <w:r>
-        <w:rPr>
-          <w:sz w:val="24"/>
-          <w:szCs w:val="24"/>
-          <w:lang w:val="es-AR"/>
-        </w:rPr>
-        <w:t>, aplicando la siguiente fórmula para cada intersección.</w:t>
+        <w:t>Construimos la matriz termino-documento con el suavizado Dirichlet Prioris, aplicando la siguiente fórmula para cada intersección.</w:t>
       </w:r>
     </w:p>
     <w:p>
@@ -9654,7 +9449,6 @@
                 <w:szCs w:val="24"/>
               </w:rPr>
             </w:pPr>
-            <w:proofErr w:type="spellStart"/>
             <w:r>
               <w:rPr>
                 <w:b/>
@@ -9664,7 +9458,6 @@
               </w:rPr>
               <w:t>pais</w:t>
             </w:r>
-            <w:proofErr w:type="spellEnd"/>
           </w:p>
         </w:tc>
         <w:tc>
@@ -9973,7 +9766,6 @@
                 <w:szCs w:val="24"/>
               </w:rPr>
             </w:pPr>
-            <w:proofErr w:type="spellStart"/>
             <w:r>
               <w:rPr>
                 <w:b/>
@@ -9983,7 +9775,6 @@
               </w:rPr>
               <w:t>doc</w:t>
             </w:r>
-            <w:proofErr w:type="spellEnd"/>
           </w:p>
         </w:tc>
         <w:tc>
@@ -10185,7 +9976,6 @@
                 <w:szCs w:val="24"/>
               </w:rPr>
             </w:pPr>
-            <w:proofErr w:type="spellStart"/>
             <w:r>
               <w:rPr>
                 <w:sz w:val="24"/>
@@ -10193,7 +9983,6 @@
               </w:rPr>
               <w:t>pais</w:t>
             </w:r>
-            <w:proofErr w:type="spellEnd"/>
           </w:p>
         </w:tc>
         <w:tc>
@@ -11475,7 +11264,6 @@
                 <w:szCs w:val="24"/>
               </w:rPr>
             </w:pPr>
-            <w:proofErr w:type="spellStart"/>
             <w:r>
               <w:rPr>
                 <w:b/>
@@ -11485,7 +11273,6 @@
               </w:rPr>
               <w:t>pais</w:t>
             </w:r>
-            <w:proofErr w:type="spellEnd"/>
           </w:p>
         </w:tc>
         <w:tc>
@@ -11774,7 +11561,6 @@
                 <w:szCs w:val="24"/>
               </w:rPr>
             </w:pPr>
-            <w:proofErr w:type="spellStart"/>
             <w:r>
               <w:rPr>
                 <w:b/>
@@ -11784,7 +11570,6 @@
               </w:rPr>
               <w:t>doc</w:t>
             </w:r>
-            <w:proofErr w:type="spellEnd"/>
           </w:p>
         </w:tc>
         <w:tc>
@@ -11986,7 +11771,6 @@
                 <w:szCs w:val="24"/>
               </w:rPr>
             </w:pPr>
-            <w:proofErr w:type="spellStart"/>
             <w:r>
               <w:rPr>
                 <w:sz w:val="24"/>
@@ -11994,7 +11778,6 @@
               </w:rPr>
               <w:t>pais</w:t>
             </w:r>
-            <w:proofErr w:type="spellEnd"/>
           </w:p>
         </w:tc>
         <w:tc>
@@ -13478,7 +13261,6 @@
                 <w:szCs w:val="24"/>
               </w:rPr>
             </w:pPr>
-            <w:proofErr w:type="spellStart"/>
             <w:r>
               <w:rPr>
                 <w:b/>
@@ -13488,7 +13270,6 @@
               </w:rPr>
               <w:t>doc</w:t>
             </w:r>
-            <w:proofErr w:type="spellEnd"/>
           </w:p>
         </w:tc>
         <w:tc>
@@ -14426,16 +14207,14 @@
         </w:rPr>
         <w:t xml:space="preserve">Podemos concluir en este caso que el suavizado DF no considera los términos que están fuera del vocabulario, perjudicando el </w:t>
       </w:r>
-      <w:proofErr w:type="spellStart"/>
       <w:r>
         <w:rPr>
           <w:sz w:val="24"/>
           <w:szCs w:val="24"/>
           <w:lang w:val="es-AR"/>
         </w:rPr>
-        <w:t>calculo</w:t>
-      </w:r>
-      <w:proofErr w:type="spellEnd"/>
+        <w:t>cálculo</w:t>
+      </w:r>
       <w:r>
         <w:rPr>
           <w:sz w:val="24"/>
@@ -14489,27 +14268,7 @@
           <w:szCs w:val="24"/>
           <w:lang w:val="es-AR"/>
         </w:rPr>
-        <w:t xml:space="preserve">Utilizando modelos de lenguaje en </w:t>
-      </w:r>
-      <w:proofErr w:type="spellStart"/>
-      <w:r>
-        <w:rPr>
-          <w:color w:val="FABF8F" w:themeColor="accent6" w:themeTint="99"/>
-          <w:sz w:val="24"/>
-          <w:szCs w:val="24"/>
-          <w:lang w:val="es-AR"/>
-        </w:rPr>
-        <w:t>pyTerrier</w:t>
-      </w:r>
-      <w:proofErr w:type="spellEnd"/>
-      <w:r>
-        <w:rPr>
-          <w:color w:val="FABF8F" w:themeColor="accent6" w:themeTint="99"/>
-          <w:sz w:val="24"/>
-          <w:szCs w:val="24"/>
-          <w:lang w:val="es-AR"/>
-        </w:rPr>
-        <w:t xml:space="preserve"> repita los experimentos del ejercicio </w:t>
+        <w:t xml:space="preserve">Utilizando modelos de lenguaje en pyTerrier repita los experimentos del ejercicio </w:t>
       </w:r>
       <w:r>
         <w:rPr>
@@ -14550,28 +14309,2235 @@
         <w:rPr>
           <w:b/>
           <w:bCs/>
+          <w:lang w:val="es-AR"/>
         </w:rPr>
       </w:pPr>
       <w:r>
         <w:rPr>
           <w:b/>
           <w:bCs/>
-        </w:rPr>
-        <w:br w:type="page"/>
-      </w:r>
-    </w:p>
-    <w:p>
-      <w:pPr>
+          <w:lang w:val="es-AR"/>
+        </w:rPr>
+        <w:t>Modelos de lenguaje en pyTerrier</w:t>
+      </w:r>
+    </w:p>
+    <w:p>
+      <w:pPr>
+        <w:jc w:val="both"/>
         <w:rPr>
           <w:b/>
           <w:bCs/>
-        </w:rPr>
-      </w:pPr>
-      <w:r>
+          <w:lang w:val="es-AR"/>
+        </w:rPr>
+      </w:pPr>
+    </w:p>
+    <w:p>
+      <w:pPr>
+        <w:jc w:val="both"/>
+        <w:rPr>
+          <w:lang w:val="es-AR"/>
+        </w:rPr>
+      </w:pPr>
+      <w:r>
+        <w:rPr>
+          <w:lang w:val="es-AR"/>
+        </w:rPr>
+        <w:t>Para el siguiente experimento, se utilizaron los siguientes modelos:</w:t>
+      </w:r>
+    </w:p>
+    <w:p>
+      <w:pPr>
+        <w:pStyle w:val="Prrafodelista"/>
+        <w:numPr>
+          <w:ilvl w:val="0"/>
+          <w:numId w:val="21"/>
+        </w:numPr>
+        <w:jc w:val="both"/>
+      </w:pPr>
+      <w:r>
+        <w:t>TF-IDF (usado en el TP anterior)</w:t>
+      </w:r>
+    </w:p>
+    <w:p>
+      <w:pPr>
+        <w:pStyle w:val="Prrafodelista"/>
+        <w:numPr>
+          <w:ilvl w:val="0"/>
+          <w:numId w:val="21"/>
+        </w:numPr>
+        <w:jc w:val="both"/>
+      </w:pPr>
+      <w:r>
+        <w:t>Jelinek-Mercer (JM), aplicando un lambda de 0.7</w:t>
+      </w:r>
+    </w:p>
+    <w:p>
+      <w:pPr>
+        <w:pStyle w:val="Prrafodelista"/>
+        <w:numPr>
+          <w:ilvl w:val="0"/>
+          <w:numId w:val="21"/>
+        </w:numPr>
+        <w:jc w:val="both"/>
+      </w:pPr>
+      <w:r>
+        <w:t>Dirichlet Prior</w:t>
+      </w:r>
+      <w:r>
+        <w:t>s</w:t>
+      </w:r>
+      <w:r>
+        <w:t xml:space="preserve"> (DP), aplicando un mu de 1000</w:t>
+      </w:r>
+    </w:p>
+    <w:p>
+      <w:pPr>
+        <w:jc w:val="both"/>
         <w:rPr>
           <w:b/>
           <w:bCs/>
         </w:rPr>
+      </w:pPr>
+    </w:p>
+    <w:p>
+      <w:pPr>
+        <w:jc w:val="both"/>
+        <w:rPr>
+          <w:b/>
+          <w:bCs/>
+        </w:rPr>
+      </w:pPr>
+      <w:r>
+        <w:rPr>
+          <w:b/>
+          <w:bCs/>
+        </w:rPr>
+        <w:t>A) Análisis global</w:t>
+      </w:r>
+    </w:p>
+    <w:p>
+      <w:pPr>
+        <w:jc w:val="both"/>
+        <w:rPr>
+          <w:b/>
+          <w:bCs/>
+        </w:rPr>
+      </w:pPr>
+    </w:p>
+    <w:p>
+      <w:pPr>
+        <w:jc w:val="both"/>
+      </w:pPr>
+      <w:r>
+        <w:t>Los resultados para las métricas solicitadas fueron las siguientes:</w:t>
+      </w:r>
+    </w:p>
+    <w:p>
+      <w:pPr>
+        <w:jc w:val="both"/>
+      </w:pPr>
+    </w:p>
+    <w:tbl>
+      <w:tblPr>
+        <w:tblStyle w:val="Tablaconcuadrcula"/>
+        <w:tblW w:w="9632" w:type="dxa"/>
+        <w:tblLook w:val="04A0" w:firstRow="1" w:lastRow="0" w:firstColumn="1" w:lastColumn="0" w:noHBand="0" w:noVBand="1"/>
+      </w:tblPr>
+      <w:tblGrid>
+        <w:gridCol w:w="1434"/>
+        <w:gridCol w:w="2672"/>
+        <w:gridCol w:w="2835"/>
+        <w:gridCol w:w="2691"/>
+      </w:tblGrid>
+      <w:tr>
+        <w:trPr>
+          <w:trHeight w:val="414"/>
+        </w:trPr>
+        <w:tc>
+          <w:tcPr>
+            <w:tcW w:w="1434" w:type="dxa"/>
+            <w:vAlign w:val="center"/>
+          </w:tcPr>
+          <w:p>
+            <w:pPr>
+              <w:jc w:val="center"/>
+              <w:rPr>
+                <w:b/>
+                <w:bCs/>
+                <w:sz w:val="24"/>
+                <w:szCs w:val="24"/>
+              </w:rPr>
+            </w:pPr>
+          </w:p>
+        </w:tc>
+        <w:tc>
+          <w:tcPr>
+            <w:tcW w:w="2672" w:type="dxa"/>
+            <w:vAlign w:val="center"/>
+          </w:tcPr>
+          <w:p>
+            <w:pPr>
+              <w:jc w:val="center"/>
+              <w:rPr>
+                <w:b/>
+                <w:bCs/>
+                <w:sz w:val="24"/>
+                <w:szCs w:val="24"/>
+              </w:rPr>
+            </w:pPr>
+            <w:r>
+              <w:rPr>
+                <w:b/>
+                <w:bCs/>
+                <w:sz w:val="24"/>
+                <w:szCs w:val="24"/>
+              </w:rPr>
+              <w:t>TF-IDF</w:t>
+            </w:r>
+          </w:p>
+        </w:tc>
+        <w:tc>
+          <w:tcPr>
+            <w:tcW w:w="2835" w:type="dxa"/>
+            <w:vAlign w:val="center"/>
+          </w:tcPr>
+          <w:p>
+            <w:pPr>
+              <w:jc w:val="center"/>
+              <w:rPr>
+                <w:b/>
+                <w:bCs/>
+                <w:sz w:val="24"/>
+                <w:szCs w:val="24"/>
+              </w:rPr>
+            </w:pPr>
+            <w:r>
+              <w:rPr>
+                <w:b/>
+                <w:bCs/>
+                <w:sz w:val="24"/>
+                <w:szCs w:val="24"/>
+              </w:rPr>
+              <w:t>JM</w:t>
+            </w:r>
+          </w:p>
+        </w:tc>
+        <w:tc>
+          <w:tcPr>
+            <w:tcW w:w="2691" w:type="dxa"/>
+            <w:vAlign w:val="center"/>
+          </w:tcPr>
+          <w:p>
+            <w:pPr>
+              <w:jc w:val="center"/>
+              <w:rPr>
+                <w:b/>
+                <w:bCs/>
+                <w:sz w:val="24"/>
+                <w:szCs w:val="24"/>
+              </w:rPr>
+            </w:pPr>
+            <w:r>
+              <w:rPr>
+                <w:b/>
+                <w:bCs/>
+                <w:sz w:val="24"/>
+                <w:szCs w:val="24"/>
+              </w:rPr>
+              <w:t>DP</w:t>
+            </w:r>
+          </w:p>
+        </w:tc>
+      </w:tr>
+      <w:tr>
+        <w:trPr>
+          <w:trHeight w:val="827"/>
+        </w:trPr>
+        <w:tc>
+          <w:tcPr>
+            <w:tcW w:w="1434" w:type="dxa"/>
+            <w:vAlign w:val="center"/>
+          </w:tcPr>
+          <w:p>
+            <w:pPr>
+              <w:jc w:val="center"/>
+              <w:rPr>
+                <w:sz w:val="24"/>
+                <w:szCs w:val="24"/>
+              </w:rPr>
+            </w:pPr>
+            <w:r>
+              <w:rPr>
+                <w:b/>
+                <w:bCs/>
+                <w:sz w:val="24"/>
+                <w:szCs w:val="24"/>
+              </w:rPr>
+              <w:t>P@10</w:t>
+            </w:r>
+          </w:p>
+        </w:tc>
+        <w:tc>
+          <w:tcPr>
+            <w:tcW w:w="2672" w:type="dxa"/>
+            <w:vAlign w:val="center"/>
+          </w:tcPr>
+          <w:p>
+            <w:pPr>
+              <w:jc w:val="center"/>
+              <w:rPr>
+                <w:sz w:val="24"/>
+                <w:szCs w:val="24"/>
+              </w:rPr>
+            </w:pPr>
+            <w:r>
+              <w:rPr>
+                <w:sz w:val="24"/>
+                <w:szCs w:val="24"/>
+              </w:rPr>
+              <w:t>0.3591</w:t>
+            </w:r>
+          </w:p>
+        </w:tc>
+        <w:tc>
+          <w:tcPr>
+            <w:tcW w:w="2835" w:type="dxa"/>
+            <w:vAlign w:val="center"/>
+          </w:tcPr>
+          <w:p>
+            <w:pPr>
+              <w:jc w:val="center"/>
+              <w:rPr>
+                <w:sz w:val="24"/>
+                <w:szCs w:val="24"/>
+              </w:rPr>
+            </w:pPr>
+            <w:r>
+              <w:rPr>
+                <w:sz w:val="24"/>
+                <w:szCs w:val="24"/>
+              </w:rPr>
+              <w:t>0.3215</w:t>
+            </w:r>
+          </w:p>
+        </w:tc>
+        <w:tc>
+          <w:tcPr>
+            <w:tcW w:w="2691" w:type="dxa"/>
+            <w:vAlign w:val="center"/>
+          </w:tcPr>
+          <w:p>
+            <w:pPr>
+              <w:jc w:val="center"/>
+              <w:rPr>
+                <w:sz w:val="24"/>
+                <w:szCs w:val="24"/>
+              </w:rPr>
+            </w:pPr>
+            <w:r>
+              <w:rPr>
+                <w:sz w:val="24"/>
+                <w:szCs w:val="24"/>
+              </w:rPr>
+              <w:t>0.2397</w:t>
+            </w:r>
+          </w:p>
+        </w:tc>
+      </w:tr>
+    </w:tbl>
+    <w:p>
+      <w:pPr>
+        <w:jc w:val="both"/>
+      </w:pPr>
+    </w:p>
+    <w:p>
+      <w:pPr>
+        <w:jc w:val="both"/>
+      </w:pPr>
+      <w:r>
+        <w:t xml:space="preserve">Para el P@10, el mejor rendimiento lo tiene TF-IDF, afirmando que, del os primeros 10 resultados, casi 4 documentos son relevantes. </w:t>
+      </w:r>
+      <w:r>
+        <w:t xml:space="preserve">Podemos </w:t>
+      </w:r>
+      <w:r>
+        <w:t>decir que es el modelo más efectivo para recuperar documentos más relevantes en el top de la colección.</w:t>
+      </w:r>
+    </w:p>
+    <w:p>
+      <w:pPr>
+        <w:jc w:val="both"/>
+      </w:pPr>
+      <w:r>
+        <w:t xml:space="preserve"> </w:t>
+      </w:r>
+    </w:p>
+    <w:p>
+      <w:pPr>
+        <w:jc w:val="both"/>
+      </w:pPr>
+      <w:r>
+        <w:t>El modelo JM, por su parte, reduce un poco su rendimiento con respecto a JM. Esto puede deberse al suavizado aplicado.</w:t>
+      </w:r>
+    </w:p>
+    <w:p>
+      <w:pPr>
+        <w:jc w:val="both"/>
+      </w:pPr>
+    </w:p>
+    <w:p>
+      <w:pPr>
+        <w:jc w:val="both"/>
+      </w:pPr>
+      <w:r>
+        <w:t xml:space="preserve">El modelo DP es el que peor valor de métrica presenta para P@10, donde 2 son relevantes dentro de los primeros 10. </w:t>
+      </w:r>
+    </w:p>
+    <w:p>
+      <w:pPr>
+        <w:jc w:val="both"/>
+      </w:pPr>
+    </w:p>
+    <w:tbl>
+      <w:tblPr>
+        <w:tblStyle w:val="Tablaconcuadrcula"/>
+        <w:tblW w:w="9632" w:type="dxa"/>
+        <w:tblLook w:val="04A0" w:firstRow="1" w:lastRow="0" w:firstColumn="1" w:lastColumn="0" w:noHBand="0" w:noVBand="1"/>
+      </w:tblPr>
+      <w:tblGrid>
+        <w:gridCol w:w="1434"/>
+        <w:gridCol w:w="2672"/>
+        <w:gridCol w:w="2835"/>
+        <w:gridCol w:w="2691"/>
+      </w:tblGrid>
+      <w:tr>
+        <w:trPr>
+          <w:trHeight w:val="414"/>
+        </w:trPr>
+        <w:tc>
+          <w:tcPr>
+            <w:tcW w:w="1434" w:type="dxa"/>
+            <w:vAlign w:val="center"/>
+          </w:tcPr>
+          <w:p>
+            <w:pPr>
+              <w:jc w:val="center"/>
+              <w:rPr>
+                <w:b/>
+                <w:bCs/>
+                <w:sz w:val="24"/>
+                <w:szCs w:val="24"/>
+              </w:rPr>
+            </w:pPr>
+          </w:p>
+        </w:tc>
+        <w:tc>
+          <w:tcPr>
+            <w:tcW w:w="2672" w:type="dxa"/>
+            <w:vAlign w:val="center"/>
+          </w:tcPr>
+          <w:p>
+            <w:pPr>
+              <w:jc w:val="center"/>
+              <w:rPr>
+                <w:b/>
+                <w:bCs/>
+                <w:sz w:val="24"/>
+                <w:szCs w:val="24"/>
+              </w:rPr>
+            </w:pPr>
+            <w:r>
+              <w:rPr>
+                <w:b/>
+                <w:bCs/>
+                <w:sz w:val="24"/>
+                <w:szCs w:val="24"/>
+              </w:rPr>
+              <w:t>TF-IDF</w:t>
+            </w:r>
+          </w:p>
+        </w:tc>
+        <w:tc>
+          <w:tcPr>
+            <w:tcW w:w="2835" w:type="dxa"/>
+            <w:vAlign w:val="center"/>
+          </w:tcPr>
+          <w:p>
+            <w:pPr>
+              <w:jc w:val="center"/>
+              <w:rPr>
+                <w:b/>
+                <w:bCs/>
+                <w:sz w:val="24"/>
+                <w:szCs w:val="24"/>
+              </w:rPr>
+            </w:pPr>
+            <w:r>
+              <w:rPr>
+                <w:b/>
+                <w:bCs/>
+                <w:sz w:val="24"/>
+                <w:szCs w:val="24"/>
+              </w:rPr>
+              <w:t>JM</w:t>
+            </w:r>
+          </w:p>
+        </w:tc>
+        <w:tc>
+          <w:tcPr>
+            <w:tcW w:w="2691" w:type="dxa"/>
+            <w:vAlign w:val="center"/>
+          </w:tcPr>
+          <w:p>
+            <w:pPr>
+              <w:jc w:val="center"/>
+              <w:rPr>
+                <w:b/>
+                <w:bCs/>
+                <w:sz w:val="24"/>
+                <w:szCs w:val="24"/>
+              </w:rPr>
+            </w:pPr>
+            <w:r>
+              <w:rPr>
+                <w:b/>
+                <w:bCs/>
+                <w:sz w:val="24"/>
+                <w:szCs w:val="24"/>
+              </w:rPr>
+              <w:t>DP</w:t>
+            </w:r>
+          </w:p>
+        </w:tc>
+      </w:tr>
+      <w:tr>
+        <w:trPr>
+          <w:trHeight w:val="827"/>
+        </w:trPr>
+        <w:tc>
+          <w:tcPr>
+            <w:tcW w:w="1434" w:type="dxa"/>
+            <w:vAlign w:val="center"/>
+          </w:tcPr>
+          <w:p>
+            <w:pPr>
+              <w:jc w:val="center"/>
+              <w:rPr>
+                <w:sz w:val="24"/>
+                <w:szCs w:val="24"/>
+              </w:rPr>
+            </w:pPr>
+            <w:r>
+              <w:rPr>
+                <w:b/>
+                <w:bCs/>
+                <w:sz w:val="24"/>
+                <w:szCs w:val="24"/>
+              </w:rPr>
+              <w:t>AP</w:t>
+            </w:r>
+          </w:p>
+        </w:tc>
+        <w:tc>
+          <w:tcPr>
+            <w:tcW w:w="2672" w:type="dxa"/>
+            <w:vAlign w:val="center"/>
+          </w:tcPr>
+          <w:p>
+            <w:pPr>
+              <w:jc w:val="center"/>
+              <w:rPr>
+                <w:sz w:val="24"/>
+                <w:szCs w:val="24"/>
+              </w:rPr>
+            </w:pPr>
+            <w:r>
+              <w:rPr>
+                <w:sz w:val="24"/>
+                <w:szCs w:val="24"/>
+              </w:rPr>
+              <w:t>0.2909</w:t>
+            </w:r>
+          </w:p>
+        </w:tc>
+        <w:tc>
+          <w:tcPr>
+            <w:tcW w:w="2835" w:type="dxa"/>
+            <w:vAlign w:val="center"/>
+          </w:tcPr>
+          <w:p>
+            <w:pPr>
+              <w:jc w:val="center"/>
+              <w:rPr>
+                <w:sz w:val="24"/>
+                <w:szCs w:val="24"/>
+              </w:rPr>
+            </w:pPr>
+            <w:r>
+              <w:rPr>
+                <w:sz w:val="24"/>
+                <w:szCs w:val="24"/>
+              </w:rPr>
+              <w:t>0.2535</w:t>
+            </w:r>
+          </w:p>
+        </w:tc>
+        <w:tc>
+          <w:tcPr>
+            <w:tcW w:w="2691" w:type="dxa"/>
+            <w:vAlign w:val="center"/>
+          </w:tcPr>
+          <w:p>
+            <w:pPr>
+              <w:jc w:val="center"/>
+              <w:rPr>
+                <w:sz w:val="24"/>
+                <w:szCs w:val="24"/>
+              </w:rPr>
+            </w:pPr>
+            <w:r>
+              <w:rPr>
+                <w:sz w:val="24"/>
+                <w:szCs w:val="24"/>
+              </w:rPr>
+              <w:t>0.1960</w:t>
+            </w:r>
+          </w:p>
+        </w:tc>
+      </w:tr>
+    </w:tbl>
+    <w:p>
+      <w:pPr>
+        <w:jc w:val="both"/>
+      </w:pPr>
+    </w:p>
+    <w:p>
+      <w:pPr>
+        <w:jc w:val="both"/>
+      </w:pPr>
+      <w:r>
+        <w:t>TF-IDF también es considerado un mejor modelo para AP, indicando que tiene una mejor capacidad para el ordenamiento de relevantes, a pesar de ser un valor relativamente bajo (0.29).</w:t>
+      </w:r>
+    </w:p>
+    <w:p>
+      <w:pPr>
+        <w:jc w:val="both"/>
+      </w:pPr>
+    </w:p>
+    <w:p>
+      <w:pPr>
+        <w:jc w:val="both"/>
+      </w:pPr>
+      <w:r>
+        <w:t>JM y DP muestran un peor desempeño, dando por hecho que el suavizado n</w:t>
+      </w:r>
+      <w:r>
+        <w:t>o mejora la calidad del ranking</w:t>
+      </w:r>
+    </w:p>
+    <w:p>
+      <w:pPr>
+        <w:jc w:val="both"/>
+      </w:pPr>
+    </w:p>
+    <w:tbl>
+      <w:tblPr>
+        <w:tblStyle w:val="Tablaconcuadrcula"/>
+        <w:tblW w:w="9632" w:type="dxa"/>
+        <w:tblLook w:val="04A0" w:firstRow="1" w:lastRow="0" w:firstColumn="1" w:lastColumn="0" w:noHBand="0" w:noVBand="1"/>
+      </w:tblPr>
+      <w:tblGrid>
+        <w:gridCol w:w="1434"/>
+        <w:gridCol w:w="2672"/>
+        <w:gridCol w:w="2835"/>
+        <w:gridCol w:w="2691"/>
+      </w:tblGrid>
+      <w:tr>
+        <w:trPr>
+          <w:trHeight w:val="414"/>
+        </w:trPr>
+        <w:tc>
+          <w:tcPr>
+            <w:tcW w:w="1434" w:type="dxa"/>
+            <w:vAlign w:val="center"/>
+          </w:tcPr>
+          <w:p>
+            <w:pPr>
+              <w:jc w:val="center"/>
+              <w:rPr>
+                <w:b/>
+                <w:bCs/>
+                <w:sz w:val="24"/>
+                <w:szCs w:val="24"/>
+              </w:rPr>
+            </w:pPr>
+          </w:p>
+        </w:tc>
+        <w:tc>
+          <w:tcPr>
+            <w:tcW w:w="2672" w:type="dxa"/>
+            <w:vAlign w:val="center"/>
+          </w:tcPr>
+          <w:p>
+            <w:pPr>
+              <w:jc w:val="center"/>
+              <w:rPr>
+                <w:b/>
+                <w:bCs/>
+                <w:sz w:val="24"/>
+                <w:szCs w:val="24"/>
+              </w:rPr>
+            </w:pPr>
+            <w:r>
+              <w:rPr>
+                <w:b/>
+                <w:bCs/>
+                <w:sz w:val="24"/>
+                <w:szCs w:val="24"/>
+              </w:rPr>
+              <w:t>TF-IDF</w:t>
+            </w:r>
+          </w:p>
+        </w:tc>
+        <w:tc>
+          <w:tcPr>
+            <w:tcW w:w="2835" w:type="dxa"/>
+            <w:vAlign w:val="center"/>
+          </w:tcPr>
+          <w:p>
+            <w:pPr>
+              <w:jc w:val="center"/>
+              <w:rPr>
+                <w:b/>
+                <w:bCs/>
+                <w:sz w:val="24"/>
+                <w:szCs w:val="24"/>
+              </w:rPr>
+            </w:pPr>
+            <w:r>
+              <w:rPr>
+                <w:b/>
+                <w:bCs/>
+                <w:sz w:val="24"/>
+                <w:szCs w:val="24"/>
+              </w:rPr>
+              <w:t>JM</w:t>
+            </w:r>
+          </w:p>
+        </w:tc>
+        <w:tc>
+          <w:tcPr>
+            <w:tcW w:w="2691" w:type="dxa"/>
+            <w:vAlign w:val="center"/>
+          </w:tcPr>
+          <w:p>
+            <w:pPr>
+              <w:jc w:val="center"/>
+              <w:rPr>
+                <w:b/>
+                <w:bCs/>
+                <w:sz w:val="24"/>
+                <w:szCs w:val="24"/>
+              </w:rPr>
+            </w:pPr>
+            <w:r>
+              <w:rPr>
+                <w:b/>
+                <w:bCs/>
+                <w:sz w:val="24"/>
+                <w:szCs w:val="24"/>
+              </w:rPr>
+              <w:t>DP</w:t>
+            </w:r>
+          </w:p>
+        </w:tc>
+      </w:tr>
+      <w:tr>
+        <w:trPr>
+          <w:trHeight w:val="827"/>
+        </w:trPr>
+        <w:tc>
+          <w:tcPr>
+            <w:tcW w:w="1434" w:type="dxa"/>
+            <w:vAlign w:val="center"/>
+          </w:tcPr>
+          <w:p>
+            <w:pPr>
+              <w:jc w:val="center"/>
+              <w:rPr>
+                <w:sz w:val="24"/>
+                <w:szCs w:val="24"/>
+              </w:rPr>
+            </w:pPr>
+            <w:r>
+              <w:rPr>
+                <w:b/>
+                <w:bCs/>
+                <w:sz w:val="24"/>
+                <w:szCs w:val="24"/>
+              </w:rPr>
+              <w:t>NDCG@10</w:t>
+            </w:r>
+          </w:p>
+        </w:tc>
+        <w:tc>
+          <w:tcPr>
+            <w:tcW w:w="2672" w:type="dxa"/>
+            <w:vAlign w:val="center"/>
+          </w:tcPr>
+          <w:p>
+            <w:pPr>
+              <w:jc w:val="center"/>
+              <w:rPr>
+                <w:sz w:val="24"/>
+                <w:szCs w:val="24"/>
+              </w:rPr>
+            </w:pPr>
+            <w:r>
+              <w:rPr>
+                <w:sz w:val="24"/>
+                <w:szCs w:val="24"/>
+              </w:rPr>
+              <w:t>0.4444</w:t>
+            </w:r>
+          </w:p>
+        </w:tc>
+        <w:tc>
+          <w:tcPr>
+            <w:tcW w:w="2835" w:type="dxa"/>
+            <w:vAlign w:val="center"/>
+          </w:tcPr>
+          <w:p>
+            <w:pPr>
+              <w:jc w:val="center"/>
+              <w:rPr>
+                <w:sz w:val="24"/>
+                <w:szCs w:val="24"/>
+              </w:rPr>
+            </w:pPr>
+            <w:r>
+              <w:rPr>
+                <w:sz w:val="24"/>
+                <w:szCs w:val="24"/>
+              </w:rPr>
+              <w:t>0.3947</w:t>
+            </w:r>
+          </w:p>
+        </w:tc>
+        <w:tc>
+          <w:tcPr>
+            <w:tcW w:w="2691" w:type="dxa"/>
+            <w:vAlign w:val="center"/>
+          </w:tcPr>
+          <w:p>
+            <w:pPr>
+              <w:jc w:val="center"/>
+              <w:rPr>
+                <w:sz w:val="24"/>
+                <w:szCs w:val="24"/>
+              </w:rPr>
+            </w:pPr>
+            <w:r>
+              <w:rPr>
+                <w:sz w:val="24"/>
+                <w:szCs w:val="24"/>
+              </w:rPr>
+              <w:t>0.2973</w:t>
+            </w:r>
+          </w:p>
+        </w:tc>
+      </w:tr>
+    </w:tbl>
+    <w:p>
+      <w:pPr>
+        <w:jc w:val="both"/>
+      </w:pPr>
+      <w:r>
+        <w:lastRenderedPageBreak/>
+        <w:t xml:space="preserve">En la ultima </w:t>
+      </w:r>
+      <w:r>
+        <w:t>métrica</w:t>
+      </w:r>
+      <w:r>
+        <w:t xml:space="preserve">, TF-IDF sigue dominante, </w:t>
+      </w:r>
+      <w:r>
+        <w:t>siendo el que mejor ordena los relevantes. JM y DP siguen teniendo un desempeño bajo, pero siempre Jelinek-Mercer superponiéndose.</w:t>
+      </w:r>
+    </w:p>
+    <w:p>
+      <w:pPr>
+        <w:jc w:val="both"/>
+      </w:pPr>
+    </w:p>
+    <w:p>
+      <w:pPr>
+        <w:jc w:val="both"/>
+      </w:pPr>
+      <w:r>
+        <w:t xml:space="preserve">En base a un análisis global de las métricas solicitas, podemos decir que el mejor modelo global es TF-IDF, ya que fue el mejor en las tres métricas y tiene una mayor capacidad de discriminación en el documento trabajado (Vaswani). A este, le sigue JM, que tiene un rendimiento inferior al mejor, pero es mas estable que el ultimo en todas las métricas. Por último, DP es el peor modelo en esta colección, que puede deberse a un sobre suavizado de la colección, que haya perjudicado el rendimiento del mismo. </w:t>
+      </w:r>
+    </w:p>
+    <w:p>
+      <w:pPr>
+        <w:jc w:val="both"/>
+      </w:pPr>
+    </w:p>
+    <w:p>
+      <w:pPr>
+        <w:jc w:val="both"/>
+      </w:pPr>
+      <w:r>
+        <w:t>Faltaría por comprobar si, con una modificación fina de parámetros (lambda y mu) fuera de los estipulados para este análisis, los modelos pueden mejorar su rendimiento en la colección trabajada.</w:t>
+      </w:r>
+    </w:p>
+    <w:p>
+      <w:pPr>
+        <w:jc w:val="both"/>
+      </w:pPr>
+    </w:p>
+    <w:p>
+      <w:pPr>
+        <w:jc w:val="both"/>
+        <w:rPr>
+          <w:b/>
+          <w:bCs/>
+        </w:rPr>
+      </w:pPr>
+      <w:r>
+        <w:rPr>
+          <w:b/>
+          <w:bCs/>
+        </w:rPr>
+        <w:t>B) Curva R-P</w:t>
+      </w:r>
+    </w:p>
+    <w:p>
+      <w:pPr>
+        <w:jc w:val="both"/>
+      </w:pPr>
+    </w:p>
+    <w:p>
+      <w:pPr>
+        <w:jc w:val="both"/>
+      </w:pPr>
+      <w:r>
+        <w:t>Calculadas las métricas para cada modelo, construimos la curva R-P de 11 puntos para cada uno, quedando de la siguiente manera:</w:t>
+      </w:r>
+    </w:p>
+    <w:p>
+      <w:pPr>
+        <w:jc w:val="both"/>
+      </w:pPr>
+    </w:p>
+    <w:p>
+      <w:pPr>
+        <w:jc w:val="center"/>
+      </w:pPr>
+      <w:r>
+        <w:drawing>
+          <wp:inline distT="0" distB="0" distL="0" distR="0" wp14:anchorId="6F8FC210" wp14:editId="30EDE00B">
+            <wp:extent cx="4191000" cy="3299144"/>
+            <wp:effectExtent l="0" t="0" r="0" b="0"/>
+            <wp:docPr id="4" name="Imagen 4"/>
+            <wp:cNvGraphicFramePr>
+              <a:graphicFrameLocks xmlns:a="http://schemas.openxmlformats.org/drawingml/2006/main" noChangeAspect="1"/>
+            </wp:cNvGraphicFramePr>
+            <a:graphic xmlns:a="http://schemas.openxmlformats.org/drawingml/2006/main">
+              <a:graphicData uri="http://schemas.openxmlformats.org/drawingml/2006/picture">
+                <pic:pic xmlns:pic="http://schemas.openxmlformats.org/drawingml/2006/picture">
+                  <pic:nvPicPr>
+                    <pic:cNvPr id="1" name=""/>
+                    <pic:cNvPicPr/>
+                  </pic:nvPicPr>
+                  <pic:blipFill>
+                    <a:blip r:embed="rId17"/>
+                    <a:stretch>
+                      <a:fillRect/>
+                    </a:stretch>
+                  </pic:blipFill>
+                  <pic:spPr>
+                    <a:xfrm>
+                      <a:off x="0" y="0"/>
+                      <a:ext cx="4198351" cy="3304931"/>
+                    </a:xfrm>
+                    <a:prstGeom prst="rect">
+                      <a:avLst/>
+                    </a:prstGeom>
+                  </pic:spPr>
+                </pic:pic>
+              </a:graphicData>
+            </a:graphic>
+          </wp:inline>
+        </w:drawing>
+      </w:r>
+    </w:p>
+    <w:p/>
+    <w:p>
+      <w:r>
+        <w:t>El modelo TF-IDF presenta la precisión inicial mas alta (0.7254), seguido de Jelinek-Mercer (0.6779) y por ultimo Dirichlet Priors (0.5754).</w:t>
+      </w:r>
+    </w:p>
+    <w:p/>
+    <w:p>
+      <w:r>
+        <w:t>En todos los niveles de Recall, excepto el ultimo, TF-IDF mantiene el mejor desempeño, aunque la diferencia con JM no es tan significativa. Entre el mejor modelo y el peor existe una diferencia notable de precisión en todos los puntos de recall, de 0.2 decimales.</w:t>
+      </w:r>
+    </w:p>
+    <w:p/>
+    <w:p>
+      <w:r>
+        <w:t>Cuanto más aumenta el recall, los tres modelos reducen su precisión, convergiendo todos en un valor alrededor de 0.02 aproximadamente.</w:t>
+      </w:r>
+    </w:p>
+    <w:p>
+      <w:r>
+        <w:lastRenderedPageBreak/>
+        <w:t>A partir del valor de recall 0.9, el modelo de DP toma un valor de precisión superior a los otros dos. En todo lo demás, se mantiene por debajo de los mismos.</w:t>
+      </w:r>
+      <w:r>
+        <w:t xml:space="preserve"> Esto da por sentado que presenta el peor ranking de todos.</w:t>
+      </w:r>
+    </w:p>
+    <w:p/>
+    <w:p>
+      <w:r>
+        <w:t>Con el análisis de la curva R-P, se sigue confirmando que el mejor modelo sigue siendo TF-IDF</w:t>
+      </w:r>
+    </w:p>
+    <w:p>
+      <w:pPr>
+        <w:jc w:val="both"/>
+      </w:pPr>
+    </w:p>
+    <w:p>
+      <w:pPr>
+        <w:jc w:val="both"/>
+        <w:rPr>
+          <w:b/>
+          <w:bCs/>
+        </w:rPr>
+      </w:pPr>
+      <w:r>
+        <w:rPr>
+          <w:b/>
+          <w:bCs/>
+        </w:rPr>
+        <w:t xml:space="preserve">C) </w:t>
+      </w:r>
+      <w:r>
+        <w:rPr>
+          <w:b/>
+          <w:bCs/>
+        </w:rPr>
+        <w:t>Análisis</w:t>
+      </w:r>
+      <w:r>
+        <w:rPr>
+          <w:b/>
+          <w:bCs/>
+        </w:rPr>
+        <w:t xml:space="preserve"> individual</w:t>
+      </w:r>
+    </w:p>
+    <w:p>
+      <w:pPr>
+        <w:jc w:val="both"/>
+        <w:rPr>
+          <w:b/>
+          <w:bCs/>
+        </w:rPr>
+      </w:pPr>
+    </w:p>
+    <w:p>
+      <w:pPr>
+        <w:jc w:val="both"/>
+      </w:pPr>
+      <w:r>
+        <w:t xml:space="preserve">Para el análisis por query, se muestra gráficamente como es la distribución de los valores </w:t>
+      </w:r>
+      <w:r>
+        <w:br/>
+        <w:t xml:space="preserve">en cada métrica. </w:t>
+      </w:r>
+    </w:p>
+    <w:p>
+      <w:pPr>
+        <w:jc w:val="both"/>
+      </w:pPr>
+    </w:p>
+    <w:p>
+      <w:pPr>
+        <w:ind w:firstLine="720"/>
+        <w:jc w:val="both"/>
+        <w:rPr>
+          <w:b/>
+          <w:bCs/>
+          <w:sz w:val="24"/>
+          <w:szCs w:val="24"/>
+        </w:rPr>
+      </w:pPr>
+      <w:r>
+        <w:rPr>
+          <w:b/>
+          <w:bCs/>
+          <w:sz w:val="24"/>
+          <w:szCs w:val="24"/>
+        </w:rPr>
+        <w:t>P@10</w:t>
+      </w:r>
+    </w:p>
+    <w:p>
+      <w:pPr>
+        <w:ind w:firstLine="720"/>
+        <w:jc w:val="both"/>
+        <w:rPr>
+          <w:b/>
+          <w:bCs/>
+          <w:sz w:val="24"/>
+          <w:szCs w:val="24"/>
+        </w:rPr>
+      </w:pPr>
+    </w:p>
+    <w:p>
+      <w:pPr>
+        <w:ind w:firstLine="720"/>
+        <w:jc w:val="center"/>
+        <w:rPr>
+          <w:b/>
+          <w:bCs/>
+          <w:sz w:val="24"/>
+          <w:szCs w:val="24"/>
+        </w:rPr>
+      </w:pPr>
+      <w:r>
+        <w:rPr>
+          <w:b/>
+          <w:bCs/>
+          <w:sz w:val="24"/>
+          <w:szCs w:val="24"/>
+        </w:rPr>
+        <w:drawing>
+          <wp:inline distT="0" distB="0" distL="0" distR="0" wp14:anchorId="7221B354" wp14:editId="3345721D">
+            <wp:extent cx="4129496" cy="3343275"/>
+            <wp:effectExtent l="0" t="0" r="4445" b="0"/>
+            <wp:docPr id="5" name="Imagen 5"/>
+            <wp:cNvGraphicFramePr>
+              <a:graphicFrameLocks xmlns:a="http://schemas.openxmlformats.org/drawingml/2006/main" noChangeAspect="1"/>
+            </wp:cNvGraphicFramePr>
+            <a:graphic xmlns:a="http://schemas.openxmlformats.org/drawingml/2006/main">
+              <a:graphicData uri="http://schemas.openxmlformats.org/drawingml/2006/picture">
+                <pic:pic xmlns:pic="http://schemas.openxmlformats.org/drawingml/2006/picture">
+                  <pic:nvPicPr>
+                    <pic:cNvPr id="1" name=""/>
+                    <pic:cNvPicPr/>
+                  </pic:nvPicPr>
+                  <pic:blipFill>
+                    <a:blip r:embed="rId18"/>
+                    <a:stretch>
+                      <a:fillRect/>
+                    </a:stretch>
+                  </pic:blipFill>
+                  <pic:spPr>
+                    <a:xfrm>
+                      <a:off x="0" y="0"/>
+                      <a:ext cx="4132062" cy="3345353"/>
+                    </a:xfrm>
+                    <a:prstGeom prst="rect">
+                      <a:avLst/>
+                    </a:prstGeom>
+                  </pic:spPr>
+                </pic:pic>
+              </a:graphicData>
+            </a:graphic>
+          </wp:inline>
+        </w:drawing>
+      </w:r>
+    </w:p>
+    <w:p>
+      <w:pPr>
+        <w:ind w:firstLine="720"/>
+        <w:jc w:val="center"/>
+        <w:rPr>
+          <w:b/>
+          <w:bCs/>
+          <w:sz w:val="24"/>
+          <w:szCs w:val="24"/>
+        </w:rPr>
+      </w:pPr>
+      <w:r>
+        <w:rPr>
+          <w:b/>
+          <w:bCs/>
+          <w:sz w:val="24"/>
+          <w:szCs w:val="24"/>
+        </w:rPr>
+        <w:drawing>
+          <wp:inline distT="0" distB="0" distL="0" distR="0" wp14:anchorId="2202A839" wp14:editId="2571AA3C">
+            <wp:extent cx="1895475" cy="1531866"/>
+            <wp:effectExtent l="0" t="0" r="0" b="0"/>
+            <wp:docPr id="9" name="Imagen 9"/>
+            <wp:cNvGraphicFramePr>
+              <a:graphicFrameLocks xmlns:a="http://schemas.openxmlformats.org/drawingml/2006/main" noChangeAspect="1"/>
+            </wp:cNvGraphicFramePr>
+            <a:graphic xmlns:a="http://schemas.openxmlformats.org/drawingml/2006/main">
+              <a:graphicData uri="http://schemas.openxmlformats.org/drawingml/2006/picture">
+                <pic:pic xmlns:pic="http://schemas.openxmlformats.org/drawingml/2006/picture">
+                  <pic:nvPicPr>
+                    <pic:cNvPr id="1" name=""/>
+                    <pic:cNvPicPr/>
+                  </pic:nvPicPr>
+                  <pic:blipFill>
+                    <a:blip r:embed="rId19"/>
+                    <a:stretch>
+                      <a:fillRect/>
+                    </a:stretch>
+                  </pic:blipFill>
+                  <pic:spPr>
+                    <a:xfrm>
+                      <a:off x="0" y="0"/>
+                      <a:ext cx="1908268" cy="1542205"/>
+                    </a:xfrm>
+                    <a:prstGeom prst="rect">
+                      <a:avLst/>
+                    </a:prstGeom>
+                  </pic:spPr>
+                </pic:pic>
+              </a:graphicData>
+            </a:graphic>
+          </wp:inline>
+        </w:drawing>
+      </w:r>
+      <w:r>
+        <w:rPr>
+          <w:b/>
+          <w:bCs/>
+          <w:sz w:val="24"/>
+          <w:szCs w:val="24"/>
+        </w:rPr>
+        <w:drawing>
+          <wp:inline distT="0" distB="0" distL="0" distR="0" wp14:anchorId="44724C40" wp14:editId="058B1178">
+            <wp:extent cx="1893109" cy="1529955"/>
+            <wp:effectExtent l="0" t="0" r="0" b="0"/>
+            <wp:docPr id="10" name="Imagen 10"/>
+            <wp:cNvGraphicFramePr>
+              <a:graphicFrameLocks xmlns:a="http://schemas.openxmlformats.org/drawingml/2006/main" noChangeAspect="1"/>
+            </wp:cNvGraphicFramePr>
+            <a:graphic xmlns:a="http://schemas.openxmlformats.org/drawingml/2006/main">
+              <a:graphicData uri="http://schemas.openxmlformats.org/drawingml/2006/picture">
+                <pic:pic xmlns:pic="http://schemas.openxmlformats.org/drawingml/2006/picture">
+                  <pic:nvPicPr>
+                    <pic:cNvPr id="1" name=""/>
+                    <pic:cNvPicPr/>
+                  </pic:nvPicPr>
+                  <pic:blipFill>
+                    <a:blip r:embed="rId20"/>
+                    <a:stretch>
+                      <a:fillRect/>
+                    </a:stretch>
+                  </pic:blipFill>
+                  <pic:spPr>
+                    <a:xfrm>
+                      <a:off x="0" y="0"/>
+                      <a:ext cx="1912612" cy="1545716"/>
+                    </a:xfrm>
+                    <a:prstGeom prst="rect">
+                      <a:avLst/>
+                    </a:prstGeom>
+                  </pic:spPr>
+                </pic:pic>
+              </a:graphicData>
+            </a:graphic>
+          </wp:inline>
+        </w:drawing>
+      </w:r>
+      <w:r>
+        <w:rPr>
+          <w:b/>
+          <w:bCs/>
+          <w:sz w:val="24"/>
+          <w:szCs w:val="24"/>
+        </w:rPr>
+        <w:drawing>
+          <wp:inline distT="0" distB="0" distL="0" distR="0" wp14:anchorId="20D926C7" wp14:editId="2CC80418">
+            <wp:extent cx="1857375" cy="1503747"/>
+            <wp:effectExtent l="0" t="0" r="0" b="1270"/>
+            <wp:docPr id="11" name="Imagen 11"/>
+            <wp:cNvGraphicFramePr>
+              <a:graphicFrameLocks xmlns:a="http://schemas.openxmlformats.org/drawingml/2006/main" noChangeAspect="1"/>
+            </wp:cNvGraphicFramePr>
+            <a:graphic xmlns:a="http://schemas.openxmlformats.org/drawingml/2006/main">
+              <a:graphicData uri="http://schemas.openxmlformats.org/drawingml/2006/picture">
+                <pic:pic xmlns:pic="http://schemas.openxmlformats.org/drawingml/2006/picture">
+                  <pic:nvPicPr>
+                    <pic:cNvPr id="1" name=""/>
+                    <pic:cNvPicPr/>
+                  </pic:nvPicPr>
+                  <pic:blipFill>
+                    <a:blip r:embed="rId21"/>
+                    <a:stretch>
+                      <a:fillRect/>
+                    </a:stretch>
+                  </pic:blipFill>
+                  <pic:spPr>
+                    <a:xfrm>
+                      <a:off x="0" y="0"/>
+                      <a:ext cx="1871381" cy="1515087"/>
+                    </a:xfrm>
+                    <a:prstGeom prst="rect">
+                      <a:avLst/>
+                    </a:prstGeom>
+                  </pic:spPr>
+                </pic:pic>
+              </a:graphicData>
+            </a:graphic>
+          </wp:inline>
+        </w:drawing>
+      </w:r>
+    </w:p>
+    <w:p>
+      <w:pPr>
+        <w:ind w:firstLine="720"/>
+        <w:jc w:val="center"/>
+        <w:rPr>
+          <w:b/>
+          <w:bCs/>
+          <w:sz w:val="24"/>
+          <w:szCs w:val="24"/>
+        </w:rPr>
+      </w:pPr>
+    </w:p>
+    <w:p>
+      <w:pPr>
+        <w:jc w:val="both"/>
+        <w:rPr>
+          <w:sz w:val="24"/>
+          <w:szCs w:val="24"/>
+        </w:rPr>
+      </w:pPr>
+      <w:r>
+        <w:rPr>
+          <w:sz w:val="24"/>
+          <w:szCs w:val="24"/>
+        </w:rPr>
+        <w:t xml:space="preserve">Puede verse en el grafico como, de los 3 modelos, la mayor cantidad de querys que tienen en el top 10 los documentos mas relevantes ronda en valores de 0.1 a 0.4. Esto quiere decir que, de 10 documentos, hay entre 1 a 4 documentos relevantes. </w:t>
+      </w:r>
+    </w:p>
+    <w:p>
+      <w:pPr>
+        <w:jc w:val="both"/>
+        <w:rPr>
+          <w:sz w:val="24"/>
+          <w:szCs w:val="24"/>
+        </w:rPr>
+      </w:pPr>
+    </w:p>
+    <w:p>
+      <w:pPr>
+        <w:jc w:val="both"/>
+        <w:rPr>
+          <w:sz w:val="24"/>
+          <w:szCs w:val="24"/>
+        </w:rPr>
+      </w:pPr>
+      <w:r>
+        <w:rPr>
+          <w:sz w:val="24"/>
+          <w:szCs w:val="24"/>
+        </w:rPr>
+        <w:lastRenderedPageBreak/>
+        <w:t>Es interesante destacar como, en el modelo de Dirichlet, hay un aproximado de 20 querys que no devuelve ningún documento relevante, mas del doble de lo que sucede en los otros modelos. Esto explica en parte los resultados de las métricas calculadas anteriormente</w:t>
+      </w:r>
+    </w:p>
+    <w:p>
+      <w:pPr>
+        <w:jc w:val="both"/>
+        <w:rPr>
+          <w:sz w:val="24"/>
+          <w:szCs w:val="24"/>
+        </w:rPr>
+      </w:pPr>
+    </w:p>
+    <w:p>
+      <w:pPr>
+        <w:jc w:val="both"/>
+        <w:rPr>
+          <w:sz w:val="24"/>
+          <w:szCs w:val="24"/>
+        </w:rPr>
+      </w:pPr>
+      <w:r>
+        <w:rPr>
+          <w:sz w:val="24"/>
+          <w:szCs w:val="24"/>
+        </w:rPr>
+        <w:t>Tanto TF-IDF como JM tienen distribuciones muy similares</w:t>
+      </w:r>
+      <w:r>
+        <w:rPr>
+          <w:sz w:val="24"/>
+          <w:szCs w:val="24"/>
+        </w:rPr>
+        <w:t xml:space="preserve">. </w:t>
+      </w:r>
+      <w:r>
+        <w:rPr>
+          <w:sz w:val="24"/>
+          <w:szCs w:val="24"/>
+        </w:rPr>
+        <w:t>DP difiere mucho en la distribución de estos dos modelos al tener muy pocas querys para</w:t>
+      </w:r>
+      <w:r>
+        <w:rPr>
+          <w:sz w:val="24"/>
+          <w:szCs w:val="24"/>
+        </w:rPr>
+        <w:t xml:space="preserve"> valores altos de P@10; toda la distribución esta desplazada a la izquierda.</w:t>
+      </w:r>
+    </w:p>
+    <w:p>
+      <w:pPr>
+        <w:jc w:val="both"/>
+        <w:rPr>
+          <w:sz w:val="24"/>
+          <w:szCs w:val="24"/>
+        </w:rPr>
+      </w:pPr>
+    </w:p>
+    <w:p>
+      <w:pPr>
+        <w:jc w:val="both"/>
+        <w:rPr>
+          <w:sz w:val="24"/>
+          <w:szCs w:val="24"/>
+        </w:rPr>
+      </w:pPr>
+      <w:r>
+        <w:rPr>
+          <w:sz w:val="24"/>
+          <w:szCs w:val="24"/>
+        </w:rPr>
+        <w:t>Con los gráficos provistos, podemos confirmar que TF-IDF también predomina en querys individuales para P@10</w:t>
+      </w:r>
+    </w:p>
+    <w:p>
+      <w:pPr>
+        <w:ind w:firstLine="720"/>
+        <w:jc w:val="both"/>
+        <w:rPr>
+          <w:b/>
+          <w:bCs/>
+          <w:sz w:val="24"/>
+          <w:szCs w:val="24"/>
+        </w:rPr>
+      </w:pPr>
+    </w:p>
+    <w:p>
+      <w:pPr>
+        <w:ind w:firstLine="720"/>
+        <w:jc w:val="both"/>
+        <w:rPr>
+          <w:b/>
+          <w:bCs/>
+          <w:sz w:val="24"/>
+          <w:szCs w:val="24"/>
+        </w:rPr>
+      </w:pPr>
+      <w:r>
+        <w:rPr>
+          <w:b/>
+          <w:bCs/>
+          <w:sz w:val="24"/>
+          <w:szCs w:val="24"/>
+        </w:rPr>
+        <w:t>AP</w:t>
+      </w:r>
+    </w:p>
+    <w:p>
+      <w:pPr>
+        <w:ind w:firstLine="720"/>
+        <w:jc w:val="both"/>
+        <w:rPr>
+          <w:b/>
+          <w:bCs/>
+          <w:sz w:val="24"/>
+          <w:szCs w:val="24"/>
+        </w:rPr>
+      </w:pPr>
+    </w:p>
+    <w:p>
+      <w:pPr>
+        <w:ind w:firstLine="720"/>
+        <w:jc w:val="center"/>
+        <w:rPr>
+          <w:b/>
+          <w:bCs/>
+          <w:sz w:val="24"/>
+          <w:szCs w:val="24"/>
+        </w:rPr>
+      </w:pPr>
+      <w:r>
+        <w:rPr>
+          <w:b/>
+          <w:bCs/>
+          <w:sz w:val="24"/>
+          <w:szCs w:val="24"/>
+        </w:rPr>
+        <w:drawing>
+          <wp:inline distT="0" distB="0" distL="0" distR="0" wp14:anchorId="783A9E08" wp14:editId="17B7C423">
+            <wp:extent cx="3829050" cy="3100031"/>
+            <wp:effectExtent l="0" t="0" r="0" b="5715"/>
+            <wp:docPr id="6" name="Imagen 6"/>
+            <wp:cNvGraphicFramePr>
+              <a:graphicFrameLocks xmlns:a="http://schemas.openxmlformats.org/drawingml/2006/main" noChangeAspect="1"/>
+            </wp:cNvGraphicFramePr>
+            <a:graphic xmlns:a="http://schemas.openxmlformats.org/drawingml/2006/main">
+              <a:graphicData uri="http://schemas.openxmlformats.org/drawingml/2006/picture">
+                <pic:pic xmlns:pic="http://schemas.openxmlformats.org/drawingml/2006/picture">
+                  <pic:nvPicPr>
+                    <pic:cNvPr id="1" name=""/>
+                    <pic:cNvPicPr/>
+                  </pic:nvPicPr>
+                  <pic:blipFill>
+                    <a:blip r:embed="rId22"/>
+                    <a:stretch>
+                      <a:fillRect/>
+                    </a:stretch>
+                  </pic:blipFill>
+                  <pic:spPr>
+                    <a:xfrm>
+                      <a:off x="0" y="0"/>
+                      <a:ext cx="3834535" cy="3104472"/>
+                    </a:xfrm>
+                    <a:prstGeom prst="rect">
+                      <a:avLst/>
+                    </a:prstGeom>
+                  </pic:spPr>
+                </pic:pic>
+              </a:graphicData>
+            </a:graphic>
+          </wp:inline>
+        </w:drawing>
+      </w:r>
+    </w:p>
+    <w:p>
+      <w:pPr>
+        <w:ind w:firstLine="720"/>
+        <w:jc w:val="center"/>
+        <w:rPr>
+          <w:b/>
+          <w:bCs/>
+          <w:sz w:val="24"/>
+          <w:szCs w:val="24"/>
+        </w:rPr>
+      </w:pPr>
+      <w:r>
+        <w:rPr>
+          <w:b/>
+          <w:bCs/>
+          <w:sz w:val="24"/>
+          <w:szCs w:val="24"/>
+        </w:rPr>
+        <w:drawing>
+          <wp:inline distT="0" distB="0" distL="0" distR="0" wp14:anchorId="6F3BCBC9" wp14:editId="7AD20D6E">
+            <wp:extent cx="1828800" cy="1480612"/>
+            <wp:effectExtent l="0" t="0" r="0" b="5715"/>
+            <wp:docPr id="12" name="Imagen 12"/>
+            <wp:cNvGraphicFramePr>
+              <a:graphicFrameLocks xmlns:a="http://schemas.openxmlformats.org/drawingml/2006/main" noChangeAspect="1"/>
+            </wp:cNvGraphicFramePr>
+            <a:graphic xmlns:a="http://schemas.openxmlformats.org/drawingml/2006/main">
+              <a:graphicData uri="http://schemas.openxmlformats.org/drawingml/2006/picture">
+                <pic:pic xmlns:pic="http://schemas.openxmlformats.org/drawingml/2006/picture">
+                  <pic:nvPicPr>
+                    <pic:cNvPr id="1" name=""/>
+                    <pic:cNvPicPr/>
+                  </pic:nvPicPr>
+                  <pic:blipFill>
+                    <a:blip r:embed="rId23"/>
+                    <a:stretch>
+                      <a:fillRect/>
+                    </a:stretch>
+                  </pic:blipFill>
+                  <pic:spPr>
+                    <a:xfrm>
+                      <a:off x="0" y="0"/>
+                      <a:ext cx="1856697" cy="1503198"/>
+                    </a:xfrm>
+                    <a:prstGeom prst="rect">
+                      <a:avLst/>
+                    </a:prstGeom>
+                  </pic:spPr>
+                </pic:pic>
+              </a:graphicData>
+            </a:graphic>
+          </wp:inline>
+        </w:drawing>
+      </w:r>
+      <w:r>
+        <w:rPr>
+          <w:b/>
+          <w:bCs/>
+          <w:sz w:val="24"/>
+          <w:szCs w:val="24"/>
+        </w:rPr>
+        <w:drawing>
+          <wp:inline distT="0" distB="0" distL="0" distR="0" wp14:anchorId="4B702CD2" wp14:editId="7671EC23">
+            <wp:extent cx="1847850" cy="1493378"/>
+            <wp:effectExtent l="0" t="0" r="0" b="0"/>
+            <wp:docPr id="13" name="Imagen 13"/>
+            <wp:cNvGraphicFramePr>
+              <a:graphicFrameLocks xmlns:a="http://schemas.openxmlformats.org/drawingml/2006/main" noChangeAspect="1"/>
+            </wp:cNvGraphicFramePr>
+            <a:graphic xmlns:a="http://schemas.openxmlformats.org/drawingml/2006/main">
+              <a:graphicData uri="http://schemas.openxmlformats.org/drawingml/2006/picture">
+                <pic:pic xmlns:pic="http://schemas.openxmlformats.org/drawingml/2006/picture">
+                  <pic:nvPicPr>
+                    <pic:cNvPr id="1" name=""/>
+                    <pic:cNvPicPr/>
+                  </pic:nvPicPr>
+                  <pic:blipFill>
+                    <a:blip r:embed="rId24"/>
+                    <a:stretch>
+                      <a:fillRect/>
+                    </a:stretch>
+                  </pic:blipFill>
+                  <pic:spPr>
+                    <a:xfrm>
+                      <a:off x="0" y="0"/>
+                      <a:ext cx="1863719" cy="1506203"/>
+                    </a:xfrm>
+                    <a:prstGeom prst="rect">
+                      <a:avLst/>
+                    </a:prstGeom>
+                  </pic:spPr>
+                </pic:pic>
+              </a:graphicData>
+            </a:graphic>
+          </wp:inline>
+        </w:drawing>
+      </w:r>
+      <w:r>
+        <w:rPr>
+          <w:b/>
+          <w:bCs/>
+          <w:sz w:val="24"/>
+          <w:szCs w:val="24"/>
+        </w:rPr>
+        <w:drawing>
+          <wp:inline distT="0" distB="0" distL="0" distR="0" wp14:anchorId="348FD0B0" wp14:editId="0F4B2F41">
+            <wp:extent cx="1846312" cy="1494790"/>
+            <wp:effectExtent l="0" t="0" r="1905" b="0"/>
+            <wp:docPr id="14" name="Imagen 14"/>
+            <wp:cNvGraphicFramePr>
+              <a:graphicFrameLocks xmlns:a="http://schemas.openxmlformats.org/drawingml/2006/main" noChangeAspect="1"/>
+            </wp:cNvGraphicFramePr>
+            <a:graphic xmlns:a="http://schemas.openxmlformats.org/drawingml/2006/main">
+              <a:graphicData uri="http://schemas.openxmlformats.org/drawingml/2006/picture">
+                <pic:pic xmlns:pic="http://schemas.openxmlformats.org/drawingml/2006/picture">
+                  <pic:nvPicPr>
+                    <pic:cNvPr id="1" name=""/>
+                    <pic:cNvPicPr/>
+                  </pic:nvPicPr>
+                  <pic:blipFill>
+                    <a:blip r:embed="rId25"/>
+                    <a:stretch>
+                      <a:fillRect/>
+                    </a:stretch>
+                  </pic:blipFill>
+                  <pic:spPr>
+                    <a:xfrm>
+                      <a:off x="0" y="0"/>
+                      <a:ext cx="1853660" cy="1500739"/>
+                    </a:xfrm>
+                    <a:prstGeom prst="rect">
+                      <a:avLst/>
+                    </a:prstGeom>
+                  </pic:spPr>
+                </pic:pic>
+              </a:graphicData>
+            </a:graphic>
+          </wp:inline>
+        </w:drawing>
+      </w:r>
+    </w:p>
+    <w:p>
+      <w:pPr>
+        <w:ind w:firstLine="720"/>
+        <w:jc w:val="center"/>
+        <w:rPr>
+          <w:b/>
+          <w:bCs/>
+          <w:sz w:val="24"/>
+          <w:szCs w:val="24"/>
+        </w:rPr>
+      </w:pPr>
+    </w:p>
+    <w:p>
+      <w:pPr>
+        <w:jc w:val="both"/>
+        <w:rPr>
+          <w:sz w:val="24"/>
+          <w:szCs w:val="24"/>
+        </w:rPr>
+      </w:pPr>
+      <w:r>
+        <w:rPr>
+          <w:sz w:val="24"/>
+          <w:szCs w:val="24"/>
+        </w:rPr>
+        <w:t xml:space="preserve">TF-IDF presenta mas querys en valores medios, que rondan entre 0.3 y 0.6, aunque también tienen una cierta cantidad similar en valores bajos. JM no supera a el modelo mencionado por tener mas cantidad de querys en valores bajos que medios, haciendo así que tenga un menor rendimiento. </w:t>
+      </w:r>
+    </w:p>
+    <w:p>
+      <w:pPr>
+        <w:jc w:val="both"/>
+        <w:rPr>
+          <w:sz w:val="24"/>
+          <w:szCs w:val="24"/>
+        </w:rPr>
+      </w:pPr>
+    </w:p>
+    <w:p>
+      <w:pPr>
+        <w:jc w:val="both"/>
+        <w:rPr>
+          <w:sz w:val="24"/>
+          <w:szCs w:val="24"/>
+        </w:rPr>
+      </w:pPr>
+      <w:r>
+        <w:rPr>
+          <w:sz w:val="24"/>
+          <w:szCs w:val="24"/>
+        </w:rPr>
+        <w:lastRenderedPageBreak/>
+        <w:t>En Dirchlet, toda la distribución esta sesgada a la izquierda, teniendo una gran concentración en valores bajos de MAP, haciendo que el modelo tenga un pésimo rendimiento.</w:t>
+      </w:r>
+    </w:p>
+    <w:p>
+      <w:pPr>
+        <w:jc w:val="both"/>
+        <w:rPr>
+          <w:sz w:val="24"/>
+          <w:szCs w:val="24"/>
+        </w:rPr>
+      </w:pPr>
+    </w:p>
+    <w:p>
+      <w:pPr>
+        <w:jc w:val="both"/>
+        <w:rPr>
+          <w:sz w:val="24"/>
+          <w:szCs w:val="24"/>
+        </w:rPr>
+      </w:pPr>
+      <w:r>
+        <w:rPr>
+          <w:sz w:val="24"/>
+          <w:szCs w:val="24"/>
+        </w:rPr>
+        <w:t>Confirmamos también que TF-IDF es mejor para el ranking completo, y JM supera a DP por tener una distribución mas ordenada y no tan sesgada.</w:t>
+      </w:r>
+    </w:p>
+    <w:p>
+      <w:pPr>
+        <w:ind w:firstLine="720"/>
+        <w:jc w:val="center"/>
+        <w:rPr>
+          <w:b/>
+          <w:bCs/>
+          <w:sz w:val="24"/>
+          <w:szCs w:val="24"/>
+        </w:rPr>
+      </w:pPr>
+    </w:p>
+    <w:p>
+      <w:pPr>
+        <w:ind w:firstLine="720"/>
+        <w:jc w:val="both"/>
+        <w:rPr>
+          <w:b/>
+          <w:bCs/>
+          <w:sz w:val="24"/>
+          <w:szCs w:val="24"/>
+        </w:rPr>
+      </w:pPr>
+      <w:r>
+        <w:rPr>
+          <w:b/>
+          <w:bCs/>
+          <w:sz w:val="24"/>
+          <w:szCs w:val="24"/>
+        </w:rPr>
+        <w:t>NDCG@10</w:t>
+      </w:r>
+    </w:p>
+    <w:p>
+      <w:pPr>
+        <w:ind w:firstLine="720"/>
+        <w:jc w:val="both"/>
+        <w:rPr>
+          <w:b/>
+          <w:bCs/>
+          <w:sz w:val="24"/>
+          <w:szCs w:val="24"/>
+        </w:rPr>
+      </w:pPr>
+    </w:p>
+    <w:p>
+      <w:pPr>
+        <w:ind w:firstLine="720"/>
+        <w:jc w:val="center"/>
+        <w:rPr>
+          <w:b/>
+          <w:bCs/>
+          <w:sz w:val="24"/>
+          <w:szCs w:val="24"/>
+        </w:rPr>
+      </w:pPr>
+      <w:r>
+        <w:rPr>
+          <w:b/>
+          <w:bCs/>
+          <w:sz w:val="24"/>
+          <w:szCs w:val="24"/>
+        </w:rPr>
+        <w:drawing>
+          <wp:inline distT="0" distB="0" distL="0" distR="0" wp14:anchorId="1BB181F4" wp14:editId="6454379E">
+            <wp:extent cx="3952875" cy="3200282"/>
+            <wp:effectExtent l="0" t="0" r="0" b="635"/>
+            <wp:docPr id="7" name="Imagen 7"/>
+            <wp:cNvGraphicFramePr>
+              <a:graphicFrameLocks xmlns:a="http://schemas.openxmlformats.org/drawingml/2006/main" noChangeAspect="1"/>
+            </wp:cNvGraphicFramePr>
+            <a:graphic xmlns:a="http://schemas.openxmlformats.org/drawingml/2006/main">
+              <a:graphicData uri="http://schemas.openxmlformats.org/drawingml/2006/picture">
+                <pic:pic xmlns:pic="http://schemas.openxmlformats.org/drawingml/2006/picture">
+                  <pic:nvPicPr>
+                    <pic:cNvPr id="1" name=""/>
+                    <pic:cNvPicPr/>
+                  </pic:nvPicPr>
+                  <pic:blipFill>
+                    <a:blip r:embed="rId26"/>
+                    <a:stretch>
+                      <a:fillRect/>
+                    </a:stretch>
+                  </pic:blipFill>
+                  <pic:spPr>
+                    <a:xfrm>
+                      <a:off x="0" y="0"/>
+                      <a:ext cx="3961609" cy="3207353"/>
+                    </a:xfrm>
+                    <a:prstGeom prst="rect">
+                      <a:avLst/>
+                    </a:prstGeom>
+                  </pic:spPr>
+                </pic:pic>
+              </a:graphicData>
+            </a:graphic>
+          </wp:inline>
+        </w:drawing>
+      </w:r>
+    </w:p>
+    <w:p>
+      <w:pPr>
+        <w:ind w:firstLine="720"/>
+        <w:jc w:val="center"/>
+        <w:rPr>
+          <w:b/>
+          <w:bCs/>
+          <w:sz w:val="24"/>
+          <w:szCs w:val="24"/>
+        </w:rPr>
+      </w:pPr>
+      <w:r>
+        <w:rPr>
+          <w:b/>
+          <w:bCs/>
+          <w:sz w:val="24"/>
+          <w:szCs w:val="24"/>
+        </w:rPr>
+        <w:drawing>
+          <wp:inline distT="0" distB="0" distL="0" distR="0" wp14:anchorId="32F75D1E" wp14:editId="255588FF">
+            <wp:extent cx="1704975" cy="1380363"/>
+            <wp:effectExtent l="0" t="0" r="0" b="0"/>
+            <wp:docPr id="15" name="Imagen 15"/>
+            <wp:cNvGraphicFramePr>
+              <a:graphicFrameLocks xmlns:a="http://schemas.openxmlformats.org/drawingml/2006/main" noChangeAspect="1"/>
+            </wp:cNvGraphicFramePr>
+            <a:graphic xmlns:a="http://schemas.openxmlformats.org/drawingml/2006/main">
+              <a:graphicData uri="http://schemas.openxmlformats.org/drawingml/2006/picture">
+                <pic:pic xmlns:pic="http://schemas.openxmlformats.org/drawingml/2006/picture">
+                  <pic:nvPicPr>
+                    <pic:cNvPr id="1" name=""/>
+                    <pic:cNvPicPr/>
+                  </pic:nvPicPr>
+                  <pic:blipFill>
+                    <a:blip r:embed="rId27"/>
+                    <a:stretch>
+                      <a:fillRect/>
+                    </a:stretch>
+                  </pic:blipFill>
+                  <pic:spPr>
+                    <a:xfrm>
+                      <a:off x="0" y="0"/>
+                      <a:ext cx="1712767" cy="1386671"/>
+                    </a:xfrm>
+                    <a:prstGeom prst="rect">
+                      <a:avLst/>
+                    </a:prstGeom>
+                  </pic:spPr>
+                </pic:pic>
+              </a:graphicData>
+            </a:graphic>
+          </wp:inline>
+        </w:drawing>
+      </w:r>
+      <w:r>
+        <w:rPr>
+          <w:b/>
+          <w:bCs/>
+          <w:sz w:val="24"/>
+          <w:szCs w:val="24"/>
+        </w:rPr>
+        <w:drawing>
+          <wp:inline distT="0" distB="0" distL="0" distR="0" wp14:anchorId="5FC4A063" wp14:editId="5545E5C9">
+            <wp:extent cx="1762079" cy="1391920"/>
+            <wp:effectExtent l="0" t="0" r="0" b="0"/>
+            <wp:docPr id="16" name="Imagen 16"/>
+            <wp:cNvGraphicFramePr>
+              <a:graphicFrameLocks xmlns:a="http://schemas.openxmlformats.org/drawingml/2006/main" noChangeAspect="1"/>
+            </wp:cNvGraphicFramePr>
+            <a:graphic xmlns:a="http://schemas.openxmlformats.org/drawingml/2006/main">
+              <a:graphicData uri="http://schemas.openxmlformats.org/drawingml/2006/picture">
+                <pic:pic xmlns:pic="http://schemas.openxmlformats.org/drawingml/2006/picture">
+                  <pic:nvPicPr>
+                    <pic:cNvPr id="1" name=""/>
+                    <pic:cNvPicPr/>
+                  </pic:nvPicPr>
+                  <pic:blipFill>
+                    <a:blip r:embed="rId28"/>
+                    <a:stretch>
+                      <a:fillRect/>
+                    </a:stretch>
+                  </pic:blipFill>
+                  <pic:spPr>
+                    <a:xfrm>
+                      <a:off x="0" y="0"/>
+                      <a:ext cx="1778132" cy="1404601"/>
+                    </a:xfrm>
+                    <a:prstGeom prst="rect">
+                      <a:avLst/>
+                    </a:prstGeom>
+                  </pic:spPr>
+                </pic:pic>
+              </a:graphicData>
+            </a:graphic>
+          </wp:inline>
+        </w:drawing>
+      </w:r>
+      <w:r>
+        <w:rPr>
+          <w:b/>
+          <w:bCs/>
+          <w:sz w:val="24"/>
+          <w:szCs w:val="24"/>
+        </w:rPr>
+        <w:drawing>
+          <wp:inline distT="0" distB="0" distL="0" distR="0" wp14:anchorId="0776DA83" wp14:editId="3E71386B">
+            <wp:extent cx="1704975" cy="1380364"/>
+            <wp:effectExtent l="0" t="0" r="0" b="0"/>
+            <wp:docPr id="17" name="Imagen 17"/>
+            <wp:cNvGraphicFramePr>
+              <a:graphicFrameLocks xmlns:a="http://schemas.openxmlformats.org/drawingml/2006/main" noChangeAspect="1"/>
+            </wp:cNvGraphicFramePr>
+            <a:graphic xmlns:a="http://schemas.openxmlformats.org/drawingml/2006/main">
+              <a:graphicData uri="http://schemas.openxmlformats.org/drawingml/2006/picture">
+                <pic:pic xmlns:pic="http://schemas.openxmlformats.org/drawingml/2006/picture">
+                  <pic:nvPicPr>
+                    <pic:cNvPr id="1" name=""/>
+                    <pic:cNvPicPr/>
+                  </pic:nvPicPr>
+                  <pic:blipFill>
+                    <a:blip r:embed="rId29"/>
+                    <a:stretch>
+                      <a:fillRect/>
+                    </a:stretch>
+                  </pic:blipFill>
+                  <pic:spPr>
+                    <a:xfrm>
+                      <a:off x="0" y="0"/>
+                      <a:ext cx="1717479" cy="1390488"/>
+                    </a:xfrm>
+                    <a:prstGeom prst="rect">
+                      <a:avLst/>
+                    </a:prstGeom>
+                  </pic:spPr>
+                </pic:pic>
+              </a:graphicData>
+            </a:graphic>
+          </wp:inline>
+        </w:drawing>
+      </w:r>
+    </w:p>
+    <w:p>
+      <w:pPr>
+        <w:jc w:val="both"/>
+        <w:rPr>
+          <w:b/>
+          <w:bCs/>
+          <w:sz w:val="24"/>
+          <w:szCs w:val="24"/>
+        </w:rPr>
+      </w:pPr>
+    </w:p>
+    <w:p>
+      <w:pPr>
+        <w:jc w:val="both"/>
+        <w:rPr>
+          <w:sz w:val="24"/>
+          <w:szCs w:val="24"/>
+        </w:rPr>
+      </w:pPr>
+      <w:r>
+        <w:rPr>
+          <w:sz w:val="24"/>
+          <w:szCs w:val="24"/>
+        </w:rPr>
+        <w:t>Del top 10, el modelo de Dirichlet es el que menos relevantes recupera, con un aproximado de 28 querys, el doble que el mejor modelo, que seria en nuestro caso TF-IDF, con un total de 14 querys; JM se queda en el medio entre ambos valores.</w:t>
+      </w:r>
+    </w:p>
+    <w:p>
+      <w:pPr>
+        <w:jc w:val="both"/>
+        <w:rPr>
+          <w:sz w:val="24"/>
+          <w:szCs w:val="24"/>
+        </w:rPr>
+      </w:pPr>
+    </w:p>
+    <w:p>
+      <w:pPr>
+        <w:jc w:val="both"/>
+        <w:rPr>
+          <w:sz w:val="24"/>
+          <w:szCs w:val="24"/>
+        </w:rPr>
+      </w:pPr>
+      <w:r>
+        <w:rPr>
+          <w:sz w:val="24"/>
+          <w:szCs w:val="24"/>
+        </w:rPr>
+        <w:t>En rangos que van de 0.4 a 0.9, la distribución entre TF-IDF y JM se vuelve muy similar, abarcando buenos rangos en 10 a 15 querys. De igual manera, TF-IDF sigue dominando los rangos mas altos, afirmando que, una buena cantidad de consultas tienen un rendimiento alto. JM pierde fuerza más rápido a medida que nos acercamos a 1.0</w:t>
+      </w:r>
+    </w:p>
+    <w:p>
+      <w:pPr>
+        <w:jc w:val="both"/>
+        <w:rPr>
+          <w:sz w:val="24"/>
+          <w:szCs w:val="24"/>
+        </w:rPr>
+      </w:pPr>
+    </w:p>
+    <w:p>
+      <w:pPr>
+        <w:jc w:val="both"/>
+        <w:rPr>
+          <w:b/>
+          <w:bCs/>
+          <w:sz w:val="24"/>
+          <w:szCs w:val="24"/>
+        </w:rPr>
+      </w:pPr>
+      <w:r>
+        <w:rPr>
+          <w:sz w:val="24"/>
+          <w:szCs w:val="24"/>
+        </w:rPr>
+        <w:lastRenderedPageBreak/>
+        <w:t>Existe un caso particular a destacar en el modelo de Dirichlet, donde existe una query con valor 1.0</w:t>
+      </w:r>
+      <w:r>
+        <w:rPr>
+          <w:b/>
+          <w:bCs/>
+          <w:sz w:val="24"/>
+          <w:szCs w:val="24"/>
+        </w:rPr>
+        <w:tab/>
+      </w:r>
+    </w:p>
+    <w:p>
+      <w:pPr>
+        <w:jc w:val="both"/>
+        <w:rPr>
+          <w:b/>
+          <w:bCs/>
+          <w:sz w:val="24"/>
+          <w:szCs w:val="24"/>
+        </w:rPr>
+      </w:pPr>
+    </w:p>
+    <w:p>
+      <w:pPr>
+        <w:jc w:val="both"/>
+        <w:rPr>
+          <w:b/>
+          <w:bCs/>
+          <w:sz w:val="24"/>
+          <w:szCs w:val="24"/>
+        </w:rPr>
+      </w:pPr>
+      <w:r>
+        <w:rPr>
+          <w:b/>
+          <w:bCs/>
+          <w:sz w:val="24"/>
+          <w:szCs w:val="24"/>
+        </w:rPr>
+        <w:t>Conclusión</w:t>
+      </w:r>
+    </w:p>
+    <w:p>
+      <w:pPr>
+        <w:jc w:val="both"/>
+        <w:rPr>
+          <w:b/>
+          <w:bCs/>
+          <w:sz w:val="24"/>
+          <w:szCs w:val="24"/>
+        </w:rPr>
+      </w:pPr>
+    </w:p>
+    <w:p>
+      <w:pPr>
+        <w:jc w:val="both"/>
+      </w:pPr>
+      <w:r>
+        <w:rPr>
+          <w:sz w:val="24"/>
+          <w:szCs w:val="24"/>
+        </w:rPr>
+        <w:t xml:space="preserve">En base al análisis de gráficos y métricas, podemos concluir que el modelo TF-IDF es el mejor, seguido de </w:t>
+      </w:r>
+      <w:r>
+        <w:t xml:space="preserve">Jelinek-Mercer </w:t>
+      </w:r>
+      <w:r>
+        <w:t xml:space="preserve">con valores cercanos, y por ultimo </w:t>
+      </w:r>
+      <w:r>
+        <w:t>Dirichlet Prior</w:t>
+      </w:r>
+      <w:r>
+        <w:t>s.</w:t>
+      </w:r>
+    </w:p>
+    <w:p>
+      <w:pPr>
+        <w:jc w:val="both"/>
+      </w:pPr>
+    </w:p>
+    <w:p>
+      <w:pPr>
+        <w:jc w:val="both"/>
+      </w:pPr>
+      <w:r>
+        <w:t xml:space="preserve">El rendimiento de estos dos últimos modelos vistos en clase esta sujeto a dos </w:t>
+      </w:r>
+      <w:r>
+        <w:t>parámetros</w:t>
+      </w:r>
+      <w:r>
+        <w:t xml:space="preserve">, que modificándolos en base a las características de la colección pueden hacer que las métricas se modifiquen y poder conseguir un modelo optimo que pueda superar </w:t>
+      </w:r>
+      <w:r>
+        <w:t>al modelo clásico.</w:t>
+      </w:r>
+    </w:p>
+    <w:p>
+      <w:pPr>
+        <w:jc w:val="both"/>
+      </w:pPr>
+    </w:p>
+    <w:p>
+      <w:pPr>
+        <w:rPr>
+          <w:sz w:val="24"/>
+          <w:szCs w:val="24"/>
+          <w:u w:val="single"/>
+        </w:rPr>
+      </w:pPr>
+      <w:r>
+        <w:rPr>
+          <w:sz w:val="24"/>
+          <w:szCs w:val="24"/>
+          <w:u w:val="single"/>
+        </w:rPr>
+        <w:t>Utilización de IA:</w:t>
+      </w:r>
+    </w:p>
+    <w:p>
+      <w:pPr>
+        <w:rPr>
+          <w:sz w:val="24"/>
+          <w:szCs w:val="24"/>
+          <w:u w:val="single"/>
+        </w:rPr>
+      </w:pPr>
+    </w:p>
+    <w:p>
+      <w:r>
+        <w:rPr>
+          <w:sz w:val="24"/>
+          <w:szCs w:val="24"/>
+        </w:rPr>
+        <w:t>Se le solicito la IA como se realiza la declaración de los dos modelos utilizados para llevar a cabo el análisis</w:t>
+      </w:r>
+      <w:r>
+        <w:rPr>
+          <w:sz w:val="24"/>
+          <w:szCs w:val="24"/>
+        </w:rPr>
+        <w:t>, además de la construcción de graficos solapados entre los tres modelos con plot.</w:t>
+      </w:r>
+    </w:p>
+    <w:p>
+      <w:pPr>
+        <w:jc w:val="both"/>
+      </w:pPr>
+    </w:p>
+    <w:p>
+      <w:pPr>
+        <w:rPr>
+          <w:b/>
+          <w:bCs/>
+        </w:rPr>
+      </w:pPr>
+      <w:r>
+        <w:rPr>
+          <w:b/>
+          <w:bCs/>
+        </w:rPr>
+        <w:br w:type="page"/>
+      </w:r>
+    </w:p>
+    <w:p>
+      <w:pPr>
+        <w:rPr>
+          <w:b/>
+          <w:bCs/>
+        </w:rPr>
+      </w:pPr>
+      <w:r>
+        <w:rPr>
+          <w:b/>
+          <w:bCs/>
+        </w:rPr>
         <w:lastRenderedPageBreak/>
         <w:t>Bibliografía</w:t>
       </w:r>
@@ -14595,21 +16561,7 @@
         <w:rPr>
           <w:lang w:val="es-AR"/>
         </w:rPr>
-        <w:t xml:space="preserve">[1] Ricardo Baeza-Yates and </w:t>
-      </w:r>
-      <w:proofErr w:type="spellStart"/>
-      <w:r>
-        <w:rPr>
-          <w:lang w:val="es-AR"/>
-        </w:rPr>
-        <w:t>Berthier</w:t>
-      </w:r>
-      <w:proofErr w:type="spellEnd"/>
-      <w:r>
-        <w:rPr>
-          <w:lang w:val="es-AR"/>
-        </w:rPr>
-        <w:t xml:space="preserve"> Ribeiro-Neto. </w:t>
+        <w:t xml:space="preserve">[1] Ricardo Baeza-Yates and Berthier Ribeiro-Neto. </w:t>
       </w:r>
       <w:r>
         <w:rPr>
@@ -14637,25 +16589,11 @@
         <w:rPr>
           <w:lang w:val="en-US"/>
         </w:rPr>
-        <w:t>[2] Christopher D. Manning, Prabhakar Raghavan, and Hinrich Sch ̈</w:t>
-      </w:r>
-      <w:proofErr w:type="spellStart"/>
-      <w:r>
-        <w:rPr>
-          <w:lang w:val="en-US"/>
-        </w:rPr>
-        <w:t>utze</w:t>
-      </w:r>
-      <w:proofErr w:type="spellEnd"/>
-      <w:r>
-        <w:rPr>
-          <w:lang w:val="en-US"/>
-        </w:rPr>
-        <w:t>. Introduction to Information Retrieval. Cambridge University Press, New York, NY, USA, 2008.</w:t>
+        <w:t>[2] Christopher D. Manning, Prabhakar Raghavan, and Hinrich Sch ̈utze. Introduction to Information Retrieval. Cambridge University Press, New York, NY, USA, 2008.</w:t>
       </w:r>
     </w:p>
     <w:sectPr>
-      <w:headerReference w:type="default" r:id="rId17"/>
+      <w:headerReference w:type="default" r:id="rId30"/>
       <w:pgSz w:w="11906" w:h="16838"/>
       <w:pgMar w:top="1133" w:right="1133" w:bottom="1133" w:left="1133" w:header="850" w:footer="850" w:gutter="0"/>
       <w:pgNumType w:start="1"/>
@@ -15134,6 +17072,119 @@
     </w:lvl>
   </w:abstractNum>
   <w:abstractNum w:abstractNumId="3" w15:restartNumberingAfterBreak="0">
+    <w:nsid w:val="0B072D6B"/>
+    <w:multiLevelType w:val="hybridMultilevel"/>
+    <w:tmpl w:val="E42AB198"/>
+    <w:lvl w:ilvl="0" w:tplc="2C0A0001">
+      <w:start w:val="1"/>
+      <w:numFmt w:val="bullet"/>
+      <w:lvlText w:val=""/>
+      <w:lvlJc w:val="left"/>
+      <w:pPr>
+        <w:ind w:left="720" w:hanging="360"/>
+      </w:pPr>
+      <w:rPr>
+        <w:rFonts w:ascii="Symbol" w:hAnsi="Symbol" w:hint="default"/>
+      </w:rPr>
+    </w:lvl>
+    <w:lvl w:ilvl="1" w:tplc="2C0A0003" w:tentative="1">
+      <w:start w:val="1"/>
+      <w:numFmt w:val="bullet"/>
+      <w:lvlText w:val="o"/>
+      <w:lvlJc w:val="left"/>
+      <w:pPr>
+        <w:ind w:left="1440" w:hanging="360"/>
+      </w:pPr>
+      <w:rPr>
+        <w:rFonts w:ascii="Courier New" w:hAnsi="Courier New" w:cs="Courier New" w:hint="default"/>
+      </w:rPr>
+    </w:lvl>
+    <w:lvl w:ilvl="2" w:tplc="2C0A0005" w:tentative="1">
+      <w:start w:val="1"/>
+      <w:numFmt w:val="bullet"/>
+      <w:lvlText w:val=""/>
+      <w:lvlJc w:val="left"/>
+      <w:pPr>
+        <w:ind w:left="2160" w:hanging="360"/>
+      </w:pPr>
+      <w:rPr>
+        <w:rFonts w:ascii="Wingdings" w:hAnsi="Wingdings" w:hint="default"/>
+      </w:rPr>
+    </w:lvl>
+    <w:lvl w:ilvl="3" w:tplc="2C0A0001" w:tentative="1">
+      <w:start w:val="1"/>
+      <w:numFmt w:val="bullet"/>
+      <w:lvlText w:val=""/>
+      <w:lvlJc w:val="left"/>
+      <w:pPr>
+        <w:ind w:left="2880" w:hanging="360"/>
+      </w:pPr>
+      <w:rPr>
+        <w:rFonts w:ascii="Symbol" w:hAnsi="Symbol" w:hint="default"/>
+      </w:rPr>
+    </w:lvl>
+    <w:lvl w:ilvl="4" w:tplc="2C0A0003" w:tentative="1">
+      <w:start w:val="1"/>
+      <w:numFmt w:val="bullet"/>
+      <w:lvlText w:val="o"/>
+      <w:lvlJc w:val="left"/>
+      <w:pPr>
+        <w:ind w:left="3600" w:hanging="360"/>
+      </w:pPr>
+      <w:rPr>
+        <w:rFonts w:ascii="Courier New" w:hAnsi="Courier New" w:cs="Courier New" w:hint="default"/>
+      </w:rPr>
+    </w:lvl>
+    <w:lvl w:ilvl="5" w:tplc="2C0A0005" w:tentative="1">
+      <w:start w:val="1"/>
+      <w:numFmt w:val="bullet"/>
+      <w:lvlText w:val=""/>
+      <w:lvlJc w:val="left"/>
+      <w:pPr>
+        <w:ind w:left="4320" w:hanging="360"/>
+      </w:pPr>
+      <w:rPr>
+        <w:rFonts w:ascii="Wingdings" w:hAnsi="Wingdings" w:hint="default"/>
+      </w:rPr>
+    </w:lvl>
+    <w:lvl w:ilvl="6" w:tplc="2C0A0001" w:tentative="1">
+      <w:start w:val="1"/>
+      <w:numFmt w:val="bullet"/>
+      <w:lvlText w:val=""/>
+      <w:lvlJc w:val="left"/>
+      <w:pPr>
+        <w:ind w:left="5040" w:hanging="360"/>
+      </w:pPr>
+      <w:rPr>
+        <w:rFonts w:ascii="Symbol" w:hAnsi="Symbol" w:hint="default"/>
+      </w:rPr>
+    </w:lvl>
+    <w:lvl w:ilvl="7" w:tplc="2C0A0003" w:tentative="1">
+      <w:start w:val="1"/>
+      <w:numFmt w:val="bullet"/>
+      <w:lvlText w:val="o"/>
+      <w:lvlJc w:val="left"/>
+      <w:pPr>
+        <w:ind w:left="5760" w:hanging="360"/>
+      </w:pPr>
+      <w:rPr>
+        <w:rFonts w:ascii="Courier New" w:hAnsi="Courier New" w:cs="Courier New" w:hint="default"/>
+      </w:rPr>
+    </w:lvl>
+    <w:lvl w:ilvl="8" w:tplc="2C0A0005" w:tentative="1">
+      <w:start w:val="1"/>
+      <w:numFmt w:val="bullet"/>
+      <w:lvlText w:val=""/>
+      <w:lvlJc w:val="left"/>
+      <w:pPr>
+        <w:ind w:left="6480" w:hanging="360"/>
+      </w:pPr>
+      <w:rPr>
+        <w:rFonts w:ascii="Wingdings" w:hAnsi="Wingdings" w:hint="default"/>
+      </w:rPr>
+    </w:lvl>
+  </w:abstractNum>
+  <w:abstractNum w:abstractNumId="4" w15:restartNumberingAfterBreak="0">
     <w:nsid w:val="0B81013B"/>
     <w:multiLevelType w:val="multilevel"/>
     <w:tmpl w:val="B448E600"/>
@@ -15246,7 +17297,7 @@
       </w:rPr>
     </w:lvl>
   </w:abstractNum>
-  <w:abstractNum w:abstractNumId="4" w15:restartNumberingAfterBreak="0">
+  <w:abstractNum w:abstractNumId="5" w15:restartNumberingAfterBreak="0">
     <w:nsid w:val="112439AD"/>
     <w:multiLevelType w:val="hybridMultilevel"/>
     <w:tmpl w:val="DDC0ABD4"/>
@@ -15359,7 +17410,7 @@
       </w:rPr>
     </w:lvl>
   </w:abstractNum>
-  <w:abstractNum w:abstractNumId="5" w15:restartNumberingAfterBreak="0">
+  <w:abstractNum w:abstractNumId="6" w15:restartNumberingAfterBreak="0">
     <w:nsid w:val="237A350A"/>
     <w:multiLevelType w:val="hybridMultilevel"/>
     <w:tmpl w:val="E4D66FD6"/>
@@ -15472,7 +17523,7 @@
       </w:rPr>
     </w:lvl>
   </w:abstractNum>
-  <w:abstractNum w:abstractNumId="6" w15:restartNumberingAfterBreak="0">
+  <w:abstractNum w:abstractNumId="7" w15:restartNumberingAfterBreak="0">
     <w:nsid w:val="247A1F8A"/>
     <w:multiLevelType w:val="hybridMultilevel"/>
     <w:tmpl w:val="3F7C0A0E"/>
@@ -15585,7 +17636,7 @@
       </w:rPr>
     </w:lvl>
   </w:abstractNum>
-  <w:abstractNum w:abstractNumId="7" w15:restartNumberingAfterBreak="0">
+  <w:abstractNum w:abstractNumId="8" w15:restartNumberingAfterBreak="0">
     <w:nsid w:val="261E14D4"/>
     <w:multiLevelType w:val="hybridMultilevel"/>
     <w:tmpl w:val="5CE89AF4"/>
@@ -15698,7 +17749,7 @@
       </w:rPr>
     </w:lvl>
   </w:abstractNum>
-  <w:abstractNum w:abstractNumId="8" w15:restartNumberingAfterBreak="0">
+  <w:abstractNum w:abstractNumId="9" w15:restartNumberingAfterBreak="0">
     <w:nsid w:val="28487BC0"/>
     <w:multiLevelType w:val="multilevel"/>
     <w:tmpl w:val="6CC43A82"/>
@@ -15811,7 +17862,7 @@
       </w:rPr>
     </w:lvl>
   </w:abstractNum>
-  <w:abstractNum w:abstractNumId="9" w15:restartNumberingAfterBreak="0">
+  <w:abstractNum w:abstractNumId="10" w15:restartNumberingAfterBreak="0">
     <w:nsid w:val="327D187B"/>
     <w:multiLevelType w:val="multilevel"/>
     <w:tmpl w:val="95F8C844"/>
@@ -15924,7 +17975,7 @@
       </w:rPr>
     </w:lvl>
   </w:abstractNum>
-  <w:abstractNum w:abstractNumId="10" w15:restartNumberingAfterBreak="0">
+  <w:abstractNum w:abstractNumId="11" w15:restartNumberingAfterBreak="0">
     <w:nsid w:val="3603469B"/>
     <w:multiLevelType w:val="hybridMultilevel"/>
     <w:tmpl w:val="EE888CCA"/>
@@ -16037,7 +18088,7 @@
       </w:rPr>
     </w:lvl>
   </w:abstractNum>
-  <w:abstractNum w:abstractNumId="11" w15:restartNumberingAfterBreak="0">
+  <w:abstractNum w:abstractNumId="12" w15:restartNumberingAfterBreak="0">
     <w:nsid w:val="3D1D50AE"/>
     <w:multiLevelType w:val="multilevel"/>
     <w:tmpl w:val="D6CC0948"/>
@@ -16150,7 +18201,7 @@
       </w:rPr>
     </w:lvl>
   </w:abstractNum>
-  <w:abstractNum w:abstractNumId="12" w15:restartNumberingAfterBreak="0">
+  <w:abstractNum w:abstractNumId="13" w15:restartNumberingAfterBreak="0">
     <w:nsid w:val="49FC0ABB"/>
     <w:multiLevelType w:val="hybridMultilevel"/>
     <w:tmpl w:val="B45810EA"/>
@@ -16263,7 +18314,7 @@
       </w:rPr>
     </w:lvl>
   </w:abstractNum>
-  <w:abstractNum w:abstractNumId="13" w15:restartNumberingAfterBreak="0">
+  <w:abstractNum w:abstractNumId="14" w15:restartNumberingAfterBreak="0">
     <w:nsid w:val="4B040F22"/>
     <w:multiLevelType w:val="hybridMultilevel"/>
     <w:tmpl w:val="9894D10E"/>
@@ -16376,17 +18427,17 @@
       </w:rPr>
     </w:lvl>
   </w:abstractNum>
-  <w:abstractNum w:abstractNumId="14" w15:restartNumberingAfterBreak="0">
-    <w:nsid w:val="64C0551D"/>
+  <w:abstractNum w:abstractNumId="15" w15:restartNumberingAfterBreak="0">
+    <w:nsid w:val="501048EB"/>
     <w:multiLevelType w:val="hybridMultilevel"/>
-    <w:tmpl w:val="219E0E28"/>
+    <w:tmpl w:val="9CB8E2D0"/>
     <w:lvl w:ilvl="0" w:tplc="2C0A0001">
       <w:start w:val="1"/>
       <w:numFmt w:val="bullet"/>
       <w:lvlText w:val=""/>
       <w:lvlJc w:val="left"/>
       <w:pPr>
-        <w:ind w:left="3600" w:hanging="360"/>
+        <w:ind w:left="3240" w:hanging="360"/>
       </w:pPr>
       <w:rPr>
         <w:rFonts w:ascii="Symbol" w:hAnsi="Symbol" w:hint="default"/>
@@ -16398,7 +18449,7 @@
       <w:lvlText w:val="o"/>
       <w:lvlJc w:val="left"/>
       <w:pPr>
-        <w:ind w:left="4320" w:hanging="360"/>
+        <w:ind w:left="3960" w:hanging="360"/>
       </w:pPr>
       <w:rPr>
         <w:rFonts w:ascii="Courier New" w:hAnsi="Courier New" w:cs="Courier New" w:hint="default"/>
@@ -16410,7 +18461,7 @@
       <w:lvlText w:val=""/>
       <w:lvlJc w:val="left"/>
       <w:pPr>
-        <w:ind w:left="5040" w:hanging="360"/>
+        <w:ind w:left="4680" w:hanging="360"/>
       </w:pPr>
       <w:rPr>
         <w:rFonts w:ascii="Wingdings" w:hAnsi="Wingdings" w:hint="default"/>
@@ -16422,7 +18473,7 @@
       <w:lvlText w:val=""/>
       <w:lvlJc w:val="left"/>
       <w:pPr>
-        <w:ind w:left="5760" w:hanging="360"/>
+        <w:ind w:left="5400" w:hanging="360"/>
       </w:pPr>
       <w:rPr>
         <w:rFonts w:ascii="Symbol" w:hAnsi="Symbol" w:hint="default"/>
@@ -16434,7 +18485,7 @@
       <w:lvlText w:val="o"/>
       <w:lvlJc w:val="left"/>
       <w:pPr>
-        <w:ind w:left="6480" w:hanging="360"/>
+        <w:ind w:left="6120" w:hanging="360"/>
       </w:pPr>
       <w:rPr>
         <w:rFonts w:ascii="Courier New" w:hAnsi="Courier New" w:cs="Courier New" w:hint="default"/>
@@ -16446,7 +18497,7 @@
       <w:lvlText w:val=""/>
       <w:lvlJc w:val="left"/>
       <w:pPr>
-        <w:ind w:left="7200" w:hanging="360"/>
+        <w:ind w:left="6840" w:hanging="360"/>
       </w:pPr>
       <w:rPr>
         <w:rFonts w:ascii="Wingdings" w:hAnsi="Wingdings" w:hint="default"/>
@@ -16458,7 +18509,7 @@
       <w:lvlText w:val=""/>
       <w:lvlJc w:val="left"/>
       <w:pPr>
-        <w:ind w:left="7920" w:hanging="360"/>
+        <w:ind w:left="7560" w:hanging="360"/>
       </w:pPr>
       <w:rPr>
         <w:rFonts w:ascii="Symbol" w:hAnsi="Symbol" w:hint="default"/>
@@ -16470,7 +18521,7 @@
       <w:lvlText w:val="o"/>
       <w:lvlJc w:val="left"/>
       <w:pPr>
-        <w:ind w:left="8640" w:hanging="360"/>
+        <w:ind w:left="8280" w:hanging="360"/>
       </w:pPr>
       <w:rPr>
         <w:rFonts w:ascii="Courier New" w:hAnsi="Courier New" w:cs="Courier New" w:hint="default"/>
@@ -16482,24 +18533,24 @@
       <w:lvlText w:val=""/>
       <w:lvlJc w:val="left"/>
       <w:pPr>
-        <w:ind w:left="9360" w:hanging="360"/>
+        <w:ind w:left="9000" w:hanging="360"/>
       </w:pPr>
       <w:rPr>
         <w:rFonts w:ascii="Wingdings" w:hAnsi="Wingdings" w:hint="default"/>
       </w:rPr>
     </w:lvl>
   </w:abstractNum>
-  <w:abstractNum w:abstractNumId="15" w15:restartNumberingAfterBreak="0">
-    <w:nsid w:val="6F36430A"/>
+  <w:abstractNum w:abstractNumId="16" w15:restartNumberingAfterBreak="0">
+    <w:nsid w:val="51D10BCC"/>
     <w:multiLevelType w:val="hybridMultilevel"/>
-    <w:tmpl w:val="1DDAB206"/>
+    <w:tmpl w:val="85B85346"/>
     <w:lvl w:ilvl="0" w:tplc="2C0A0001">
       <w:start w:val="1"/>
       <w:numFmt w:val="bullet"/>
       <w:lvlText w:val=""/>
       <w:lvlJc w:val="left"/>
       <w:pPr>
-        <w:ind w:left="720" w:hanging="360"/>
+        <w:ind w:left="3600" w:hanging="360"/>
       </w:pPr>
       <w:rPr>
         <w:rFonts w:ascii="Symbol" w:hAnsi="Symbol" w:hint="default"/>
@@ -16511,7 +18562,7 @@
       <w:lvlText w:val="o"/>
       <w:lvlJc w:val="left"/>
       <w:pPr>
-        <w:ind w:left="1440" w:hanging="360"/>
+        <w:ind w:left="4320" w:hanging="360"/>
       </w:pPr>
       <w:rPr>
         <w:rFonts w:ascii="Courier New" w:hAnsi="Courier New" w:cs="Courier New" w:hint="default"/>
@@ -16523,7 +18574,7 @@
       <w:lvlText w:val=""/>
       <w:lvlJc w:val="left"/>
       <w:pPr>
-        <w:ind w:left="2160" w:hanging="360"/>
+        <w:ind w:left="5040" w:hanging="360"/>
       </w:pPr>
       <w:rPr>
         <w:rFonts w:ascii="Wingdings" w:hAnsi="Wingdings" w:hint="default"/>
@@ -16535,7 +18586,7 @@
       <w:lvlText w:val=""/>
       <w:lvlJc w:val="left"/>
       <w:pPr>
-        <w:ind w:left="2880" w:hanging="360"/>
+        <w:ind w:left="5760" w:hanging="360"/>
       </w:pPr>
       <w:rPr>
         <w:rFonts w:ascii="Symbol" w:hAnsi="Symbol" w:hint="default"/>
@@ -16547,7 +18598,7 @@
       <w:lvlText w:val="o"/>
       <w:lvlJc w:val="left"/>
       <w:pPr>
-        <w:ind w:left="3600" w:hanging="360"/>
+        <w:ind w:left="6480" w:hanging="360"/>
       </w:pPr>
       <w:rPr>
         <w:rFonts w:ascii="Courier New" w:hAnsi="Courier New" w:cs="Courier New" w:hint="default"/>
@@ -16559,7 +18610,7 @@
       <w:lvlText w:val=""/>
       <w:lvlJc w:val="left"/>
       <w:pPr>
-        <w:ind w:left="4320" w:hanging="360"/>
+        <w:ind w:left="7200" w:hanging="360"/>
       </w:pPr>
       <w:rPr>
         <w:rFonts w:ascii="Wingdings" w:hAnsi="Wingdings" w:hint="default"/>
@@ -16571,7 +18622,7 @@
       <w:lvlText w:val=""/>
       <w:lvlJc w:val="left"/>
       <w:pPr>
-        <w:ind w:left="5040" w:hanging="360"/>
+        <w:ind w:left="7920" w:hanging="360"/>
       </w:pPr>
       <w:rPr>
         <w:rFonts w:ascii="Symbol" w:hAnsi="Symbol" w:hint="default"/>
@@ -16583,7 +18634,7 @@
       <w:lvlText w:val="o"/>
       <w:lvlJc w:val="left"/>
       <w:pPr>
-        <w:ind w:left="5760" w:hanging="360"/>
+        <w:ind w:left="8640" w:hanging="360"/>
       </w:pPr>
       <w:rPr>
         <w:rFonts w:ascii="Courier New" w:hAnsi="Courier New" w:cs="Courier New" w:hint="default"/>
@@ -16595,24 +18646,24 @@
       <w:lvlText w:val=""/>
       <w:lvlJc w:val="left"/>
       <w:pPr>
-        <w:ind w:left="6480" w:hanging="360"/>
+        <w:ind w:left="9360" w:hanging="360"/>
       </w:pPr>
       <w:rPr>
         <w:rFonts w:ascii="Wingdings" w:hAnsi="Wingdings" w:hint="default"/>
       </w:rPr>
     </w:lvl>
   </w:abstractNum>
-  <w:abstractNum w:abstractNumId="16" w15:restartNumberingAfterBreak="0">
-    <w:nsid w:val="7A13706C"/>
+  <w:abstractNum w:abstractNumId="17" w15:restartNumberingAfterBreak="0">
+    <w:nsid w:val="64B413C8"/>
     <w:multiLevelType w:val="hybridMultilevel"/>
-    <w:tmpl w:val="42F410CE"/>
+    <w:tmpl w:val="40FED2AC"/>
     <w:lvl w:ilvl="0" w:tplc="2C0A0001">
       <w:start w:val="1"/>
       <w:numFmt w:val="bullet"/>
       <w:lvlText w:val=""/>
       <w:lvlJc w:val="left"/>
       <w:pPr>
-        <w:ind w:left="3600" w:hanging="360"/>
+        <w:ind w:left="9360" w:hanging="360"/>
       </w:pPr>
       <w:rPr>
         <w:rFonts w:ascii="Symbol" w:hAnsi="Symbol" w:hint="default"/>
@@ -16624,7 +18675,7 @@
       <w:lvlText w:val="o"/>
       <w:lvlJc w:val="left"/>
       <w:pPr>
-        <w:ind w:left="4320" w:hanging="360"/>
+        <w:ind w:left="10080" w:hanging="360"/>
       </w:pPr>
       <w:rPr>
         <w:rFonts w:ascii="Courier New" w:hAnsi="Courier New" w:cs="Courier New" w:hint="default"/>
@@ -16636,7 +18687,7 @@
       <w:lvlText w:val=""/>
       <w:lvlJc w:val="left"/>
       <w:pPr>
-        <w:ind w:left="5040" w:hanging="360"/>
+        <w:ind w:left="10800" w:hanging="360"/>
       </w:pPr>
       <w:rPr>
         <w:rFonts w:ascii="Wingdings" w:hAnsi="Wingdings" w:hint="default"/>
@@ -16648,7 +18699,7 @@
       <w:lvlText w:val=""/>
       <w:lvlJc w:val="left"/>
       <w:pPr>
-        <w:ind w:left="5760" w:hanging="360"/>
+        <w:ind w:left="11520" w:hanging="360"/>
       </w:pPr>
       <w:rPr>
         <w:rFonts w:ascii="Symbol" w:hAnsi="Symbol" w:hint="default"/>
@@ -16660,7 +18711,7 @@
       <w:lvlText w:val="o"/>
       <w:lvlJc w:val="left"/>
       <w:pPr>
-        <w:ind w:left="6480" w:hanging="360"/>
+        <w:ind w:left="12240" w:hanging="360"/>
       </w:pPr>
       <w:rPr>
         <w:rFonts w:ascii="Courier New" w:hAnsi="Courier New" w:cs="Courier New" w:hint="default"/>
@@ -16672,7 +18723,7 @@
       <w:lvlText w:val=""/>
       <w:lvlJc w:val="left"/>
       <w:pPr>
-        <w:ind w:left="7200" w:hanging="360"/>
+        <w:ind w:left="12960" w:hanging="360"/>
       </w:pPr>
       <w:rPr>
         <w:rFonts w:ascii="Wingdings" w:hAnsi="Wingdings" w:hint="default"/>
@@ -16684,7 +18735,7 @@
       <w:lvlText w:val=""/>
       <w:lvlJc w:val="left"/>
       <w:pPr>
-        <w:ind w:left="7920" w:hanging="360"/>
+        <w:ind w:left="13680" w:hanging="360"/>
       </w:pPr>
       <w:rPr>
         <w:rFonts w:ascii="Symbol" w:hAnsi="Symbol" w:hint="default"/>
@@ -16696,7 +18747,7 @@
       <w:lvlText w:val="o"/>
       <w:lvlJc w:val="left"/>
       <w:pPr>
-        <w:ind w:left="8640" w:hanging="360"/>
+        <w:ind w:left="14400" w:hanging="360"/>
       </w:pPr>
       <w:rPr>
         <w:rFonts w:ascii="Courier New" w:hAnsi="Courier New" w:cs="Courier New" w:hint="default"/>
@@ -16708,6 +18759,345 @@
       <w:lvlText w:val=""/>
       <w:lvlJc w:val="left"/>
       <w:pPr>
+        <w:ind w:left="15120" w:hanging="360"/>
+      </w:pPr>
+      <w:rPr>
+        <w:rFonts w:ascii="Wingdings" w:hAnsi="Wingdings" w:hint="default"/>
+      </w:rPr>
+    </w:lvl>
+  </w:abstractNum>
+  <w:abstractNum w:abstractNumId="18" w15:restartNumberingAfterBreak="0">
+    <w:nsid w:val="64C0551D"/>
+    <w:multiLevelType w:val="hybridMultilevel"/>
+    <w:tmpl w:val="219E0E28"/>
+    <w:lvl w:ilvl="0" w:tplc="2C0A0001">
+      <w:start w:val="1"/>
+      <w:numFmt w:val="bullet"/>
+      <w:lvlText w:val=""/>
+      <w:lvlJc w:val="left"/>
+      <w:pPr>
+        <w:ind w:left="3600" w:hanging="360"/>
+      </w:pPr>
+      <w:rPr>
+        <w:rFonts w:ascii="Symbol" w:hAnsi="Symbol" w:hint="default"/>
+      </w:rPr>
+    </w:lvl>
+    <w:lvl w:ilvl="1" w:tplc="2C0A0003" w:tentative="1">
+      <w:start w:val="1"/>
+      <w:numFmt w:val="bullet"/>
+      <w:lvlText w:val="o"/>
+      <w:lvlJc w:val="left"/>
+      <w:pPr>
+        <w:ind w:left="4320" w:hanging="360"/>
+      </w:pPr>
+      <w:rPr>
+        <w:rFonts w:ascii="Courier New" w:hAnsi="Courier New" w:cs="Courier New" w:hint="default"/>
+      </w:rPr>
+    </w:lvl>
+    <w:lvl w:ilvl="2" w:tplc="2C0A0005" w:tentative="1">
+      <w:start w:val="1"/>
+      <w:numFmt w:val="bullet"/>
+      <w:lvlText w:val=""/>
+      <w:lvlJc w:val="left"/>
+      <w:pPr>
+        <w:ind w:left="5040" w:hanging="360"/>
+      </w:pPr>
+      <w:rPr>
+        <w:rFonts w:ascii="Wingdings" w:hAnsi="Wingdings" w:hint="default"/>
+      </w:rPr>
+    </w:lvl>
+    <w:lvl w:ilvl="3" w:tplc="2C0A0001" w:tentative="1">
+      <w:start w:val="1"/>
+      <w:numFmt w:val="bullet"/>
+      <w:lvlText w:val=""/>
+      <w:lvlJc w:val="left"/>
+      <w:pPr>
+        <w:ind w:left="5760" w:hanging="360"/>
+      </w:pPr>
+      <w:rPr>
+        <w:rFonts w:ascii="Symbol" w:hAnsi="Symbol" w:hint="default"/>
+      </w:rPr>
+    </w:lvl>
+    <w:lvl w:ilvl="4" w:tplc="2C0A0003" w:tentative="1">
+      <w:start w:val="1"/>
+      <w:numFmt w:val="bullet"/>
+      <w:lvlText w:val="o"/>
+      <w:lvlJc w:val="left"/>
+      <w:pPr>
+        <w:ind w:left="6480" w:hanging="360"/>
+      </w:pPr>
+      <w:rPr>
+        <w:rFonts w:ascii="Courier New" w:hAnsi="Courier New" w:cs="Courier New" w:hint="default"/>
+      </w:rPr>
+    </w:lvl>
+    <w:lvl w:ilvl="5" w:tplc="2C0A0005" w:tentative="1">
+      <w:start w:val="1"/>
+      <w:numFmt w:val="bullet"/>
+      <w:lvlText w:val=""/>
+      <w:lvlJc w:val="left"/>
+      <w:pPr>
+        <w:ind w:left="7200" w:hanging="360"/>
+      </w:pPr>
+      <w:rPr>
+        <w:rFonts w:ascii="Wingdings" w:hAnsi="Wingdings" w:hint="default"/>
+      </w:rPr>
+    </w:lvl>
+    <w:lvl w:ilvl="6" w:tplc="2C0A0001" w:tentative="1">
+      <w:start w:val="1"/>
+      <w:numFmt w:val="bullet"/>
+      <w:lvlText w:val=""/>
+      <w:lvlJc w:val="left"/>
+      <w:pPr>
+        <w:ind w:left="7920" w:hanging="360"/>
+      </w:pPr>
+      <w:rPr>
+        <w:rFonts w:ascii="Symbol" w:hAnsi="Symbol" w:hint="default"/>
+      </w:rPr>
+    </w:lvl>
+    <w:lvl w:ilvl="7" w:tplc="2C0A0003" w:tentative="1">
+      <w:start w:val="1"/>
+      <w:numFmt w:val="bullet"/>
+      <w:lvlText w:val="o"/>
+      <w:lvlJc w:val="left"/>
+      <w:pPr>
+        <w:ind w:left="8640" w:hanging="360"/>
+      </w:pPr>
+      <w:rPr>
+        <w:rFonts w:ascii="Courier New" w:hAnsi="Courier New" w:cs="Courier New" w:hint="default"/>
+      </w:rPr>
+    </w:lvl>
+    <w:lvl w:ilvl="8" w:tplc="2C0A0005" w:tentative="1">
+      <w:start w:val="1"/>
+      <w:numFmt w:val="bullet"/>
+      <w:lvlText w:val=""/>
+      <w:lvlJc w:val="left"/>
+      <w:pPr>
+        <w:ind w:left="9360" w:hanging="360"/>
+      </w:pPr>
+      <w:rPr>
+        <w:rFonts w:ascii="Wingdings" w:hAnsi="Wingdings" w:hint="default"/>
+      </w:rPr>
+    </w:lvl>
+  </w:abstractNum>
+  <w:abstractNum w:abstractNumId="19" w15:restartNumberingAfterBreak="0">
+    <w:nsid w:val="6F36430A"/>
+    <w:multiLevelType w:val="hybridMultilevel"/>
+    <w:tmpl w:val="1DDAB206"/>
+    <w:lvl w:ilvl="0" w:tplc="2C0A0001">
+      <w:start w:val="1"/>
+      <w:numFmt w:val="bullet"/>
+      <w:lvlText w:val=""/>
+      <w:lvlJc w:val="left"/>
+      <w:pPr>
+        <w:ind w:left="720" w:hanging="360"/>
+      </w:pPr>
+      <w:rPr>
+        <w:rFonts w:ascii="Symbol" w:hAnsi="Symbol" w:hint="default"/>
+      </w:rPr>
+    </w:lvl>
+    <w:lvl w:ilvl="1" w:tplc="2C0A0003" w:tentative="1">
+      <w:start w:val="1"/>
+      <w:numFmt w:val="bullet"/>
+      <w:lvlText w:val="o"/>
+      <w:lvlJc w:val="left"/>
+      <w:pPr>
+        <w:ind w:left="1440" w:hanging="360"/>
+      </w:pPr>
+      <w:rPr>
+        <w:rFonts w:ascii="Courier New" w:hAnsi="Courier New" w:cs="Courier New" w:hint="default"/>
+      </w:rPr>
+    </w:lvl>
+    <w:lvl w:ilvl="2" w:tplc="2C0A0005" w:tentative="1">
+      <w:start w:val="1"/>
+      <w:numFmt w:val="bullet"/>
+      <w:lvlText w:val=""/>
+      <w:lvlJc w:val="left"/>
+      <w:pPr>
+        <w:ind w:left="2160" w:hanging="360"/>
+      </w:pPr>
+      <w:rPr>
+        <w:rFonts w:ascii="Wingdings" w:hAnsi="Wingdings" w:hint="default"/>
+      </w:rPr>
+    </w:lvl>
+    <w:lvl w:ilvl="3" w:tplc="2C0A0001" w:tentative="1">
+      <w:start w:val="1"/>
+      <w:numFmt w:val="bullet"/>
+      <w:lvlText w:val=""/>
+      <w:lvlJc w:val="left"/>
+      <w:pPr>
+        <w:ind w:left="2880" w:hanging="360"/>
+      </w:pPr>
+      <w:rPr>
+        <w:rFonts w:ascii="Symbol" w:hAnsi="Symbol" w:hint="default"/>
+      </w:rPr>
+    </w:lvl>
+    <w:lvl w:ilvl="4" w:tplc="2C0A0003" w:tentative="1">
+      <w:start w:val="1"/>
+      <w:numFmt w:val="bullet"/>
+      <w:lvlText w:val="o"/>
+      <w:lvlJc w:val="left"/>
+      <w:pPr>
+        <w:ind w:left="3600" w:hanging="360"/>
+      </w:pPr>
+      <w:rPr>
+        <w:rFonts w:ascii="Courier New" w:hAnsi="Courier New" w:cs="Courier New" w:hint="default"/>
+      </w:rPr>
+    </w:lvl>
+    <w:lvl w:ilvl="5" w:tplc="2C0A0005" w:tentative="1">
+      <w:start w:val="1"/>
+      <w:numFmt w:val="bullet"/>
+      <w:lvlText w:val=""/>
+      <w:lvlJc w:val="left"/>
+      <w:pPr>
+        <w:ind w:left="4320" w:hanging="360"/>
+      </w:pPr>
+      <w:rPr>
+        <w:rFonts w:ascii="Wingdings" w:hAnsi="Wingdings" w:hint="default"/>
+      </w:rPr>
+    </w:lvl>
+    <w:lvl w:ilvl="6" w:tplc="2C0A0001" w:tentative="1">
+      <w:start w:val="1"/>
+      <w:numFmt w:val="bullet"/>
+      <w:lvlText w:val=""/>
+      <w:lvlJc w:val="left"/>
+      <w:pPr>
+        <w:ind w:left="5040" w:hanging="360"/>
+      </w:pPr>
+      <w:rPr>
+        <w:rFonts w:ascii="Symbol" w:hAnsi="Symbol" w:hint="default"/>
+      </w:rPr>
+    </w:lvl>
+    <w:lvl w:ilvl="7" w:tplc="2C0A0003" w:tentative="1">
+      <w:start w:val="1"/>
+      <w:numFmt w:val="bullet"/>
+      <w:lvlText w:val="o"/>
+      <w:lvlJc w:val="left"/>
+      <w:pPr>
+        <w:ind w:left="5760" w:hanging="360"/>
+      </w:pPr>
+      <w:rPr>
+        <w:rFonts w:ascii="Courier New" w:hAnsi="Courier New" w:cs="Courier New" w:hint="default"/>
+      </w:rPr>
+    </w:lvl>
+    <w:lvl w:ilvl="8" w:tplc="2C0A0005" w:tentative="1">
+      <w:start w:val="1"/>
+      <w:numFmt w:val="bullet"/>
+      <w:lvlText w:val=""/>
+      <w:lvlJc w:val="left"/>
+      <w:pPr>
+        <w:ind w:left="6480" w:hanging="360"/>
+      </w:pPr>
+      <w:rPr>
+        <w:rFonts w:ascii="Wingdings" w:hAnsi="Wingdings" w:hint="default"/>
+      </w:rPr>
+    </w:lvl>
+  </w:abstractNum>
+  <w:abstractNum w:abstractNumId="20" w15:restartNumberingAfterBreak="0">
+    <w:nsid w:val="7A13706C"/>
+    <w:multiLevelType w:val="hybridMultilevel"/>
+    <w:tmpl w:val="42F410CE"/>
+    <w:lvl w:ilvl="0" w:tplc="2C0A0001">
+      <w:start w:val="1"/>
+      <w:numFmt w:val="bullet"/>
+      <w:lvlText w:val=""/>
+      <w:lvlJc w:val="left"/>
+      <w:pPr>
+        <w:ind w:left="3600" w:hanging="360"/>
+      </w:pPr>
+      <w:rPr>
+        <w:rFonts w:ascii="Symbol" w:hAnsi="Symbol" w:hint="default"/>
+      </w:rPr>
+    </w:lvl>
+    <w:lvl w:ilvl="1" w:tplc="2C0A0003" w:tentative="1">
+      <w:start w:val="1"/>
+      <w:numFmt w:val="bullet"/>
+      <w:lvlText w:val="o"/>
+      <w:lvlJc w:val="left"/>
+      <w:pPr>
+        <w:ind w:left="4320" w:hanging="360"/>
+      </w:pPr>
+      <w:rPr>
+        <w:rFonts w:ascii="Courier New" w:hAnsi="Courier New" w:cs="Courier New" w:hint="default"/>
+      </w:rPr>
+    </w:lvl>
+    <w:lvl w:ilvl="2" w:tplc="2C0A0005" w:tentative="1">
+      <w:start w:val="1"/>
+      <w:numFmt w:val="bullet"/>
+      <w:lvlText w:val=""/>
+      <w:lvlJc w:val="left"/>
+      <w:pPr>
+        <w:ind w:left="5040" w:hanging="360"/>
+      </w:pPr>
+      <w:rPr>
+        <w:rFonts w:ascii="Wingdings" w:hAnsi="Wingdings" w:hint="default"/>
+      </w:rPr>
+    </w:lvl>
+    <w:lvl w:ilvl="3" w:tplc="2C0A0001" w:tentative="1">
+      <w:start w:val="1"/>
+      <w:numFmt w:val="bullet"/>
+      <w:lvlText w:val=""/>
+      <w:lvlJc w:val="left"/>
+      <w:pPr>
+        <w:ind w:left="5760" w:hanging="360"/>
+      </w:pPr>
+      <w:rPr>
+        <w:rFonts w:ascii="Symbol" w:hAnsi="Symbol" w:hint="default"/>
+      </w:rPr>
+    </w:lvl>
+    <w:lvl w:ilvl="4" w:tplc="2C0A0003" w:tentative="1">
+      <w:start w:val="1"/>
+      <w:numFmt w:val="bullet"/>
+      <w:lvlText w:val="o"/>
+      <w:lvlJc w:val="left"/>
+      <w:pPr>
+        <w:ind w:left="6480" w:hanging="360"/>
+      </w:pPr>
+      <w:rPr>
+        <w:rFonts w:ascii="Courier New" w:hAnsi="Courier New" w:cs="Courier New" w:hint="default"/>
+      </w:rPr>
+    </w:lvl>
+    <w:lvl w:ilvl="5" w:tplc="2C0A0005" w:tentative="1">
+      <w:start w:val="1"/>
+      <w:numFmt w:val="bullet"/>
+      <w:lvlText w:val=""/>
+      <w:lvlJc w:val="left"/>
+      <w:pPr>
+        <w:ind w:left="7200" w:hanging="360"/>
+      </w:pPr>
+      <w:rPr>
+        <w:rFonts w:ascii="Wingdings" w:hAnsi="Wingdings" w:hint="default"/>
+      </w:rPr>
+    </w:lvl>
+    <w:lvl w:ilvl="6" w:tplc="2C0A0001" w:tentative="1">
+      <w:start w:val="1"/>
+      <w:numFmt w:val="bullet"/>
+      <w:lvlText w:val=""/>
+      <w:lvlJc w:val="left"/>
+      <w:pPr>
+        <w:ind w:left="7920" w:hanging="360"/>
+      </w:pPr>
+      <w:rPr>
+        <w:rFonts w:ascii="Symbol" w:hAnsi="Symbol" w:hint="default"/>
+      </w:rPr>
+    </w:lvl>
+    <w:lvl w:ilvl="7" w:tplc="2C0A0003" w:tentative="1">
+      <w:start w:val="1"/>
+      <w:numFmt w:val="bullet"/>
+      <w:lvlText w:val="o"/>
+      <w:lvlJc w:val="left"/>
+      <w:pPr>
+        <w:ind w:left="8640" w:hanging="360"/>
+      </w:pPr>
+      <w:rPr>
+        <w:rFonts w:ascii="Courier New" w:hAnsi="Courier New" w:cs="Courier New" w:hint="default"/>
+      </w:rPr>
+    </w:lvl>
+    <w:lvl w:ilvl="8" w:tplc="2C0A0005" w:tentative="1">
+      <w:start w:val="1"/>
+      <w:numFmt w:val="bullet"/>
+      <w:lvlText w:val=""/>
+      <w:lvlJc w:val="left"/>
+      <w:pPr>
         <w:ind w:left="9360" w:hanging="360"/>
       </w:pPr>
       <w:rPr>
@@ -16716,55 +19106,67 @@
     </w:lvl>
   </w:abstractNum>
   <w:num w:numId="1">
+    <w:abstractNumId w:val="12"/>
+  </w:num>
+  <w:num w:numId="2">
+    <w:abstractNumId w:val="10"/>
+  </w:num>
+  <w:num w:numId="3">
+    <w:abstractNumId w:val="9"/>
+  </w:num>
+  <w:num w:numId="4">
+    <w:abstractNumId w:val="4"/>
+  </w:num>
+  <w:num w:numId="5">
     <w:abstractNumId w:val="11"/>
   </w:num>
-  <w:num w:numId="2">
-    <w:abstractNumId w:val="9"/>
-  </w:num>
-  <w:num w:numId="3">
-    <w:abstractNumId w:val="8"/>
-  </w:num>
-  <w:num w:numId="4">
-    <w:abstractNumId w:val="3"/>
-  </w:num>
-  <w:num w:numId="5">
-    <w:abstractNumId w:val="10"/>
-  </w:num>
   <w:num w:numId="6">
-    <w:abstractNumId w:val="14"/>
+    <w:abstractNumId w:val="18"/>
   </w:num>
   <w:num w:numId="7">
-    <w:abstractNumId w:val="16"/>
+    <w:abstractNumId w:val="20"/>
   </w:num>
   <w:num w:numId="8">
-    <w:abstractNumId w:val="12"/>
+    <w:abstractNumId w:val="13"/>
   </w:num>
   <w:num w:numId="9">
     <w:abstractNumId w:val="1"/>
   </w:num>
   <w:num w:numId="10">
-    <w:abstractNumId w:val="13"/>
+    <w:abstractNumId w:val="14"/>
   </w:num>
   <w:num w:numId="11">
+    <w:abstractNumId w:val="8"/>
+  </w:num>
+  <w:num w:numId="12">
     <w:abstractNumId w:val="7"/>
   </w:num>
-  <w:num w:numId="12">
+  <w:num w:numId="13">
     <w:abstractNumId w:val="6"/>
   </w:num>
-  <w:num w:numId="13">
-    <w:abstractNumId w:val="5"/>
-  </w:num>
   <w:num w:numId="14">
-    <w:abstractNumId w:val="15"/>
+    <w:abstractNumId w:val="19"/>
   </w:num>
   <w:num w:numId="15">
     <w:abstractNumId w:val="2"/>
   </w:num>
   <w:num w:numId="16">
-    <w:abstractNumId w:val="4"/>
+    <w:abstractNumId w:val="5"/>
   </w:num>
   <w:num w:numId="17">
     <w:abstractNumId w:val="0"/>
+  </w:num>
+  <w:num w:numId="18">
+    <w:abstractNumId w:val="16"/>
+  </w:num>
+  <w:num w:numId="19">
+    <w:abstractNumId w:val="15"/>
+  </w:num>
+  <w:num w:numId="20">
+    <w:abstractNumId w:val="17"/>
+  </w:num>
+  <w:num w:numId="21">
+    <w:abstractNumId w:val="3"/>
   </w:num>
 </w:numbering>
 </file>
@@ -17167,7 +19569,7 @@
   <w:style w:type="paragraph" w:default="1" w:styleId="Normal">
     <w:name w:val="Normal"/>
     <w:qFormat/>
-    <w:rsid w:val="00B24CF4"/>
+    <w:rsid w:val="002D5B6C"/>
   </w:style>
   <w:style w:type="paragraph" w:styleId="Ttulo1">
     <w:name w:val="heading 1"/>
